--- a/docs/standards/word/DEPENDENCY-INTEGRITY.docx
+++ b/docs/standards/word/DEPENDENCY-INTEGRITY.docx
@@ -165,7 +165,7 @@
           <w:rPr>
             <w:rStyle w:val="Hyperlink"/>
           </w:rPr>
-          <w:t xml:space="preserve">All five files</w:t>
+          <w:t xml:space="preserve">Every file, both formats</w:t>
         </w:r>
       </w:hyperlink>
       <w:r>

--- a/docs/standards/word/DEPENDENCY-INTEGRITY.docx
+++ b/docs/standards/word/DEPENDENCY-INTEGRITY.docx
@@ -112,7 +112,27 @@
           <w:b/>
           <w:bCs/>
         </w:rPr>
-        <w:t xml:space="preserve">Take this file.</w:t>
+        <w:t xml:space="preserve">Meant to be worked with, not read straight through.</w:t>
+      </w:r>
+      <w:r>
+        <w:t xml:space="preserve"> </w:t>
+      </w:r>
+      <w:r>
+        <w:t xml:space="preserve">Most of this standard is a base for an</w:t>
+      </w:r>
+      <w:r>
+        <w:t xml:space="preserve"> </w:t>
+      </w:r>
+      <w:r>
+        <w:t xml:space="preserve">agent to apply to your code, not prose to work through by hand.</w:t>
+      </w:r>
+    </w:p>
+    <w:p>
+      <w:pPr>
+        <w:pStyle w:val="BlockText"/>
+      </w:pPr>
+      <w:r>
+        <w:t xml:space="preserve">The fastest way in: give an agent -- Claude Code or another -- the</w:t>
       </w:r>
       <w:r>
         <w:t xml:space="preserve"> </w:t>
@@ -122,26 +142,50 @@
           <w:rPr>
             <w:rStyle w:val="Hyperlink"/>
           </w:rPr>
-          <w:t xml:space="preserve">Markdown</w:t>
+          <w:t xml:space="preserve">markdown</w:t>
         </w:r>
       </w:hyperlink>
       <w:r>
-        <w:t xml:space="preserve"> </w:t>
-      </w:r>
-      <w:r>
-        <w:t xml:space="preserve">is plain text: it drops straight</w:t>
-      </w:r>
-      <w:r>
-        <w:t xml:space="preserve"> </w:t>
-      </w:r>
-      <w:r>
-        <w:t xml:space="preserve">into a repository, diffs cleanly, and is the right thing to hand to Claude Code as context</w:t>
-      </w:r>
-      <w:r>
-        <w:t xml:space="preserve"> </w:t>
-      </w:r>
-      <w:r>
-        <w:t xml:space="preserve">when you want it applied to your own code. Prefer something to circulate or mark up?</w:t>
+        <w:t xml:space="preserve">, ask it to</w:t>
+      </w:r>
+      <w:r>
+        <w:t xml:space="preserve"> </w:t>
+      </w:r>
+      <w:r>
+        <w:rPr>
+          <w:b/>
+          <w:bCs/>
+        </w:rPr>
+        <w:t xml:space="preserve">summarise the document against your repository</w:t>
+      </w:r>
+      <w:r>
+        <w:t xml:space="preserve">, and then ask it questions. What here</w:t>
+      </w:r>
+      <w:r>
+        <w:t xml:space="preserve"> </w:t>
+      </w:r>
+      <w:r>
+        <w:t xml:space="preserve">already holds? What would have to change? What would each gap cost? That conversation is</w:t>
+      </w:r>
+      <w:r>
+        <w:t xml:space="preserve"> </w:t>
+      </w:r>
+      <w:r>
+        <w:t xml:space="preserve">worth more than reading top to bottom, because the answers are about your code rather than</w:t>
+      </w:r>
+      <w:r>
+        <w:t xml:space="preserve"> </w:t>
+      </w:r>
+      <w:r>
+        <w:t xml:space="preserve">about the document.</w:t>
+      </w:r>
+    </w:p>
+    <w:p>
+      <w:pPr>
+        <w:pStyle w:val="BlockText"/>
+      </w:pPr>
+      <w:r>
+        <w:t xml:space="preserve">Reading or circulating instead?</w:t>
       </w:r>
       <w:r>
         <w:t xml:space="preserve"> </w:t>

--- a/docs/standards/word/DEPENDENCY-INTEGRITY.docx
+++ b/docs/standards/word/DEPENDENCY-INTEGRITY.docx
@@ -156,7 +156,7 @@
           <w:b/>
           <w:bCs/>
         </w:rPr>
-        <w:t xml:space="preserve">summarise the document against your repository</w:t>
+        <w:t xml:space="preserve">summarize the document against your repository</w:t>
       </w:r>
       <w:r>
         <w:t xml:space="preserve">, and then ask it questions. What here</w:t>
@@ -1419,7 +1419,7 @@
         <w:t xml:space="preserve"> </w:t>
       </w:r>
       <w:r>
-        <w:t xml:space="preserve">ecosystem is exactly the output the model is good at producing -- and it is indistinguishable, at the</w:t>
+        <w:t xml:space="preserve">ecosystem is exactly the output the model is good at producing. And it is indistinguishable, at the</w:t>
       </w:r>
       <w:r>
         <w:t xml:space="preserve"> </w:t>
@@ -1939,263 +1939,7 @@
         <w:t xml:space="preserve"> </w:t>
       </w:r>
       <w:r>
-        <w:t xml:space="preserve">introduces it: behaviour tests over the vendored surface; a header in each file recording what it</w:t>
-      </w:r>
-      <w:r>
-        <w:t xml:space="preserve"> </w:t>
-      </w:r>
-      <w:r>
-        <w:t xml:space="preserve">mirrors and why, so drift is reviewable; and analysis scope extended to include the path, with any</w:t>
-      </w:r>
-      <w:r>
-        <w:t xml:space="preserve"> </w:t>
-      </w:r>
-      <w:r>
-        <w:t xml:space="preserve">suppression carrying a per-line justification that names the rule. Record the trade-off that</w:t>
-      </w:r>
-      <w:r>
-        <w:t xml:space="preserve"> </w:t>
-      </w:r>
-      <w:r>
-        <w:t xml:space="preserve">justified vendoring and the concrete trigger that would reverse it, so the decision is revisitable</w:t>
-      </w:r>
-      <w:r>
-        <w:t xml:space="preserve"> </w:t>
-      </w:r>
-      <w:r>
-        <w:t xml:space="preserve">instead of permanent by default.</w:t>
-      </w:r>
-    </w:p>
-    <w:bookmarkEnd w:id="23"/>
-    <w:bookmarkStart w:id="24" w:name="X18915f3c43cce970c6a63bd651acc4604cadb7d"/>
-    <w:p>
-      <w:pPr>
-        <w:pStyle w:val="Heading3"/>
-      </w:pPr>
-      <w:r>
-        <w:t xml:space="preserve">Every manifest in the repository needs its own audit net</w:t>
-      </w:r>
-    </w:p>
-    <w:p>
-      <w:pPr>
-        <w:pStyle w:val="FirstParagraph"/>
-      </w:pPr>
-      <w:r>
-        <w:t xml:space="preserve">Advisory surveillance and blocking audits are configured per ecosystem. A repository that adds a</w:t>
-      </w:r>
-      <w:r>
-        <w:t xml:space="preserve"> </w:t>
-      </w:r>
-      <w:r>
-        <w:t xml:space="preserve">second language, a build tool with its own manifest, or a documentation site with its own</w:t>
-      </w:r>
-      <w:r>
-        <w:t xml:space="preserve"> </w:t>
-      </w:r>
-      <w:r>
-        <w:t xml:space="preserve">dependency tree grows a tree that nothing watches -- while the dashboard still says the repository is</w:t>
-      </w:r>
-      <w:r>
-        <w:t xml:space="preserve"> </w:t>
-      </w:r>
-      <w:r>
-        <w:t xml:space="preserve">covered.</w:t>
-      </w:r>
-    </w:p>
-    <w:p>
-      <w:pPr>
-        <w:pStyle w:val="BodyText"/>
-      </w:pPr>
-      <w:r>
-        <w:rPr>
-          <w:b/>
-          <w:bCs/>
-        </w:rPr>
-        <w:t xml:space="preserve">Rule.</w:t>
-      </w:r>
-      <w:r>
-        <w:t xml:space="preserve"> </w:t>
-      </w:r>
-      <w:r>
-        <w:t xml:space="preserve">Enumerate the manifests and wire</w:t>
-      </w:r>
-      <w:r>
-        <w:t xml:space="preserve"> </w:t>
-      </w:r>
-      <w:r>
-        <w:rPr>
-          <w:b/>
-          <w:bCs/>
-        </w:rPr>
-        <w:t xml:space="preserve">both halves</w:t>
-      </w:r>
-      <w:r>
-        <w:t xml:space="preserve"> </w:t>
-      </w:r>
-      <w:r>
-        <w:t xml:space="preserve">for each: scheduled surveillance that</w:t>
-      </w:r>
-      <w:r>
-        <w:t xml:space="preserve"> </w:t>
-      </w:r>
-      <w:r>
-        <w:t xml:space="preserve">raises a change when an advisory lands, and a</w:t>
-      </w:r>
-      <w:r>
-        <w:t xml:space="preserve"> </w:t>
-      </w:r>
-      <w:r>
-        <w:rPr>
-          <w:b/>
-          <w:bCs/>
-        </w:rPr>
-        <w:t xml:space="preserve">blocking</w:t>
-      </w:r>
-      <w:r>
-        <w:t xml:space="preserve">, install-free audit that fails closed on</w:t>
-      </w:r>
-      <w:r>
-        <w:t xml:space="preserve"> </w:t>
-      </w:r>
-      <w:r>
-        <w:t xml:space="preserve">any advisory. Prefer one check that fails when a manifest exists with no corresponding audit entry,</w:t>
-      </w:r>
-      <w:r>
-        <w:t xml:space="preserve"> </w:t>
-      </w:r>
-      <w:r>
-        <w:t xml:space="preserve">so the parity is deterministic rather than a recurring manual sweep. Triage a transitive advisory by</w:t>
-      </w:r>
-      <w:r>
-        <w:t xml:space="preserve"> </w:t>
-      </w:r>
-      <w:r>
-        <w:t xml:space="preserve">pinning it out through the ecosystem's own override mechanism.</w:t>
-      </w:r>
-    </w:p>
-    <w:p>
-      <w:pPr>
-        <w:pStyle w:val="BodyText"/>
-      </w:pPr>
-      <w:r>
-        <w:rPr>
-          <w:b/>
-          <w:bCs/>
-        </w:rPr>
-        <w:t xml:space="preserve">Judging impact, not skipping it.</w:t>
-      </w:r>
-      <w:r>
-        <w:t xml:space="preserve"> </w:t>
-      </w:r>
-      <w:r>
-        <w:t xml:space="preserve">A tree that is build-time only -- bundlers, test runners, type</w:t>
-      </w:r>
-      <w:r>
-        <w:t xml:space="preserve"> </w:t>
-      </w:r>
-      <w:r>
-        <w:t xml:space="preserve">checkers -- is a build-supply-chain concern rather than a runtime exposure, and that difference is</w:t>
-      </w:r>
-      <w:r>
-        <w:t xml:space="preserve"> </w:t>
-      </w:r>
-      <w:r>
-        <w:t xml:space="preserve">worth stating when you triage. It is not a reason to leave the tree unsurveilled: the build tooling</w:t>
-      </w:r>
-      <w:r>
-        <w:t xml:space="preserve"> </w:t>
-      </w:r>
-      <w:r>
-        <w:t xml:space="preserve">is the part that touches every line of code you ship.</w:t>
-      </w:r>
-    </w:p>
-    <w:bookmarkEnd w:id="24"/>
-    <w:bookmarkStart w:id="26" w:name="X7b85ea4da9beba24196a17fdd02d2babbf52ef5"/>
-    <w:p>
-      <w:pPr>
-        <w:pStyle w:val="Heading3"/>
-      </w:pPr>
-      <w:r>
-        <w:t xml:space="preserve">Pin the resolved graph, and enforce the pin at install</w:t>
-      </w:r>
-    </w:p>
-    <w:p>
-      <w:pPr>
-        <w:pStyle w:val="FirstParagraph"/>
-      </w:pPr>
-      <w:r>
-        <w:t xml:space="preserve">The general principle is two sentences, and both halves are load-bearing.</w:t>
-      </w:r>
-    </w:p>
-    <w:p>
-      <w:pPr>
-        <w:pStyle w:val="BodyText"/>
-      </w:pPr>
-      <w:r>
-        <w:rPr>
-          <w:b/>
-          <w:bCs/>
-        </w:rPr>
-        <w:t xml:space="preserve">Rule.</w:t>
-      </w:r>
-      <w:r>
-        <w:t xml:space="preserve"> </w:t>
-      </w:r>
-      <w:r>
-        <w:t xml:space="preserve">Pin the entire resolved dependency graph by cryptographic digest, in an artefact that is</w:t>
-      </w:r>
-      <w:r>
-        <w:t xml:space="preserve"> </w:t>
-      </w:r>
-      <w:r>
-        <w:t xml:space="preserve">checked in and reviewable. Then make the</w:t>
-      </w:r>
-      <w:r>
-        <w:t xml:space="preserve"> </w:t>
-      </w:r>
-      <w:r>
-        <w:rPr>
-          <w:b/>
-          <w:bCs/>
-        </w:rPr>
-        <w:t xml:space="preserve">install step refuse anything not in the pin</w:t>
-      </w:r>
-      <w:r>
-        <w:t xml:space="preserve">, so a</w:t>
-      </w:r>
-      <w:r>
-        <w:t xml:space="preserve"> </w:t>
-      </w:r>
-      <w:r>
-        <w:t xml:space="preserve">substituted artefact fails at install on every machine rather than at audit on whichever machine</w:t>
-      </w:r>
-      <w:r>
-        <w:t xml:space="preserve"> </w:t>
-      </w:r>
-      <w:r>
-        <w:t xml:space="preserve">happened to run the auditor.</w:t>
-      </w:r>
-    </w:p>
-    <w:p>
-      <w:pPr>
-        <w:pStyle w:val="BodyText"/>
-      </w:pPr>
-      <w:r>
-        <w:t xml:space="preserve">Resolution-time pinning without install-time enforcement is the common half-measure: it makes builds</w:t>
-      </w:r>
-      <w:r>
-        <w:t xml:space="preserve"> </w:t>
-      </w:r>
-      <w:r>
-        <w:t xml:space="preserve">reproducible, which is worth having, and it does not make them verified.</w:t>
-      </w:r>
-    </w:p>
-    <w:p>
-      <w:pPr>
-        <w:pStyle w:val="BodyText"/>
-      </w:pPr>
-      <w:r>
-        <w:t xml:space="preserve">Three questions to answer for your own ecosystem before assuming you have this:</w:t>
+        <w:t xml:space="preserve">introduces it:</w:t>
       </w:r>
     </w:p>
     <w:p>
@@ -2207,20 +1951,7 @@
         </w:numPr>
       </w:pPr>
       <w:r>
-        <w:t xml:space="preserve">Does the lock record a</w:t>
-      </w:r>
-      <w:r>
-        <w:t xml:space="preserve"> </w:t>
-      </w:r>
-      <w:r>
-        <w:rPr>
-          <w:b/>
-          <w:bCs/>
-        </w:rPr>
-        <w:t xml:space="preserve">digest</w:t>
-      </w:r>
-      <w:r>
-        <w:t xml:space="preserve">, or only a version? A version pin is not a hash pin.</w:t>
+        <w:t xml:space="preserve">behaviour tests over the vendored surface</w:t>
       </w:r>
     </w:p>
     <w:p>
@@ -2232,23 +1963,7 @@
         </w:numPr>
       </w:pPr>
       <w:r>
-        <w:t xml:space="preserve">Does the</w:t>
-      </w:r>
-      <w:r>
-        <w:t xml:space="preserve"> </w:t>
-      </w:r>
-      <w:r>
-        <w:rPr>
-          <w:b/>
-          <w:bCs/>
-        </w:rPr>
-        <w:t xml:space="preserve">default</w:t>
-      </w:r>
-      <w:r>
-        <w:t xml:space="preserve"> </w:t>
-      </w:r>
-      <w:r>
-        <w:t xml:space="preserve">install path verify that digest, or is verification opt-in behind a flag?</w:t>
+        <w:t xml:space="preserve">a header in each file recording what it mirrors and why, so drift is reviewable</w:t>
       </w:r>
     </w:p>
     <w:p>
@@ -2257,6 +1972,323 @@
         <w:numPr>
           <w:ilvl w:val="0"/>
           <w:numId w:val="1008"/>
+        </w:numPr>
+      </w:pPr>
+      <w:r>
+        <w:t xml:space="preserve">analysis scope extended to include the path, with any suppression carrying a per-line justification</w:t>
+      </w:r>
+      <w:r>
+        <w:t xml:space="preserve"> </w:t>
+      </w:r>
+      <w:r>
+        <w:t xml:space="preserve">that names the rule</w:t>
+      </w:r>
+    </w:p>
+    <w:p>
+      <w:pPr>
+        <w:pStyle w:val="FirstParagraph"/>
+      </w:pPr>
+      <w:r>
+        <w:t xml:space="preserve">Record the trade-off that justified vendoring and the concrete trigger that would reverse it, so the</w:t>
+      </w:r>
+      <w:r>
+        <w:t xml:space="preserve"> </w:t>
+      </w:r>
+      <w:r>
+        <w:t xml:space="preserve">decision is revisitable instead of permanent by default.</w:t>
+      </w:r>
+    </w:p>
+    <w:bookmarkEnd w:id="23"/>
+    <w:bookmarkStart w:id="24" w:name="X18915f3c43cce970c6a63bd651acc4604cadb7d"/>
+    <w:p>
+      <w:pPr>
+        <w:pStyle w:val="Heading3"/>
+      </w:pPr>
+      <w:r>
+        <w:t xml:space="preserve">Every manifest in the repository needs its own audit net</w:t>
+      </w:r>
+    </w:p>
+    <w:p>
+      <w:pPr>
+        <w:pStyle w:val="FirstParagraph"/>
+      </w:pPr>
+      <w:r>
+        <w:t xml:space="preserve">Advisory surveillance and blocking audits are configured per ecosystem. A repository that adds a</w:t>
+      </w:r>
+      <w:r>
+        <w:t xml:space="preserve"> </w:t>
+      </w:r>
+      <w:r>
+        <w:t xml:space="preserve">second language, a build tool with its own manifest, or a documentation site with its own</w:t>
+      </w:r>
+      <w:r>
+        <w:t xml:space="preserve"> </w:t>
+      </w:r>
+      <w:r>
+        <w:t xml:space="preserve">dependency tree grows a tree that nothing watches -- while the dashboard still says the repository is</w:t>
+      </w:r>
+      <w:r>
+        <w:t xml:space="preserve"> </w:t>
+      </w:r>
+      <w:r>
+        <w:t xml:space="preserve">covered.</w:t>
+      </w:r>
+    </w:p>
+    <w:p>
+      <w:pPr>
+        <w:pStyle w:val="BodyText"/>
+      </w:pPr>
+      <w:r>
+        <w:rPr>
+          <w:b/>
+          <w:bCs/>
+        </w:rPr>
+        <w:t xml:space="preserve">Rule.</w:t>
+      </w:r>
+      <w:r>
+        <w:t xml:space="preserve"> </w:t>
+      </w:r>
+      <w:r>
+        <w:t xml:space="preserve">Enumerate the manifests and wire</w:t>
+      </w:r>
+      <w:r>
+        <w:t xml:space="preserve"> </w:t>
+      </w:r>
+      <w:r>
+        <w:rPr>
+          <w:b/>
+          <w:bCs/>
+        </w:rPr>
+        <w:t xml:space="preserve">both halves</w:t>
+      </w:r>
+      <w:r>
+        <w:t xml:space="preserve"> </w:t>
+      </w:r>
+      <w:r>
+        <w:t xml:space="preserve">for each: scheduled surveillance that</w:t>
+      </w:r>
+      <w:r>
+        <w:t xml:space="preserve"> </w:t>
+      </w:r>
+      <w:r>
+        <w:t xml:space="preserve">raises a change when an advisory lands, and a</w:t>
+      </w:r>
+      <w:r>
+        <w:t xml:space="preserve"> </w:t>
+      </w:r>
+      <w:r>
+        <w:rPr>
+          <w:b/>
+          <w:bCs/>
+        </w:rPr>
+        <w:t xml:space="preserve">blocking</w:t>
+      </w:r>
+      <w:r>
+        <w:t xml:space="preserve">, install-free audit that fails closed on</w:t>
+      </w:r>
+      <w:r>
+        <w:t xml:space="preserve"> </w:t>
+      </w:r>
+      <w:r>
+        <w:t xml:space="preserve">any advisory. Prefer one check that fails when a manifest exists with no corresponding audit entry,</w:t>
+      </w:r>
+      <w:r>
+        <w:t xml:space="preserve"> </w:t>
+      </w:r>
+      <w:r>
+        <w:t xml:space="preserve">so the parity is deterministic rather than a recurring manual sweep. Triage a transitive advisory by</w:t>
+      </w:r>
+      <w:r>
+        <w:t xml:space="preserve"> </w:t>
+      </w:r>
+      <w:r>
+        <w:t xml:space="preserve">pinning it out through the ecosystem's own override mechanism.</w:t>
+      </w:r>
+    </w:p>
+    <w:p>
+      <w:pPr>
+        <w:pStyle w:val="BodyText"/>
+      </w:pPr>
+      <w:r>
+        <w:rPr>
+          <w:b/>
+          <w:bCs/>
+        </w:rPr>
+        <w:t xml:space="preserve">Judging impact, not skipping it.</w:t>
+      </w:r>
+      <w:r>
+        <w:t xml:space="preserve"> </w:t>
+      </w:r>
+      <w:r>
+        <w:t xml:space="preserve">A tree that is build-time only -- bundlers, test runners, type</w:t>
+      </w:r>
+      <w:r>
+        <w:t xml:space="preserve"> </w:t>
+      </w:r>
+      <w:r>
+        <w:t xml:space="preserve">checkers -- is a build-supply-chain concern rather than a runtime exposure, and that difference is</w:t>
+      </w:r>
+      <w:r>
+        <w:t xml:space="preserve"> </w:t>
+      </w:r>
+      <w:r>
+        <w:t xml:space="preserve">worth stating when you triage. It is not a reason to leave the tree unsurveilled: the build tooling</w:t>
+      </w:r>
+      <w:r>
+        <w:t xml:space="preserve"> </w:t>
+      </w:r>
+      <w:r>
+        <w:t xml:space="preserve">is the part that touches every line of code you ship.</w:t>
+      </w:r>
+    </w:p>
+    <w:bookmarkEnd w:id="24"/>
+    <w:bookmarkStart w:id="26" w:name="X7b85ea4da9beba24196a17fdd02d2babbf52ef5"/>
+    <w:p>
+      <w:pPr>
+        <w:pStyle w:val="Heading3"/>
+      </w:pPr>
+      <w:r>
+        <w:t xml:space="preserve">Pin the resolved graph, and enforce the pin at install</w:t>
+      </w:r>
+    </w:p>
+    <w:p>
+      <w:pPr>
+        <w:pStyle w:val="FirstParagraph"/>
+      </w:pPr>
+      <w:r>
+        <w:t xml:space="preserve">The general principle is two sentences, and both halves are load-bearing.</w:t>
+      </w:r>
+    </w:p>
+    <w:p>
+      <w:pPr>
+        <w:pStyle w:val="BodyText"/>
+      </w:pPr>
+      <w:r>
+        <w:rPr>
+          <w:b/>
+          <w:bCs/>
+        </w:rPr>
+        <w:t xml:space="preserve">Rule.</w:t>
+      </w:r>
+      <w:r>
+        <w:t xml:space="preserve"> </w:t>
+      </w:r>
+      <w:r>
+        <w:t xml:space="preserve">Pin the entire resolved dependency graph by cryptographic digest, in an artefact that is</w:t>
+      </w:r>
+      <w:r>
+        <w:t xml:space="preserve"> </w:t>
+      </w:r>
+      <w:r>
+        <w:t xml:space="preserve">checked in and reviewable. Then make the</w:t>
+      </w:r>
+      <w:r>
+        <w:t xml:space="preserve"> </w:t>
+      </w:r>
+      <w:r>
+        <w:rPr>
+          <w:b/>
+          <w:bCs/>
+        </w:rPr>
+        <w:t xml:space="preserve">install step refuse anything not in the pin</w:t>
+      </w:r>
+      <w:r>
+        <w:t xml:space="preserve">, so a</w:t>
+      </w:r>
+      <w:r>
+        <w:t xml:space="preserve"> </w:t>
+      </w:r>
+      <w:r>
+        <w:t xml:space="preserve">substituted artefact fails at install on every machine rather than at audit on whichever machine</w:t>
+      </w:r>
+      <w:r>
+        <w:t xml:space="preserve"> </w:t>
+      </w:r>
+      <w:r>
+        <w:t xml:space="preserve">happened to run the auditor.</w:t>
+      </w:r>
+    </w:p>
+    <w:p>
+      <w:pPr>
+        <w:pStyle w:val="BodyText"/>
+      </w:pPr>
+      <w:r>
+        <w:t xml:space="preserve">Resolution-time pinning without install-time enforcement is the common half-measure: it makes builds</w:t>
+      </w:r>
+      <w:r>
+        <w:t xml:space="preserve"> </w:t>
+      </w:r>
+      <w:r>
+        <w:t xml:space="preserve">reproducible, which is worth having, and it does not make them verified.</w:t>
+      </w:r>
+    </w:p>
+    <w:p>
+      <w:pPr>
+        <w:pStyle w:val="BodyText"/>
+      </w:pPr>
+      <w:r>
+        <w:t xml:space="preserve">Three questions to answer for your own ecosystem before assuming you have this:</w:t>
+      </w:r>
+    </w:p>
+    <w:p>
+      <w:pPr>
+        <w:pStyle w:val="Compact"/>
+        <w:numPr>
+          <w:ilvl w:val="0"/>
+          <w:numId w:val="1009"/>
+        </w:numPr>
+      </w:pPr>
+      <w:r>
+        <w:t xml:space="preserve">Does the lock record a</w:t>
+      </w:r>
+      <w:r>
+        <w:t xml:space="preserve"> </w:t>
+      </w:r>
+      <w:r>
+        <w:rPr>
+          <w:b/>
+          <w:bCs/>
+        </w:rPr>
+        <w:t xml:space="preserve">digest</w:t>
+      </w:r>
+      <w:r>
+        <w:t xml:space="preserve">, or only a version? A version pin is not a hash pin.</w:t>
+      </w:r>
+    </w:p>
+    <w:p>
+      <w:pPr>
+        <w:pStyle w:val="Compact"/>
+        <w:numPr>
+          <w:ilvl w:val="0"/>
+          <w:numId w:val="1009"/>
+        </w:numPr>
+      </w:pPr>
+      <w:r>
+        <w:t xml:space="preserve">Does the</w:t>
+      </w:r>
+      <w:r>
+        <w:t xml:space="preserve"> </w:t>
+      </w:r>
+      <w:r>
+        <w:rPr>
+          <w:b/>
+          <w:bCs/>
+        </w:rPr>
+        <w:t xml:space="preserve">default</w:t>
+      </w:r>
+      <w:r>
+        <w:t xml:space="preserve"> </w:t>
+      </w:r>
+      <w:r>
+        <w:t xml:space="preserve">install path verify that digest, or is verification opt-in behind a flag?</w:t>
+      </w:r>
+    </w:p>
+    <w:p>
+      <w:pPr>
+        <w:pStyle w:val="Compact"/>
+        <w:numPr>
+          <w:ilvl w:val="0"/>
+          <w:numId w:val="1009"/>
         </w:numPr>
       </w:pPr>
       <w:r>
@@ -2323,7 +2355,7 @@
         <w:pStyle w:val="Compact"/>
         <w:numPr>
           <w:ilvl w:val="0"/>
-          <w:numId w:val="1009"/>
+          <w:numId w:val="1010"/>
         </w:numPr>
       </w:pPr>
       <w:r>
@@ -2354,7 +2386,7 @@
         <w:pStyle w:val="Compact"/>
         <w:numPr>
           <w:ilvl w:val="0"/>
-          <w:numId w:val="1009"/>
+          <w:numId w:val="1010"/>
         </w:numPr>
       </w:pPr>
       <w:r>
@@ -2550,24 +2582,66 @@
         <w:t xml:space="preserve"> </w:t>
       </w:r>
       <w:r>
-        <w:t xml:space="preserve">than with more review: a restricted network posture, authentication required, no outbound path for</w:t>
-      </w:r>
-      <w:r>
-        <w:t xml:space="preserve"> </w:t>
-      </w:r>
-      <w:r>
-        <w:t xml:space="preserve">sensitive data, and every inbound payload treated as untrusted -- validated for structure and content</w:t>
-      </w:r>
-      <w:r>
-        <w:t xml:space="preserve"> </w:t>
-      </w:r>
-      <w:r>
-        <w:t xml:space="preserve">before it reaches a query, a file path, a subprocess, or a downstream request.</w:t>
-      </w:r>
-    </w:p>
-    <w:p>
-      <w:pPr>
-        <w:pStyle w:val="BodyText"/>
+        <w:t xml:space="preserve">than with more review:</w:t>
+      </w:r>
+    </w:p>
+    <w:p>
+      <w:pPr>
+        <w:pStyle w:val="Compact"/>
+        <w:numPr>
+          <w:ilvl w:val="0"/>
+          <w:numId w:val="1011"/>
+        </w:numPr>
+      </w:pPr>
+      <w:r>
+        <w:t xml:space="preserve">a restricted network posture</w:t>
+      </w:r>
+    </w:p>
+    <w:p>
+      <w:pPr>
+        <w:pStyle w:val="Compact"/>
+        <w:numPr>
+          <w:ilvl w:val="0"/>
+          <w:numId w:val="1011"/>
+        </w:numPr>
+      </w:pPr>
+      <w:r>
+        <w:t xml:space="preserve">authentication required</w:t>
+      </w:r>
+    </w:p>
+    <w:p>
+      <w:pPr>
+        <w:pStyle w:val="Compact"/>
+        <w:numPr>
+          <w:ilvl w:val="0"/>
+          <w:numId w:val="1011"/>
+        </w:numPr>
+      </w:pPr>
+      <w:r>
+        <w:t xml:space="preserve">no outbound path for sensitive data</w:t>
+      </w:r>
+    </w:p>
+    <w:p>
+      <w:pPr>
+        <w:pStyle w:val="Compact"/>
+        <w:numPr>
+          <w:ilvl w:val="0"/>
+          <w:numId w:val="1011"/>
+        </w:numPr>
+      </w:pPr>
+      <w:r>
+        <w:t xml:space="preserve">every inbound payload treated as untrusted, validated for structure and content before it reaches</w:t>
+      </w:r>
+      <w:r>
+        <w:t xml:space="preserve"> </w:t>
+      </w:r>
+      <w:r>
+        <w:t xml:space="preserve">a query, a file path, a subprocess, or a downstream request</w:t>
+      </w:r>
+    </w:p>
+    <w:p>
+      <w:pPr>
+        <w:pStyle w:val="FirstParagraph"/>
       </w:pPr>
       <w:r>
         <w:t xml:space="preserve">This is architectural and set once, and it is the only inbound control whose value does not depend on</w:t>
@@ -2679,13 +2753,13 @@
         <w:t xml:space="preserve"> </w:t>
       </w:r>
       <w:r>
-        <w:t xml:space="preserve">packaging list, because the packaging list was written as an exclusion and the material was added</w:t>
-      </w:r>
-      <w:r>
-        <w:t xml:space="preserve"> </w:t>
-      </w:r>
-      <w:r>
-        <w:t xml:space="preserve">later. Checking the thing you built is not checking the thing that shipped.</w:t>
+        <w:t xml:space="preserve">packaging list. That is because the packaging list was written as an exclusion and the material was</w:t>
+      </w:r>
+      <w:r>
+        <w:t xml:space="preserve"> </w:t>
+      </w:r>
+      <w:r>
+        <w:t xml:space="preserve">added later. Checking the thing you built is not checking the thing that shipped.</w:t>
       </w:r>
     </w:p>
     <w:bookmarkEnd w:id="31"/>
@@ -2777,7 +2851,7 @@
         <w:pStyle w:val="Compact"/>
         <w:numPr>
           <w:ilvl w:val="0"/>
-          <w:numId w:val="1010"/>
+          <w:numId w:val="1012"/>
         </w:numPr>
       </w:pPr>
       <w:r>
@@ -2811,7 +2885,7 @@
         <w:pStyle w:val="Compact"/>
         <w:numPr>
           <w:ilvl w:val="0"/>
-          <w:numId w:val="1010"/>
+          <w:numId w:val="1012"/>
         </w:numPr>
       </w:pPr>
       <w:r>
@@ -2927,19 +3001,19 @@
         <w:t xml:space="preserve"> </w:t>
       </w:r>
       <w:r>
-        <w:t xml:space="preserve">filename and its digest to the source repository, workflow and commit that produced it, recorded in a</w:t>
-      </w:r>
-      <w:r>
-        <w:t xml:space="preserve"> </w:t>
-      </w:r>
-      <w:r>
-        <w:t xml:space="preserve">public transparency log and served by the registry -- so a consumer can check it without contacting</w:t>
-      </w:r>
-      <w:r>
-        <w:t xml:space="preserve"> </w:t>
-      </w:r>
-      <w:r>
-        <w:t xml:space="preserve">you. Neither half is sufficient alone.</w:t>
+        <w:t xml:space="preserve">filename and its digest to the source repository, workflow and commit that produced it. Record that</w:t>
+      </w:r>
+      <w:r>
+        <w:t xml:space="preserve"> </w:t>
+      </w:r>
+      <w:r>
+        <w:t xml:space="preserve">attestation in a public transparency log and have the registry serve it, so a consumer can check it</w:t>
+      </w:r>
+      <w:r>
+        <w:t xml:space="preserve"> </w:t>
+      </w:r>
+      <w:r>
+        <w:t xml:space="preserve">without contacting you. Neither the identity nor the attestation is sufficient alone.</w:t>
       </w:r>
     </w:p>
     <w:bookmarkEnd w:id="33"/>
@@ -3503,29 +3577,61 @@
       <w:r>
         <w:t xml:space="preserve">matters. There is no confidentiality to preserve, and the tamper resistance gained is marginal:</w:t>
       </w:r>
-      <w:r>
-        <w:t xml:space="preserve"> </w:t>
-      </w:r>
-      <w:r>
-        <w:t xml:space="preserve">bytecode-only distribution is decompiled and patched by public tooling; native compilation raises the</w:t>
-      </w:r>
-      <w:r>
-        <w:t xml:space="preserve"> </w:t>
-      </w:r>
-      <w:r>
-        <w:t xml:space="preserve">bar but leaks identifier and symbol information by default and the binary remains patchable with</w:t>
-      </w:r>
-      <w:r>
-        <w:t xml:space="preserve"> </w:t>
-      </w:r>
-      <w:r>
-        <w:t xml:space="preserve">standard tools; self-extracting single-file bundles leave their contents on disk for inspection --</w:t>
-      </w:r>
-      <w:r>
-        <w:t xml:space="preserve"> </w:t>
-      </w:r>
-      <w:r>
-        <w:t xml:space="preserve">which the tools' own documentation concedes. The protection schemes that run</w:t>
+    </w:p>
+    <w:p>
+      <w:pPr>
+        <w:pStyle w:val="Compact"/>
+        <w:numPr>
+          <w:ilvl w:val="0"/>
+          <w:numId w:val="1013"/>
+        </w:numPr>
+      </w:pPr>
+      <w:r>
+        <w:t xml:space="preserve">Bytecode-only distribution is decompiled and patched by public tooling.</w:t>
+      </w:r>
+    </w:p>
+    <w:p>
+      <w:pPr>
+        <w:pStyle w:val="Compact"/>
+        <w:numPr>
+          <w:ilvl w:val="0"/>
+          <w:numId w:val="1013"/>
+        </w:numPr>
+      </w:pPr>
+      <w:r>
+        <w:t xml:space="preserve">Native compilation raises the bar but leaks identifier and symbol information by default, and the</w:t>
+      </w:r>
+      <w:r>
+        <w:t xml:space="preserve"> </w:t>
+      </w:r>
+      <w:r>
+        <w:t xml:space="preserve">binary remains patchable with standard tools.</w:t>
+      </w:r>
+    </w:p>
+    <w:p>
+      <w:pPr>
+        <w:pStyle w:val="Compact"/>
+        <w:numPr>
+          <w:ilvl w:val="0"/>
+          <w:numId w:val="1013"/>
+        </w:numPr>
+      </w:pPr>
+      <w:r>
+        <w:t xml:space="preserve">Self-extracting single-file bundles leave their contents on disk for inspection, which the tools'</w:t>
+      </w:r>
+      <w:r>
+        <w:t xml:space="preserve"> </w:t>
+      </w:r>
+      <w:r>
+        <w:t xml:space="preserve">own documentation concedes.</w:t>
+      </w:r>
+    </w:p>
+    <w:p>
+      <w:pPr>
+        <w:pStyle w:val="FirstParagraph"/>
+      </w:pPr>
+      <w:r>
+        <w:t xml:space="preserve">The protection schemes that run</w:t>
       </w:r>
       <w:r>
         <w:t xml:space="preserve"> </w:t>
@@ -3541,19 +3647,13 @@
         <w:t xml:space="preserve"> </w:t>
       </w:r>
       <w:r>
-        <w:t xml:space="preserve">the process</w:t>
-      </w:r>
-      <w:r>
-        <w:t xml:space="preserve"> </w:t>
-      </w:r>
-      <w:r>
-        <w:t xml:space="preserve">they protect assume an uncompromised runtime, and that is precisely the assumption a privileged</w:t>
-      </w:r>
-      <w:r>
-        <w:t xml:space="preserve"> </w:t>
-      </w:r>
-      <w:r>
-        <w:t xml:space="preserve">attacker breaks.</w:t>
+        <w:t xml:space="preserve">the process they protect assume an uncompromised runtime,</w:t>
+      </w:r>
+      <w:r>
+        <w:t xml:space="preserve"> </w:t>
+      </w:r>
+      <w:r>
+        <w:t xml:space="preserve">and that is precisely the assumption a privileged attacker breaks.</w:t>
       </w:r>
     </w:p>
     <w:p>
@@ -3791,25 +3891,87 @@
         <w:pStyle w:val="FirstParagraph"/>
       </w:pPr>
       <w:r>
-        <w:t xml:space="preserve">The strongest tamper controls are outside the software: file-integrity monitoring against a baseline;</w:t>
-      </w:r>
-      <w:r>
-        <w:t xml:space="preserve"> </w:t>
-      </w:r>
-      <w:r>
-        <w:t xml:space="preserve">immutable or read-only deployment with writable state confined to the data store; least-privilege</w:t>
-      </w:r>
-      <w:r>
-        <w:t xml:space="preserve"> </w:t>
-      </w:r>
-      <w:r>
-        <w:t xml:space="preserve">file ownership, so the running account cannot rewrite its own code; mandatory-access-control</w:t>
-      </w:r>
-      <w:r>
-        <w:t xml:space="preserve"> </w:t>
-      </w:r>
-      <w:r>
-        <w:t xml:space="preserve">confinement; and admission control that rejects an unsigned artefact.</w:t>
+        <w:t xml:space="preserve">The strongest tamper controls are outside the software:</w:t>
+      </w:r>
+    </w:p>
+    <w:p>
+      <w:pPr>
+        <w:pStyle w:val="Compact"/>
+        <w:numPr>
+          <w:ilvl w:val="0"/>
+          <w:numId w:val="1014"/>
+        </w:numPr>
+      </w:pPr>
+      <w:r>
+        <w:t xml:space="preserve">file-integrity monitoring against a baseline</w:t>
+      </w:r>
+    </w:p>
+    <w:p>
+      <w:pPr>
+        <w:pStyle w:val="Compact"/>
+        <w:numPr>
+          <w:ilvl w:val="0"/>
+          <w:numId w:val="1014"/>
+        </w:numPr>
+      </w:pPr>
+      <w:r>
+        <w:t xml:space="preserve">immutable or read-only deployment with writable state confined to the data store</w:t>
+      </w:r>
+    </w:p>
+    <w:p>
+      <w:pPr>
+        <w:pStyle w:val="Compact"/>
+        <w:numPr>
+          <w:ilvl w:val="0"/>
+          <w:numId w:val="1014"/>
+        </w:numPr>
+      </w:pPr>
+      <w:r>
+        <w:t xml:space="preserve">least-privilege file ownership, so the running account cannot rewrite its own code</w:t>
+      </w:r>
+    </w:p>
+    <w:p>
+      <w:pPr>
+        <w:pStyle w:val="Compact"/>
+        <w:numPr>
+          <w:ilvl w:val="0"/>
+          <w:numId w:val="1014"/>
+        </w:numPr>
+      </w:pPr>
+      <w:r>
+        <w:t xml:space="preserve">mandatory-access-control confinement</w:t>
+      </w:r>
+    </w:p>
+    <w:p>
+      <w:pPr>
+        <w:pStyle w:val="Compact"/>
+        <w:numPr>
+          <w:ilvl w:val="0"/>
+          <w:numId w:val="1014"/>
+        </w:numPr>
+      </w:pPr>
+      <w:r>
+        <w:t xml:space="preserve">admission control that rejects an unsigned artefact</w:t>
+      </w:r>
+    </w:p>
+    <w:p>
+      <w:pPr>
+        <w:pStyle w:val="FirstParagraph"/>
+      </w:pPr>
+      <w:r>
+        <w:t xml:space="preserve">You cannot own any of them. What you can do is ship a hardening guide with a concrete list of paths</w:t>
+      </w:r>
+      <w:r>
+        <w:t xml:space="preserve"> </w:t>
+      </w:r>
+      <w:r>
+        <w:t xml:space="preserve">to monitor and example rules, so an operator has something to apply on day one rather than a category</w:t>
+      </w:r>
+      <w:r>
+        <w:t xml:space="preserve"> </w:t>
+      </w:r>
+      <w:r>
+        <w:t xml:space="preserve">name.</w:t>
       </w:r>
     </w:p>
     <w:p>
@@ -3817,26 +3979,6 @@
         <w:pStyle w:val="BodyText"/>
       </w:pPr>
       <w:r>
-        <w:t xml:space="preserve">You cannot own any of them. What you can do is ship a hardening guide with a concrete list of paths</w:t>
-      </w:r>
-      <w:r>
-        <w:t xml:space="preserve"> </w:t>
-      </w:r>
-      <w:r>
-        <w:t xml:space="preserve">to monitor and example rules, so an operator has something to apply on day one rather than a category</w:t>
-      </w:r>
-      <w:r>
-        <w:t xml:space="preserve"> </w:t>
-      </w:r>
-      <w:r>
-        <w:t xml:space="preserve">name.</w:t>
-      </w:r>
-    </w:p>
-    <w:p>
-      <w:pPr>
-        <w:pStyle w:val="BodyText"/>
-      </w:pPr>
-      <w:r>
         <w:rPr>
           <w:b/>
           <w:bCs/>
@@ -3847,19 +3989,19 @@
         <w:t xml:space="preserve"> </w:t>
       </w:r>
       <w:r>
-        <w:t xml:space="preserve">Publish a two-column responsibility split before claiming any control: what the producing</w:t>
-      </w:r>
-      <w:r>
-        <w:t xml:space="preserve"> </w:t>
-      </w:r>
-      <w:r>
-        <w:t xml:space="preserve">project owns (secure development practice, secure-by-default configuration, testing and attestation</w:t>
-      </w:r>
-      <w:r>
-        <w:t xml:space="preserve"> </w:t>
-      </w:r>
-      <w:r>
-        <w:t xml:space="preserve">of the software, vulnerability response, evidence) and what the operating organisation owns (host and</w:t>
+        <w:t xml:space="preserve">Publish a two-column responsibility split before claiming any control. The producing</w:t>
+      </w:r>
+      <w:r>
+        <w:t xml:space="preserve"> </w:t>
+      </w:r>
+      <w:r>
+        <w:t xml:space="preserve">project owns secure development practice, secure-by-default configuration, testing and attestation</w:t>
+      </w:r>
+      <w:r>
+        <w:t xml:space="preserve"> </w:t>
+      </w:r>
+      <w:r>
+        <w:t xml:space="preserve">of the software, vulnerability response, and evidence. The operating organisation owns host and</w:t>
       </w:r>
       <w:r>
         <w:t xml:space="preserve"> </w:t>
@@ -3871,7 +4013,7 @@
         <w:t xml:space="preserve"> </w:t>
       </w:r>
       <w:r>
-        <w:t xml:space="preserve">compliance programme, monitoring and patching). State plainly that shipping the software confers no</w:t>
+        <w:t xml:space="preserve">compliance programme, and monitoring and patching. State plainly that shipping the software confers no</w:t>
       </w:r>
       <w:r>
         <w:t xml:space="preserve"> </w:t>
@@ -5241,7 +5383,7 @@
         <w:pStyle w:val="Compact"/>
         <w:numPr>
           <w:ilvl w:val="0"/>
-          <w:numId w:val="1011"/>
+          <w:numId w:val="1015"/>
         </w:numPr>
       </w:pPr>
       <w:r>
@@ -5269,7 +5411,7 @@
         <w:pStyle w:val="Compact"/>
         <w:numPr>
           <w:ilvl w:val="0"/>
-          <w:numId w:val="1011"/>
+          <w:numId w:val="1015"/>
         </w:numPr>
       </w:pPr>
       <w:r>
@@ -5297,7 +5439,7 @@
         <w:pStyle w:val="Compact"/>
         <w:numPr>
           <w:ilvl w:val="0"/>
-          <w:numId w:val="1011"/>
+          <w:numId w:val="1015"/>
         </w:numPr>
       </w:pPr>
       <w:r>
@@ -5325,7 +5467,7 @@
         <w:pStyle w:val="Compact"/>
         <w:numPr>
           <w:ilvl w:val="0"/>
-          <w:numId w:val="1011"/>
+          <w:numId w:val="1015"/>
         </w:numPr>
       </w:pPr>
       <w:r>
@@ -5365,7 +5507,7 @@
         <w:pStyle w:val="Compact"/>
         <w:numPr>
           <w:ilvl w:val="0"/>
-          <w:numId w:val="1012"/>
+          <w:numId w:val="1016"/>
         </w:numPr>
       </w:pPr>
       <w:r>
@@ -5406,7 +5548,7 @@
         <w:pStyle w:val="Compact"/>
         <w:numPr>
           <w:ilvl w:val="0"/>
-          <w:numId w:val="1012"/>
+          <w:numId w:val="1016"/>
         </w:numPr>
       </w:pPr>
       <w:r>
@@ -5434,7 +5576,7 @@
         <w:pStyle w:val="Compact"/>
         <w:numPr>
           <w:ilvl w:val="0"/>
-          <w:numId w:val="1012"/>
+          <w:numId w:val="1016"/>
         </w:numPr>
       </w:pPr>
       <w:r>
@@ -5462,7 +5604,7 @@
         <w:pStyle w:val="Compact"/>
         <w:numPr>
           <w:ilvl w:val="0"/>
-          <w:numId w:val="1012"/>
+          <w:numId w:val="1016"/>
         </w:numPr>
       </w:pPr>
       <w:r>
@@ -5490,7 +5632,7 @@
         <w:pStyle w:val="Compact"/>
         <w:numPr>
           <w:ilvl w:val="0"/>
-          <w:numId w:val="1012"/>
+          <w:numId w:val="1016"/>
         </w:numPr>
       </w:pPr>
       <w:r>
@@ -5518,7 +5660,7 @@
         <w:pStyle w:val="Compact"/>
         <w:numPr>
           <w:ilvl w:val="0"/>
-          <w:numId w:val="1012"/>
+          <w:numId w:val="1016"/>
         </w:numPr>
       </w:pPr>
       <w:r>
@@ -5609,7 +5751,7 @@
         <w:pStyle w:val="Compact"/>
         <w:numPr>
           <w:ilvl w:val="0"/>
-          <w:numId w:val="1013"/>
+          <w:numId w:val="1017"/>
         </w:numPr>
       </w:pPr>
       <w:hyperlink r:id="rId51">
@@ -5638,7 +5780,7 @@
         <w:pStyle w:val="Compact"/>
         <w:numPr>
           <w:ilvl w:val="0"/>
-          <w:numId w:val="1013"/>
+          <w:numId w:val="1017"/>
         </w:numPr>
       </w:pPr>
       <w:hyperlink r:id="rId52">
@@ -5667,7 +5809,7 @@
         <w:pStyle w:val="Compact"/>
         <w:numPr>
           <w:ilvl w:val="0"/>
-          <w:numId w:val="1013"/>
+          <w:numId w:val="1017"/>
         </w:numPr>
       </w:pPr>
       <w:hyperlink r:id="rId53">
@@ -5690,7 +5832,7 @@
         <w:pStyle w:val="Compact"/>
         <w:numPr>
           <w:ilvl w:val="0"/>
-          <w:numId w:val="1013"/>
+          <w:numId w:val="1017"/>
         </w:numPr>
       </w:pPr>
       <w:hyperlink r:id="rId54">
@@ -6193,6 +6335,18 @@
     <w:abstractNumId w:val="991"/>
   </w:num>
   <w:num w:numId="1013">
+    <w:abstractNumId w:val="991"/>
+  </w:num>
+  <w:num w:numId="1014">
+    <w:abstractNumId w:val="991"/>
+  </w:num>
+  <w:num w:numId="1015">
+    <w:abstractNumId w:val="991"/>
+  </w:num>
+  <w:num w:numId="1016">
+    <w:abstractNumId w:val="991"/>
+  </w:num>
+  <w:num w:numId="1017">
     <w:abstractNumId w:val="991"/>
   </w:num>
 </w:numbering>

--- a/docs/standards/word/DEPENDENCY-INTEGRITY.docx
+++ b/docs/standards/word/DEPENDENCY-INTEGRITY.docx
@@ -118,13 +118,19 @@
         <w:t xml:space="preserve"> </w:t>
       </w:r>
       <w:r>
-        <w:t xml:space="preserve">Most of this standard is a base for an</w:t>
-      </w:r>
-      <w:r>
-        <w:t xml:space="preserve"> </w:t>
-      </w:r>
-      <w:r>
-        <w:t xml:space="preserve">agent to apply to your code, not prose to work through by hand.</w:t>
+        <w:t xml:space="preserve">Most of this standard is a base for</w:t>
+      </w:r>
+      <w:r>
+        <w:t xml:space="preserve"> </w:t>
+      </w:r>
+      <w:r>
+        <w:t xml:space="preserve">Claude Code, or another AI-assisted coding tool, to apply to your code, rather than</w:t>
+      </w:r>
+      <w:r>
+        <w:t xml:space="preserve"> </w:t>
+      </w:r>
+      <w:r>
+        <w:t xml:space="preserve">prose to work through by hand.</w:t>
       </w:r>
     </w:p>
     <w:p>
@@ -132,7 +138,7 @@
         <w:pStyle w:val="BlockText"/>
       </w:pPr>
       <w:r>
-        <w:t xml:space="preserve">The fastest way in: give an agent -- Claude Code or another -- the</w:t>
+        <w:t xml:space="preserve">The fastest way in: give the tool the</w:t>
       </w:r>
       <w:r>
         <w:t xml:space="preserve"> </w:t>

--- a/docs/standards/word/DEPENDENCY-INTEGRITY.docx
+++ b/docs/standards/word/DEPENDENCY-INTEGRITY.docx
@@ -339,7 +339,7 @@
           <w:b/>
           <w:bCs/>
         </w:rPr>
-        <w:t xml:space="preserve">A defence against a package name that looks right and is not.</w:t>
+        <w:t xml:space="preserve">A defense against a package name that looks right and is not.</w:t>
       </w:r>
       <w:r>
         <w:t xml:space="preserve"> </w:t>
@@ -373,7 +373,7 @@
           <w:b/>
           <w:bCs/>
         </w:rPr>
-        <w:t xml:space="preserve">An upstream behaviour change that fails in your test suite instead of in production.</w:t>
+        <w:t xml:space="preserve">An upstream behavior change that fails in your test suite instead of in production.</w:t>
       </w:r>
       <w:r>
         <w:t xml:space="preserve"> </w:t>
@@ -906,7 +906,7 @@
         </w:numPr>
       </w:pPr>
       <w:r>
-        <w:t xml:space="preserve">Write behaviour tests at each integration boundary that matters.</w:t>
+        <w:t xml:space="preserve">Write behavior tests at each integration boundary that matters.</w:t>
       </w:r>
     </w:p>
     <w:p>
@@ -918,7 +918,7 @@
         </w:numPr>
       </w:pPr>
       <w:r>
-        <w:t xml:space="preserve">Declare an allowlist of what your published artefact contains and gate on it</w:t>
+        <w:t xml:space="preserve">Declare an allowlist of what your published artifact contains and gate on it</w:t>
       </w:r>
       <w:r>
         <w:t xml:space="preserve"> </w:t>
@@ -946,7 +946,7 @@
         </w:numPr>
       </w:pPr>
       <w:r>
-        <w:t xml:space="preserve">Publish digests, then build provenance, then an attestation over the artefact.</w:t>
+        <w:t xml:space="preserve">Publish digests, then build provenance, then an attestation over the artifact.</w:t>
       </w:r>
     </w:p>
     <w:p>
@@ -1129,7 +1129,7 @@
               <w:pStyle w:val="Compact"/>
             </w:pPr>
             <w:r>
-              <w:t xml:space="preserve">Due diligence when you add it: real package, not a near-miss of one; maintained; acceptable licence; genuinely used</w:t>
+              <w:t xml:space="preserve">Due diligence when you add it: real package, not a near-miss of one; maintained; acceptable license; genuinely used</w:t>
             </w:r>
           </w:p>
         </w:tc>
@@ -1164,7 +1164,7 @@
               <w:pStyle w:val="Compact"/>
             </w:pPr>
             <w:r>
-              <w:t xml:space="preserve">Test the behaviour you depend on, at your own integration boundary</w:t>
+              <w:t xml:space="preserve">Test the behavior you depend on, at your own integration boundary</w:t>
             </w:r>
           </w:p>
         </w:tc>
@@ -1383,13 +1383,13 @@
         <w:t xml:space="preserve"> </w:t>
       </w:r>
       <w:r>
-        <w:t xml:space="preserve">Spend adoption time on the judgement: is this the package I meant, is the project healthy</w:t>
-      </w:r>
-      <w:r>
-        <w:t xml:space="preserve"> </w:t>
-      </w:r>
-      <w:r>
-        <w:t xml:space="preserve">and maintained, is the licence acceptable, is it actually used by anyone. On a security-critical</w:t>
+        <w:t xml:space="preserve">Spend adoption time on the judgment: is this the package I meant, is the project healthy</w:t>
+      </w:r>
+      <w:r>
+        <w:t xml:space="preserve"> </w:t>
+      </w:r>
+      <w:r>
+        <w:t xml:space="preserve">and maintained, is the license acceptable, is it actually used by anyone. On a security-critical</w:t>
       </w:r>
       <w:r>
         <w:t xml:space="preserve"> </w:t>
@@ -1413,31 +1413,31 @@
         <w:pStyle w:val="FirstParagraph"/>
       </w:pPr>
       <w:r>
-        <w:t xml:space="preserve">An assistant generates a plausible import the same way it generates plausible prose. A package name</w:t>
-      </w:r>
-      <w:r>
-        <w:t xml:space="preserve"> </w:t>
-      </w:r>
-      <w:r>
-        <w:t xml:space="preserve">that reads correctly, sits in the right namespace, and matches the shape of real names in that</w:t>
-      </w:r>
-      <w:r>
-        <w:t xml:space="preserve"> </w:t>
-      </w:r>
-      <w:r>
-        <w:t xml:space="preserve">ecosystem is exactly the output the model is good at producing. And it is indistinguishable, at the</w:t>
-      </w:r>
-      <w:r>
-        <w:t xml:space="preserve"> </w:t>
-      </w:r>
-      <w:r>
-        <w:t xml:space="preserve">point of use, from a name that exists. That regularity is the attack surface: a name suggested often</w:t>
-      </w:r>
-      <w:r>
-        <w:t xml:space="preserve"> </w:t>
-      </w:r>
-      <w:r>
-        <w:t xml:space="preserve">enough can be registered by somebody else.</w:t>
+        <w:t xml:space="preserve">An AI coding tool generates a plausible import the same way it generates plausible prose. A</w:t>
+      </w:r>
+      <w:r>
+        <w:t xml:space="preserve"> </w:t>
+      </w:r>
+      <w:r>
+        <w:t xml:space="preserve">package name that reads correctly, sits in the right namespace, and matches the shape of real</w:t>
+      </w:r>
+      <w:r>
+        <w:t xml:space="preserve"> </w:t>
+      </w:r>
+      <w:r>
+        <w:t xml:space="preserve">names in that ecosystem is exactly the output the model is good at producing. And it is</w:t>
+      </w:r>
+      <w:r>
+        <w:t xml:space="preserve"> </w:t>
+      </w:r>
+      <w:r>
+        <w:t xml:space="preserve">indistinguishable, at the point of use, from a name that exists. That regularity is the attack</w:t>
+      </w:r>
+      <w:r>
+        <w:t xml:space="preserve"> </w:t>
+      </w:r>
+      <w:r>
+        <w:t xml:space="preserve">surface: a name suggested often enough can be registered by somebody else.</w:t>
       </w:r>
     </w:p>
     <w:p>
@@ -1731,7 +1731,7 @@
           <w:i/>
           <w:iCs/>
         </w:rPr>
-        <w:t xml:space="preserve">behaviour you depend on</w:t>
+        <w:t xml:space="preserve">behavior you depend on</w:t>
       </w:r>
       <w:r>
         <w:t xml:space="preserve">, which is what the table above enumerates.</w:t>
@@ -1800,7 +1800,7 @@
           <w:b/>
           <w:bCs/>
         </w:rPr>
-        <w:t xml:space="preserve">An assistant's explanation can be confidently wrong in exactly the way its code can.</w:t>
+        <w:t xml:space="preserve">An AI coding tool's explanation can be confidently wrong in exactly the way its code can.</w:t>
       </w:r>
       <w:r>
         <w:t xml:space="preserve"> </w:t>
@@ -1828,7 +1828,7 @@
           <w:b/>
           <w:bCs/>
         </w:rPr>
-        <w:t xml:space="preserve">When it breaks, you may not have the assistant in the loop.</w:t>
+        <w:t xml:space="preserve">When it breaks, you may not have the AI coding tool in the loop.</w:t>
       </w:r>
       <w:r>
         <w:t xml:space="preserve"> </w:t>
@@ -1957,7 +1957,7 @@
         </w:numPr>
       </w:pPr>
       <w:r>
-        <w:t xml:space="preserve">behaviour tests over the vendored surface</w:t>
+        <w:t xml:space="preserve">behavior tests over the vendored surface</w:t>
       </w:r>
     </w:p>
     <w:p>
@@ -2180,7 +2180,7 @@
         <w:t xml:space="preserve"> </w:t>
       </w:r>
       <w:r>
-        <w:t xml:space="preserve">Pin the entire resolved dependency graph by cryptographic digest, in an artefact that is</w:t>
+        <w:t xml:space="preserve">Pin the entire resolved dependency graph by cryptographic digest, in an artifact that is</w:t>
       </w:r>
       <w:r>
         <w:t xml:space="preserve"> </w:t>
@@ -2205,7 +2205,7 @@
         <w:t xml:space="preserve"> </w:t>
       </w:r>
       <w:r>
-        <w:t xml:space="preserve">substituted artefact fails at install on every machine rather than at audit on whichever machine</w:t>
+        <w:t xml:space="preserve">substituted artifact fails at install on every machine rather than at audit on whichever machine</w:t>
       </w:r>
       <w:r>
         <w:t xml:space="preserve"> </w:t>
@@ -2677,13 +2677,13 @@
         <w:t xml:space="preserve">Outbound: what you publish</w:t>
       </w:r>
     </w:p>
-    <w:bookmarkStart w:id="31" w:name="X7402632762061f44470a339c6e55da4a85e9119"/>
+    <w:bookmarkStart w:id="31" w:name="Xaf99e512e67ea5e1a15b9a2df1729e151267c57"/>
     <w:p>
       <w:pPr>
         <w:pStyle w:val="Heading3"/>
       </w:pPr>
       <w:r>
-        <w:t xml:space="preserve">The artefact contains only what you declared</w:t>
+        <w:t xml:space="preserve">The artifact contains only what you declared</w:t>
       </w:r>
     </w:p>
     <w:p>
@@ -2941,13 +2941,13 @@
       </w:r>
     </w:p>
     <w:bookmarkEnd w:id="32"/>
-    <w:bookmarkStart w:id="33" w:name="Xc32f0086e02b279e044641ed362e84a31be3d85"/>
+    <w:bookmarkStart w:id="33" w:name="X9d273a7c3a90226886540ed986bc4e46bd66a33"/>
     <w:p>
       <w:pPr>
         <w:pStyle w:val="Heading3"/>
       </w:pPr>
       <w:r>
-        <w:t xml:space="preserve">Publishing identity does not cover the artefact</w:t>
+        <w:t xml:space="preserve">Publishing identity does not cover the artifact</w:t>
       </w:r>
     </w:p>
     <w:p>
@@ -2955,7 +2955,7 @@
         <w:pStyle w:val="FirstParagraph"/>
       </w:pPr>
       <w:r>
-        <w:t xml:space="preserve">Establishing that an upload came from your pipeline says nothing about whether the artefact was</w:t>
+        <w:t xml:space="preserve">Establishing that an upload came from your pipeline says nothing about whether the artifact was</w:t>
       </w:r>
       <w:r>
         <w:t xml:space="preserve"> </w:t>
@@ -3132,7 +3132,7 @@
         <w:t xml:space="preserve"> </w:t>
       </w:r>
       <w:r>
-        <w:t xml:space="preserve">Before crediting a signing control, measure two things: what proportion of artefacts carry</w:t>
+        <w:t xml:space="preserve">Before crediting a signing control, measure two things: what proportion of artifacts carry</w:t>
       </w:r>
       <w:r>
         <w:t xml:space="preserve"> </w:t>
@@ -3166,7 +3166,7 @@
           <w:i/>
           <w:iCs/>
         </w:rPr>
-        <w:t xml:space="preserve">artefact</w:t>
+        <w:t xml:space="preserve">artifact</w:t>
       </w:r>
       <w:r>
         <w:t xml:space="preserve"> </w:t>
@@ -3196,7 +3196,7 @@
         <w:pStyle w:val="FirstParagraph"/>
       </w:pPr>
       <w:r>
-        <w:t xml:space="preserve">Two artefacts do most of the work for whoever installs your build.</w:t>
+        <w:t xml:space="preserve">Two artifacts do most of the work for whoever installs your build.</w:t>
       </w:r>
     </w:p>
     <w:p>
@@ -3230,7 +3230,7 @@
         <w:t xml:space="preserve"> </w:t>
       </w:r>
       <w:r>
-        <w:t xml:space="preserve">in the pipeline, proving the artefact traces to a specific</w:t>
+        <w:t xml:space="preserve">in the pipeline, proving the artifact traces to a specific</w:t>
       </w:r>
       <w:r>
         <w:t xml:space="preserve"> </w:t>
@@ -3306,7 +3306,7 @@
         <w:t xml:space="preserve"> </w:t>
       </w:r>
       <w:r>
-        <w:t xml:space="preserve">artefact, bundle it, for the same reason.</w:t>
+        <w:t xml:space="preserve">artifact, bundle it, for the same reason.</w:t>
       </w:r>
     </w:p>
     <w:p>
@@ -3474,7 +3474,7 @@
         <w:t xml:space="preserve"> </w:t>
       </w:r>
       <w:r>
-        <w:t xml:space="preserve">Retain, per released version, the artefact, the inputs it was built from, and its component</w:t>
+        <w:t xml:space="preserve">Retain, per released version, the artifact, the inputs it was built from, and its component</w:t>
       </w:r>
       <w:r>
         <w:t xml:space="preserve"> </w:t>
@@ -3526,7 +3526,7 @@
         <w:t xml:space="preserve"> </w:t>
       </w:r>
       <w:r>
-        <w:t xml:space="preserve">artefact answers neither.</w:t>
+        <w:t xml:space="preserve">artifact answers neither.</w:t>
       </w:r>
     </w:p>
     <w:p>
@@ -3575,7 +3575,7 @@
         <w:pStyle w:val="FirstParagraph"/>
       </w:pPr>
       <w:r>
-        <w:t xml:space="preserve">If your source is published, obfuscating or compiling the shipped artefact protects nothing that</w:t>
+        <w:t xml:space="preserve">If your source is published, obfuscating or compiling the shipped artifact protects nothing that</w:t>
       </w:r>
       <w:r>
         <w:t xml:space="preserve"> </w:t>
@@ -3667,7 +3667,7 @@
         <w:pStyle w:val="BodyText"/>
       </w:pPr>
       <w:r>
-        <w:t xml:space="preserve">Where a licence obliges you to provide corresponding source, an obfuscated build also creates</w:t>
+        <w:t xml:space="preserve">Where a license obliges you to provide corresponding source, an obfuscated build also creates</w:t>
       </w:r>
       <w:r>
         <w:t xml:space="preserve"> </w:t>
@@ -3709,7 +3709,7 @@
         <w:t xml:space="preserve"> </w:t>
       </w:r>
       <w:r>
-        <w:t xml:space="preserve">authorisation decisions out of any artefact an adversary holds.</w:t>
+        <w:t xml:space="preserve">authorization decisions out of any artifact an adversary holds.</w:t>
       </w:r>
     </w:p>
     <w:p>
@@ -3823,7 +3823,7 @@
         <w:t xml:space="preserve"> </w:t>
       </w:r>
       <w:r>
-        <w:t xml:space="preserve">Ship it as defence in depth if you ship it, and document the limit</w:t>
+        <w:t xml:space="preserve">Ship it as defense in depth if you ship it, and document the limit</w:t>
       </w:r>
       <w:r>
         <w:t xml:space="preserve"> </w:t>
@@ -3957,7 +3957,7 @@
         </w:numPr>
       </w:pPr>
       <w:r>
-        <w:t xml:space="preserve">admission control that rejects an unsigned artefact</w:t>
+        <w:t xml:space="preserve">admission control that rejects an unsigned artifact</w:t>
       </w:r>
     </w:p>
     <w:p>
@@ -4007,7 +4007,7 @@
         <w:t xml:space="preserve"> </w:t>
       </w:r>
       <w:r>
-        <w:t xml:space="preserve">of the software, vulnerability response, and evidence. The operating organisation owns host and</w:t>
+        <w:t xml:space="preserve">of the software, vulnerability response, and evidence. The operating organization owns host and</w:t>
       </w:r>
       <w:r>
         <w:t xml:space="preserve"> </w:t>
@@ -4019,7 +4019,7 @@
         <w:t xml:space="preserve"> </w:t>
       </w:r>
       <w:r>
-        <w:t xml:space="preserve">compliance programme, and monitoring and patching. State plainly that shipping the software confers no</w:t>
+        <w:t xml:space="preserve">compliance program, and monitoring and patching. State plainly that shipping the software confers no</w:t>
       </w:r>
       <w:r>
         <w:t xml:space="preserve"> </w:t>
@@ -4072,7 +4072,7 @@
         <w:pStyle w:val="FirstParagraph"/>
       </w:pPr>
       <w:r>
-        <w:t xml:space="preserve">A control that rejects artefacts failing verification will also reject valid artefacts whenever its</w:t>
+        <w:t xml:space="preserve">A control that rejects artifacts failing verification will also reject valid artifacts whenever its</w:t>
       </w:r>
       <w:r>
         <w:t xml:space="preserve"> </w:t>
@@ -4148,7 +4148,7 @@
         <w:t xml:space="preserve"> </w:t>
       </w:r>
       <w:r>
-        <w:t xml:space="preserve">ultimately defeatable -- agents disabled, baselines altered, the interpreter patched, behaviour hooked</w:t>
+        <w:t xml:space="preserve">ultimately defeatable -- agents disabled, baselines altered, the interpreter patched, behavior hooked</w:t>
       </w:r>
       <w:r>
         <w:t xml:space="preserve"> </w:t>
@@ -4210,7 +4210,7 @@
         <w:pStyle w:val="FirstParagraph"/>
       </w:pPr>
       <w:r>
-        <w:t xml:space="preserve">The failure shapes generalise. The mechanisms do not, and a document that implies otherwise sends a</w:t>
+        <w:t xml:space="preserve">The failure shapes generalize. The mechanisms do not, and a document that implies otherwise sends a</w:t>
       </w:r>
       <w:r>
         <w:t xml:space="preserve"> </w:t>
@@ -4288,7 +4288,7 @@
               <w:pStyle w:val="Compact"/>
             </w:pPr>
             <w:r>
-              <w:t xml:space="preserve">Manage third-party code as a black box; test the behaviour you depend on at your boundary</w:t>
+              <w:t xml:space="preserve">Manage third-party code as a black box; test the behavior you depend on at your boundary</w:t>
             </w:r>
           </w:p>
         </w:tc>
@@ -4500,7 +4500,7 @@
               <w:pStyle w:val="Compact"/>
             </w:pPr>
             <w:r>
-              <w:t xml:space="preserve">Allowlist what the published artefact contains; gate before upload</w:t>
+              <w:t xml:space="preserve">Allowlist what the published artifact contains; gate before upload</w:t>
             </w:r>
           </w:p>
         </w:tc>
@@ -4658,7 +4658,7 @@
               <w:pStyle w:val="Compact"/>
             </w:pPr>
             <w:r>
-              <w:t xml:space="preserve">Archive artefact, build inputs and inventory per version</w:t>
+              <w:t xml:space="preserve">Archive artifact, build inputs and inventory per version</w:t>
             </w:r>
           </w:p>
         </w:tc>
@@ -4874,7 +4874,7 @@
               <w:pStyle w:val="Compact"/>
             </w:pPr>
             <w:r>
-              <w:t xml:space="preserve">Depending on behaviour</w:t>
+              <w:t xml:space="preserve">Depending on behavior</w:t>
             </w:r>
           </w:p>
         </w:tc>
@@ -5093,7 +5093,7 @@
               <w:pStyle w:val="Compact"/>
             </w:pPr>
             <w:r>
-              <w:t xml:space="preserve">Allowlist the contents, gate before upload, verify the published artefact once after</w:t>
+              <w:t xml:space="preserve">Allowlist the contents, gate before upload, verify the published artifact once after</w:t>
             </w:r>
           </w:p>
         </w:tc>
@@ -5141,7 +5141,7 @@
               <w:pStyle w:val="Compact"/>
             </w:pPr>
             <w:r>
-              <w:t xml:space="preserve">Publishing identity does not cover the artefact -- pair it with an attestation</w:t>
+              <w:t xml:space="preserve">Publishing identity does not cover the artifact -- pair it with an attestation</w:t>
             </w:r>
           </w:p>
         </w:tc>
@@ -5229,7 +5229,7 @@
               <w:pStyle w:val="Compact"/>
             </w:pPr>
             <w:r>
-              <w:t xml:space="preserve">Archive the artefact, its build inputs and its inventory, per version</w:t>
+              <w:t xml:space="preserve">Archive the artifact, its build inputs and its inventory, per version</w:t>
             </w:r>
           </w:p>
         </w:tc>
@@ -5859,7 +5859,7 @@
         <w:t xml:space="preserve"> </w:t>
       </w:r>
       <w:r>
-        <w:t xml:space="preserve">proving a fix by deliberately mutating the shipped artefact</w:t>
+        <w:t xml:space="preserve">proving a fix by deliberately mutating the shipped artifact</w:t>
       </w:r>
     </w:p>
     <w:bookmarkEnd w:id="55"/>

--- a/docs/standards/word/DEPENDENCY-INTEGRITY.docx
+++ b/docs/standards/word/DEPENDENCY-INTEGRITY.docx
@@ -112,33 +112,19 @@
           <w:b/>
           <w:bCs/>
         </w:rPr>
-        <w:t xml:space="preserve">Meant to be worked with, not read straight through.</w:t>
-      </w:r>
-      <w:r>
-        <w:t xml:space="preserve"> </w:t>
-      </w:r>
-      <w:r>
-        <w:t xml:space="preserve">Most of this standard is a base for</w:t>
-      </w:r>
-      <w:r>
-        <w:t xml:space="preserve"> </w:t>
-      </w:r>
-      <w:r>
-        <w:t xml:space="preserve">Claude Code, or another AI-assisted coding tool, to apply to your code, rather than</w:t>
-      </w:r>
-      <w:r>
-        <w:t xml:space="preserve"> </w:t>
-      </w:r>
-      <w:r>
-        <w:t xml:space="preserve">prose to work through by hand.</w:t>
-      </w:r>
-    </w:p>
-    <w:p>
-      <w:pPr>
-        <w:pStyle w:val="BlockText"/>
-      </w:pPr>
-      <w:r>
-        <w:t xml:space="preserve">The fastest way in: give the tool the</w:t>
+        <w:t xml:space="preserve">This one is dense.</w:t>
+      </w:r>
+      <w:r>
+        <w:t xml:space="preserve"> </w:t>
+      </w:r>
+      <w:r>
+        <w:t xml:space="preserve">Reading it end to end works, and you will need to eventually -- it</w:t>
+      </w:r>
+      <w:r>
+        <w:t xml:space="preserve"> </w:t>
+      </w:r>
+      <w:r>
+        <w:t xml:space="preserve">becomes your standard once you adopt it. It is usually faster to hand the</w:t>
       </w:r>
       <w:r>
         <w:t xml:space="preserve"> </w:t>
@@ -152,38 +138,28 @@
         </w:r>
       </w:hyperlink>
       <w:r>
-        <w:t xml:space="preserve">, ask it to</w:t>
-      </w:r>
-      <w:r>
-        <w:t xml:space="preserve"> </w:t>
-      </w:r>
-      <w:r>
-        <w:rPr>
-          <w:b/>
-          <w:bCs/>
-        </w:rPr>
-        <w:t xml:space="preserve">summarize the document against your repository</w:t>
-      </w:r>
-      <w:r>
-        <w:t xml:space="preserve">, and then ask it questions. What here</w:t>
-      </w:r>
-      <w:r>
-        <w:t xml:space="preserve"> </w:t>
-      </w:r>
-      <w:r>
-        <w:t xml:space="preserve">already holds? What would have to change? What would each gap cost? That conversation is</w:t>
-      </w:r>
-      <w:r>
-        <w:t xml:space="preserve"> </w:t>
-      </w:r>
-      <w:r>
-        <w:t xml:space="preserve">worth more than reading top to bottom, because the answers are about your code rather than</w:t>
-      </w:r>
-      <w:r>
-        <w:t xml:space="preserve"> </w:t>
-      </w:r>
-      <w:r>
-        <w:t xml:space="preserve">about the document.</w:t>
+        <w:t xml:space="preserve"> </w:t>
+      </w:r>
+      <w:r>
+        <w:t xml:space="preserve">to Claude Code, or</w:t>
+      </w:r>
+      <w:r>
+        <w:t xml:space="preserve"> </w:t>
+      </w:r>
+      <w:r>
+        <w:t xml:space="preserve">another AI-assisted coding tool, and ask it to summarize this against your repository,</w:t>
+      </w:r>
+      <w:r>
+        <w:t xml:space="preserve"> </w:t>
+      </w:r>
+      <w:r>
+        <w:t xml:space="preserve">rewrite a section in plainer terms, or answer what already holds here and what would have to</w:t>
+      </w:r>
+      <w:r>
+        <w:t xml:space="preserve"> </w:t>
+      </w:r>
+      <w:r>
+        <w:t xml:space="preserve">change.</w:t>
       </w:r>
     </w:p>
     <w:p>

--- a/docs/standards/word/DEPENDENCY-INTEGRITY.docx
+++ b/docs/standards/word/DEPENDENCY-INTEGRITY.docx
@@ -147,7 +147,7 @@
         <w:t xml:space="preserve"> </w:t>
       </w:r>
       <w:r>
-        <w:t xml:space="preserve">another AI-assisted coding tool, and ask it to summarize this against your repository,</w:t>
+        <w:t xml:space="preserve">another AI coding assistant, and ask it to summarize this against your repository,</w:t>
       </w:r>
       <w:r>
         <w:t xml:space="preserve"> </w:t>
@@ -1375,13 +1375,13 @@
       </w:r>
     </w:p>
     <w:bookmarkEnd w:id="17"/>
-    <w:bookmarkStart w:id="19" w:name="X3e9aba9704e345891ec920b15f537dcb643fa89"/>
+    <w:bookmarkStart w:id="19" w:name="X87a94c3653a87b8fbcfd99a5118ea8f748a0b50"/>
     <w:p>
       <w:pPr>
         <w:pStyle w:val="Heading3"/>
       </w:pPr>
       <w:r>
-        <w:t xml:space="preserve">The hallucinated package, and why an assistant makes it routine</w:t>
+        <w:t xml:space="preserve">The hallucinated package, and why an AI coding assistant makes it routine</w:t>
       </w:r>
     </w:p>
     <w:p>
@@ -1389,7 +1389,7 @@
         <w:pStyle w:val="FirstParagraph"/>
       </w:pPr>
       <w:r>
-        <w:t xml:space="preserve">An AI coding tool generates a plausible import the same way it generates plausible prose. A</w:t>
+        <w:t xml:space="preserve">An AI coding assistant generates a plausible import the same way it generates plausible prose. A</w:t>
       </w:r>
       <w:r>
         <w:t xml:space="preserve"> </w:t>
@@ -1776,7 +1776,7 @@
           <w:b/>
           <w:bCs/>
         </w:rPr>
-        <w:t xml:space="preserve">An AI coding tool's explanation can be confidently wrong in exactly the way its code can.</w:t>
+        <w:t xml:space="preserve">An AI coding assistant's explanation can be confidently wrong in exactly the way its code can.</w:t>
       </w:r>
       <w:r>
         <w:t xml:space="preserve"> </w:t>
@@ -1804,7 +1804,7 @@
           <w:b/>
           <w:bCs/>
         </w:rPr>
-        <w:t xml:space="preserve">When it breaks, you may not have the AI coding tool in the loop.</w:t>
+        <w:t xml:space="preserve">When it breaks, you may not have the AI coding assistant in the loop.</w:t>
       </w:r>
       <w:r>
         <w:t xml:space="preserve"> </w:t>

--- a/docs/standards/word/DEPENDENCY-INTEGRITY.docx
+++ b/docs/standards/word/DEPENDENCY-INTEGRITY.docx
@@ -47,64 +47,6 @@
     </w:p>
     <w:p>
       <w:pPr>
-        <w:pStyle w:val="BodyText"/>
-      </w:pPr>
-      <w:r>
-        <w:t xml:space="preserve">Two questions, one document.</w:t>
-      </w:r>
-      <w:r>
-        <w:t xml:space="preserve"> </w:t>
-      </w:r>
-      <w:r>
-        <w:rPr>
-          <w:b/>
-          <w:bCs/>
-        </w:rPr>
-        <w:t xml:space="preserve">Inbound:</w:t>
-      </w:r>
-      <w:r>
-        <w:t xml:space="preserve"> </w:t>
-      </w:r>
-      <w:r>
-        <w:t xml:space="preserve">you import code you did not write, cannot fully audit, and</w:t>
-      </w:r>
-      <w:r>
-        <w:t xml:space="preserve"> </w:t>
-      </w:r>
-      <w:r>
-        <w:t xml:space="preserve">that changes underneath you -- how do you control that without reading it?</w:t>
-      </w:r>
-      <w:r>
-        <w:t xml:space="preserve"> </w:t>
-      </w:r>
-      <w:r>
-        <w:rPr>
-          <w:b/>
-          <w:bCs/>
-        </w:rPr>
-        <w:t xml:space="preserve">Outbound:</w:t>
-      </w:r>
-      <w:r>
-        <w:t xml:space="preserve"> </w:t>
-      </w:r>
-      <w:r>
-        <w:t xml:space="preserve">you publish</w:t>
-      </w:r>
-      <w:r>
-        <w:t xml:space="preserve"> </w:t>
-      </w:r>
-      <w:r>
-        <w:t xml:space="preserve">a build that other people install -- how do they know it is the thing you meant to send, and how do</w:t>
-      </w:r>
-      <w:r>
-        <w:t xml:space="preserve"> </w:t>
-      </w:r>
-      <w:r>
-        <w:t xml:space="preserve">you know it contains only what you intended?</w:t>
-      </w:r>
-    </w:p>
-    <w:p>
-      <w:pPr>
         <w:pStyle w:val="BlockText"/>
       </w:pPr>
       <w:r>
@@ -112,19 +54,7 @@
           <w:b/>
           <w:bCs/>
         </w:rPr>
-        <w:t xml:space="preserve">This one is dense.</w:t>
-      </w:r>
-      <w:r>
-        <w:t xml:space="preserve"> </w:t>
-      </w:r>
-      <w:r>
-        <w:t xml:space="preserve">Reading it end to end works, and you will need to eventually -- it</w:t>
-      </w:r>
-      <w:r>
-        <w:t xml:space="preserve"> </w:t>
-      </w:r>
-      <w:r>
-        <w:t xml:space="preserve">becomes your standard once you adopt it. It is usually faster to hand the</w:t>
+        <w:t xml:space="preserve">Take a copy:</w:t>
       </w:r>
       <w:r>
         <w:t xml:space="preserve"> </w:t>
@@ -141,33 +71,7 @@
         <w:t xml:space="preserve"> </w:t>
       </w:r>
       <w:r>
-        <w:t xml:space="preserve">to Claude Code, or</w:t>
-      </w:r>
-      <w:r>
-        <w:t xml:space="preserve"> </w:t>
-      </w:r>
-      <w:r>
-        <w:t xml:space="preserve">another AI coding assistant, and ask it to summarize this against your repository,</w:t>
-      </w:r>
-      <w:r>
-        <w:t xml:space="preserve"> </w:t>
-      </w:r>
-      <w:r>
-        <w:t xml:space="preserve">rewrite a section in plainer terms, or answer what already holds here and what would have to</w:t>
-      </w:r>
-      <w:r>
-        <w:t xml:space="preserve"> </w:t>
-      </w:r>
-      <w:r>
-        <w:t xml:space="preserve">change.</w:t>
-      </w:r>
-    </w:p>
-    <w:p>
-      <w:pPr>
-        <w:pStyle w:val="BlockText"/>
-      </w:pPr>
-      <w:r>
-        <w:t xml:space="preserve">Reading or circulating instead?</w:t>
+        <w:t xml:space="preserve">or</w:t>
       </w:r>
       <w:r>
         <w:t xml:space="preserve"> </w:t>
@@ -203,19 +107,75 @@
         <w:pStyle w:val="FirstParagraph"/>
       </w:pPr>
       <w:r>
-        <w:t xml:space="preserve">The two halves share a shape. In both, the honest answer is not "review it harder". It is a small</w:t>
-      </w:r>
-      <w:r>
-        <w:t xml:space="preserve"> </w:t>
-      </w:r>
-      <w:r>
-        <w:t xml:space="preserve">number of machine-enforced controls, plus human attention spent at two or three specific moments</w:t>
-      </w:r>
-      <w:r>
-        <w:t xml:space="preserve"> </w:t>
-      </w:r>
-      <w:r>
-        <w:t xml:space="preserve">rather than spread thin across everything.</w:t>
+        <w:t xml:space="preserve">Two directions, one document.</w:t>
+      </w:r>
+    </w:p>
+    <w:p>
+      <w:pPr>
+        <w:pStyle w:val="BodyText"/>
+      </w:pPr>
+      <w:r>
+        <w:rPr>
+          <w:b/>
+          <w:bCs/>
+        </w:rPr>
+        <w:t xml:space="preserve">Inbound.</w:t>
+      </w:r>
+      <w:r>
+        <w:t xml:space="preserve"> </w:t>
+      </w:r>
+      <w:r>
+        <w:t xml:space="preserve">You import code you did not write, cannot fully audit, and that changes underneath you.</w:t>
+      </w:r>
+      <w:r>
+        <w:t xml:space="preserve"> </w:t>
+      </w:r>
+      <w:r>
+        <w:t xml:space="preserve">How do you control that without reading it?</w:t>
+      </w:r>
+    </w:p>
+    <w:p>
+      <w:pPr>
+        <w:pStyle w:val="BodyText"/>
+      </w:pPr>
+      <w:r>
+        <w:rPr>
+          <w:b/>
+          <w:bCs/>
+        </w:rPr>
+        <w:t xml:space="preserve">Outbound.</w:t>
+      </w:r>
+      <w:r>
+        <w:t xml:space="preserve"> </w:t>
+      </w:r>
+      <w:r>
+        <w:t xml:space="preserve">You publish a build that other people install. How do they know it is the thing you</w:t>
+      </w:r>
+      <w:r>
+        <w:t xml:space="preserve"> </w:t>
+      </w:r>
+      <w:r>
+        <w:t xml:space="preserve">meant to send, and how do you know it contains only what you intended?</w:t>
+      </w:r>
+    </w:p>
+    <w:p>
+      <w:pPr>
+        <w:pStyle w:val="BodyText"/>
+      </w:pPr>
+      <w:r>
+        <w:t xml:space="preserve">Both halves share a shape. The honest answer in each is not "review it harder". It is a small number</w:t>
+      </w:r>
+      <w:r>
+        <w:t xml:space="preserve"> </w:t>
+      </w:r>
+      <w:r>
+        <w:t xml:space="preserve">of machine-enforced controls, plus human attention spent at two or three specific moments rather</w:t>
+      </w:r>
+      <w:r>
+        <w:t xml:space="preserve"> </w:t>
+      </w:r>
+      <w:r>
+        <w:t xml:space="preserve">than spread thin across everything.</w:t>
       </w:r>
     </w:p>
     <w:p>
@@ -253,19 +213,19 @@
         <w:t xml:space="preserve"> </w:t>
       </w:r>
       <w:r>
-        <w:t xml:space="preserve">Third-party code is a</w:t>
-      </w:r>
-      <w:r>
-        <w:t xml:space="preserve"> </w:t>
-      </w:r>
-      <w:r>
-        <w:t xml:space="preserve">black box by definition. The controls below manage it as one -- identify, vet at adoption, test at</w:t>
-      </w:r>
-      <w:r>
-        <w:t xml:space="preserve"> </w:t>
-      </w:r>
-      <w:r>
-        <w:t xml:space="preserve">your own boundary, surveil, pin -- so the obligation is finite instead of impossible.</w:t>
+        <w:t xml:space="preserve">The controls below manage</w:t>
+      </w:r>
+      <w:r>
+        <w:t xml:space="preserve"> </w:t>
+      </w:r>
+      <w:r>
+        <w:t xml:space="preserve">third-party code as the black box it is -- identify, vet at adoption, test at your own boundary,</w:t>
+      </w:r>
+      <w:r>
+        <w:t xml:space="preserve"> </w:t>
+      </w:r>
+      <w:r>
+        <w:t xml:space="preserve">surveil, pin -- so the obligation is finite instead of impossible.</w:t>
       </w:r>
     </w:p>
     <w:p>
@@ -281,19 +241,19 @@
           <w:b/>
           <w:bCs/>
         </w:rPr>
-        <w:t xml:space="preserve">Human effort concentrated at two moments.</w:t>
-      </w:r>
-      <w:r>
-        <w:t xml:space="preserve"> </w:t>
-      </w:r>
-      <w:r>
-        <w:t xml:space="preserve">Adopting a dependency and bumping its version. A</w:t>
-      </w:r>
-      <w:r>
-        <w:t xml:space="preserve"> </w:t>
-      </w:r>
-      <w:r>
-        <w:t xml:space="preserve">few minutes of provenance work at adoption, a changelog-and-lock-delta read at each bump.</w:t>
+        <w:t xml:space="preserve">Human effort concentrated at two moments: adoption and each version bump.</w:t>
+      </w:r>
+      <w:r>
+        <w:t xml:space="preserve"> </w:t>
+      </w:r>
+      <w:r>
+        <w:t xml:space="preserve">A few minutes of</w:t>
+      </w:r>
+      <w:r>
+        <w:t xml:space="preserve"> </w:t>
+      </w:r>
+      <w:r>
+        <w:t xml:space="preserve">provenance work when you add a dependency, a changelog-and-lock-delta read when you bump it.</w:t>
       </w:r>
       <w:r>
         <w:t xml:space="preserve"> </w:t>
@@ -321,19 +281,19 @@
         <w:t xml:space="preserve"> </w:t>
       </w:r>
       <w:r>
-        <w:t xml:space="preserve">Assistant-suggested imports make</w:t>
-      </w:r>
-      <w:r>
-        <w:t xml:space="preserve"> </w:t>
-      </w:r>
-      <w:r>
-        <w:t xml:space="preserve">plausible-but-fake names a routine hazard rather than an exotic one, and the same check that</w:t>
-      </w:r>
-      <w:r>
-        <w:t xml:space="preserve"> </w:t>
-      </w:r>
-      <w:r>
-        <w:t xml:space="preserve">catches a fabricated name also catches a typosquat of a real one.</w:t>
+        <w:t xml:space="preserve">Imports suggested by an AI coding</w:t>
+      </w:r>
+      <w:r>
+        <w:t xml:space="preserve"> </w:t>
+      </w:r>
+      <w:r>
+        <w:t xml:space="preserve">assistant make plausible-but-fake names a routine hazard rather than an exotic one, and the same</w:t>
+      </w:r>
+      <w:r>
+        <w:t xml:space="preserve"> </w:t>
+      </w:r>
+      <w:r>
+        <w:t xml:space="preserve">check that catches a fabricated name also catches a typosquat of a real one.</w:t>
       </w:r>
     </w:p>
     <w:p>
@@ -429,13 +389,13 @@
         <w:t xml:space="preserve"> </w:t>
       </w:r>
       <w:r>
-        <w:t xml:space="preserve">provenance tied to a repository and a commit, and an attestation over the artifact -- so an adopter</w:t>
-      </w:r>
-      <w:r>
-        <w:t xml:space="preserve"> </w:t>
-      </w:r>
-      <w:r>
-        <w:t xml:space="preserve">can check what you shipped without contacting you or trusting your description of your own process.</w:t>
+        <w:t xml:space="preserve">provenance tied to a repository and a commit, and an attestation over the artifact. An adopter can</w:t>
+      </w:r>
+      <w:r>
+        <w:t xml:space="preserve"> </w:t>
+      </w:r>
+      <w:r>
+        <w:t xml:space="preserve">check what you shipped without contacting you or trusting your description of your own process.</w:t>
       </w:r>
     </w:p>
     <w:p>
@@ -987,19 +947,27 @@
         <w:t xml:space="preserve"> </w:t>
       </w:r>
       <w:r>
-        <w:t xml:space="preserve">cannot fully audit. Naming it that way is useful because it states the honest position. You are not</w:t>
-      </w:r>
-      <w:r>
-        <w:t xml:space="preserve"> </w:t>
-      </w:r>
-      <w:r>
-        <w:t xml:space="preserve">going to read your dependency tree. Nobody does. The discipline that follows from that never asks</w:t>
-      </w:r>
-      <w:r>
-        <w:t xml:space="preserve"> </w:t>
-      </w:r>
-      <w:r>
-        <w:t xml:space="preserve">you to; it asks you to manage each component as a black box.</w:t>
+        <w:t xml:space="preserve">cannot fully audit. Naming it that way states the honest position -- you are not going to read your</w:t>
+      </w:r>
+      <w:r>
+        <w:t xml:space="preserve"> </w:t>
+      </w:r>
+      <w:r>
+        <w:t xml:space="preserve">dependency tree, and nobody does.</w:t>
+      </w:r>
+    </w:p>
+    <w:p>
+      <w:pPr>
+        <w:pStyle w:val="BodyText"/>
+      </w:pPr>
+      <w:r>
+        <w:t xml:space="preserve">The discipline that follows never asks you to. It asks you to manage each component as a black box,</w:t>
+      </w:r>
+      <w:r>
+        <w:t xml:space="preserve"> </w:t>
+      </w:r>
+      <w:r>
+        <w:t xml:space="preserve">and the table says where the human effort lands.</w:t>
       </w:r>
     </w:p>
     <w:tbl>
@@ -1335,13 +1303,27 @@
         <w:t xml:space="preserve"> </w:t>
       </w:r>
       <w:r>
-        <w:t xml:space="preserve">field. That is what discharges the risk of not reading it, and it is where the adoption minutes</w:t>
-      </w:r>
-      <w:r>
-        <w:t xml:space="preserve"> </w:t>
-      </w:r>
-      <w:r>
-        <w:t xml:space="preserve">should go -- not into skimming internals, which produces the feeling of review without the substance.</w:t>
+        <w:t xml:space="preserve">field.</w:t>
+      </w:r>
+    </w:p>
+    <w:p>
+      <w:pPr>
+        <w:pStyle w:val="BodyText"/>
+      </w:pPr>
+      <w:r>
+        <w:t xml:space="preserve">That review is what discharges the risk of not reading it, and it is where the adoption minutes</w:t>
+      </w:r>
+      <w:r>
+        <w:t xml:space="preserve"> </w:t>
+      </w:r>
+      <w:r>
+        <w:t xml:space="preserve">should go. Do not spend them skimming internals, which produces the feeling of review without the</w:t>
+      </w:r>
+      <w:r>
+        <w:t xml:space="preserve"> </w:t>
+      </w:r>
+      <w:r>
+        <w:t xml:space="preserve">substance.</w:t>
       </w:r>
     </w:p>
     <w:p>
@@ -1395,25 +1377,13 @@
         <w:t xml:space="preserve"> </w:t>
       </w:r>
       <w:r>
-        <w:t xml:space="preserve">package name that reads correctly, sits in the right namespace, and matches the shape of real</w:t>
-      </w:r>
-      <w:r>
-        <w:t xml:space="preserve"> </w:t>
-      </w:r>
-      <w:r>
-        <w:t xml:space="preserve">names in that ecosystem is exactly the output the model is good at producing. And it is</w:t>
-      </w:r>
-      <w:r>
-        <w:t xml:space="preserve"> </w:t>
-      </w:r>
-      <w:r>
-        <w:t xml:space="preserve">indistinguishable, at the point of use, from a name that exists. That regularity is the attack</w:t>
-      </w:r>
-      <w:r>
-        <w:t xml:space="preserve"> </w:t>
-      </w:r>
-      <w:r>
-        <w:t xml:space="preserve">surface: a name suggested often enough can be registered by somebody else.</w:t>
+        <w:t xml:space="preserve">package name that reads correctly, sits in the right namespace, and matches the shape of real names</w:t>
+      </w:r>
+      <w:r>
+        <w:t xml:space="preserve"> </w:t>
+      </w:r>
+      <w:r>
+        <w:t xml:space="preserve">in that ecosystem is exactly the output the model is good at producing.</w:t>
       </w:r>
     </w:p>
     <w:p>
@@ -1421,13 +1391,27 @@
         <w:pStyle w:val="BodyText"/>
       </w:pPr>
       <w:r>
-        <w:t xml:space="preserve">The site already carries the rule, the gate shape and the published magnitude with its model-era</w:t>
-      </w:r>
-      <w:r>
-        <w:t xml:space="preserve"> </w:t>
-      </w:r>
-      <w:r>
-        <w:t xml:space="preserve">caveat, so it is not restated here:</w:t>
+        <w:t xml:space="preserve">At the point of use, that name is indistinguishable from one that exists. The regularity is the</w:t>
+      </w:r>
+      <w:r>
+        <w:t xml:space="preserve"> </w:t>
+      </w:r>
+      <w:r>
+        <w:t xml:space="preserve">attack surface: a name suggested often enough can be registered by somebody else.</w:t>
+      </w:r>
+    </w:p>
+    <w:p>
+      <w:pPr>
+        <w:pStyle w:val="BodyText"/>
+      </w:pPr>
+      <w:r>
+        <w:t xml:space="preserve">The rule, the gate shape and the published magnitude with its model-era caveat are already on the</w:t>
+      </w:r>
+      <w:r>
+        <w:t xml:space="preserve"> </w:t>
+      </w:r>
+      <w:r>
+        <w:t xml:space="preserve">site. They are not restated here:</w:t>
       </w:r>
       <w:r>
         <w:t xml:space="preserve"> </w:t>
@@ -1437,7 +1421,7 @@
           <w:rPr>
             <w:rStyle w:val="Hyperlink"/>
           </w:rPr>
-          <w:t xml:space="preserve">Verify a dependency before adding it, and know what</w:t>
+          <w:t xml:space="preserve">Verify a dependency before adding it, and know what verification</w:t>
         </w:r>
         <w:r>
           <w:rPr>
@@ -1449,7 +1433,7 @@
           <w:rPr>
             <w:rStyle w:val="Hyperlink"/>
           </w:rPr>
-          <w:t xml:space="preserve">verification cannot see</w:t>
+          <w:t xml:space="preserve">cannot see</w:t>
         </w:r>
       </w:hyperlink>
       <w:r>
@@ -1461,16 +1445,12 @@
         <w:pStyle w:val="BodyText"/>
       </w:pPr>
       <w:r>
-        <w:t xml:space="preserve">Two things worth adding at this document's altitude:</w:t>
-      </w:r>
-    </w:p>
-    <w:p>
-      <w:pPr>
-        <w:pStyle w:val="Compact"/>
-        <w:numPr>
-          <w:ilvl w:val="0"/>
-          <w:numId w:val="1005"/>
-        </w:numPr>
+        <w:t xml:space="preserve">Two things are worth adding at this document's altitude.</w:t>
+      </w:r>
+    </w:p>
+    <w:p>
+      <w:pPr>
+        <w:pStyle w:val="BodyText"/>
       </w:pPr>
       <w:r>
         <w:rPr>
@@ -1483,13 +1463,13 @@
         <w:t xml:space="preserve"> </w:t>
       </w:r>
       <w:r>
-        <w:t xml:space="preserve">Existence, publishing history,</w:t>
-      </w:r>
-      <w:r>
-        <w:t xml:space="preserve"> </w:t>
-      </w:r>
-      <w:r>
-        <w:t xml:space="preserve">an age floor and canonical-name identity are all mechanical.</w:t>
+        <w:t xml:space="preserve">Existence, publishing history, an</w:t>
+      </w:r>
+      <w:r>
+        <w:t xml:space="preserve"> </w:t>
+      </w:r>
+      <w:r>
+        <w:t xml:space="preserve">age floor and canonical-name identity are all mechanical.</w:t>
       </w:r>
       <w:r>
         <w:t xml:space="preserve"> </w:t>
@@ -1505,28 +1485,24 @@
         <w:t xml:space="preserve"> </w:t>
       </w:r>
       <w:r>
-        <w:t xml:space="preserve">is not.</w:t>
-      </w:r>
-      <w:r>
-        <w:t xml:space="preserve"> </w:t>
-      </w:r>
-      <w:r>
-        <w:t xml:space="preserve">A package that genuinely exists, publishes files, is years old and is served under its own</w:t>
-      </w:r>
-      <w:r>
-        <w:t xml:space="preserve"> </w:t>
-      </w:r>
-      <w:r>
-        <w:t xml:space="preserve">canonical name can still be a different project than the one intended, and it passes everything.</w:t>
-      </w:r>
-    </w:p>
-    <w:p>
-      <w:pPr>
-        <w:pStyle w:val="Compact"/>
-        <w:numPr>
-          <w:ilvl w:val="0"/>
-          <w:numId w:val="1005"/>
-        </w:numPr>
+        <w:t xml:space="preserve">is not. A</w:t>
+      </w:r>
+      <w:r>
+        <w:t xml:space="preserve"> </w:t>
+      </w:r>
+      <w:r>
+        <w:t xml:space="preserve">package that genuinely exists, publishes files, is years old and is served under its own canonical</w:t>
+      </w:r>
+      <w:r>
+        <w:t xml:space="preserve"> </w:t>
+      </w:r>
+      <w:r>
+        <w:t xml:space="preserve">name can still be a different project than the one intended. It passes everything.</w:t>
+      </w:r>
+    </w:p>
+    <w:p>
+      <w:pPr>
+        <w:pStyle w:val="BodyText"/>
       </w:pPr>
       <w:r>
         <w:rPr>
@@ -1580,24 +1556,14 @@
     </w:p>
     <w:p>
       <w:pPr>
-        <w:pStyle w:val="Compact"/>
-        <w:numPr>
-          <w:ilvl w:val="0"/>
-          <w:numId w:val="1006"/>
-        </w:numPr>
-      </w:pPr>
-      <w:r>
-        <w:t xml:space="preserve">Code</w:t>
-      </w:r>
-      <w:r>
-        <w:t xml:space="preserve"> </w:t>
-      </w:r>
-      <w:r>
-        <w:rPr>
-          <w:b/>
-          <w:bCs/>
-        </w:rPr>
-        <w:t xml:space="preserve">in your tree</w:t>
+        <w:pStyle w:val="BodyText"/>
+      </w:pPr>
+      <w:r>
+        <w:rPr>
+          <w:b/>
+          <w:bCs/>
+        </w:rPr>
+        <w:t xml:space="preserve">Code in your tree</w:t>
       </w:r>
       <w:r>
         <w:t xml:space="preserve"> </w:t>
@@ -1609,13 +1575,13 @@
         <w:t xml:space="preserve"> </w:t>
       </w:r>
       <w:r>
-        <w:t xml:space="preserve">position -- an explanation reached with assistance is acceptable, rubber-stamping is not, opaque</w:t>
-      </w:r>
-      <w:r>
-        <w:t xml:space="preserve"> </w:t>
-      </w:r>
-      <w:r>
-        <w:t xml:space="preserve">even with help is discarded, capture it durably -- is at</w:t>
+        <w:t xml:space="preserve">position is that an explanation reached with assistance is acceptable, rubber-stamping is not, opaque</w:t>
+      </w:r>
+      <w:r>
+        <w:t xml:space="preserve"> </w:t>
+      </w:r>
+      <w:r>
+        <w:t xml:space="preserve">even with help is discarded, and you capture it durably. It is stated at</w:t>
       </w:r>
       <w:r>
         <w:t xml:space="preserve"> </w:t>
@@ -1625,7 +1591,7 @@
           <w:rPr>
             <w:rStyle w:val="Hyperlink"/>
           </w:rPr>
-          <w:t xml:space="preserve">Reject code you cannot explain --</w:t>
+          <w:t xml:space="preserve">Reject code you cannot</w:t>
         </w:r>
         <w:r>
           <w:rPr>
@@ -1637,7 +1603,7 @@
           <w:rPr>
             <w:rStyle w:val="Hyperlink"/>
           </w:rPr>
-          <w:t xml:space="preserve">assistance in reaching the explanation is</w:t>
+          <w:t xml:space="preserve">explain -- assistance in reaching the explanation is</w:t>
         </w:r>
         <w:r>
           <w:rPr>
@@ -1658,24 +1624,14 @@
     </w:p>
     <w:p>
       <w:pPr>
-        <w:pStyle w:val="Compact"/>
-        <w:numPr>
-          <w:ilvl w:val="0"/>
-          <w:numId w:val="1006"/>
-        </w:numPr>
-      </w:pPr>
-      <w:r>
-        <w:t xml:space="preserve">Code</w:t>
-      </w:r>
-      <w:r>
-        <w:t xml:space="preserve"> </w:t>
-      </w:r>
-      <w:r>
-        <w:rPr>
-          <w:b/>
-          <w:bCs/>
-        </w:rPr>
-        <w:t xml:space="preserve">behind a package boundary</w:t>
+        <w:pStyle w:val="BodyText"/>
+      </w:pPr>
+      <w:r>
+        <w:rPr>
+          <w:b/>
+          <w:bCs/>
+        </w:rPr>
+        <w:t xml:space="preserve">Code behind a package boundary</w:t>
       </w:r>
       <w:r>
         <w:t xml:space="preserve"> </w:t>
@@ -1697,7 +1653,13 @@
         <w:t xml:space="preserve"> </w:t>
       </w:r>
       <w:r>
-        <w:t xml:space="preserve">and for the</w:t>
+        <w:t xml:space="preserve">and</w:t>
+      </w:r>
+      <w:r>
+        <w:t xml:space="preserve"> </w:t>
+      </w:r>
+      <w:r>
+        <w:t xml:space="preserve">for the</w:t>
       </w:r>
       <w:r>
         <w:t xml:space="preserve"> </w:t>
@@ -1715,7 +1677,7 @@
     </w:p>
     <w:p>
       <w:pPr>
-        <w:pStyle w:val="FirstParagraph"/>
+        <w:pStyle w:val="BodyText"/>
       </w:pPr>
       <w:r>
         <w:rPr>
@@ -1754,22 +1716,18 @@
         <w:pStyle w:val="BodyText"/>
       </w:pPr>
       <w:r>
-        <w:t xml:space="preserve">Two additions worth carrying from the argument that produced the pragmatic bar, neither of which the</w:t>
-      </w:r>
-      <w:r>
-        <w:t xml:space="preserve"> </w:t>
-      </w:r>
-      <w:r>
-        <w:t xml:space="preserve">site states:</w:t>
-      </w:r>
-    </w:p>
-    <w:p>
-      <w:pPr>
-        <w:pStyle w:val="Compact"/>
-        <w:numPr>
-          <w:ilvl w:val="0"/>
-          <w:numId w:val="1007"/>
-        </w:numPr>
+        <w:t xml:space="preserve">Two additions are worth carrying from the argument that produced the pragmatic bar, neither of which</w:t>
+      </w:r>
+      <w:r>
+        <w:t xml:space="preserve"> </w:t>
+      </w:r>
+      <w:r>
+        <w:t xml:space="preserve">the site states.</w:t>
+      </w:r>
+    </w:p>
+    <w:p>
+      <w:pPr>
+        <w:pStyle w:val="BodyText"/>
       </w:pPr>
       <w:r>
         <w:rPr>
@@ -1782,22 +1740,12 @@
         <w:t xml:space="preserve"> </w:t>
       </w:r>
       <w:r>
-        <w:t xml:space="preserve">The human</w:t>
-      </w:r>
-      <w:r>
-        <w:t xml:space="preserve"> </w:t>
-      </w:r>
-      <w:r>
-        <w:t xml:space="preserve">verifies the explanation; accepting it is the rubber-stamp under a different name.</w:t>
-      </w:r>
-    </w:p>
-    <w:p>
-      <w:pPr>
-        <w:pStyle w:val="Compact"/>
-        <w:numPr>
-          <w:ilvl w:val="0"/>
-          <w:numId w:val="1007"/>
-        </w:numPr>
+        <w:t xml:space="preserve">The human verifies the explanation; accepting it is the rubber-stamp under a different name.</w:t>
+      </w:r>
+    </w:p>
+    <w:p>
+      <w:pPr>
+        <w:pStyle w:val="BodyText"/>
       </w:pPr>
       <w:r>
         <w:rPr>
@@ -1810,13 +1758,13 @@
         <w:t xml:space="preserve"> </w:t>
       </w:r>
       <w:r>
-        <w:t xml:space="preserve">That is the honest residual risk of</w:t>
-      </w:r>
-      <w:r>
-        <w:t xml:space="preserve"> </w:t>
-      </w:r>
-      <w:r>
-        <w:t xml:space="preserve">the pragmatic bar, and it argues for unaided comprehension specifically on the seams where a</w:t>
+        <w:t xml:space="preserve">That is the honest residual</w:t>
+      </w:r>
+      <w:r>
+        <w:t xml:space="preserve"> </w:t>
+      </w:r>
+      <w:r>
+        <w:t xml:space="preserve">risk of the pragmatic bar. It argues for unaided comprehension specifically on the seams where a</w:t>
       </w:r>
       <w:r>
         <w:t xml:space="preserve"> </w:t>
@@ -1827,10 +1775,20 @@
     </w:p>
     <w:p>
       <w:pPr>
-        <w:pStyle w:val="FirstParagraph"/>
-      </w:pPr>
-      <w:r>
-        <w:t xml:space="preserve">A cheap detector for drift on this rule: periodically pick a merged assisted change and ask its</w:t>
+        <w:pStyle w:val="BodyText"/>
+      </w:pPr>
+      <w:r>
+        <w:rPr>
+          <w:b/>
+          <w:bCs/>
+        </w:rPr>
+        <w:t xml:space="preserve">A cheap detector for drift on this rule:</w:t>
+      </w:r>
+      <w:r>
+        <w:t xml:space="preserve"> </w:t>
+      </w:r>
+      <w:r>
+        <w:t xml:space="preserve">periodically pick a merged assisted change and ask its</w:t>
       </w:r>
       <w:r>
         <w:t xml:space="preserve"> </w:t>
@@ -1860,19 +1818,7 @@
         <w:t xml:space="preserve"> </w:t>
       </w:r>
       <w:r>
-        <w:t xml:space="preserve">own. Worse, it silently leaves the machinery: a vendored path is not in the lockfile, so the advisory</w:t>
-      </w:r>
-      <w:r>
-        <w:t xml:space="preserve"> </w:t>
-      </w:r>
-      <w:r>
-        <w:t xml:space="preserve">auditor never sees it, and static analysis configured for your first-party package skips the new</w:t>
-      </w:r>
-      <w:r>
-        <w:t xml:space="preserve"> </w:t>
-      </w:r>
-      <w:r>
-        <w:t xml:space="preserve">directory. Every dependency control reports green while covering nothing.</w:t>
+        <w:t xml:space="preserve">own.</w:t>
       </w:r>
     </w:p>
     <w:p>
@@ -1880,7 +1826,25 @@
         <w:pStyle w:val="BodyText"/>
       </w:pPr>
       <w:r>
-        <w:t xml:space="preserve">This is the sibling-path failure in its most common form</w:t>
+        <w:t xml:space="preserve">Worse, it silently leaves the machinery behind. A vendored path is not in the lockfile, so the</w:t>
+      </w:r>
+      <w:r>
+        <w:t xml:space="preserve"> </w:t>
+      </w:r>
+      <w:r>
+        <w:t xml:space="preserve">advisory auditor never sees it, and static analysis configured for your first-party package skips the</w:t>
+      </w:r>
+      <w:r>
+        <w:t xml:space="preserve"> </w:t>
+      </w:r>
+      <w:r>
+        <w:t xml:space="preserve">new directory. Every dependency control reports green while covering nothing -- the sibling-path</w:t>
+      </w:r>
+      <w:r>
+        <w:t xml:space="preserve"> </w:t>
+      </w:r>
+      <w:r>
+        <w:t xml:space="preserve">failure in its most common form</w:t>
       </w:r>
       <w:r>
         <w:t xml:space="preserve"> </w:t>
@@ -1929,7 +1893,7 @@
         <w:pStyle w:val="Compact"/>
         <w:numPr>
           <w:ilvl w:val="0"/>
-          <w:numId w:val="1008"/>
+          <w:numId w:val="1005"/>
         </w:numPr>
       </w:pPr>
       <w:r>
@@ -1941,7 +1905,7 @@
         <w:pStyle w:val="Compact"/>
         <w:numPr>
           <w:ilvl w:val="0"/>
-          <w:numId w:val="1008"/>
+          <w:numId w:val="1005"/>
         </w:numPr>
       </w:pPr>
       <w:r>
@@ -1953,7 +1917,7 @@
         <w:pStyle w:val="Compact"/>
         <w:numPr>
           <w:ilvl w:val="0"/>
-          <w:numId w:val="1008"/>
+          <w:numId w:val="1005"/>
         </w:numPr>
       </w:pPr>
       <w:r>
@@ -2001,19 +1965,13 @@
         <w:t xml:space="preserve"> </w:t>
       </w:r>
       <w:r>
-        <w:t xml:space="preserve">second language, a build tool with its own manifest, or a documentation site with its own</w:t>
-      </w:r>
-      <w:r>
-        <w:t xml:space="preserve"> </w:t>
-      </w:r>
-      <w:r>
-        <w:t xml:space="preserve">dependency tree grows a tree that nothing watches -- while the dashboard still says the repository is</w:t>
-      </w:r>
-      <w:r>
-        <w:t xml:space="preserve"> </w:t>
-      </w:r>
-      <w:r>
-        <w:t xml:space="preserve">covered.</w:t>
+        <w:t xml:space="preserve">second language, a build tool with its own manifest, or a documentation site with its own dependency</w:t>
+      </w:r>
+      <w:r>
+        <w:t xml:space="preserve"> </w:t>
+      </w:r>
+      <w:r>
+        <w:t xml:space="preserve">tree grows a tree that nothing watches. The dashboard still says the repository is covered.</w:t>
       </w:r>
     </w:p>
     <w:p>
@@ -2072,19 +2030,7 @@
         <w:t xml:space="preserve"> </w:t>
       </w:r>
       <w:r>
-        <w:t xml:space="preserve">any advisory. Prefer one check that fails when a manifest exists with no corresponding audit entry,</w:t>
-      </w:r>
-      <w:r>
-        <w:t xml:space="preserve"> </w:t>
-      </w:r>
-      <w:r>
-        <w:t xml:space="preserve">so the parity is deterministic rather than a recurring manual sweep. Triage a transitive advisory by</w:t>
-      </w:r>
-      <w:r>
-        <w:t xml:space="preserve"> </w:t>
-      </w:r>
-      <w:r>
-        <w:t xml:space="preserve">pinning it out through the ecosystem's own override mechanism.</w:t>
+        <w:t xml:space="preserve">any advisory.</w:t>
       </w:r>
     </w:p>
     <w:p>
@@ -2092,6 +2038,26 @@
         <w:pStyle w:val="BodyText"/>
       </w:pPr>
       <w:r>
+        <w:t xml:space="preserve">Prefer one check that fails when a manifest exists with no corresponding audit entry, so the parity</w:t>
+      </w:r>
+      <w:r>
+        <w:t xml:space="preserve"> </w:t>
+      </w:r>
+      <w:r>
+        <w:t xml:space="preserve">is deterministic rather than a recurring manual sweep. Triage a transitive advisory by pinning it out</w:t>
+      </w:r>
+      <w:r>
+        <w:t xml:space="preserve"> </w:t>
+      </w:r>
+      <w:r>
+        <w:t xml:space="preserve">through the ecosystem's own override mechanism.</w:t>
+      </w:r>
+    </w:p>
+    <w:p>
+      <w:pPr>
+        <w:pStyle w:val="BodyText"/>
+      </w:pPr>
+      <w:r>
         <w:rPr>
           <w:b/>
           <w:bCs/>
@@ -2108,19 +2074,19 @@
         <w:t xml:space="preserve"> </w:t>
       </w:r>
       <w:r>
-        <w:t xml:space="preserve">checkers -- is a build-supply-chain concern rather than a runtime exposure, and that difference is</w:t>
-      </w:r>
-      <w:r>
-        <w:t xml:space="preserve"> </w:t>
-      </w:r>
-      <w:r>
-        <w:t xml:space="preserve">worth stating when you triage. It is not a reason to leave the tree unsurveilled: the build tooling</w:t>
-      </w:r>
-      <w:r>
-        <w:t xml:space="preserve"> </w:t>
-      </w:r>
-      <w:r>
-        <w:t xml:space="preserve">is the part that touches every line of code you ship.</w:t>
+        <w:t xml:space="preserve">checkers -- is a build-supply-chain concern rather than a runtime exposure. That difference is worth</w:t>
+      </w:r>
+      <w:r>
+        <w:t xml:space="preserve"> </w:t>
+      </w:r>
+      <w:r>
+        <w:t xml:space="preserve">stating when you triage. It is not a reason to leave the tree unsurveilled: the build tooling is the</w:t>
+      </w:r>
+      <w:r>
+        <w:t xml:space="preserve"> </w:t>
+      </w:r>
+      <w:r>
+        <w:t xml:space="preserve">part that touches every line of code you ship.</w:t>
       </w:r>
     </w:p>
     <w:bookmarkEnd w:id="24"/>
@@ -2138,7 +2104,7 @@
         <w:pStyle w:val="FirstParagraph"/>
       </w:pPr>
       <w:r>
-        <w:t xml:space="preserve">The general principle is two sentences, and both halves are load-bearing.</w:t>
+        <w:t xml:space="preserve">Both halves of the rule are load-bearing.</w:t>
       </w:r>
     </w:p>
     <w:p>
@@ -2195,7 +2161,7 @@
         <w:pStyle w:val="BodyText"/>
       </w:pPr>
       <w:r>
-        <w:t xml:space="preserve">Resolution-time pinning without install-time enforcement is the common half-measure: it makes builds</w:t>
+        <w:t xml:space="preserve">Resolution-time pinning without install-time enforcement is the common half-measure. It makes builds</w:t>
       </w:r>
       <w:r>
         <w:t xml:space="preserve"> </w:t>
@@ -2217,7 +2183,7 @@
         <w:pStyle w:val="Compact"/>
         <w:numPr>
           <w:ilvl w:val="0"/>
-          <w:numId w:val="1009"/>
+          <w:numId w:val="1006"/>
         </w:numPr>
       </w:pPr>
       <w:r>
@@ -2242,7 +2208,7 @@
         <w:pStyle w:val="Compact"/>
         <w:numPr>
           <w:ilvl w:val="0"/>
-          <w:numId w:val="1009"/>
+          <w:numId w:val="1006"/>
         </w:numPr>
       </w:pPr>
       <w:r>
@@ -2270,7 +2236,7 @@
         <w:pStyle w:val="Compact"/>
         <w:numPr>
           <w:ilvl w:val="0"/>
-          <w:numId w:val="1009"/>
+          <w:numId w:val="1006"/>
         </w:numPr>
       </w:pPr>
       <w:r>
@@ -2329,7 +2295,234 @@
         <w:t xml:space="preserve"> </w:t>
       </w:r>
       <w:r>
-        <w:t xml:space="preserve">here rather than there:</w:t>
+        <w:t xml:space="preserve">here rather than there.</w:t>
+      </w:r>
+    </w:p>
+    <w:p>
+      <w:pPr>
+        <w:pStyle w:val="BodyText"/>
+      </w:pPr>
+      <w:r>
+        <w:rPr>
+          <w:b/>
+          <w:bCs/>
+        </w:rPr>
+        <w:t xml:space="preserve">A version pin does not satisfy a supply-chain scorer's pinned-dependency requirement</w:t>
+      </w:r>
+      <w:r>
+        <w:t xml:space="preserve">, and more</w:t>
+      </w:r>
+      <w:r>
+        <w:t xml:space="preserve"> </w:t>
+      </w:r>
+      <w:r>
+        <w:t xml:space="preserve">importantly does not satisfy the property you actually wanted. If your CI tooling is installed by</w:t>
+      </w:r>
+      <w:r>
+        <w:t xml:space="preserve"> </w:t>
+      </w:r>
+      <w:r>
+        <w:t xml:space="preserve">version rather than by digest, it is unpinned in the sense that matters.</w:t>
+      </w:r>
+    </w:p>
+    <w:p>
+      <w:pPr>
+        <w:pStyle w:val="BodyText"/>
+      </w:pPr>
+      <w:r>
+        <w:rPr>
+          <w:b/>
+          <w:bCs/>
+        </w:rPr>
+        <w:t xml:space="preserve">A hash-pinned toolchain kept</w:t>
+      </w:r>
+      <w:r>
+        <w:rPr>
+          <w:b/>
+          <w:bCs/>
+        </w:rPr>
+        <w:t xml:space="preserve"> </w:t>
+      </w:r>
+      <w:r>
+        <w:rPr>
+          <w:b/>
+          <w:bCs/>
+          <w:i/>
+          <w:iCs/>
+        </w:rPr>
+        <w:t xml:space="preserve">outside</w:t>
+      </w:r>
+      <w:r>
+        <w:rPr>
+          <w:b/>
+          <w:bCs/>
+        </w:rPr>
+        <w:t xml:space="preserve"> </w:t>
+      </w:r>
+      <w:r>
+        <w:rPr>
+          <w:b/>
+          <w:bCs/>
+        </w:rPr>
+        <w:t xml:space="preserve">your existing regenerate-and-diff machinery rots into a</w:t>
+      </w:r>
+      <w:r>
+        <w:rPr>
+          <w:b/>
+          <w:bCs/>
+        </w:rPr>
+        <w:t xml:space="preserve"> </w:t>
+      </w:r>
+      <w:r>
+        <w:rPr>
+          <w:b/>
+          <w:bCs/>
+        </w:rPr>
+        <w:t xml:space="preserve">pinned, stale and unpatched one</w:t>
+      </w:r>
+      <w:r>
+        <w:t xml:space="preserve"> </w:t>
+      </w:r>
+      <w:r>
+        <w:t xml:space="preserve">-- which is a worse posture than floating, because it looks</w:t>
+      </w:r>
+      <w:r>
+        <w:t xml:space="preserve"> </w:t>
+      </w:r>
+      <w:r>
+        <w:t xml:space="preserve">controlled. Keep every lock, including the one for CI-only tooling, inside the same machinery that</w:t>
+      </w:r>
+      <w:r>
+        <w:t xml:space="preserve"> </w:t>
+      </w:r>
+      <w:r>
+        <w:t xml:space="preserve">regenerates the runtime locks. Declare the tooling group non-default, and add a test asserting it</w:t>
+      </w:r>
+      <w:r>
+        <w:t xml:space="preserve"> </w:t>
+      </w:r>
+      <w:r>
+        <w:t xml:space="preserve">does not leak into the runtime exports.</w:t>
+      </w:r>
+    </w:p>
+    <w:bookmarkEnd w:id="26"/>
+    <w:bookmarkStart w:id="27" w:name="the-version-bump-is-a-bounded-review"/>
+    <w:p>
+      <w:pPr>
+        <w:pStyle w:val="Heading3"/>
+      </w:pPr>
+      <w:r>
+        <w:t xml:space="preserve">The version bump is a bounded review</w:t>
+      </w:r>
+    </w:p>
+    <w:p>
+      <w:pPr>
+        <w:pStyle w:val="FirstParagraph"/>
+      </w:pPr>
+      <w:r>
+        <w:rPr>
+          <w:b/>
+          <w:bCs/>
+        </w:rPr>
+        <w:t xml:space="preserve">Rule.</w:t>
+      </w:r>
+      <w:r>
+        <w:t xml:space="preserve"> </w:t>
+      </w:r>
+      <w:r>
+        <w:t xml:space="preserve">At each bump, read the changelog and the lock delta the automated update produced, and let</w:t>
+      </w:r>
+      <w:r>
+        <w:t xml:space="preserve"> </w:t>
+      </w:r>
+      <w:r>
+        <w:t xml:space="preserve">the pipeline re-run the advisory audit and the test suite. You are reviewing</w:t>
+      </w:r>
+      <w:r>
+        <w:t xml:space="preserve"> </w:t>
+      </w:r>
+      <w:r>
+        <w:rPr>
+          <w:i/>
+          <w:iCs/>
+        </w:rPr>
+        <w:t xml:space="preserve">what changed</w:t>
+      </w:r>
+      <w:r>
+        <w:t xml:space="preserve"> </w:t>
+      </w:r>
+      <w:r>
+        <w:t xml:space="preserve">and</w:t>
+      </w:r>
+      <w:r>
+        <w:t xml:space="preserve"> </w:t>
+      </w:r>
+      <w:r>
+        <w:rPr>
+          <w:i/>
+          <w:iCs/>
+        </w:rPr>
+        <w:t xml:space="preserve">whether your boundary tests still pass</w:t>
+      </w:r>
+      <w:r>
+        <w:t xml:space="preserve"> </w:t>
+      </w:r>
+      <w:r>
+        <w:t xml:space="preserve">-- not the library's implementation. Everything else in the</w:t>
+      </w:r>
+      <w:r>
+        <w:t xml:space="preserve"> </w:t>
+      </w:r>
+      <w:r>
+        <w:t xml:space="preserve">loop is machinery.</w:t>
+      </w:r>
+    </w:p>
+    <w:p>
+      <w:pPr>
+        <w:pStyle w:val="BodyText"/>
+      </w:pPr>
+      <w:r>
+        <w:t xml:space="preserve">Bounding it is the point. An unbounded upgrade review gets deferred, and deferred upgrades are how a</w:t>
+      </w:r>
+      <w:r>
+        <w:t xml:space="preserve"> </w:t>
+      </w:r>
+      <w:r>
+        <w:t xml:space="preserve">project ends up doing an emergency bump across several major versions under advisory pressure.</w:t>
+      </w:r>
+    </w:p>
+    <w:bookmarkEnd w:id="27"/>
+    <w:bookmarkStart w:id="28" w:name="contain-what-you-cannot-vouch-for"/>
+    <w:p>
+      <w:pPr>
+        <w:pStyle w:val="Heading3"/>
+      </w:pPr>
+      <w:r>
+        <w:t xml:space="preserve">Contain what you cannot vouch for</w:t>
+      </w:r>
+    </w:p>
+    <w:p>
+      <w:pPr>
+        <w:pStyle w:val="FirstParagraph"/>
+      </w:pPr>
+      <w:r>
+        <w:rPr>
+          <w:b/>
+          <w:bCs/>
+        </w:rPr>
+        <w:t xml:space="preserve">Rule.</w:t>
+      </w:r>
+      <w:r>
+        <w:t xml:space="preserve"> </w:t>
+      </w:r>
+      <w:r>
+        <w:t xml:space="preserve">Bound the blast radius of code you have not reviewed with a least-privilege runtime rather</w:t>
+      </w:r>
+      <w:r>
+        <w:t xml:space="preserve"> </w:t>
+      </w:r>
+      <w:r>
+        <w:t xml:space="preserve">than with more review:</w:t>
       </w:r>
     </w:p>
     <w:p>
@@ -2337,30 +2530,11 @@
         <w:pStyle w:val="Compact"/>
         <w:numPr>
           <w:ilvl w:val="0"/>
-          <w:numId w:val="1010"/>
+          <w:numId w:val="1007"/>
         </w:numPr>
       </w:pPr>
       <w:r>
-        <w:rPr>
-          <w:b/>
-          <w:bCs/>
-        </w:rPr>
-        <w:t xml:space="preserve">A version pin does not satisfy a supply-chain scorer's pinned-dependency requirement</w:t>
-      </w:r>
-      <w:r>
-        <w:t xml:space="preserve">, and more</w:t>
-      </w:r>
-      <w:r>
-        <w:t xml:space="preserve"> </w:t>
-      </w:r>
-      <w:r>
-        <w:t xml:space="preserve">importantly does not satisfy the property you actually wanted. If your CI tooling is installed by</w:t>
-      </w:r>
-      <w:r>
-        <w:t xml:space="preserve"> </w:t>
-      </w:r>
-      <w:r>
-        <w:t xml:space="preserve">version rather than by digest, it is unpinned in the sense that matters.</w:t>
+        <w:t xml:space="preserve">a restricted network posture</w:t>
       </w:r>
     </w:p>
     <w:p>
@@ -2368,203 +2542,11 @@
         <w:pStyle w:val="Compact"/>
         <w:numPr>
           <w:ilvl w:val="0"/>
-          <w:numId w:val="1010"/>
+          <w:numId w:val="1007"/>
         </w:numPr>
       </w:pPr>
       <w:r>
-        <w:rPr>
-          <w:b/>
-          <w:bCs/>
-        </w:rPr>
-        <w:t xml:space="preserve">A hash-pinned toolchain kept</w:t>
-      </w:r>
-      <w:r>
-        <w:rPr>
-          <w:b/>
-          <w:bCs/>
-        </w:rPr>
-        <w:t xml:space="preserve"> </w:t>
-      </w:r>
-      <w:r>
-        <w:rPr>
-          <w:b/>
-          <w:bCs/>
-          <w:i/>
-          <w:iCs/>
-        </w:rPr>
-        <w:t xml:space="preserve">outside</w:t>
-      </w:r>
-      <w:r>
-        <w:rPr>
-          <w:b/>
-          <w:bCs/>
-        </w:rPr>
-        <w:t xml:space="preserve"> </w:t>
-      </w:r>
-      <w:r>
-        <w:rPr>
-          <w:b/>
-          <w:bCs/>
-        </w:rPr>
-        <w:t xml:space="preserve">your existing regenerate-and-diff machinery rots into a</w:t>
-      </w:r>
-      <w:r>
-        <w:rPr>
-          <w:b/>
-          <w:bCs/>
-        </w:rPr>
-        <w:t xml:space="preserve"> </w:t>
-      </w:r>
-      <w:r>
-        <w:rPr>
-          <w:b/>
-          <w:bCs/>
-        </w:rPr>
-        <w:t xml:space="preserve">pinned, stale and unpatched one</w:t>
-      </w:r>
-      <w:r>
-        <w:t xml:space="preserve"> </w:t>
-      </w:r>
-      <w:r>
-        <w:t xml:space="preserve">-- which is a worse posture than floating, because it looks</w:t>
-      </w:r>
-      <w:r>
-        <w:t xml:space="preserve"> </w:t>
-      </w:r>
-      <w:r>
-        <w:t xml:space="preserve">controlled. Keep every lock, including the one for CI-only tooling, inside the same machinery that</w:t>
-      </w:r>
-      <w:r>
-        <w:t xml:space="preserve"> </w:t>
-      </w:r>
-      <w:r>
-        <w:t xml:space="preserve">regenerates the runtime locks. Declare the tooling group non-default, and add a test asserting it</w:t>
-      </w:r>
-      <w:r>
-        <w:t xml:space="preserve"> </w:t>
-      </w:r>
-      <w:r>
-        <w:t xml:space="preserve">does not leak into the runtime exports.</w:t>
-      </w:r>
-    </w:p>
-    <w:bookmarkEnd w:id="26"/>
-    <w:bookmarkStart w:id="27" w:name="the-version-bump-is-a-bounded-review"/>
-    <w:p>
-      <w:pPr>
-        <w:pStyle w:val="Heading3"/>
-      </w:pPr>
-      <w:r>
-        <w:t xml:space="preserve">The version bump is a bounded review</w:t>
-      </w:r>
-    </w:p>
-    <w:p>
-      <w:pPr>
-        <w:pStyle w:val="FirstParagraph"/>
-      </w:pPr>
-      <w:r>
-        <w:rPr>
-          <w:b/>
-          <w:bCs/>
-        </w:rPr>
-        <w:t xml:space="preserve">Rule.</w:t>
-      </w:r>
-      <w:r>
-        <w:t xml:space="preserve"> </w:t>
-      </w:r>
-      <w:r>
-        <w:t xml:space="preserve">At each bump, read the changelog and the lock delta the automated update produced, and let</w:t>
-      </w:r>
-      <w:r>
-        <w:t xml:space="preserve"> </w:t>
-      </w:r>
-      <w:r>
-        <w:t xml:space="preserve">the pipeline re-run the advisory audit and the test suite. You are reviewing</w:t>
-      </w:r>
-      <w:r>
-        <w:t xml:space="preserve"> </w:t>
-      </w:r>
-      <w:r>
-        <w:rPr>
-          <w:i/>
-          <w:iCs/>
-        </w:rPr>
-        <w:t xml:space="preserve">what changed</w:t>
-      </w:r>
-      <w:r>
-        <w:t xml:space="preserve"> </w:t>
-      </w:r>
-      <w:r>
-        <w:t xml:space="preserve">and</w:t>
-      </w:r>
-      <w:r>
-        <w:t xml:space="preserve"> </w:t>
-      </w:r>
-      <w:r>
-        <w:rPr>
-          <w:i/>
-          <w:iCs/>
-        </w:rPr>
-        <w:t xml:space="preserve">whether your boundary tests still pass</w:t>
-      </w:r>
-      <w:r>
-        <w:t xml:space="preserve"> </w:t>
-      </w:r>
-      <w:r>
-        <w:t xml:space="preserve">-- not the library's implementation. Everything else in the</w:t>
-      </w:r>
-      <w:r>
-        <w:t xml:space="preserve"> </w:t>
-      </w:r>
-      <w:r>
-        <w:t xml:space="preserve">loop is machinery.</w:t>
-      </w:r>
-    </w:p>
-    <w:p>
-      <w:pPr>
-        <w:pStyle w:val="BodyText"/>
-      </w:pPr>
-      <w:r>
-        <w:t xml:space="preserve">Bounding it is the point. An unbounded upgrade review gets deferred, and deferred upgrades are how a</w:t>
-      </w:r>
-      <w:r>
-        <w:t xml:space="preserve"> </w:t>
-      </w:r>
-      <w:r>
-        <w:t xml:space="preserve">project ends up doing an emergency bump across several major versions under advisory pressure.</w:t>
-      </w:r>
-    </w:p>
-    <w:bookmarkEnd w:id="27"/>
-    <w:bookmarkStart w:id="28" w:name="contain-what-you-cannot-vouch-for"/>
-    <w:p>
-      <w:pPr>
-        <w:pStyle w:val="Heading3"/>
-      </w:pPr>
-      <w:r>
-        <w:t xml:space="preserve">Contain what you cannot vouch for</w:t>
-      </w:r>
-    </w:p>
-    <w:p>
-      <w:pPr>
-        <w:pStyle w:val="FirstParagraph"/>
-      </w:pPr>
-      <w:r>
-        <w:rPr>
-          <w:b/>
-          <w:bCs/>
-        </w:rPr>
-        <w:t xml:space="preserve">Rule.</w:t>
-      </w:r>
-      <w:r>
-        <w:t xml:space="preserve"> </w:t>
-      </w:r>
-      <w:r>
-        <w:t xml:space="preserve">Bound the blast radius of code you have not reviewed with a least-privilege runtime rather</w:t>
-      </w:r>
-      <w:r>
-        <w:t xml:space="preserve"> </w:t>
-      </w:r>
-      <w:r>
-        <w:t xml:space="preserve">than with more review:</w:t>
+        <w:t xml:space="preserve">authentication required</w:t>
       </w:r>
     </w:p>
     <w:p>
@@ -2572,11 +2554,11 @@
         <w:pStyle w:val="Compact"/>
         <w:numPr>
           <w:ilvl w:val="0"/>
-          <w:numId w:val="1011"/>
+          <w:numId w:val="1007"/>
         </w:numPr>
       </w:pPr>
       <w:r>
-        <w:t xml:space="preserve">a restricted network posture</w:t>
+        <w:t xml:space="preserve">no outbound path for sensitive data</w:t>
       </w:r>
     </w:p>
     <w:p>
@@ -2584,31 +2566,7 @@
         <w:pStyle w:val="Compact"/>
         <w:numPr>
           <w:ilvl w:val="0"/>
-          <w:numId w:val="1011"/>
-        </w:numPr>
-      </w:pPr>
-      <w:r>
-        <w:t xml:space="preserve">authentication required</w:t>
-      </w:r>
-    </w:p>
-    <w:p>
-      <w:pPr>
-        <w:pStyle w:val="Compact"/>
-        <w:numPr>
-          <w:ilvl w:val="0"/>
-          <w:numId w:val="1011"/>
-        </w:numPr>
-      </w:pPr>
-      <w:r>
-        <w:t xml:space="preserve">no outbound path for sensitive data</w:t>
-      </w:r>
-    </w:p>
-    <w:p>
-      <w:pPr>
-        <w:pStyle w:val="Compact"/>
-        <w:numPr>
-          <w:ilvl w:val="0"/>
-          <w:numId w:val="1011"/>
+          <w:numId w:val="1007"/>
         </w:numPr>
       </w:pPr>
       <w:r>
@@ -2667,7 +2625,60 @@
         <w:pStyle w:val="FirstParagraph"/>
       </w:pPr>
       <w:r>
-        <w:t xml:space="preserve">Covered in full at</w:t>
+        <w:t xml:space="preserve">One instance worth naming:</w:t>
+      </w:r>
+      <w:r>
+        <w:t xml:space="preserve"> </w:t>
+      </w:r>
+      <w:r>
+        <w:rPr>
+          <w:b/>
+          <w:bCs/>
+        </w:rPr>
+        <w:t xml:space="preserve">material a project treats as withheld can travel inside a published</w:t>
+      </w:r>
+      <w:r>
+        <w:rPr>
+          <w:b/>
+          <w:bCs/>
+        </w:rPr>
+        <w:t xml:space="preserve"> </w:t>
+      </w:r>
+      <w:r>
+        <w:rPr>
+          <w:b/>
+          <w:bCs/>
+        </w:rPr>
+        <w:t xml:space="preserve">distribution</w:t>
+      </w:r>
+      <w:r>
+        <w:t xml:space="preserve">, without anyone reviewing the packaging list. That is the case people assume cannot</w:t>
+      </w:r>
+      <w:r>
+        <w:t xml:space="preserve"> </w:t>
+      </w:r>
+      <w:r>
+        <w:t xml:space="preserve">happen. It happens because the packaging list was written as an exclusion and the material was added</w:t>
+      </w:r>
+      <w:r>
+        <w:t xml:space="preserve"> </w:t>
+      </w:r>
+      <w:r>
+        <w:t xml:space="preserve">later.</w:t>
+      </w:r>
+    </w:p>
+    <w:p>
+      <w:pPr>
+        <w:pStyle w:val="BodyText"/>
+      </w:pPr>
+      <w:r>
+        <w:t xml:space="preserve">Checking the thing you built is not checking the thing that shipped. The rule itself is covered in</w:t>
+      </w:r>
+      <w:r>
+        <w:t xml:space="preserve"> </w:t>
+      </w:r>
+      <w:r>
+        <w:t xml:space="preserve">full at</w:t>
       </w:r>
       <w:r>
         <w:t xml:space="preserve"> </w:t>
@@ -2693,55 +2704,7 @@
         </w:r>
       </w:hyperlink>
       <w:r>
-        <w:t xml:space="preserve">, and not restated. One</w:t>
-      </w:r>
-      <w:r>
-        <w:t xml:space="preserve"> </w:t>
-      </w:r>
-      <w:r>
-        <w:t xml:space="preserve">instance worth naming here, because it is the case people assume cannot happen:</w:t>
-      </w:r>
-      <w:r>
-        <w:t xml:space="preserve"> </w:t>
-      </w:r>
-      <w:r>
-        <w:rPr>
-          <w:b/>
-          <w:bCs/>
-        </w:rPr>
-        <w:t xml:space="preserve">material a project</w:t>
-      </w:r>
-      <w:r>
-        <w:rPr>
-          <w:b/>
-          <w:bCs/>
-        </w:rPr>
-        <w:t xml:space="preserve"> </w:t>
-      </w:r>
-      <w:r>
-        <w:rPr>
-          <w:b/>
-          <w:bCs/>
-        </w:rPr>
-        <w:t xml:space="preserve">treats as withheld can travel inside a published distribution</w:t>
-      </w:r>
-      <w:r>
-        <w:t xml:space="preserve"> </w:t>
-      </w:r>
-      <w:r>
-        <w:t xml:space="preserve">without anyone reviewing the</w:t>
-      </w:r>
-      <w:r>
-        <w:t xml:space="preserve"> </w:t>
-      </w:r>
-      <w:r>
-        <w:t xml:space="preserve">packaging list. That is because the packaging list was written as an exclusion and the material was</w:t>
-      </w:r>
-      <w:r>
-        <w:t xml:space="preserve"> </w:t>
-      </w:r>
-      <w:r>
-        <w:t xml:space="preserve">added later. Checking the thing you built is not checking the thing that shipped.</w:t>
+        <w:t xml:space="preserve">, and not restated.</w:t>
       </w:r>
     </w:p>
     <w:bookmarkEnd w:id="31"/>
@@ -2825,7 +2788,544 @@
         <w:pStyle w:val="BodyText"/>
       </w:pPr>
       <w:r>
-        <w:t xml:space="preserve">Two conditions travel with it, and both have bitten people:</w:t>
+        <w:t xml:space="preserve">Two conditions travel with it, and both have bitten people.</w:t>
+      </w:r>
+    </w:p>
+    <w:p>
+      <w:pPr>
+        <w:pStyle w:val="BodyText"/>
+      </w:pPr>
+      <w:r>
+        <w:rPr>
+          <w:b/>
+          <w:bCs/>
+        </w:rPr>
+        <w:t xml:space="preserve">Restrict the publishing workflow to trusted triggers</w:t>
+      </w:r>
+      <w:r>
+        <w:t xml:space="preserve"> </w:t>
+      </w:r>
+      <w:r>
+        <w:t xml:space="preserve">-- a tag or a push -- and never to a trigger</w:t>
+      </w:r>
+      <w:r>
+        <w:t xml:space="preserve"> </w:t>
+      </w:r>
+      <w:r>
+        <w:t xml:space="preserve">that grants write credentials to code from an untrusted contributor. Pin the publishing action.</w:t>
+      </w:r>
+    </w:p>
+    <w:p>
+      <w:pPr>
+        <w:pStyle w:val="BodyText"/>
+      </w:pPr>
+      <w:r>
+        <w:rPr>
+          <w:b/>
+          <w:bCs/>
+        </w:rPr>
+        <w:t xml:space="preserve">A per-run credential does not defend against takeover of the publishing account.</w:t>
+      </w:r>
+      <w:r>
+        <w:t xml:space="preserve"> </w:t>
+      </w:r>
+      <w:r>
+        <w:t xml:space="preserve">Multi-factor on</w:t>
+      </w:r>
+      <w:r>
+        <w:t xml:space="preserve"> </w:t>
+      </w:r>
+      <w:r>
+        <w:t xml:space="preserve">the account and environment protection rules are what cover that, and they are a different control.</w:t>
+      </w:r>
+    </w:p>
+    <w:p>
+      <w:pPr>
+        <w:pStyle w:val="BodyText"/>
+      </w:pPr>
+      <w:r>
+        <w:rPr>
+          <w:i/>
+          <w:iCs/>
+        </w:rPr>
+        <w:t xml:space="preserve">(Ecosystem-specific: the mechanism exists on some registries and not others, and the exact scoping</w:t>
+      </w:r>
+      <w:r>
+        <w:rPr>
+          <w:i/>
+          <w:iCs/>
+        </w:rPr>
+        <w:t xml:space="preserve"> </w:t>
+      </w:r>
+      <w:r>
+        <w:rPr>
+          <w:i/>
+          <w:iCs/>
+        </w:rPr>
+        <w:t xml:space="preserve">vocabulary differs. The property is general; the availability is not.)</w:t>
+      </w:r>
+    </w:p>
+    <w:bookmarkEnd w:id="32"/>
+    <w:bookmarkStart w:id="33" w:name="X9d273a7c3a90226886540ed986bc4e46bd66a33"/>
+    <w:p>
+      <w:pPr>
+        <w:pStyle w:val="Heading3"/>
+      </w:pPr>
+      <w:r>
+        <w:t xml:space="preserve">Publishing identity does not cover the artifact</w:t>
+      </w:r>
+    </w:p>
+    <w:p>
+      <w:pPr>
+        <w:pStyle w:val="FirstParagraph"/>
+      </w:pPr>
+      <w:r>
+        <w:t xml:space="preserve">Establishing that an upload came from your pipeline says nothing about whether the artifact was</w:t>
+      </w:r>
+      <w:r>
+        <w:t xml:space="preserve"> </w:t>
+      </w:r>
+      <w:r>
+        <w:t xml:space="preserve">modified before or after it was built. The registries that offer identity-based publishing say so in</w:t>
+      </w:r>
+      <w:r>
+        <w:t xml:space="preserve"> </w:t>
+      </w:r>
+      <w:r>
+        <w:t xml:space="preserve">their own documentation, which is the sort of caveat worth reading before crediting a control.</w:t>
+      </w:r>
+    </w:p>
+    <w:p>
+      <w:pPr>
+        <w:pStyle w:val="BodyText"/>
+      </w:pPr>
+      <w:r>
+        <w:rPr>
+          <w:b/>
+          <w:bCs/>
+        </w:rPr>
+        <w:t xml:space="preserve">Rule.</w:t>
+      </w:r>
+      <w:r>
+        <w:t xml:space="preserve"> </w:t>
+      </w:r>
+      <w:r>
+        <w:t xml:space="preserve">Pair the publishing identity with a</w:t>
+      </w:r>
+      <w:r>
+        <w:t xml:space="preserve"> </w:t>
+      </w:r>
+      <w:r>
+        <w:rPr>
+          <w:b/>
+          <w:bCs/>
+        </w:rPr>
+        <w:t xml:space="preserve">signed attestation</w:t>
+      </w:r>
+      <w:r>
+        <w:t xml:space="preserve"> </w:t>
+      </w:r>
+      <w:r>
+        <w:t xml:space="preserve">binding the distributed</w:t>
+      </w:r>
+      <w:r>
+        <w:t xml:space="preserve"> </w:t>
+      </w:r>
+      <w:r>
+        <w:t xml:space="preserve">filename and its digest to the source repository, workflow and commit that produced it. Record that</w:t>
+      </w:r>
+      <w:r>
+        <w:t xml:space="preserve"> </w:t>
+      </w:r>
+      <w:r>
+        <w:t xml:space="preserve">attestation in a public transparency log and have the registry serve it, so a consumer can check it</w:t>
+      </w:r>
+      <w:r>
+        <w:t xml:space="preserve"> </w:t>
+      </w:r>
+      <w:r>
+        <w:t xml:space="preserve">without contacting you. Neither the identity nor the attestation is sufficient alone.</w:t>
+      </w:r>
+    </w:p>
+    <w:bookmarkEnd w:id="33"/>
+    <w:bookmarkStart w:id="34" w:name="Xb661f2ac61520aa5b3886076386a2876ae0c94b"/>
+    <w:p>
+      <w:pPr>
+        <w:pStyle w:val="Heading3"/>
+      </w:pPr>
+      <w:r>
+        <w:t xml:space="preserve">A signing scheme nobody can verify is not a control</w:t>
+      </w:r>
+    </w:p>
+    <w:p>
+      <w:pPr>
+        <w:pStyle w:val="FirstParagraph"/>
+      </w:pPr>
+      <w:r>
+        <w:t xml:space="preserve">Signature</w:t>
+      </w:r>
+      <w:r>
+        <w:t xml:space="preserve"> </w:t>
+      </w:r>
+      <w:r>
+        <w:rPr>
+          <w:i/>
+          <w:iCs/>
+        </w:rPr>
+        <w:t xml:space="preserve">coverage</w:t>
+      </w:r>
+      <w:r>
+        <w:t xml:space="preserve"> </w:t>
+      </w:r>
+      <w:r>
+        <w:t xml:space="preserve">and signature</w:t>
+      </w:r>
+      <w:r>
+        <w:t xml:space="preserve"> </w:t>
+      </w:r>
+      <w:r>
+        <w:rPr>
+          <w:i/>
+          <w:iCs/>
+        </w:rPr>
+        <w:t xml:space="preserve">verifiability</w:t>
+      </w:r>
+      <w:r>
+        <w:t xml:space="preserve"> </w:t>
+      </w:r>
+      <w:r>
+        <w:t xml:space="preserve">are separate questions, and both can be near zero</w:t>
+      </w:r>
+      <w:r>
+        <w:t xml:space="preserve"> </w:t>
+      </w:r>
+      <w:r>
+        <w:t xml:space="preserve">while the scheme is nominally in place.</w:t>
+      </w:r>
+    </w:p>
+    <w:p>
+      <w:pPr>
+        <w:pStyle w:val="BodyText"/>
+      </w:pPr>
+      <w:r>
+        <w:rPr>
+          <w:b/>
+          <w:bCs/>
+        </w:rPr>
+        <w:t xml:space="preserve">[external]</w:t>
+      </w:r>
+      <w:r>
+        <w:t xml:space="preserve">, from a major language registry's own published measurement when it removed</w:t>
+      </w:r>
+      <w:r>
+        <w:t xml:space="preserve"> </w:t>
+      </w:r>
+      <w:r>
+        <w:t xml:space="preserve">long-standing detached-signature support: only about a third of signing keys could be meaningfully</w:t>
+      </w:r>
+      <w:r>
+        <w:t xml:space="preserve"> </w:t>
+      </w:r>
+      <w:r>
+        <w:t xml:space="preserve">verified at all, and signed files were a fraction of a percent of everything published. Support was</w:t>
+      </w:r>
+      <w:r>
+        <w:t xml:space="preserve"> </w:t>
+      </w:r>
+      <w:r>
+        <w:t xml:space="preserve">withdrawn and existing signatures are now ignored. Figures are that registry's, at that time; they</w:t>
+      </w:r>
+      <w:r>
+        <w:t xml:space="preserve"> </w:t>
+      </w:r>
+      <w:r>
+        <w:t xml:space="preserve">are quoted for the shape of the finding, not as constants.</w:t>
+      </w:r>
+    </w:p>
+    <w:p>
+      <w:pPr>
+        <w:pStyle w:val="BodyText"/>
+      </w:pPr>
+      <w:r>
+        <w:rPr>
+          <w:b/>
+          <w:bCs/>
+        </w:rPr>
+        <w:t xml:space="preserve">Rule.</w:t>
+      </w:r>
+      <w:r>
+        <w:t xml:space="preserve"> </w:t>
+      </w:r>
+      <w:r>
+        <w:t xml:space="preserve">Before crediting a signing control, measure two things: what proportion of artifacts carry</w:t>
+      </w:r>
+      <w:r>
+        <w:t xml:space="preserve"> </w:t>
+      </w:r>
+      <w:r>
+        <w:t xml:space="preserve">a signature, and what proportion of those signatures a consumer can actually resolve to an identity.</w:t>
+      </w:r>
+      <w:r>
+        <w:t xml:space="preserve"> </w:t>
+      </w:r>
+      <w:r>
+        <w:t xml:space="preserve">Prefer identity-based signing bound to the build workflow and recorded in a transparency log, where</w:t>
+      </w:r>
+      <w:r>
+        <w:t xml:space="preserve"> </w:t>
+      </w:r>
+      <w:r>
+        <w:t xml:space="preserve">verification does not depend on a key-distribution story that never worked.</w:t>
+      </w:r>
+    </w:p>
+    <w:p>
+      <w:pPr>
+        <w:pStyle w:val="BodyText"/>
+      </w:pPr>
+      <w:r>
+        <w:t xml:space="preserve">Signing repository tags and commits remains worthwhile for source provenance. It is the</w:t>
+      </w:r>
+      <w:r>
+        <w:t xml:space="preserve"> </w:t>
+      </w:r>
+      <w:r>
+        <w:rPr>
+          <w:i/>
+          <w:iCs/>
+        </w:rPr>
+        <w:t xml:space="preserve">artifact</w:t>
+      </w:r>
+      <w:r>
+        <w:t xml:space="preserve"> </w:t>
+      </w:r>
+      <w:r>
+        <w:t xml:space="preserve">signature path that this finding replaced.</w:t>
+      </w:r>
+    </w:p>
+    <w:bookmarkEnd w:id="34"/>
+    <w:bookmarkStart w:id="35" w:name="Xbda86a749f725d0b02727f173488e71281a1eda"/>
+    <w:p>
+      <w:pPr>
+        <w:pStyle w:val="Heading3"/>
+      </w:pPr>
+      <w:r>
+        <w:t xml:space="preserve">Build provenance, and the lowest-tech verification path</w:t>
+      </w:r>
+    </w:p>
+    <w:p>
+      <w:pPr>
+        <w:pStyle w:val="FirstParagraph"/>
+      </w:pPr>
+      <w:r>
+        <w:t xml:space="preserve">Two artifacts do most of the work for whoever installs your build.</w:t>
+      </w:r>
+    </w:p>
+    <w:p>
+      <w:pPr>
+        <w:pStyle w:val="BodyText"/>
+      </w:pPr>
+      <w:r>
+        <w:rPr>
+          <w:b/>
+          <w:bCs/>
+        </w:rPr>
+        <w:t xml:space="preserve">Rule.</w:t>
+      </w:r>
+      <w:r>
+        <w:t xml:space="preserve"> </w:t>
+      </w:r>
+      <w:r>
+        <w:t xml:space="preserve">Generate</w:t>
+      </w:r>
+      <w:r>
+        <w:t xml:space="preserve"> </w:t>
+      </w:r>
+      <w:r>
+        <w:rPr>
+          <w:b/>
+          <w:bCs/>
+        </w:rPr>
+        <w:t xml:space="preserve">build provenance</w:t>
+      </w:r>
+      <w:r>
+        <w:t xml:space="preserve"> </w:t>
+      </w:r>
+      <w:r>
+        <w:t xml:space="preserve">in the pipeline, proving the artifact traces to a specific</w:t>
+      </w:r>
+      <w:r>
+        <w:t xml:space="preserve"> </w:t>
+      </w:r>
+      <w:r>
+        <w:t xml:space="preserve">repository, workflow and commit rather than to somebody's machine. Isolating the build behind a</w:t>
+      </w:r>
+      <w:r>
+        <w:t xml:space="preserve"> </w:t>
+      </w:r>
+      <w:r>
+        <w:t xml:space="preserve">dedicated reusable workflow raises the assurance further. The published build-level frameworks are</w:t>
+      </w:r>
+      <w:r>
+        <w:t xml:space="preserve"> </w:t>
+      </w:r>
+      <w:r>
+        <w:t xml:space="preserve">what let you say which level you reached without inventing a scale.</w:t>
+      </w:r>
+    </w:p>
+    <w:p>
+      <w:pPr>
+        <w:pStyle w:val="BodyText"/>
+      </w:pPr>
+      <w:r>
+        <w:rPr>
+          <w:b/>
+          <w:bCs/>
+        </w:rPr>
+        <w:t xml:space="preserve">Rule.</w:t>
+      </w:r>
+      <w:r>
+        <w:t xml:space="preserve"> </w:t>
+      </w:r>
+      <w:r>
+        <w:t xml:space="preserve">Publish a</w:t>
+      </w:r>
+      <w:r>
+        <w:t xml:space="preserve"> </w:t>
+      </w:r>
+      <w:r>
+        <w:rPr>
+          <w:b/>
+          <w:bCs/>
+        </w:rPr>
+        <w:t xml:space="preserve">signed digest manifest</w:t>
+      </w:r>
+      <w:r>
+        <w:t xml:space="preserve"> </w:t>
+      </w:r>
+      <w:r>
+        <w:t xml:space="preserve">with every release, and document the exact</w:t>
+      </w:r>
+      <w:r>
+        <w:t xml:space="preserve"> </w:t>
+      </w:r>
+      <w:r>
+        <w:t xml:space="preserve">verification commands including the offline path. This is the one route a reviewer on a restricted or</w:t>
+      </w:r>
+      <w:r>
+        <w:t xml:space="preserve"> </w:t>
+      </w:r>
+      <w:r>
+        <w:t xml:space="preserve">disconnected network can always run, and it should be the documented baseline rather than an</w:t>
+      </w:r>
+      <w:r>
+        <w:t xml:space="preserve"> </w:t>
+      </w:r>
+      <w:r>
+        <w:t xml:space="preserve">afterthought. If your signing scheme supports bundling a transparency-log inclusion proof with the</w:t>
+      </w:r>
+      <w:r>
+        <w:t xml:space="preserve"> </w:t>
+      </w:r>
+      <w:r>
+        <w:t xml:space="preserve">artifact, bundle it, for the same reason.</w:t>
+      </w:r>
+    </w:p>
+    <w:p>
+      <w:pPr>
+        <w:pStyle w:val="BodyText"/>
+      </w:pPr>
+      <w:r>
+        <w:rPr>
+          <w:b/>
+          <w:bCs/>
+        </w:rPr>
+        <w:t xml:space="preserve">Keyless signing moves the threat model, it does not remove it.</w:t>
+      </w:r>
+      <w:r>
+        <w:t xml:space="preserve"> </w:t>
+      </w:r>
+      <w:r>
+        <w:t xml:space="preserve">Identity-based signing removes</w:t>
+      </w:r>
+      <w:r>
+        <w:t xml:space="preserve"> </w:t>
+      </w:r>
+      <w:r>
+        <w:t xml:space="preserve">long-lived key management, which is a real win. Be clear about what it does to the threat model</w:t>
+      </w:r>
+      <w:r>
+        <w:t xml:space="preserve"> </w:t>
+      </w:r>
+      <w:r>
+        <w:t xml:space="preserve">rather than what it removes from it.</w:t>
+      </w:r>
+    </w:p>
+    <w:p>
+      <w:pPr>
+        <w:pStyle w:val="BodyText"/>
+      </w:pPr>
+      <w:r>
+        <w:t xml:space="preserve">You are no longer protecting a key, you are protecting the pipeline identity. Account multi-factor,</w:t>
+      </w:r>
+      <w:r>
+        <w:t xml:space="preserve"> </w:t>
+      </w:r>
+      <w:r>
+        <w:t xml:space="preserve">branch protection and pipeline hardening become the load-bearing controls. A project that adopts</w:t>
+      </w:r>
+      <w:r>
+        <w:t xml:space="preserve"> </w:t>
+      </w:r>
+      <w:r>
+        <w:t xml:space="preserve">keyless signing and leaves the pipeline unhardened has moved the target, not removed it.</w:t>
+      </w:r>
+    </w:p>
+    <w:bookmarkEnd w:id="35"/>
+    <w:bookmarkStart w:id="36" w:name="Xb2ca732e68918a323bde614cc4852c113116a3a"/>
+    <w:p>
+      <w:pPr>
+        <w:pStyle w:val="Heading3"/>
+      </w:pPr>
+      <w:r>
+        <w:t xml:space="preserve">A component inventory is not tamper detection, and saying so matters</w:t>
+      </w:r>
+    </w:p>
+    <w:p>
+      <w:pPr>
+        <w:pStyle w:val="FirstParagraph"/>
+      </w:pPr>
+      <w:r>
+        <w:rPr>
+          <w:b/>
+          <w:bCs/>
+        </w:rPr>
+        <w:t xml:space="preserve">Rule.</w:t>
+      </w:r>
+      <w:r>
+        <w:t xml:space="preserve"> </w:t>
+      </w:r>
+      <w:r>
+        <w:t xml:space="preserve">Generate a component inventory with each release, in the formats your consumers ingest, and</w:t>
+      </w:r>
+      <w:r>
+        <w:t xml:space="preserve"> </w:t>
+      </w:r>
+      <w:r>
+        <w:t xml:space="preserve">attach it to the release and to the archived build. Then be precise about what it buys, because it is</w:t>
+      </w:r>
+      <w:r>
+        <w:t xml:space="preserve"> </w:t>
+      </w:r>
+      <w:r>
+        <w:t xml:space="preserve">routinely quoted as integrity evidence it does not provide.</w:t>
+      </w:r>
+    </w:p>
+    <w:p>
+      <w:pPr>
+        <w:pStyle w:val="BodyText"/>
+      </w:pPr>
+      <w:r>
+        <w:t xml:space="preserve">It buys at least:</w:t>
       </w:r>
     </w:p>
     <w:p>
@@ -2833,33 +3333,27 @@
         <w:pStyle w:val="Compact"/>
         <w:numPr>
           <w:ilvl w:val="0"/>
-          <w:numId w:val="1012"/>
+          <w:numId w:val="1008"/>
         </w:numPr>
       </w:pPr>
       <w:r>
-        <w:rPr>
-          <w:b/>
-          <w:bCs/>
-        </w:rPr>
-        <w:t xml:space="preserve">Restrict the publishing workflow to trusted triggers</w:t>
-      </w:r>
-      <w:r>
-        <w:t xml:space="preserve"> </w:t>
-      </w:r>
-      <w:r>
-        <w:t xml:space="preserve">-- a tag or a push -- and never to a</w:t>
-      </w:r>
-      <w:r>
-        <w:t xml:space="preserve"> </w:t>
-      </w:r>
-      <w:r>
-        <w:t xml:space="preserve">trigger that grants write credentials to code from an untrusted contributor. Pin the publishing</w:t>
-      </w:r>
-      <w:r>
-        <w:t xml:space="preserve"> </w:t>
-      </w:r>
-      <w:r>
-        <w:t xml:space="preserve">action.</w:t>
+        <w:t xml:space="preserve">answering</w:t>
+      </w:r>
+      <w:r>
+        <w:t xml:space="preserve"> </w:t>
+      </w:r>
+      <w:r>
+        <w:rPr>
+          <w:i/>
+          <w:iCs/>
+        </w:rPr>
+        <w:t xml:space="preserve">do we ship component X</w:t>
+      </w:r>
+      <w:r>
+        <w:t xml:space="preserve"> </w:t>
+      </w:r>
+      <w:r>
+        <w:t xml:space="preserve">within minutes of a widely publicised advisory</w:t>
       </w:r>
     </w:p>
     <w:p>
@@ -2867,559 +3361,28 @@
         <w:pStyle w:val="Compact"/>
         <w:numPr>
           <w:ilvl w:val="0"/>
-          <w:numId w:val="1012"/>
+          <w:numId w:val="1008"/>
         </w:numPr>
       </w:pPr>
       <w:r>
-        <w:rPr>
-          <w:b/>
-          <w:bCs/>
-        </w:rPr>
-        <w:t xml:space="preserve">It does not defend against takeover of the publishing account.</w:t>
-      </w:r>
-      <w:r>
-        <w:t xml:space="preserve"> </w:t>
-      </w:r>
-      <w:r>
-        <w:t xml:space="preserve">Multi-factor on the account and</w:t>
-      </w:r>
-      <w:r>
-        <w:t xml:space="preserve"> </w:t>
-      </w:r>
-      <w:r>
-        <w:t xml:space="preserve">environment protection rules are what cover that, and they are a different control.</w:t>
+        <w:t xml:space="preserve">drift detection, by diffing a produced inventory against the intended manifest</w:t>
+      </w:r>
+    </w:p>
+    <w:p>
+      <w:pPr>
+        <w:pStyle w:val="Compact"/>
+        <w:numPr>
+          <w:ilvl w:val="0"/>
+          <w:numId w:val="1008"/>
+        </w:numPr>
+      </w:pPr>
+      <w:r>
+        <w:t xml:space="preserve">satisfying procurement reviews that ask for one</w:t>
       </w:r>
     </w:p>
     <w:p>
       <w:pPr>
         <w:pStyle w:val="FirstParagraph"/>
-      </w:pPr>
-      <w:r>
-        <w:rPr>
-          <w:i/>
-          <w:iCs/>
-        </w:rPr>
-        <w:t xml:space="preserve">(Ecosystem-specific: the mechanism exists on some registries and not others, and the exact scoping</w:t>
-      </w:r>
-      <w:r>
-        <w:rPr>
-          <w:i/>
-          <w:iCs/>
-        </w:rPr>
-        <w:t xml:space="preserve"> </w:t>
-      </w:r>
-      <w:r>
-        <w:rPr>
-          <w:i/>
-          <w:iCs/>
-        </w:rPr>
-        <w:t xml:space="preserve">vocabulary differs. The property is general; the availability is not.)</w:t>
-      </w:r>
-    </w:p>
-    <w:bookmarkEnd w:id="32"/>
-    <w:bookmarkStart w:id="33" w:name="X9d273a7c3a90226886540ed986bc4e46bd66a33"/>
-    <w:p>
-      <w:pPr>
-        <w:pStyle w:val="Heading3"/>
-      </w:pPr>
-      <w:r>
-        <w:t xml:space="preserve">Publishing identity does not cover the artifact</w:t>
-      </w:r>
-    </w:p>
-    <w:p>
-      <w:pPr>
-        <w:pStyle w:val="FirstParagraph"/>
-      </w:pPr>
-      <w:r>
-        <w:t xml:space="preserve">Establishing that an upload came from your pipeline says nothing about whether the artifact was</w:t>
-      </w:r>
-      <w:r>
-        <w:t xml:space="preserve"> </w:t>
-      </w:r>
-      <w:r>
-        <w:t xml:space="preserve">modified before or after it was built. The registries that offer identity-based publishing say so in</w:t>
-      </w:r>
-      <w:r>
-        <w:t xml:space="preserve"> </w:t>
-      </w:r>
-      <w:r>
-        <w:t xml:space="preserve">their own documentation, which is the sort of caveat worth reading before crediting a control.</w:t>
-      </w:r>
-    </w:p>
-    <w:p>
-      <w:pPr>
-        <w:pStyle w:val="BodyText"/>
-      </w:pPr>
-      <w:r>
-        <w:rPr>
-          <w:b/>
-          <w:bCs/>
-        </w:rPr>
-        <w:t xml:space="preserve">Rule.</w:t>
-      </w:r>
-      <w:r>
-        <w:t xml:space="preserve"> </w:t>
-      </w:r>
-      <w:r>
-        <w:t xml:space="preserve">Pair the publishing identity with a</w:t>
-      </w:r>
-      <w:r>
-        <w:t xml:space="preserve"> </w:t>
-      </w:r>
-      <w:r>
-        <w:rPr>
-          <w:b/>
-          <w:bCs/>
-        </w:rPr>
-        <w:t xml:space="preserve">signed attestation</w:t>
-      </w:r>
-      <w:r>
-        <w:t xml:space="preserve"> </w:t>
-      </w:r>
-      <w:r>
-        <w:t xml:space="preserve">binding the distributed</w:t>
-      </w:r>
-      <w:r>
-        <w:t xml:space="preserve"> </w:t>
-      </w:r>
-      <w:r>
-        <w:t xml:space="preserve">filename and its digest to the source repository, workflow and commit that produced it. Record that</w:t>
-      </w:r>
-      <w:r>
-        <w:t xml:space="preserve"> </w:t>
-      </w:r>
-      <w:r>
-        <w:t xml:space="preserve">attestation in a public transparency log and have the registry serve it, so a consumer can check it</w:t>
-      </w:r>
-      <w:r>
-        <w:t xml:space="preserve"> </w:t>
-      </w:r>
-      <w:r>
-        <w:t xml:space="preserve">without contacting you. Neither the identity nor the attestation is sufficient alone.</w:t>
-      </w:r>
-    </w:p>
-    <w:bookmarkEnd w:id="33"/>
-    <w:bookmarkStart w:id="34" w:name="Xb661f2ac61520aa5b3886076386a2876ae0c94b"/>
-    <w:p>
-      <w:pPr>
-        <w:pStyle w:val="Heading3"/>
-      </w:pPr>
-      <w:r>
-        <w:t xml:space="preserve">A signing scheme nobody can verify is not a control</w:t>
-      </w:r>
-    </w:p>
-    <w:p>
-      <w:pPr>
-        <w:pStyle w:val="FirstParagraph"/>
-      </w:pPr>
-      <w:r>
-        <w:t xml:space="preserve">Signature</w:t>
-      </w:r>
-      <w:r>
-        <w:t xml:space="preserve"> </w:t>
-      </w:r>
-      <w:r>
-        <w:rPr>
-          <w:i/>
-          <w:iCs/>
-        </w:rPr>
-        <w:t xml:space="preserve">coverage</w:t>
-      </w:r>
-      <w:r>
-        <w:t xml:space="preserve"> </w:t>
-      </w:r>
-      <w:r>
-        <w:t xml:space="preserve">and signature</w:t>
-      </w:r>
-      <w:r>
-        <w:t xml:space="preserve"> </w:t>
-      </w:r>
-      <w:r>
-        <w:rPr>
-          <w:i/>
-          <w:iCs/>
-        </w:rPr>
-        <w:t xml:space="preserve">verifiability</w:t>
-      </w:r>
-      <w:r>
-        <w:t xml:space="preserve"> </w:t>
-      </w:r>
-      <w:r>
-        <w:t xml:space="preserve">are separate questions, and both can be near zero</w:t>
-      </w:r>
-      <w:r>
-        <w:t xml:space="preserve"> </w:t>
-      </w:r>
-      <w:r>
-        <w:t xml:space="preserve">while the scheme is nominally in place.</w:t>
-      </w:r>
-    </w:p>
-    <w:p>
-      <w:pPr>
-        <w:pStyle w:val="BodyText"/>
-      </w:pPr>
-      <w:r>
-        <w:rPr>
-          <w:b/>
-          <w:bCs/>
-        </w:rPr>
-        <w:t xml:space="preserve">[external]</w:t>
-      </w:r>
-      <w:r>
-        <w:t xml:space="preserve">, from a major language registry's own published measurement when it removed</w:t>
-      </w:r>
-      <w:r>
-        <w:t xml:space="preserve"> </w:t>
-      </w:r>
-      <w:r>
-        <w:t xml:space="preserve">long-standing detached-signature support: only about a third of signing keys could be meaningfully</w:t>
-      </w:r>
-      <w:r>
-        <w:t xml:space="preserve"> </w:t>
-      </w:r>
-      <w:r>
-        <w:t xml:space="preserve">verified at all, and signed files were a fraction of a percent of everything published. Support was</w:t>
-      </w:r>
-      <w:r>
-        <w:t xml:space="preserve"> </w:t>
-      </w:r>
-      <w:r>
-        <w:t xml:space="preserve">withdrawn and existing signatures are now ignored. Figures are that registry's, at that time; they</w:t>
-      </w:r>
-      <w:r>
-        <w:t xml:space="preserve"> </w:t>
-      </w:r>
-      <w:r>
-        <w:t xml:space="preserve">are quoted for the shape of the finding, not as constants.</w:t>
-      </w:r>
-    </w:p>
-    <w:p>
-      <w:pPr>
-        <w:pStyle w:val="BodyText"/>
-      </w:pPr>
-      <w:r>
-        <w:rPr>
-          <w:b/>
-          <w:bCs/>
-        </w:rPr>
-        <w:t xml:space="preserve">Rule.</w:t>
-      </w:r>
-      <w:r>
-        <w:t xml:space="preserve"> </w:t>
-      </w:r>
-      <w:r>
-        <w:t xml:space="preserve">Before crediting a signing control, measure two things: what proportion of artifacts carry</w:t>
-      </w:r>
-      <w:r>
-        <w:t xml:space="preserve"> </w:t>
-      </w:r>
-      <w:r>
-        <w:t xml:space="preserve">a signature, and what proportion of those signatures a consumer can actually resolve to an identity.</w:t>
-      </w:r>
-      <w:r>
-        <w:t xml:space="preserve"> </w:t>
-      </w:r>
-      <w:r>
-        <w:t xml:space="preserve">Prefer identity-based signing bound to the build workflow and recorded in a transparency log, where</w:t>
-      </w:r>
-      <w:r>
-        <w:t xml:space="preserve"> </w:t>
-      </w:r>
-      <w:r>
-        <w:t xml:space="preserve">verification does not depend on a key-distribution story that never worked. Signing repository tags</w:t>
-      </w:r>
-      <w:r>
-        <w:t xml:space="preserve"> </w:t>
-      </w:r>
-      <w:r>
-        <w:t xml:space="preserve">and commits remains worthwhile for source provenance -- it is the</w:t>
-      </w:r>
-      <w:r>
-        <w:t xml:space="preserve"> </w:t>
-      </w:r>
-      <w:r>
-        <w:rPr>
-          <w:i/>
-          <w:iCs/>
-        </w:rPr>
-        <w:t xml:space="preserve">artifact</w:t>
-      </w:r>
-      <w:r>
-        <w:t xml:space="preserve"> </w:t>
-      </w:r>
-      <w:r>
-        <w:t xml:space="preserve">signature path that this</w:t>
-      </w:r>
-      <w:r>
-        <w:t xml:space="preserve"> </w:t>
-      </w:r>
-      <w:r>
-        <w:t xml:space="preserve">finding replaced.</w:t>
-      </w:r>
-    </w:p>
-    <w:bookmarkEnd w:id="34"/>
-    <w:bookmarkStart w:id="35" w:name="Xbda86a749f725d0b02727f173488e71281a1eda"/>
-    <w:p>
-      <w:pPr>
-        <w:pStyle w:val="Heading3"/>
-      </w:pPr>
-      <w:r>
-        <w:t xml:space="preserve">Build provenance, and the lowest-tech verification path</w:t>
-      </w:r>
-    </w:p>
-    <w:p>
-      <w:pPr>
-        <w:pStyle w:val="FirstParagraph"/>
-      </w:pPr>
-      <w:r>
-        <w:t xml:space="preserve">Two artifacts do most of the work for whoever installs your build.</w:t>
-      </w:r>
-    </w:p>
-    <w:p>
-      <w:pPr>
-        <w:pStyle w:val="BodyText"/>
-      </w:pPr>
-      <w:r>
-        <w:rPr>
-          <w:b/>
-          <w:bCs/>
-        </w:rPr>
-        <w:t xml:space="preserve">Rule.</w:t>
-      </w:r>
-      <w:r>
-        <w:t xml:space="preserve"> </w:t>
-      </w:r>
-      <w:r>
-        <w:t xml:space="preserve">Generate</w:t>
-      </w:r>
-      <w:r>
-        <w:t xml:space="preserve"> </w:t>
-      </w:r>
-      <w:r>
-        <w:rPr>
-          <w:b/>
-          <w:bCs/>
-        </w:rPr>
-        <w:t xml:space="preserve">build provenance</w:t>
-      </w:r>
-      <w:r>
-        <w:t xml:space="preserve"> </w:t>
-      </w:r>
-      <w:r>
-        <w:t xml:space="preserve">in the pipeline, proving the artifact traces to a specific</w:t>
-      </w:r>
-      <w:r>
-        <w:t xml:space="preserve"> </w:t>
-      </w:r>
-      <w:r>
-        <w:t xml:space="preserve">repository, workflow and commit rather than to somebody's machine. Isolating the build behind a</w:t>
-      </w:r>
-      <w:r>
-        <w:t xml:space="preserve"> </w:t>
-      </w:r>
-      <w:r>
-        <w:t xml:space="preserve">dedicated reusable workflow raises the assurance further, and the published build-level frameworks</w:t>
-      </w:r>
-      <w:r>
-        <w:t xml:space="preserve"> </w:t>
-      </w:r>
-      <w:r>
-        <w:t xml:space="preserve">are what let you say which level you reached without inventing a scale.</w:t>
-      </w:r>
-    </w:p>
-    <w:p>
-      <w:pPr>
-        <w:pStyle w:val="BodyText"/>
-      </w:pPr>
-      <w:r>
-        <w:rPr>
-          <w:b/>
-          <w:bCs/>
-        </w:rPr>
-        <w:t xml:space="preserve">Rule.</w:t>
-      </w:r>
-      <w:r>
-        <w:t xml:space="preserve"> </w:t>
-      </w:r>
-      <w:r>
-        <w:t xml:space="preserve">Publish a</w:t>
-      </w:r>
-      <w:r>
-        <w:t xml:space="preserve"> </w:t>
-      </w:r>
-      <w:r>
-        <w:rPr>
-          <w:b/>
-          <w:bCs/>
-        </w:rPr>
-        <w:t xml:space="preserve">signed digest manifest</w:t>
-      </w:r>
-      <w:r>
-        <w:t xml:space="preserve"> </w:t>
-      </w:r>
-      <w:r>
-        <w:t xml:space="preserve">with every release, and document the exact</w:t>
-      </w:r>
-      <w:r>
-        <w:t xml:space="preserve"> </w:t>
-      </w:r>
-      <w:r>
-        <w:t xml:space="preserve">verification commands including the offline path. This is the one route a reviewer on a restricted or</w:t>
-      </w:r>
-      <w:r>
-        <w:t xml:space="preserve"> </w:t>
-      </w:r>
-      <w:r>
-        <w:t xml:space="preserve">disconnected network can always run, and it should be the documented baseline rather than an</w:t>
-      </w:r>
-      <w:r>
-        <w:t xml:space="preserve"> </w:t>
-      </w:r>
-      <w:r>
-        <w:t xml:space="preserve">afterthought. If your signing scheme supports bundling a transparency-log inclusion proof with the</w:t>
-      </w:r>
-      <w:r>
-        <w:t xml:space="preserve"> </w:t>
-      </w:r>
-      <w:r>
-        <w:t xml:space="preserve">artifact, bundle it, for the same reason.</w:t>
-      </w:r>
-    </w:p>
-    <w:p>
-      <w:pPr>
-        <w:pStyle w:val="BodyText"/>
-      </w:pPr>
-      <w:r>
-        <w:t xml:space="preserve">Keyless, identity-based signing removes long-lived key management, which is a real win. Be clear</w:t>
-      </w:r>
-      <w:r>
-        <w:t xml:space="preserve"> </w:t>
-      </w:r>
-      <w:r>
-        <w:t xml:space="preserve">about what it does to the threat model rather than what it removes from it:</w:t>
-      </w:r>
-      <w:r>
-        <w:t xml:space="preserve"> </w:t>
-      </w:r>
-      <w:r>
-        <w:rPr>
-          <w:b/>
-          <w:bCs/>
-        </w:rPr>
-        <w:t xml:space="preserve">you are no longer</w:t>
-      </w:r>
-      <w:r>
-        <w:rPr>
-          <w:b/>
-          <w:bCs/>
-        </w:rPr>
-        <w:t xml:space="preserve"> </w:t>
-      </w:r>
-      <w:r>
-        <w:rPr>
-          <w:b/>
-          <w:bCs/>
-        </w:rPr>
-        <w:t xml:space="preserve">protecting a key, you are protecting the pipeline identity.</w:t>
-      </w:r>
-      <w:r>
-        <w:t xml:space="preserve"> </w:t>
-      </w:r>
-      <w:r>
-        <w:t xml:space="preserve">Account multi-factor, branch protection</w:t>
-      </w:r>
-      <w:r>
-        <w:t xml:space="preserve"> </w:t>
-      </w:r>
-      <w:r>
-        <w:t xml:space="preserve">and pipeline hardening become the load-bearing controls. A project that adopts keyless signing and</w:t>
-      </w:r>
-      <w:r>
-        <w:t xml:space="preserve"> </w:t>
-      </w:r>
-      <w:r>
-        <w:t xml:space="preserve">leaves the pipeline unhardened has moved the target, not removed it.</w:t>
-      </w:r>
-    </w:p>
-    <w:bookmarkEnd w:id="35"/>
-    <w:bookmarkStart w:id="36" w:name="Xb2ca732e68918a323bde614cc4852c113116a3a"/>
-    <w:p>
-      <w:pPr>
-        <w:pStyle w:val="Heading3"/>
-      </w:pPr>
-      <w:r>
-        <w:t xml:space="preserve">A component inventory is not tamper detection, and saying so matters</w:t>
-      </w:r>
-    </w:p>
-    <w:p>
-      <w:pPr>
-        <w:pStyle w:val="FirstParagraph"/>
-      </w:pPr>
-      <w:r>
-        <w:rPr>
-          <w:b/>
-          <w:bCs/>
-        </w:rPr>
-        <w:t xml:space="preserve">Rule.</w:t>
-      </w:r>
-      <w:r>
-        <w:t xml:space="preserve"> </w:t>
-      </w:r>
-      <w:r>
-        <w:t xml:space="preserve">Generate a component inventory with each release, in the formats your consumers ingest, and</w:t>
-      </w:r>
-      <w:r>
-        <w:t xml:space="preserve"> </w:t>
-      </w:r>
-      <w:r>
-        <w:t xml:space="preserve">attach it to the release and to the archived build. Then be precise about what it buys, because it is</w:t>
-      </w:r>
-      <w:r>
-        <w:t xml:space="preserve"> </w:t>
-      </w:r>
-      <w:r>
-        <w:t xml:space="preserve">routinely quoted as integrity evidence it does not provide. It buys at least: answering</w:t>
-      </w:r>
-      <w:r>
-        <w:t xml:space="preserve"> </w:t>
-      </w:r>
-      <w:r>
-        <w:rPr>
-          <w:i/>
-          <w:iCs/>
-        </w:rPr>
-        <w:t xml:space="preserve">do we ship</w:t>
-      </w:r>
-      <w:r>
-        <w:rPr>
-          <w:i/>
-          <w:iCs/>
-        </w:rPr>
-        <w:t xml:space="preserve"> </w:t>
-      </w:r>
-      <w:r>
-        <w:rPr>
-          <w:i/>
-          <w:iCs/>
-        </w:rPr>
-        <w:t xml:space="preserve">component X</w:t>
-      </w:r>
-      <w:r>
-        <w:t xml:space="preserve"> </w:t>
-      </w:r>
-      <w:r>
-        <w:t xml:space="preserve">within minutes of a widely publicised advisory; drift detection, by diffing a produced</w:t>
-      </w:r>
-      <w:r>
-        <w:t xml:space="preserve"> </w:t>
-      </w:r>
-      <w:r>
-        <w:t xml:space="preserve">inventory against the intended manifest; and satisfying procurement reviews that ask for one.</w:t>
-      </w:r>
-    </w:p>
-    <w:p>
-      <w:pPr>
-        <w:pStyle w:val="BodyText"/>
       </w:pPr>
       <w:r>
         <w:t xml:space="preserve">It does not detect tampering with your own code. Nothing about it is a signature.</w:t>
@@ -3565,7 +3528,7 @@
         <w:pStyle w:val="Compact"/>
         <w:numPr>
           <w:ilvl w:val="0"/>
-          <w:numId w:val="1013"/>
+          <w:numId w:val="1009"/>
         </w:numPr>
       </w:pPr>
       <w:r>
@@ -3577,7 +3540,7 @@
         <w:pStyle w:val="Compact"/>
         <w:numPr>
           <w:ilvl w:val="0"/>
-          <w:numId w:val="1013"/>
+          <w:numId w:val="1009"/>
         </w:numPr>
       </w:pPr>
       <w:r>
@@ -3595,7 +3558,7 @@
         <w:pStyle w:val="Compact"/>
         <w:numPr>
           <w:ilvl w:val="0"/>
-          <w:numId w:val="1013"/>
+          <w:numId w:val="1009"/>
         </w:numPr>
       </w:pPr>
       <w:r>
@@ -3769,19 +3732,21 @@
         <w:t xml:space="preserve"> </w:t>
       </w:r>
       <w:r>
-        <w:t xml:space="preserve">verification routine; whoever can alter the runtime can stub it. The chain of trust only terminates</w:t>
-      </w:r>
-      <w:r>
-        <w:t xml:space="preserve"> </w:t>
-      </w:r>
-      <w:r>
-        <w:t xml:space="preserve">in hardware measured boot, which is the operator's platform decision and not something your software</w:t>
-      </w:r>
-      <w:r>
-        <w:t xml:space="preserve"> </w:t>
-      </w:r>
-      <w:r>
-        <w:t xml:space="preserve">ships.</w:t>
+        <w:t xml:space="preserve">verification routine; whoever can alter the runtime can stub it.</w:t>
+      </w:r>
+    </w:p>
+    <w:p>
+      <w:pPr>
+        <w:pStyle w:val="BodyText"/>
+      </w:pPr>
+      <w:r>
+        <w:t xml:space="preserve">The chain of trust only terminates in hardware measured boot, which is the operator's platform</w:t>
+      </w:r>
+      <w:r>
+        <w:t xml:space="preserve"> </w:t>
+      </w:r>
+      <w:r>
+        <w:t xml:space="preserve">decision and not something your software ships.</w:t>
       </w:r>
     </w:p>
     <w:p>
@@ -3881,7 +3846,7 @@
         <w:pStyle w:val="Compact"/>
         <w:numPr>
           <w:ilvl w:val="0"/>
-          <w:numId w:val="1014"/>
+          <w:numId w:val="1010"/>
         </w:numPr>
       </w:pPr>
       <w:r>
@@ -3893,7 +3858,7 @@
         <w:pStyle w:val="Compact"/>
         <w:numPr>
           <w:ilvl w:val="0"/>
-          <w:numId w:val="1014"/>
+          <w:numId w:val="1010"/>
         </w:numPr>
       </w:pPr>
       <w:r>
@@ -3905,7 +3870,7 @@
         <w:pStyle w:val="Compact"/>
         <w:numPr>
           <w:ilvl w:val="0"/>
-          <w:numId w:val="1014"/>
+          <w:numId w:val="1010"/>
         </w:numPr>
       </w:pPr>
       <w:r>
@@ -3917,7 +3882,7 @@
         <w:pStyle w:val="Compact"/>
         <w:numPr>
           <w:ilvl w:val="0"/>
-          <w:numId w:val="1014"/>
+          <w:numId w:val="1010"/>
         </w:numPr>
       </w:pPr>
       <w:r>
@@ -3929,7 +3894,7 @@
         <w:pStyle w:val="Compact"/>
         <w:numPr>
           <w:ilvl w:val="0"/>
-          <w:numId w:val="1014"/>
+          <w:numId w:val="1010"/>
         </w:numPr>
       </w:pPr>
       <w:r>
@@ -3941,19 +3906,19 @@
         <w:pStyle w:val="FirstParagraph"/>
       </w:pPr>
       <w:r>
-        <w:t xml:space="preserve">You cannot own any of them. What you can do is ship a hardening guide with a concrete list of paths</w:t>
-      </w:r>
-      <w:r>
-        <w:t xml:space="preserve"> </w:t>
-      </w:r>
-      <w:r>
-        <w:t xml:space="preserve">to monitor and example rules, so an operator has something to apply on day one rather than a category</w:t>
-      </w:r>
-      <w:r>
-        <w:t xml:space="preserve"> </w:t>
-      </w:r>
-      <w:r>
-        <w:t xml:space="preserve">name.</w:t>
+        <w:t xml:space="preserve">You cannot own any of them. What you can do is ship a hardening guide, with a concrete list of paths</w:t>
+      </w:r>
+      <w:r>
+        <w:t xml:space="preserve"> </w:t>
+      </w:r>
+      <w:r>
+        <w:t xml:space="preserve">to monitor and example rules. An operator then has something to apply on day one rather than a</w:t>
+      </w:r>
+      <w:r>
+        <w:t xml:space="preserve"> </w:t>
+      </w:r>
+      <w:r>
+        <w:t xml:space="preserve">category name.</w:t>
       </w:r>
     </w:p>
     <w:p>
@@ -3971,49 +3936,75 @@
         <w:t xml:space="preserve"> </w:t>
       </w:r>
       <w:r>
-        <w:t xml:space="preserve">Publish a two-column responsibility split before claiming any control. The producing</w:t>
-      </w:r>
-      <w:r>
-        <w:t xml:space="preserve"> </w:t>
-      </w:r>
-      <w:r>
-        <w:t xml:space="preserve">project owns secure development practice, secure-by-default configuration, testing and attestation</w:t>
-      </w:r>
-      <w:r>
-        <w:t xml:space="preserve"> </w:t>
-      </w:r>
-      <w:r>
-        <w:t xml:space="preserve">of the software, vulnerability response, and evidence. The operating organization owns host and</w:t>
-      </w:r>
-      <w:r>
-        <w:t xml:space="preserve"> </w:t>
-      </w:r>
-      <w:r>
-        <w:t xml:space="preserve">network, identity and key management in their environment, backups and availability, their own</w:t>
-      </w:r>
-      <w:r>
-        <w:t xml:space="preserve"> </w:t>
-      </w:r>
-      <w:r>
-        <w:t xml:space="preserve">compliance program, and monitoring and patching. State plainly that shipping the software confers no</w:t>
-      </w:r>
-      <w:r>
-        <w:t xml:space="preserve"> </w:t>
-      </w:r>
-      <w:r>
-        <w:t xml:space="preserve">certification on the operator: your attestation is an input to their assessment, never a substitute</w:t>
-      </w:r>
-      <w:r>
-        <w:t xml:space="preserve"> </w:t>
-      </w:r>
-      <w:r>
-        <w:t xml:space="preserve">for it. The register to use for that wording is on the site already -- built to, aligned with,</w:t>
-      </w:r>
-      <w:r>
-        <w:t xml:space="preserve"> </w:t>
-      </w:r>
-      <w:r>
-        <w:t xml:space="preserve">self-assessed against, never certified</w:t>
+        <w:t xml:space="preserve">Publish a two-column responsibility split before claiming any control.</w:t>
+      </w:r>
+    </w:p>
+    <w:p>
+      <w:pPr>
+        <w:pStyle w:val="BodyText"/>
+      </w:pPr>
+      <w:r>
+        <w:rPr>
+          <w:b/>
+          <w:bCs/>
+        </w:rPr>
+        <w:t xml:space="preserve">The producing project owns</w:t>
+      </w:r>
+      <w:r>
+        <w:t xml:space="preserve"> </w:t>
+      </w:r>
+      <w:r>
+        <w:t xml:space="preserve">secure development practice, secure-by-default configuration, testing</w:t>
+      </w:r>
+      <w:r>
+        <w:t xml:space="preserve"> </w:t>
+      </w:r>
+      <w:r>
+        <w:t xml:space="preserve">and attestation of the software, vulnerability response, and evidence.</w:t>
+      </w:r>
+    </w:p>
+    <w:p>
+      <w:pPr>
+        <w:pStyle w:val="BodyText"/>
+      </w:pPr>
+      <w:r>
+        <w:rPr>
+          <w:b/>
+          <w:bCs/>
+        </w:rPr>
+        <w:t xml:space="preserve">The operating organization owns</w:t>
+      </w:r>
+      <w:r>
+        <w:t xml:space="preserve"> </w:t>
+      </w:r>
+      <w:r>
+        <w:t xml:space="preserve">host and network, identity and key management in their</w:t>
+      </w:r>
+      <w:r>
+        <w:t xml:space="preserve"> </w:t>
+      </w:r>
+      <w:r>
+        <w:t xml:space="preserve">environment, backups and availability, their own compliance program, and monitoring and patching.</w:t>
+      </w:r>
+    </w:p>
+    <w:p>
+      <w:pPr>
+        <w:pStyle w:val="BodyText"/>
+      </w:pPr>
+      <w:r>
+        <w:t xml:space="preserve">State plainly that shipping the software confers no certification on the operator. Your attestation</w:t>
+      </w:r>
+      <w:r>
+        <w:t xml:space="preserve"> </w:t>
+      </w:r>
+      <w:r>
+        <w:t xml:space="preserve">is an input to their assessment, never a substitute for it. The register to use for that wording is</w:t>
+      </w:r>
+      <w:r>
+        <w:t xml:space="preserve"> </w:t>
+      </w:r>
+      <w:r>
+        <w:t xml:space="preserve">on the site already -- built to, aligned with, self-assessed against, never certified</w:t>
       </w:r>
       <w:r>
         <w:t xml:space="preserve"> </w:t>
@@ -4064,13 +4055,13 @@
         <w:t xml:space="preserve"> </w:t>
       </w:r>
       <w:r>
-        <w:t xml:space="preserve">preconditions are unmet -- for instance when the enforcing component cannot reach the store</w:t>
-      </w:r>
-      <w:r>
-        <w:t xml:space="preserve"> </w:t>
-      </w:r>
-      <w:r>
-        <w:t xml:space="preserve">holding the signatures it must fetch.</w:t>
+        <w:t xml:space="preserve">preconditions are unmet. One example: the enforcing component cannot reach the store holding</w:t>
+      </w:r>
+      <w:r>
+        <w:t xml:space="preserve"> </w:t>
+      </w:r>
+      <w:r>
+        <w:t xml:space="preserve">the signatures it must fetch.</w:t>
       </w:r>
     </w:p>
     <w:p>
@@ -5365,7 +5356,7 @@
         <w:pStyle w:val="Compact"/>
         <w:numPr>
           <w:ilvl w:val="0"/>
-          <w:numId w:val="1015"/>
+          <w:numId w:val="1011"/>
         </w:numPr>
       </w:pPr>
       <w:r>
@@ -5393,7 +5384,7 @@
         <w:pStyle w:val="Compact"/>
         <w:numPr>
           <w:ilvl w:val="0"/>
-          <w:numId w:val="1015"/>
+          <w:numId w:val="1011"/>
         </w:numPr>
       </w:pPr>
       <w:r>
@@ -5421,7 +5412,7 @@
         <w:pStyle w:val="Compact"/>
         <w:numPr>
           <w:ilvl w:val="0"/>
-          <w:numId w:val="1015"/>
+          <w:numId w:val="1011"/>
         </w:numPr>
       </w:pPr>
       <w:r>
@@ -5449,7 +5440,7 @@
         <w:pStyle w:val="Compact"/>
         <w:numPr>
           <w:ilvl w:val="0"/>
-          <w:numId w:val="1015"/>
+          <w:numId w:val="1011"/>
         </w:numPr>
       </w:pPr>
       <w:r>
@@ -5489,7 +5480,7 @@
         <w:pStyle w:val="Compact"/>
         <w:numPr>
           <w:ilvl w:val="0"/>
-          <w:numId w:val="1016"/>
+          <w:numId w:val="1012"/>
         </w:numPr>
       </w:pPr>
       <w:r>
@@ -5530,7 +5521,7 @@
         <w:pStyle w:val="Compact"/>
         <w:numPr>
           <w:ilvl w:val="0"/>
-          <w:numId w:val="1016"/>
+          <w:numId w:val="1012"/>
         </w:numPr>
       </w:pPr>
       <w:r>
@@ -5558,7 +5549,7 @@
         <w:pStyle w:val="Compact"/>
         <w:numPr>
           <w:ilvl w:val="0"/>
-          <w:numId w:val="1016"/>
+          <w:numId w:val="1012"/>
         </w:numPr>
       </w:pPr>
       <w:r>
@@ -5586,7 +5577,7 @@
         <w:pStyle w:val="Compact"/>
         <w:numPr>
           <w:ilvl w:val="0"/>
-          <w:numId w:val="1016"/>
+          <w:numId w:val="1012"/>
         </w:numPr>
       </w:pPr>
       <w:r>
@@ -5614,7 +5605,7 @@
         <w:pStyle w:val="Compact"/>
         <w:numPr>
           <w:ilvl w:val="0"/>
-          <w:numId w:val="1016"/>
+          <w:numId w:val="1012"/>
         </w:numPr>
       </w:pPr>
       <w:r>
@@ -5642,7 +5633,7 @@
         <w:pStyle w:val="Compact"/>
         <w:numPr>
           <w:ilvl w:val="0"/>
-          <w:numId w:val="1016"/>
+          <w:numId w:val="1012"/>
         </w:numPr>
       </w:pPr>
       <w:r>
@@ -5733,7 +5724,7 @@
         <w:pStyle w:val="Compact"/>
         <w:numPr>
           <w:ilvl w:val="0"/>
-          <w:numId w:val="1017"/>
+          <w:numId w:val="1013"/>
         </w:numPr>
       </w:pPr>
       <w:hyperlink r:id="rId51">
@@ -5762,7 +5753,7 @@
         <w:pStyle w:val="Compact"/>
         <w:numPr>
           <w:ilvl w:val="0"/>
-          <w:numId w:val="1017"/>
+          <w:numId w:val="1013"/>
         </w:numPr>
       </w:pPr>
       <w:hyperlink r:id="rId52">
@@ -5791,7 +5782,7 @@
         <w:pStyle w:val="Compact"/>
         <w:numPr>
           <w:ilvl w:val="0"/>
-          <w:numId w:val="1017"/>
+          <w:numId w:val="1013"/>
         </w:numPr>
       </w:pPr>
       <w:hyperlink r:id="rId53">
@@ -5814,7 +5805,7 @@
         <w:pStyle w:val="Compact"/>
         <w:numPr>
           <w:ilvl w:val="0"/>
-          <w:numId w:val="1017"/>
+          <w:numId w:val="1013"/>
         </w:numPr>
       </w:pPr>
       <w:hyperlink r:id="rId54">
@@ -6317,18 +6308,6 @@
     <w:abstractNumId w:val="991"/>
   </w:num>
   <w:num w:numId="1013">
-    <w:abstractNumId w:val="991"/>
-  </w:num>
-  <w:num w:numId="1014">
-    <w:abstractNumId w:val="991"/>
-  </w:num>
-  <w:num w:numId="1015">
-    <w:abstractNumId w:val="991"/>
-  </w:num>
-  <w:num w:numId="1016">
-    <w:abstractNumId w:val="991"/>
-  </w:num>
-  <w:num w:numId="1017">
     <w:abstractNumId w:val="991"/>
   </w:num>
 </w:numbering>

--- a/docs/standards/word/DEPENDENCY-INTEGRITY.docx
+++ b/docs/standards/word/DEPENDENCY-INTEGRITY.docx
@@ -4564,7 +4564,7 @@
               <w:pStyle w:val="Compact"/>
             </w:pPr>
             <w:r>
-              <w:t xml:space="preserve">Universal in concept, forge-specific in tooling</w:t>
+              <w:t xml:space="preserve">Universal in concept, host-specific in tooling</w:t>
             </w:r>
           </w:p>
         </w:tc>

--- a/docs/standards/word/DEPENDENCY-INTEGRITY.docx
+++ b/docs/standards/word/DEPENDENCY-INTEGRITY.docx
@@ -28,7 +28,7 @@
         </w:p>
       </w:sdtContent>
     </w:sdt>
-    <w:bookmarkStart w:id="56" w:name="dependency-and-artifact-integrity"/>
+    <w:bookmarkStart w:id="61" w:name="dependency-and-artifact-integrity"/>
     <w:p>
       <w:pPr>
         <w:pStyle w:val="Heading1"/>
@@ -424,6 +424,52 @@
       </w:r>
       <w:r>
         <w:t xml:space="preserve">tamper question that neither oversells a self-check nor pretends the problem is unsolvable.</w:t>
+      </w:r>
+    </w:p>
+    <w:p>
+      <w:pPr>
+        <w:pStyle w:val="Compact"/>
+        <w:numPr>
+          <w:ilvl w:val="0"/>
+          <w:numId w:val="1001"/>
+        </w:numPr>
+      </w:pPr>
+      <w:r>
+        <w:rPr>
+          <w:b/>
+          <w:bCs/>
+        </w:rPr>
+        <w:t xml:space="preserve">An inventory a buyer can act on, and wording for the question it does not answer.</w:t>
+      </w:r>
+      <w:r>
+        <w:t xml:space="preserve"> </w:t>
+      </w:r>
+      <w:r>
+        <w:t xml:space="preserve">One per</w:t>
+      </w:r>
+      <w:r>
+        <w:t xml:space="preserve"> </w:t>
+      </w:r>
+      <w:r>
+        <w:t xml:space="preserve">released artifact, generated by the build, served where the artifact is served -- plus the two</w:t>
+      </w:r>
+      <w:r>
+        <w:t xml:space="preserve"> </w:t>
+      </w:r>
+      <w:r>
+        <w:t xml:space="preserve">boundaries that get misread: it states what is in the build and never what is exploitable in a</w:t>
+      </w:r>
+      <w:r>
+        <w:t xml:space="preserve"> </w:t>
+      </w:r>
+      <w:r>
+        <w:t xml:space="preserve">configuration, and for software you host rather than ship, the build manifest is the wrong document</w:t>
+      </w:r>
+      <w:r>
+        <w:t xml:space="preserve"> </w:t>
+      </w:r>
+      <w:r>
+        <w:t xml:space="preserve">entirely.</w:t>
       </w:r>
     </w:p>
     <w:p>
@@ -2602,7 +2648,7 @@
     </w:p>
     <w:bookmarkEnd w:id="28"/>
     <w:bookmarkEnd w:id="29"/>
-    <w:bookmarkStart w:id="38" w:name="outbound-what-you-publish"/>
+    <w:bookmarkStart w:id="42" w:name="outbound-what-you-publish"/>
     <w:p>
       <w:pPr>
         <w:pStyle w:val="Heading2"/>
@@ -3389,7 +3435,631 @@
       </w:r>
     </w:p>
     <w:bookmarkEnd w:id="36"/>
-    <w:bookmarkStart w:id="37" w:name="X26aa5132e138ecc62a8d299d9f3dfd20cf364ca"/>
+    <w:bookmarkStart w:id="39" w:name="X42bc8ea013f50cd03313a76621802c865003691"/>
+    <w:p>
+      <w:pPr>
+        <w:pStyle w:val="Heading3"/>
+      </w:pPr>
+      <w:r>
+        <w:t xml:space="preserve">The inventory is a published artifact, and the buyer calls it an SBOM</w:t>
+      </w:r>
+    </w:p>
+    <w:p>
+      <w:pPr>
+        <w:pStyle w:val="FirstParagraph"/>
+      </w:pPr>
+      <w:r>
+        <w:t xml:space="preserve">What this document calls a component inventory, a procurement questionnaire calls a</w:t>
+      </w:r>
+      <w:r>
+        <w:t xml:space="preserve"> </w:t>
+      </w:r>
+      <w:r>
+        <w:rPr>
+          <w:b/>
+          <w:bCs/>
+        </w:rPr>
+        <w:t xml:space="preserve">software bill</w:t>
+      </w:r>
+      <w:r>
+        <w:rPr>
+          <w:b/>
+          <w:bCs/>
+        </w:rPr>
+        <w:t xml:space="preserve"> </w:t>
+      </w:r>
+      <w:r>
+        <w:rPr>
+          <w:b/>
+          <w:bCs/>
+        </w:rPr>
+        <w:t xml:space="preserve">of materials</w:t>
+      </w:r>
+      <w:r>
+        <w:t xml:space="preserve">. Same artifact, two vocabularies, and the second is the one you will be asked for in</w:t>
+      </w:r>
+      <w:r>
+        <w:t xml:space="preserve"> </w:t>
+      </w:r>
+      <w:r>
+        <w:t xml:space="preserve">writing.</w:t>
+      </w:r>
+    </w:p>
+    <w:p>
+      <w:pPr>
+        <w:pStyle w:val="BodyText"/>
+      </w:pPr>
+      <w:r>
+        <w:t xml:space="preserve">Which regimes ask for one, which machine-readable formats are current, and what the published</w:t>
+      </w:r>
+      <w:r>
+        <w:t xml:space="preserve"> </w:t>
+      </w:r>
+      <w:r>
+        <w:t xml:space="preserve">minimum-element sets do and do not require are on the site already and are not restated here:</w:t>
+      </w:r>
+      <w:r>
+        <w:t xml:space="preserve"> </w:t>
+      </w:r>
+      <w:hyperlink r:id="rId37">
+        <w:r>
+          <w:rPr>
+            <w:rStyle w:val="Hyperlink"/>
+          </w:rPr>
+          <w:t xml:space="preserve">the standards landscape</w:t>
+        </w:r>
+      </w:hyperlink>
+      <w:r>
+        <w:t xml:space="preserve">. Three properties decide whether the artifact</w:t>
+      </w:r>
+      <w:r>
+        <w:t xml:space="preserve"> </w:t>
+      </w:r>
+      <w:r>
+        <w:t xml:space="preserve">answers anything, and none of them are the format.</w:t>
+      </w:r>
+    </w:p>
+    <w:p>
+      <w:pPr>
+        <w:pStyle w:val="BodyText"/>
+      </w:pPr>
+      <w:r>
+        <w:rPr>
+          <w:b/>
+          <w:bCs/>
+        </w:rPr>
+        <w:t xml:space="preserve">Rule.</w:t>
+      </w:r>
+      <w:r>
+        <w:t xml:space="preserve"> </w:t>
+      </w:r>
+      <w:r>
+        <w:t xml:space="preserve">Publish one inventory</w:t>
+      </w:r>
+      <w:r>
+        <w:t xml:space="preserve"> </w:t>
+      </w:r>
+      <w:r>
+        <w:rPr>
+          <w:b/>
+          <w:bCs/>
+        </w:rPr>
+        <w:t xml:space="preserve">per released artifact</w:t>
+      </w:r>
+      <w:r>
+        <w:t xml:space="preserve">, generated by</w:t>
+      </w:r>
+      <w:r>
+        <w:t xml:space="preserve"> </w:t>
+      </w:r>
+      <w:r>
+        <w:rPr>
+          <w:b/>
+          <w:bCs/>
+        </w:rPr>
+        <w:t xml:space="preserve">the build that produced</w:t>
+      </w:r>
+      <w:r>
+        <w:rPr>
+          <w:b/>
+          <w:bCs/>
+        </w:rPr>
+        <w:t xml:space="preserve"> </w:t>
+      </w:r>
+      <w:r>
+        <w:rPr>
+          <w:b/>
+          <w:bCs/>
+        </w:rPr>
+        <w:t xml:space="preserve">that artifact</w:t>
+      </w:r>
+      <w:r>
+        <w:t xml:space="preserve">, and serve it wherever the artifact is served.</w:t>
+      </w:r>
+    </w:p>
+    <w:p>
+      <w:pPr>
+        <w:pStyle w:val="BodyText"/>
+      </w:pPr>
+      <w:r>
+        <w:rPr>
+          <w:b/>
+          <w:bCs/>
+        </w:rPr>
+        <w:t xml:space="preserve">Per released artifact, not per project.</w:t>
+      </w:r>
+      <w:r>
+        <w:t xml:space="preserve"> </w:t>
+      </w:r>
+      <w:r>
+        <w:t xml:space="preserve">A repository-level inventory describes a moving target.</w:t>
+      </w:r>
+      <w:r>
+        <w:t xml:space="preserve"> </w:t>
+      </w:r>
+      <w:r>
+        <w:t xml:space="preserve">The question an inventory exists to answer is version-shaped --</w:t>
+      </w:r>
+      <w:r>
+        <w:t xml:space="preserve"> </w:t>
+      </w:r>
+      <w:r>
+        <w:rPr>
+          <w:i/>
+          <w:iCs/>
+        </w:rPr>
+        <w:t xml:space="preserve">what is in the version this adopter</w:t>
+      </w:r>
+      <w:r>
+        <w:rPr>
+          <w:i/>
+          <w:iCs/>
+        </w:rPr>
+        <w:t xml:space="preserve"> </w:t>
+      </w:r>
+      <w:r>
+        <w:rPr>
+          <w:i/>
+          <w:iCs/>
+        </w:rPr>
+        <w:t xml:space="preserve">is running</w:t>
+      </w:r>
+      <w:r>
+        <w:t xml:space="preserve"> </w:t>
+      </w:r>
+      <w:r>
+        <w:t xml:space="preserve">-- which is the same question the release archive answers, one section down. An inventory</w:t>
+      </w:r>
+      <w:r>
+        <w:t xml:space="preserve"> </w:t>
+      </w:r>
+      <w:r>
+        <w:t xml:space="preserve">not pinned to a released version cannot answer it, and reads as though it can.</w:t>
+      </w:r>
+    </w:p>
+    <w:p>
+      <w:pPr>
+        <w:pStyle w:val="BodyText"/>
+      </w:pPr>
+      <w:r>
+        <w:rPr>
+          <w:b/>
+          <w:bCs/>
+        </w:rPr>
+        <w:t xml:space="preserve">Generated by the build, never hand-maintained.</w:t>
+      </w:r>
+      <w:r>
+        <w:t xml:space="preserve"> </w:t>
+      </w:r>
+      <w:r>
+        <w:t xml:space="preserve">A hand-written list is accurate on the day it is</w:t>
+      </w:r>
+      <w:r>
+        <w:t xml:space="preserve"> </w:t>
+      </w:r>
+      <w:r>
+        <w:t xml:space="preserve">written and silently wrong afterwards. It is the exclusion-list failure with the sign flipped: an</w:t>
+      </w:r>
+      <w:r>
+        <w:t xml:space="preserve"> </w:t>
+      </w:r>
+      <w:r>
+        <w:t xml:space="preserve">exclusion list ships whatever nobody thought to exclude, a hand-maintained inventory omits whatever</w:t>
+      </w:r>
+      <w:r>
+        <w:t xml:space="preserve"> </w:t>
+      </w:r>
+      <w:r>
+        <w:t xml:space="preserve">nobody thought to add. Both are right about everything except the thing that changed.</w:t>
+      </w:r>
+    </w:p>
+    <w:p>
+      <w:pPr>
+        <w:pStyle w:val="BodyText"/>
+      </w:pPr>
+      <w:r>
+        <w:rPr>
+          <w:b/>
+          <w:bCs/>
+        </w:rPr>
+        <w:t xml:space="preserve">Served, not available on request.</w:t>
+      </w:r>
+      <w:r>
+        <w:t xml:space="preserve"> </w:t>
+      </w:r>
+      <w:r>
+        <w:t xml:space="preserve">An inventory a buyer has to email you for is a support process</w:t>
+      </w:r>
+      <w:r>
+        <w:t xml:space="preserve"> </w:t>
+      </w:r>
+      <w:r>
+        <w:t xml:space="preserve">rather than an artifact. Attaching it to the release costs nothing per release once wired, and it</w:t>
+      </w:r>
+      <w:r>
+        <w:t xml:space="preserve"> </w:t>
+      </w:r>
+      <w:r>
+        <w:t xml:space="preserve">takes you out of the loop on the day an advisory lands and every adopter asks the same question at</w:t>
+      </w:r>
+      <w:r>
+        <w:t xml:space="preserve"> </w:t>
+      </w:r>
+      <w:r>
+        <w:t xml:space="preserve">once.</w:t>
+      </w:r>
+    </w:p>
+    <w:p>
+      <w:pPr>
+        <w:pStyle w:val="BodyText"/>
+      </w:pPr>
+      <w:r>
+        <w:rPr>
+          <w:b/>
+          <w:bCs/>
+        </w:rPr>
+        <w:t xml:space="preserve">What it establishes, and the line past which it establishes nothing.</w:t>
+      </w:r>
+      <w:r>
+        <w:t xml:space="preserve"> </w:t>
+      </w:r>
+      <w:r>
+        <w:t xml:space="preserve">An inventory states</w:t>
+      </w:r>
+      <w:r>
+        <w:t xml:space="preserve"> </w:t>
+      </w:r>
+      <w:r>
+        <w:rPr>
+          <w:b/>
+          <w:bCs/>
+        </w:rPr>
+        <w:t xml:space="preserve">what</w:t>
+      </w:r>
+      <w:r>
+        <w:rPr>
+          <w:b/>
+          <w:bCs/>
+        </w:rPr>
+        <w:t xml:space="preserve"> </w:t>
+      </w:r>
+      <w:r>
+        <w:rPr>
+          <w:b/>
+          <w:bCs/>
+        </w:rPr>
+        <w:t xml:space="preserve">is in the build</w:t>
+      </w:r>
+      <w:r>
+        <w:t xml:space="preserve">. It does not state that any of it is</w:t>
+      </w:r>
+      <w:r>
+        <w:t xml:space="preserve"> </w:t>
+      </w:r>
+      <w:r>
+        <w:rPr>
+          <w:b/>
+          <w:bCs/>
+        </w:rPr>
+        <w:t xml:space="preserve">exploitable in a given configuration</w:t>
+      </w:r>
+      <w:r>
+        <w:t xml:space="preserve">, and</w:t>
+      </w:r>
+      <w:r>
+        <w:t xml:space="preserve"> </w:t>
+      </w:r>
+      <w:r>
+        <w:t xml:space="preserve">the gap between those two sentences is where most inventory-driven effort is wasted. Whether a listed</w:t>
+      </w:r>
+      <w:r>
+        <w:t xml:space="preserve"> </w:t>
+      </w:r>
+      <w:r>
+        <w:t xml:space="preserve">component is a risk depends on whether the affected code path is built in at all, whether it is</w:t>
+      </w:r>
+      <w:r>
+        <w:t xml:space="preserve"> </w:t>
+      </w:r>
+      <w:r>
+        <w:t xml:space="preserve">invoked, whether it is reachable given the deployment's configuration, and whether an attacker</w:t>
+      </w:r>
+      <w:r>
+        <w:t xml:space="preserve"> </w:t>
+      </w:r>
+      <w:r>
+        <w:t xml:space="preserve">controls an input that reaches it. A manifest produced by a tool that read the build carries none of</w:t>
+      </w:r>
+      <w:r>
+        <w:t xml:space="preserve"> </w:t>
+      </w:r>
+      <w:r>
+        <w:t xml:space="preserve">that and cannot.</w:t>
+      </w:r>
+    </w:p>
+    <w:p>
+      <w:pPr>
+        <w:pStyle w:val="BodyText"/>
+      </w:pPr>
+      <w:r>
+        <w:t xml:space="preserve">That answer is a</w:t>
+      </w:r>
+      <w:r>
+        <w:t xml:space="preserve"> </w:t>
+      </w:r>
+      <w:r>
+        <w:rPr>
+          <w:b/>
+          <w:bCs/>
+        </w:rPr>
+        <w:t xml:space="preserve">separate, per-advisory statement</w:t>
+      </w:r>
+      <w:r>
+        <w:t xml:space="preserve">: for one advisory against one listed component,</w:t>
+      </w:r>
+      <w:r>
+        <w:t xml:space="preserve"> </w:t>
+      </w:r>
+      <w:r>
+        <w:t xml:space="preserve">whether this product is affected and why. Machine-readable vocabularies for it exist -- the one in</w:t>
+      </w:r>
+      <w:r>
+        <w:t xml:space="preserve"> </w:t>
+      </w:r>
+      <w:r>
+        <w:t xml:space="preserve">general circulation is an exploitability statement, or VEX -- and what a consumer reads out of one is</w:t>
+      </w:r>
+      <w:r>
+        <w:t xml:space="preserve"> </w:t>
+      </w:r>
+      <w:r>
+        <w:t xml:space="preserve">a status per advisory per product, plus the reason behind that status. Its author is you, not the</w:t>
+      </w:r>
+      <w:r>
+        <w:t xml:space="preserve"> </w:t>
+      </w:r>
+      <w:r>
+        <w:t xml:space="preserve">tooling, which is exactly why it is the scarce artifact and the inventory is not.</w:t>
+      </w:r>
+    </w:p>
+    <w:p>
+      <w:pPr>
+        <w:pStyle w:val="BodyText"/>
+      </w:pPr>
+      <w:r>
+        <w:t xml:space="preserve">This is the statement you make about somebody else's advisory against a component you shipped. The</w:t>
+      </w:r>
+      <w:r>
+        <w:t xml:space="preserve"> </w:t>
+      </w:r>
+      <w:r>
+        <w:t xml:space="preserve">advisory you issue about a defect of your own runs the other direction and is section 12 of</w:t>
+      </w:r>
+      <w:r>
+        <w:t xml:space="preserve"> </w:t>
+      </w:r>
+      <w:hyperlink r:id="rId38">
+        <w:r>
+          <w:rPr>
+            <w:rStyle w:val="Hyperlink"/>
+          </w:rPr>
+          <w:t xml:space="preserve">secure development</w:t>
+        </w:r>
+      </w:hyperlink>
+      <w:r>
+        <w:t xml:space="preserve">; the two are adjacent, both are configuration-conditional</w:t>
+      </w:r>
+      <w:r>
+        <w:t xml:space="preserve"> </w:t>
+      </w:r>
+      <w:r>
+        <w:t xml:space="preserve">claims about exploitability, and they are not the same document.</w:t>
+      </w:r>
+    </w:p>
+    <w:p>
+      <w:pPr>
+        <w:pStyle w:val="BodyText"/>
+      </w:pPr>
+      <w:r>
+        <w:rPr>
+          <w:b/>
+          <w:bCs/>
+        </w:rPr>
+        <w:t xml:space="preserve">Rule.</w:t>
+      </w:r>
+      <w:r>
+        <w:t xml:space="preserve"> </w:t>
+      </w:r>
+      <w:r>
+        <w:t xml:space="preserve">Label which of the two you are handing over. Never let an inventory entry be read as an</w:t>
+      </w:r>
+      <w:r>
+        <w:t xml:space="preserve"> </w:t>
+      </w:r>
+      <w:r>
+        <w:t xml:space="preserve">exposure, and never let an absence be read as safety -- an inventory is only as complete as the build</w:t>
+      </w:r>
+      <w:r>
+        <w:t xml:space="preserve"> </w:t>
+      </w:r>
+      <w:r>
+        <w:t xml:space="preserve">it was generated from, and anything that entered the running system after the build is not in it at</w:t>
+      </w:r>
+      <w:r>
+        <w:t xml:space="preserve"> </w:t>
+      </w:r>
+      <w:r>
+        <w:t xml:space="preserve">all.</w:t>
+      </w:r>
+    </w:p>
+    <w:bookmarkEnd w:id="39"/>
+    <w:bookmarkStart w:id="40" w:name="Xba66da458291c5cb2f6035363062d9fbfdae140"/>
+    <w:p>
+      <w:pPr>
+        <w:pStyle w:val="Heading3"/>
+      </w:pPr>
+      <w:r>
+        <w:t xml:space="preserve">If you host the software, the useful inventory is of the runtime</w:t>
+      </w:r>
+    </w:p>
+    <w:p>
+      <w:pPr>
+        <w:pStyle w:val="FirstParagraph"/>
+      </w:pPr>
+      <w:r>
+        <w:t xml:space="preserve">This distinction is the one most SBOM advice skips, and it changes which document is the right one to</w:t>
+      </w:r>
+      <w:r>
+        <w:t xml:space="preserve"> </w:t>
+      </w:r>
+      <w:r>
+        <w:t xml:space="preserve">hand over.</w:t>
+      </w:r>
+    </w:p>
+    <w:p>
+      <w:pPr>
+        <w:pStyle w:val="BodyText"/>
+      </w:pPr>
+      <w:r>
+        <w:t xml:space="preserve">For</w:t>
+      </w:r>
+      <w:r>
+        <w:t xml:space="preserve"> </w:t>
+      </w:r>
+      <w:r>
+        <w:rPr>
+          <w:b/>
+          <w:bCs/>
+        </w:rPr>
+        <w:t xml:space="preserve">software you distribute</w:t>
+      </w:r>
+      <w:r>
+        <w:t xml:space="preserve">, a build-time inventory of the released artifact is exactly right:</w:t>
+      </w:r>
+      <w:r>
+        <w:t xml:space="preserve"> </w:t>
+      </w:r>
+      <w:r>
+        <w:t xml:space="preserve">the adopter installs that artifact, so its inventory describes what they are running.</w:t>
+      </w:r>
+    </w:p>
+    <w:p>
+      <w:pPr>
+        <w:pStyle w:val="BodyText"/>
+      </w:pPr>
+      <w:r>
+        <w:t xml:space="preserve">For</w:t>
+      </w:r>
+      <w:r>
+        <w:t xml:space="preserve"> </w:t>
+      </w:r>
+      <w:r>
+        <w:rPr>
+          <w:b/>
+          <w:bCs/>
+        </w:rPr>
+        <w:t xml:space="preserve">software you operate on their behalf</w:t>
+      </w:r>
+      <w:r>
+        <w:t xml:space="preserve">, it is the wrong document. What is running is a deployed</w:t>
+      </w:r>
+      <w:r>
+        <w:t xml:space="preserve"> </w:t>
+      </w:r>
+      <w:r>
+        <w:t xml:space="preserve">environment -- base images, operating-system packages, sidecar and agent processes, and whatever was</w:t>
+      </w:r>
+      <w:r>
+        <w:t xml:space="preserve"> </w:t>
+      </w:r>
+      <w:r>
+        <w:t xml:space="preserve">patched in place since the build -- and a manifest of your source dependencies describes none of it.</w:t>
+      </w:r>
+    </w:p>
+    <w:p>
+      <w:pPr>
+        <w:pStyle w:val="BodyText"/>
+      </w:pPr>
+      <w:r>
+        <w:t xml:space="preserve">This is not a niche reading. A US federal memorandum of 2026-01-23 tells agencies they may adopt a</w:t>
+      </w:r>
+      <w:r>
+        <w:t xml:space="preserve"> </w:t>
+      </w:r>
+      <w:r>
+        <w:t xml:space="preserve">contract term requiring a producer to supply an SBOM on request, and attaches a footnote for the</w:t>
+      </w:r>
+      <w:r>
+        <w:t xml:space="preserve"> </w:t>
+      </w:r>
+      <w:r>
+        <w:t xml:space="preserve">cloud case: an agency adopting that term should specify that the producer must provide an SBOM "of</w:t>
+      </w:r>
+      <w:r>
+        <w:t xml:space="preserve"> </w:t>
+      </w:r>
+      <w:r>
+        <w:t xml:space="preserve">the runtime production environment".</w:t>
+      </w:r>
+    </w:p>
+    <w:p>
+      <w:pPr>
+        <w:pStyle w:val="BodyText"/>
+      </w:pPr>
+      <w:r>
+        <w:rPr>
+          <w:b/>
+          <w:bCs/>
+        </w:rPr>
+        <w:t xml:space="preserve">Rule.</w:t>
+      </w:r>
+      <w:r>
+        <w:t xml:space="preserve"> </w:t>
+      </w:r>
+      <w:r>
+        <w:t xml:space="preserve">If you distribute software, publish the inventory of the released artifact. If you host it,</w:t>
+      </w:r>
+      <w:r>
+        <w:t xml:space="preserve"> </w:t>
+      </w:r>
+      <w:r>
+        <w:t xml:space="preserve">publish an inventory of the runtime production environment as well, and label each for what it is. A</w:t>
+      </w:r>
+      <w:r>
+        <w:t xml:space="preserve"> </w:t>
+      </w:r>
+      <w:r>
+        <w:t xml:space="preserve">buyer who asked a hosted service for an SBOM and received a build manifest has not learned what is</w:t>
+      </w:r>
+      <w:r>
+        <w:t xml:space="preserve"> </w:t>
+      </w:r>
+      <w:r>
+        <w:t xml:space="preserve">running, and will usually not notice.</w:t>
+      </w:r>
+    </w:p>
+    <w:bookmarkEnd w:id="40"/>
+    <w:bookmarkStart w:id="41" w:name="X26aa5132e138ecc62a8d299d9f3dfd20cf364ca"/>
     <w:p>
       <w:pPr>
         <w:pStyle w:val="Heading3"/>
@@ -3475,9 +4145,9 @@
         </w:pict>
       </w:r>
     </w:p>
-    <w:bookmarkEnd w:id="37"/>
-    <w:bookmarkEnd w:id="38"/>
-    <w:bookmarkStart w:id="46" w:name="X68396da32d7e7661f8b5db42f36c9fa3c7f6c43"/>
+    <w:bookmarkEnd w:id="41"/>
+    <w:bookmarkEnd w:id="42"/>
+    <w:bookmarkStart w:id="50" w:name="X68396da32d7e7661f8b5db42f36c9fa3c7f6c43"/>
     <w:p>
       <w:pPr>
         <w:pStyle w:val="Heading2"/>
@@ -3500,7 +4170,7 @@
         <w:t xml:space="preserve">short on purpose, because most of what works here is not yours to own.</w:t>
       </w:r>
     </w:p>
-    <w:bookmarkStart w:id="39" w:name="X7c5c7fc1f27a20e0318566d9d7e427c27402d15"/>
+    <w:bookmarkStart w:id="43" w:name="X7c5c7fc1f27a20e0318566d9d7e427c27402d15"/>
     <w:p>
       <w:pPr>
         <w:pStyle w:val="Heading3"/>
@@ -3691,8 +4361,8 @@
         <w:t xml:space="preserve">than quoted.)</w:t>
       </w:r>
     </w:p>
-    <w:bookmarkEnd w:id="39"/>
-    <w:bookmarkStart w:id="41" w:name="X8490d261b93c710fde6ffcb512b11a80e8edc9f"/>
+    <w:bookmarkEnd w:id="43"/>
+    <w:bookmarkStart w:id="45" w:name="X8490d261b93c710fde6ffcb512b11a80e8edc9f"/>
     <w:p>
       <w:pPr>
         <w:pStyle w:val="Heading3"/>
@@ -3805,7 +4475,7 @@
       <w:r>
         <w:t xml:space="preserve">(</w:t>
       </w:r>
-      <w:hyperlink r:id="rId40">
+      <w:hyperlink r:id="rId44">
         <w:r>
           <w:rPr>
             <w:rStyle w:val="Hyperlink"/>
@@ -3823,8 +4493,8 @@
         <w:t xml:space="preserve">case.</w:t>
       </w:r>
     </w:p>
-    <w:bookmarkEnd w:id="41"/>
-    <w:bookmarkStart w:id="43" w:name="X03039a66da44c7154d14d988511a9288cf0ecd3"/>
+    <w:bookmarkEnd w:id="45"/>
+    <w:bookmarkStart w:id="47" w:name="X03039a66da44c7154d14d988511a9288cf0ecd3"/>
     <w:p>
       <w:pPr>
         <w:pStyle w:val="Heading3"/>
@@ -4012,7 +4682,7 @@
       <w:r>
         <w:t xml:space="preserve">(</w:t>
       </w:r>
-      <w:hyperlink r:id="rId42">
+      <w:hyperlink r:id="rId46">
         <w:r>
           <w:rPr>
             <w:rStyle w:val="Hyperlink"/>
@@ -4024,8 +4694,8 @@
         <w:t xml:space="preserve">).</w:t>
       </w:r>
     </w:p>
-    <w:bookmarkEnd w:id="43"/>
-    <w:bookmarkStart w:id="44" w:name="Xbd6ccebc4f1c25e1c1dbe5441b7d01d0eaaca76"/>
+    <w:bookmarkEnd w:id="47"/>
+    <w:bookmarkStart w:id="48" w:name="Xbd6ccebc4f1c25e1c1dbe5441b7d01d0eaaca76"/>
     <w:p>
       <w:pPr>
         <w:pStyle w:val="Heading3"/>
@@ -4094,8 +4764,8 @@
         <w:t xml:space="preserve">switched off permanently, and the second attempt is much harder to fund than the first.</w:t>
       </w:r>
     </w:p>
-    <w:bookmarkEnd w:id="44"/>
-    <w:bookmarkStart w:id="45" w:name="X6582a9b912f394d42f95d344ce57012a45aa8ec"/>
+    <w:bookmarkEnd w:id="48"/>
+    <w:bookmarkStart w:id="49" w:name="X6582a9b912f394d42f95d344ce57012a45aa8ec"/>
     <w:p>
       <w:pPr>
         <w:pStyle w:val="Heading3"/>
@@ -4161,9 +4831,9 @@
         </w:pict>
       </w:r>
     </w:p>
-    <w:bookmarkEnd w:id="45"/>
-    <w:bookmarkEnd w:id="46"/>
-    <w:bookmarkStart w:id="47" w:name="X4fdd000ca92f28cec3e902993c5fed375f72e0d"/>
+    <w:bookmarkEnd w:id="49"/>
+    <w:bookmarkEnd w:id="50"/>
+    <w:bookmarkStart w:id="51" w:name="X4fdd000ca92f28cec3e902993c5fed375f72e0d"/>
     <w:p>
       <w:pPr>
         <w:pStyle w:val="Heading2"/>
@@ -4601,7 +5271,20 @@
               <w:pStyle w:val="Compact"/>
             </w:pPr>
             <w:r>
-              <w:t xml:space="preserve">Component inventory per release, attached to the release and the archive</w:t>
+              <w:t xml:space="preserve">Component inventory per</w:t>
+            </w:r>
+            <w:r>
+              <w:t xml:space="preserve"> </w:t>
+            </w:r>
+            <w:r>
+              <w:rPr>
+                <w:b/>
+                <w:bCs/>
+              </w:rPr>
+              <w:t xml:space="preserve">released artifact</w:t>
+            </w:r>
+            <w:r>
+              <w:t xml:space="preserve">, generated by the build, attached to the release and the archive</w:t>
             </w:r>
           </w:p>
         </w:tc>
@@ -4613,6 +5296,43 @@
             </w:pPr>
             <w:r>
               <w:t xml:space="preserve">Universal (format choice is consumer-driven)</w:t>
+            </w:r>
+          </w:p>
+        </w:tc>
+      </w:tr>
+      <w:tr>
+        <w:tc>
+          <w:tcPr/>
+          <w:p>
+            <w:pPr>
+              <w:pStyle w:val="Compact"/>
+            </w:pPr>
+            <w:r>
+              <w:t xml:space="preserve">A hosted service publishes an inventory of the</w:t>
+            </w:r>
+            <w:r>
+              <w:t xml:space="preserve"> </w:t>
+            </w:r>
+            <w:r>
+              <w:rPr>
+                <w:b/>
+                <w:bCs/>
+              </w:rPr>
+              <w:t xml:space="preserve">runtime environment</w:t>
+            </w:r>
+            <w:r>
+              <w:t xml:space="preserve">, not only of the build</w:t>
+            </w:r>
+          </w:p>
+        </w:tc>
+        <w:tc>
+          <w:tcPr/>
+          <w:p>
+            <w:pPr>
+              <w:pStyle w:val="Compact"/>
+            </w:pPr>
+            <w:r>
+              <w:t xml:space="preserve">Universal in concept, deployment-specific in tooling</w:t>
             </w:r>
           </w:p>
         </w:tc>
@@ -4722,8 +5442,8 @@
         </w:pict>
       </w:r>
     </w:p>
-    <w:bookmarkEnd w:id="47"/>
-    <w:bookmarkStart w:id="48" w:name="in-one-table"/>
+    <w:bookmarkEnd w:id="51"/>
+    <w:bookmarkStart w:id="52" w:name="in-one-table"/>
     <w:p>
       <w:pPr>
         <w:pStyle w:val="Heading2"/>
@@ -5209,18 +5929,18 @@
               <w:pStyle w:val="Compact"/>
             </w:pPr>
             <w:r>
-              <w:t xml:space="preserve">Claiming</w:t>
-            </w:r>
-          </w:p>
-        </w:tc>
-        <w:tc>
-          <w:tcPr/>
-          <w:p>
-            <w:pPr>
-              <w:pStyle w:val="Compact"/>
-            </w:pPr>
-            <w:r>
-              <w:t xml:space="preserve">An inventory answers "do we ship X". It is not tamper detection</w:t>
+              <w:t xml:space="preserve">Releasing</w:t>
+            </w:r>
+          </w:p>
+        </w:tc>
+        <w:tc>
+          <w:tcPr/>
+          <w:p>
+            <w:pPr>
+              <w:pStyle w:val="Compact"/>
+            </w:pPr>
+            <w:r>
+              <w:t xml:space="preserve">One inventory per released artifact, generated by the build, served where the artifact is</w:t>
             </w:r>
           </w:p>
         </w:tc>
@@ -5244,7 +5964,79 @@
               <w:pStyle w:val="Compact"/>
             </w:pPr>
             <w:r>
+              <w:t xml:space="preserve">An inventory answers "do we ship X". It is not tamper detection</w:t>
+            </w:r>
+          </w:p>
+        </w:tc>
+      </w:tr>
+      <w:tr>
+        <w:tc>
+          <w:tcPr/>
+          <w:p>
+            <w:pPr>
+              <w:pStyle w:val="Compact"/>
+            </w:pPr>
+            <w:r>
+              <w:t xml:space="preserve">Claiming</w:t>
+            </w:r>
+          </w:p>
+        </w:tc>
+        <w:tc>
+          <w:tcPr/>
+          <w:p>
+            <w:pPr>
+              <w:pStyle w:val="Compact"/>
+            </w:pPr>
+            <w:r>
+              <w:t xml:space="preserve">An inventory states what is in the build, never what is exploitable in a configuration</w:t>
+            </w:r>
+          </w:p>
+        </w:tc>
+      </w:tr>
+      <w:tr>
+        <w:tc>
+          <w:tcPr/>
+          <w:p>
+            <w:pPr>
+              <w:pStyle w:val="Compact"/>
+            </w:pPr>
+            <w:r>
+              <w:t xml:space="preserve">Claiming</w:t>
+            </w:r>
+          </w:p>
+        </w:tc>
+        <w:tc>
+          <w:tcPr/>
+          <w:p>
+            <w:pPr>
+              <w:pStyle w:val="Compact"/>
+            </w:pPr>
+            <w:r>
               <w:t xml:space="preserve">Publish the producer/operator responsibility split before claiming any control</w:t>
+            </w:r>
+          </w:p>
+        </w:tc>
+      </w:tr>
+      <w:tr>
+        <w:tc>
+          <w:tcPr/>
+          <w:p>
+            <w:pPr>
+              <w:pStyle w:val="Compact"/>
+            </w:pPr>
+            <w:r>
+              <w:t xml:space="preserve">Hosting</w:t>
+            </w:r>
+          </w:p>
+        </w:tc>
+        <w:tc>
+          <w:tcPr/>
+          <w:p>
+            <w:pPr>
+              <w:pStyle w:val="Compact"/>
+            </w:pPr>
+            <w:r>
+              <w:t xml:space="preserve">If you operate the software, publish an inventory of the runtime environment, not only of the build</w:t>
             </w:r>
           </w:p>
         </w:tc>
@@ -5329,8 +6121,8 @@
         </w:pict>
       </w:r>
     </w:p>
-    <w:bookmarkEnd w:id="48"/>
-    <w:bookmarkStart w:id="50" w:name="adapting-this-to-your-project"/>
+    <w:bookmarkEnd w:id="52"/>
+    <w:bookmarkStart w:id="54" w:name="adapting-this-to-your-project"/>
     <w:p>
       <w:pPr>
         <w:pStyle w:val="Heading2"/>
@@ -5641,6 +6433,34 @@
           <w:b/>
           <w:bCs/>
         </w:rPr>
+        <w:t xml:space="preserve">The inventory stays per-artifact and build-generated.</w:t>
+      </w:r>
+      <w:r>
+        <w:t xml:space="preserve"> </w:t>
+      </w:r>
+      <w:r>
+        <w:t xml:space="preserve">A hand-maintained one is correct until</w:t>
+      </w:r>
+      <w:r>
+        <w:t xml:space="preserve"> </w:t>
+      </w:r>
+      <w:r>
+        <w:t xml:space="preserve">the first change nobody remembered to record, and it is correct-looking forever after.</w:t>
+      </w:r>
+    </w:p>
+    <w:p>
+      <w:pPr>
+        <w:pStyle w:val="Compact"/>
+        <w:numPr>
+          <w:ilvl w:val="0"/>
+          <w:numId w:val="1012"/>
+        </w:numPr>
+      </w:pPr>
+      <w:r>
+        <w:rPr>
+          <w:b/>
+          <w:bCs/>
+        </w:rPr>
         <w:t xml:space="preserve">Do not let any control here be described as more than it is.</w:t>
       </w:r>
       <w:r>
@@ -5667,7 +6487,7 @@
       <w:r>
         <w:t xml:space="preserve">(</w:t>
       </w:r>
-      <w:hyperlink r:id="rId40">
+      <w:hyperlink r:id="rId44">
         <w:r>
           <w:rPr>
             <w:rStyle w:val="Hyperlink"/>
@@ -5690,7 +6510,7 @@
       <w:r>
         <w:t xml:space="preserve">(</w:t>
       </w:r>
-      <w:hyperlink r:id="rId49">
+      <w:hyperlink r:id="rId53">
         <w:r>
           <w:rPr>
             <w:rStyle w:val="Hyperlink"/>
@@ -5709,8 +6529,8 @@
         </w:pict>
       </w:r>
     </w:p>
-    <w:bookmarkEnd w:id="50"/>
-    <w:bookmarkStart w:id="55" w:name="related"/>
+    <w:bookmarkEnd w:id="54"/>
+    <w:bookmarkStart w:id="60" w:name="related"/>
     <w:p>
       <w:pPr>
         <w:pStyle w:val="Heading2"/>
@@ -5727,7 +6547,7 @@
           <w:numId w:val="1013"/>
         </w:numPr>
       </w:pPr>
-      <w:hyperlink r:id="rId51">
+      <w:hyperlink r:id="rId55">
         <w:r>
           <w:rPr>
             <w:rStyle w:val="Hyperlink"/>
@@ -5756,7 +6576,7 @@
           <w:numId w:val="1013"/>
         </w:numPr>
       </w:pPr>
-      <w:hyperlink r:id="rId52">
+      <w:hyperlink r:id="rId56">
         <w:r>
           <w:rPr>
             <w:rStyle w:val="Hyperlink"/>
@@ -5785,7 +6605,42 @@
           <w:numId w:val="1013"/>
         </w:numPr>
       </w:pPr>
-      <w:hyperlink r:id="rId53">
+      <w:hyperlink r:id="rId57">
+        <w:r>
+          <w:rPr>
+            <w:rStyle w:val="Hyperlink"/>
+          </w:rPr>
+          <w:t xml:space="preserve">What to ask a software vendor for</w:t>
+        </w:r>
+      </w:hyperlink>
+      <w:r>
+        <w:t xml:space="preserve"> </w:t>
+      </w:r>
+      <w:r>
+        <w:t xml:space="preserve">-- the buyer's side of the inventory</w:t>
+      </w:r>
+      <w:r>
+        <w:t xml:space="preserve"> </w:t>
+      </w:r>
+      <w:r>
+        <w:t xml:space="preserve">published here, what each item proves, and why organization-layer evidence is not software-layer</w:t>
+      </w:r>
+      <w:r>
+        <w:t xml:space="preserve"> </w:t>
+      </w:r>
+      <w:r>
+        <w:t xml:space="preserve">evidence</w:t>
+      </w:r>
+    </w:p>
+    <w:p>
+      <w:pPr>
+        <w:pStyle w:val="Compact"/>
+        <w:numPr>
+          <w:ilvl w:val="0"/>
+          <w:numId w:val="1013"/>
+        </w:numPr>
+      </w:pPr>
+      <w:hyperlink r:id="rId58">
         <w:r>
           <w:rPr>
             <w:rStyle w:val="Hyperlink"/>
@@ -5808,7 +6663,7 @@
           <w:numId w:val="1013"/>
         </w:numPr>
       </w:pPr>
-      <w:hyperlink r:id="rId54">
+      <w:hyperlink r:id="rId59">
         <w:r>
           <w:rPr>
             <w:rStyle w:val="Hyperlink"/>
@@ -5829,8 +6684,8 @@
         <w:t xml:space="preserve">proving a fix by deliberately mutating the shipped artifact</w:t>
       </w:r>
     </w:p>
-    <w:bookmarkEnd w:id="55"/>
-    <w:bookmarkEnd w:id="56"/>
+    <w:bookmarkEnd w:id="60"/>
+    <w:bookmarkEnd w:id="61"/>
     <w:sectPr>
       <w:footnotePr>
         <w:numRestart w:val="eachSect"/>

--- a/docs/standards/word/DEPENDENCY-INTEGRITY.docx
+++ b/docs/standards/word/DEPENDENCY-INTEGRITY.docx
@@ -3506,7 +3506,7 @@
           <w:rPr>
             <w:rStyle w:val="Hyperlink"/>
           </w:rPr>
-          <w:t xml:space="preserve">the standards landscape</w:t>
+          <w:t xml:space="preserve">the standards reference</w:t>
         </w:r>
       </w:hyperlink>
       <w:r>

--- a/docs/standards/word/DEPENDENCY-INTEGRITY.docx
+++ b/docs/standards/word/DEPENDENCY-INTEGRITY.docx
@@ -28,7 +28,7 @@
         </w:p>
       </w:sdtContent>
     </w:sdt>
-    <w:bookmarkStart w:id="61" w:name="dependency-and-artifact-integrity"/>
+    <w:bookmarkStart w:id="62" w:name="dependency-and-artifact-integrity"/>
     <w:p>
       <w:pPr>
         <w:pStyle w:val="Heading1"/>
@@ -42,6 +42,10 @@
         <w:pStyle w:val="FirstParagraph"/>
       </w:pPr>
       <w:r>
+        <w:rPr>
+          <w:b/>
+          <w:bCs/>
+        </w:rPr>
         <w:t xml:space="preserve">Trusting what you did not write, and controlling what you ship.</w:t>
       </w:r>
     </w:p>
@@ -103,89 +107,238 @@
       </w:r>
     </w:p>
     <w:p>
-      <w:pPr>
-        <w:pStyle w:val="FirstParagraph"/>
-      </w:pPr>
-      <w:r>
-        <w:t xml:space="preserve">Two directions, one document.</w:t>
-      </w:r>
-    </w:p>
-    <w:p>
-      <w:pPr>
-        <w:pStyle w:val="BodyText"/>
-      </w:pPr>
-      <w:r>
-        <w:rPr>
-          <w:b/>
-          <w:bCs/>
-        </w:rPr>
-        <w:t xml:space="preserve">Inbound.</w:t>
-      </w:r>
-      <w:r>
-        <w:t xml:space="preserve"> </w:t>
-      </w:r>
-      <w:r>
-        <w:t xml:space="preserve">You import code you did not write, cannot fully audit, and that changes underneath you.</w:t>
-      </w:r>
-      <w:r>
-        <w:t xml:space="preserve"> </w:t>
-      </w:r>
-      <w:r>
-        <w:t xml:space="preserve">How do you control that without reading it?</w:t>
-      </w:r>
-    </w:p>
-    <w:p>
-      <w:pPr>
-        <w:pStyle w:val="BodyText"/>
-      </w:pPr>
-      <w:r>
-        <w:rPr>
-          <w:b/>
-          <w:bCs/>
-        </w:rPr>
-        <w:t xml:space="preserve">Outbound.</w:t>
-      </w:r>
-      <w:r>
-        <w:t xml:space="preserve"> </w:t>
-      </w:r>
-      <w:r>
-        <w:t xml:space="preserve">You publish a build that other people install. How do they know it is the thing you</w:t>
-      </w:r>
-      <w:r>
-        <w:t xml:space="preserve"> </w:t>
-      </w:r>
-      <w:r>
-        <w:t xml:space="preserve">meant to send, and how do you know it contains only what you intended?</w:t>
-      </w:r>
-    </w:p>
-    <w:p>
-      <w:pPr>
-        <w:pStyle w:val="BodyText"/>
-      </w:pPr>
-      <w:r>
-        <w:t xml:space="preserve">Both halves share a shape. The honest answer in each is not "review it harder". It is a small number</w:t>
-      </w:r>
-      <w:r>
-        <w:t xml:space="preserve"> </w:t>
-      </w:r>
-      <w:r>
-        <w:t xml:space="preserve">of machine-enforced controls, plus human attention spent at two or three specific moments rather</w:t>
-      </w:r>
-      <w:r>
-        <w:t xml:space="preserve"> </w:t>
-      </w:r>
-      <w:r>
-        <w:t xml:space="preserve">than spread thin across everything.</w:t>
-      </w:r>
-    </w:p>
-    <w:p>
       <w:r>
         <w:pict>
           <v:rect style="width:0;height:1.5pt" o:hralign="center" o:hrstd="t" o:hr="t"/>
         </w:pict>
       </w:r>
     </w:p>
-    <w:bookmarkStart w:id="12" w:name="what-you-get"/>
+    <w:bookmarkStart w:id="12" w:name="in-short"/>
+    <w:p>
+      <w:pPr>
+        <w:pStyle w:val="Heading2"/>
+      </w:pPr>
+      <w:r>
+        <w:t xml:space="preserve">In short</w:t>
+      </w:r>
+    </w:p>
+    <w:p>
+      <w:pPr>
+        <w:pStyle w:val="FirstParagraph"/>
+      </w:pPr>
+      <w:r>
+        <w:rPr>
+          <w:b/>
+          <w:bCs/>
+        </w:rPr>
+        <w:t xml:space="preserve">Two directions, one document.</w:t>
+      </w:r>
+      <w:r>
+        <w:t xml:space="preserve"> </w:t>
+      </w:r>
+      <w:r>
+        <w:rPr>
+          <w:i/>
+          <w:iCs/>
+        </w:rPr>
+        <w:t xml:space="preserve">Inbound:</w:t>
+      </w:r>
+      <w:r>
+        <w:t xml:space="preserve"> </w:t>
+      </w:r>
+      <w:r>
+        <w:t xml:space="preserve">you import code you did not write, cannot fully audit,</w:t>
+      </w:r>
+      <w:r>
+        <w:t xml:space="preserve"> </w:t>
+      </w:r>
+      <w:r>
+        <w:t xml:space="preserve">and that changes underneath you.</w:t>
+      </w:r>
+      <w:r>
+        <w:t xml:space="preserve"> </w:t>
+      </w:r>
+      <w:r>
+        <w:rPr>
+          <w:i/>
+          <w:iCs/>
+        </w:rPr>
+        <w:t xml:space="preserve">Outbound:</w:t>
+      </w:r>
+      <w:r>
+        <w:t xml:space="preserve"> </w:t>
+      </w:r>
+      <w:r>
+        <w:t xml:space="preserve">you publish a build other people install, and they need</w:t>
+      </w:r>
+      <w:r>
+        <w:t xml:space="preserve"> </w:t>
+      </w:r>
+      <w:r>
+        <w:t xml:space="preserve">some way to know it is the thing you meant to send.</w:t>
+      </w:r>
+    </w:p>
+    <w:p>
+      <w:pPr>
+        <w:pStyle w:val="BodyText"/>
+      </w:pPr>
+      <w:r>
+        <w:t xml:space="preserve">Both halves share a shape, and in neither is the answer "review it harder". It is a small number of</w:t>
+      </w:r>
+      <w:r>
+        <w:t xml:space="preserve"> </w:t>
+      </w:r>
+      <w:r>
+        <w:t xml:space="preserve">machine-enforced controls, plus human attention spent at two or three specific moments rather than</w:t>
+      </w:r>
+      <w:r>
+        <w:t xml:space="preserve"> </w:t>
+      </w:r>
+      <w:r>
+        <w:t xml:space="preserve">spread thin across everything.</w:t>
+      </w:r>
+    </w:p>
+    <w:p>
+      <w:pPr>
+        <w:pStyle w:val="BodyText"/>
+      </w:pPr>
+      <w:r>
+        <w:t xml:space="preserve">Inbound, those moments are adoption and each version bump: verify identity rather than mere</w:t>
+      </w:r>
+      <w:r>
+        <w:t xml:space="preserve"> </w:t>
+      </w:r>
+      <w:r>
+        <w:t xml:space="preserve">existence when you add a dependency, and read the changelog and the lock delta when you bump it.</w:t>
+      </w:r>
+      <w:r>
+        <w:t xml:space="preserve"> </w:t>
+      </w:r>
+      <w:r>
+        <w:t xml:space="preserve">Between them the machinery runs unattended -- pin by digest and enforce the pin at install, because</w:t>
+      </w:r>
+      <w:r>
+        <w:t xml:space="preserve"> </w:t>
+      </w:r>
+      <w:r>
+        <w:t xml:space="preserve">a version pin is not a hash pin, and give every manifest one blocking audit of its own.</w:t>
+      </w:r>
+    </w:p>
+    <w:p>
+      <w:pPr>
+        <w:pStyle w:val="BodyText"/>
+      </w:pPr>
+      <w:r>
+        <w:t xml:space="preserve">Outbound, allowlist what goes into the artifact and check it</w:t>
+      </w:r>
+      <w:r>
+        <w:t xml:space="preserve"> </w:t>
+      </w:r>
+      <w:r>
+        <w:rPr>
+          <w:i/>
+          <w:iCs/>
+        </w:rPr>
+        <w:t xml:space="preserve">before</w:t>
+      </w:r>
+      <w:r>
+        <w:t xml:space="preserve"> </w:t>
+      </w:r>
+      <w:r>
+        <w:t xml:space="preserve">the upload. The upload is the</w:t>
+      </w:r>
+      <w:r>
+        <w:t xml:space="preserve"> </w:t>
+      </w:r>
+      <w:r>
+        <w:t xml:space="preserve">irreversible step, and an exclusion list ships whatever nobody thought to exclude.</w:t>
+      </w:r>
+    </w:p>
+    <w:p>
+      <w:pPr>
+        <w:pStyle w:val="BodyText"/>
+      </w:pPr>
+      <w:r>
+        <w:t xml:space="preserve">One moment resists automation. Whether a package is the project you meant is not a mechanical</w:t>
+      </w:r>
+      <w:r>
+        <w:t xml:space="preserve"> </w:t>
+      </w:r>
+      <w:r>
+        <w:t xml:space="preserve">question: a real, years-old, canonically named package can still be the wrong one, and an AI coding</w:t>
+      </w:r>
+      <w:r>
+        <w:t xml:space="preserve"> </w:t>
+      </w:r>
+      <w:r>
+        <w:t xml:space="preserve">assistant makes plausible-but-wrong names a routine hazard. That is the one place a human is</w:t>
+      </w:r>
+      <w:r>
+        <w:t xml:space="preserve"> </w:t>
+      </w:r>
+      <w:r>
+        <w:t xml:space="preserve">structurally required.</w:t>
+      </w:r>
+    </w:p>
+    <w:p>
+      <w:pPr>
+        <w:pStyle w:val="BodyText"/>
+      </w:pPr>
+      <w:r>
+        <w:t xml:space="preserve">The honest limit, stated here rather than left to be discovered:</w:t>
+      </w:r>
+      <w:r>
+        <w:t xml:space="preserve"> </w:t>
+      </w:r>
+      <w:r>
+        <w:rPr>
+          <w:b/>
+          <w:bCs/>
+        </w:rPr>
+        <w:t xml:space="preserve">none of this detects a malicious</w:t>
+      </w:r>
+      <w:r>
+        <w:rPr>
+          <w:b/>
+          <w:bCs/>
+        </w:rPr>
+        <w:t xml:space="preserve"> </w:t>
+      </w:r>
+      <w:r>
+        <w:rPr>
+          <w:b/>
+          <w:bCs/>
+        </w:rPr>
+        <w:t xml:space="preserve">release from a legitimate maintainer.</w:t>
+      </w:r>
+      <w:r>
+        <w:t xml:space="preserve"> </w:t>
+      </w:r>
+      <w:r>
+        <w:t xml:space="preserve">A compromised upstream that publishes a signed, canonically</w:t>
+      </w:r>
+      <w:r>
+        <w:t xml:space="preserve"> </w:t>
+      </w:r>
+      <w:r>
+        <w:t xml:space="preserve">named, advisory-free release passes every control in this document. What the controls buy is that</w:t>
+      </w:r>
+      <w:r>
+        <w:t xml:space="preserve"> </w:t>
+      </w:r>
+      <w:r>
+        <w:t xml:space="preserve">the change arrives pinned, surveilled and reviewable instead of silent.</w:t>
+      </w:r>
+    </w:p>
+    <w:p>
+      <w:r>
+        <w:pict>
+          <v:rect style="width:0;height:1.5pt" o:hralign="center" o:hrstd="t" o:hr="t"/>
+        </w:pict>
+      </w:r>
+    </w:p>
+    <w:bookmarkEnd w:id="12"/>
+    <w:bookmarkStart w:id="13" w:name="what-you-get"/>
     <w:p>
       <w:pPr>
         <w:pStyle w:val="Heading2"/>
@@ -479,8 +632,8 @@
         </w:pict>
       </w:r>
     </w:p>
-    <w:bookmarkEnd w:id="12"/>
-    <w:bookmarkStart w:id="13" w:name="Xeb4de11c7f9e84ded4ebc586203c6a5fc4cb3c1"/>
+    <w:bookmarkEnd w:id="13"/>
+    <w:bookmarkStart w:id="14" w:name="Xeb4de11c7f9e84ded4ebc586203c6a5fc4cb3c1"/>
     <w:p>
       <w:pPr>
         <w:pStyle w:val="Heading2"/>
@@ -731,8 +884,8 @@
         </w:pict>
       </w:r>
     </w:p>
-    <w:bookmarkEnd w:id="13"/>
-    <w:bookmarkStart w:id="15" w:name="how-to-adopt-this"/>
+    <w:bookmarkEnd w:id="14"/>
+    <w:bookmarkStart w:id="16" w:name="how-to-adopt-this"/>
     <w:p>
       <w:pPr>
         <w:pStyle w:val="Heading2"/>
@@ -788,7 +941,7 @@
       <w:r>
         <w:t xml:space="preserve">(</w:t>
       </w:r>
-      <w:hyperlink r:id="rId14">
+      <w:hyperlink r:id="rId15">
         <w:r>
           <w:rPr>
             <w:rStyle w:val="Hyperlink"/>
@@ -950,8 +1103,8 @@
         </w:pict>
       </w:r>
     </w:p>
-    <w:bookmarkEnd w:id="15"/>
-    <w:bookmarkStart w:id="29" w:name="Xe58dad9aad164552b8beaab76ef88667f2f463a"/>
+    <w:bookmarkEnd w:id="16"/>
+    <w:bookmarkStart w:id="30" w:name="Xe58dad9aad164552b8beaab76ef88667f2f463a"/>
     <w:p>
       <w:pPr>
         <w:pStyle w:val="Heading2"/>
@@ -960,7 +1113,7 @@
         <w:t xml:space="preserve">Inbound: code you deliberately do not read</w:t>
       </w:r>
     </w:p>
-    <w:bookmarkStart w:id="16" w:name="Xa030aef1173bcd463fb6f709c9836e3e97cc724"/>
+    <w:bookmarkStart w:id="17" w:name="Xa030aef1173bcd463fb6f709c9836e3e97cc724"/>
     <w:p>
       <w:pPr>
         <w:pStyle w:val="Heading3"/>
@@ -1306,8 +1459,8 @@
         <w:t xml:space="preserve">requires reading library internals -- because a control nobody can perform is not a control.</w:t>
       </w:r>
     </w:p>
-    <w:bookmarkEnd w:id="16"/>
-    <w:bookmarkStart w:id="17" w:name="Xec159e8c9f39965da83a99899fbee09b4578add"/>
+    <w:bookmarkEnd w:id="17"/>
+    <w:bookmarkStart w:id="18" w:name="Xec159e8c9f39965da83a99899fbee09b4578add"/>
     <w:p>
       <w:pPr>
         <w:pStyle w:val="Heading3"/>
@@ -1402,8 +1555,8 @@
         <w:t xml:space="preserve">seam, prefer the widely reviewed option to the clever one, and record why in the vet note.</w:t>
       </w:r>
     </w:p>
-    <w:bookmarkEnd w:id="17"/>
-    <w:bookmarkStart w:id="19" w:name="X87a94c3653a87b8fbcfd99a5118ea8f748a0b50"/>
+    <w:bookmarkEnd w:id="18"/>
+    <w:bookmarkStart w:id="20" w:name="X87a94c3653a87b8fbcfd99a5118ea8f748a0b50"/>
     <w:p>
       <w:pPr>
         <w:pStyle w:val="Heading3"/>
@@ -1462,7 +1615,7 @@
       <w:r>
         <w:t xml:space="preserve"> </w:t>
       </w:r>
-      <w:hyperlink r:id="rId18">
+      <w:hyperlink r:id="rId19">
         <w:r>
           <w:rPr>
             <w:rStyle w:val="Hyperlink"/>
@@ -1576,8 +1729,8 @@
         <w:t xml:space="preserve">assumption, so it is the one place a human is structurally required.</w:t>
       </w:r>
     </w:p>
-    <w:bookmarkEnd w:id="19"/>
-    <w:bookmarkStart w:id="21" w:name="Xa8562293275f416a1b9907dd79617d4f203a573"/>
+    <w:bookmarkEnd w:id="20"/>
+    <w:bookmarkStart w:id="22" w:name="Xa8562293275f416a1b9907dd79617d4f203a573"/>
     <w:p>
       <w:pPr>
         <w:pStyle w:val="Heading3"/>
@@ -1632,7 +1785,7 @@
       <w:r>
         <w:t xml:space="preserve"> </w:t>
       </w:r>
-      <w:hyperlink r:id="rId20">
+      <w:hyperlink r:id="rId21">
         <w:r>
           <w:rPr>
             <w:rStyle w:val="Hyperlink"/>
@@ -1843,8 +1996,8 @@
         <w:t xml:space="preserve">author to explain it cold. If that is uncomfortable to schedule, the bar has already slipped.</w:t>
       </w:r>
     </w:p>
-    <w:bookmarkEnd w:id="21"/>
-    <w:bookmarkStart w:id="23" w:name="Xd981c7d26b95270e2824ec5986e646b44ee97b5"/>
+    <w:bookmarkEnd w:id="22"/>
+    <w:bookmarkStart w:id="24" w:name="Xd981c7d26b95270e2824ec5986e646b44ee97b5"/>
     <w:p>
       <w:pPr>
         <w:pStyle w:val="Heading3"/>
@@ -1898,7 +2051,7 @@
       <w:r>
         <w:t xml:space="preserve">(</w:t>
       </w:r>
-      <w:hyperlink r:id="rId22">
+      <w:hyperlink r:id="rId23">
         <w:r>
           <w:rPr>
             <w:rStyle w:val="Hyperlink"/>
@@ -1990,8 +2143,8 @@
         <w:t xml:space="preserve">decision is revisitable instead of permanent by default.</w:t>
       </w:r>
     </w:p>
-    <w:bookmarkEnd w:id="23"/>
-    <w:bookmarkStart w:id="24" w:name="X18915f3c43cce970c6a63bd651acc4604cadb7d"/>
+    <w:bookmarkEnd w:id="24"/>
+    <w:bookmarkStart w:id="25" w:name="X18915f3c43cce970c6a63bd651acc4604cadb7d"/>
     <w:p>
       <w:pPr>
         <w:pStyle w:val="Heading3"/>
@@ -2135,8 +2288,8 @@
         <w:t xml:space="preserve">part that touches every line of code you ship.</w:t>
       </w:r>
     </w:p>
-    <w:bookmarkEnd w:id="24"/>
-    <w:bookmarkStart w:id="26" w:name="X7b85ea4da9beba24196a17fdd02d2babbf52ef5"/>
+    <w:bookmarkEnd w:id="25"/>
+    <w:bookmarkStart w:id="27" w:name="X7b85ea4da9beba24196a17fdd02d2babbf52ef5"/>
     <w:p>
       <w:pPr>
         <w:pStyle w:val="Heading3"/>
@@ -2305,7 +2458,7 @@
       <w:r>
         <w:t xml:space="preserve"> </w:t>
       </w:r>
-      <w:hyperlink r:id="rId25">
+      <w:hyperlink r:id="rId26">
         <w:r>
           <w:rPr>
             <w:rStyle w:val="Hyperlink"/>
@@ -2451,8 +2604,8 @@
         <w:t xml:space="preserve">does not leak into the runtime exports.</w:t>
       </w:r>
     </w:p>
-    <w:bookmarkEnd w:id="26"/>
-    <w:bookmarkStart w:id="27" w:name="the-version-bump-is-a-bounded-review"/>
+    <w:bookmarkEnd w:id="27"/>
+    <w:bookmarkStart w:id="28" w:name="the-version-bump-is-a-bounded-review"/>
     <w:p>
       <w:pPr>
         <w:pStyle w:val="Heading3"/>
@@ -2537,8 +2690,8 @@
         <w:t xml:space="preserve">project ends up doing an emergency bump across several major versions under advisory pressure.</w:t>
       </w:r>
     </w:p>
-    <w:bookmarkEnd w:id="27"/>
-    <w:bookmarkStart w:id="28" w:name="contain-what-you-cannot-vouch-for"/>
+    <w:bookmarkEnd w:id="28"/>
+    <w:bookmarkStart w:id="29" w:name="contain-what-you-cannot-vouch-for"/>
     <w:p>
       <w:pPr>
         <w:pStyle w:val="Heading3"/>
@@ -2646,9 +2799,9 @@
         </w:pict>
       </w:r>
     </w:p>
-    <w:bookmarkEnd w:id="28"/>
     <w:bookmarkEnd w:id="29"/>
-    <w:bookmarkStart w:id="42" w:name="outbound-what-you-publish"/>
+    <w:bookmarkEnd w:id="30"/>
+    <w:bookmarkStart w:id="43" w:name="outbound-what-you-publish"/>
     <w:p>
       <w:pPr>
         <w:pStyle w:val="Heading2"/>
@@ -2657,7 +2810,7 @@
         <w:t xml:space="preserve">Outbound: what you publish</w:t>
       </w:r>
     </w:p>
-    <w:bookmarkStart w:id="31" w:name="Xaf99e512e67ea5e1a15b9a2df1729e151267c57"/>
+    <w:bookmarkStart w:id="32" w:name="Xaf99e512e67ea5e1a15b9a2df1729e151267c57"/>
     <w:p>
       <w:pPr>
         <w:pStyle w:val="Heading3"/>
@@ -2729,7 +2882,7 @@
       <w:r>
         <w:t xml:space="preserve"> </w:t>
       </w:r>
-      <w:hyperlink r:id="rId30">
+      <w:hyperlink r:id="rId31">
         <w:r>
           <w:rPr>
             <w:rStyle w:val="Hyperlink"/>
@@ -2753,8 +2906,8 @@
         <w:t xml:space="preserve">, and not restated.</w:t>
       </w:r>
     </w:p>
-    <w:bookmarkEnd w:id="31"/>
-    <w:bookmarkStart w:id="32" w:name="Xaeb0c680c4ee0d35d46c11fbaa8ce837b09ed7c"/>
+    <w:bookmarkEnd w:id="32"/>
+    <w:bookmarkStart w:id="33" w:name="Xaeb0c680c4ee0d35d46c11fbaa8ce837b09ed7c"/>
     <w:p>
       <w:pPr>
         <w:pStyle w:val="Heading3"/>
@@ -2911,8 +3064,8 @@
         <w:t xml:space="preserve">vocabulary differs. The property is general; the availability is not.)</w:t>
       </w:r>
     </w:p>
-    <w:bookmarkEnd w:id="32"/>
-    <w:bookmarkStart w:id="33" w:name="X9d273a7c3a90226886540ed986bc4e46bd66a33"/>
+    <w:bookmarkEnd w:id="33"/>
+    <w:bookmarkStart w:id="34" w:name="X9d273a7c3a90226886540ed986bc4e46bd66a33"/>
     <w:p>
       <w:pPr>
         <w:pStyle w:val="Heading3"/>
@@ -2993,8 +3146,8 @@
         <w:t xml:space="preserve">without contacting you. Neither the identity nor the attestation is sufficient alone.</w:t>
       </w:r>
     </w:p>
-    <w:bookmarkEnd w:id="33"/>
-    <w:bookmarkStart w:id="34" w:name="Xb661f2ac61520aa5b3886076386a2876ae0c94b"/>
+    <w:bookmarkEnd w:id="34"/>
+    <w:bookmarkStart w:id="35" w:name="Xb661f2ac61520aa5b3886076386a2876ae0c94b"/>
     <w:p>
       <w:pPr>
         <w:pStyle w:val="Heading3"/>
@@ -3148,8 +3301,8 @@
         <w:t xml:space="preserve">signature path that this finding replaced.</w:t>
       </w:r>
     </w:p>
-    <w:bookmarkEnd w:id="34"/>
-    <w:bookmarkStart w:id="35" w:name="Xbda86a749f725d0b02727f173488e71281a1eda"/>
+    <w:bookmarkEnd w:id="35"/>
+    <w:bookmarkStart w:id="36" w:name="Xbda86a749f725d0b02727f173488e71281a1eda"/>
     <w:p>
       <w:pPr>
         <w:pStyle w:val="Heading3"/>
@@ -3326,8 +3479,8 @@
         <w:t xml:space="preserve">keyless signing and leaves the pipeline unhardened has moved the target, not removed it.</w:t>
       </w:r>
     </w:p>
-    <w:bookmarkEnd w:id="35"/>
-    <w:bookmarkStart w:id="36" w:name="Xb2ca732e68918a323bde614cc4852c113116a3a"/>
+    <w:bookmarkEnd w:id="36"/>
+    <w:bookmarkStart w:id="37" w:name="Xb2ca732e68918a323bde614cc4852c113116a3a"/>
     <w:p>
       <w:pPr>
         <w:pStyle w:val="Heading3"/>
@@ -3434,8 +3587,8 @@
         <w:t xml:space="preserve">It does not detect tampering with your own code. Nothing about it is a signature.</w:t>
       </w:r>
     </w:p>
-    <w:bookmarkEnd w:id="36"/>
-    <w:bookmarkStart w:id="39" w:name="X42bc8ea013f50cd03313a76621802c865003691"/>
+    <w:bookmarkEnd w:id="37"/>
+    <w:bookmarkStart w:id="40" w:name="X42bc8ea013f50cd03313a76621802c865003691"/>
     <w:p>
       <w:pPr>
         <w:pStyle w:val="Heading3"/>
@@ -3501,7 +3654,7 @@
       <w:r>
         <w:t xml:space="preserve"> </w:t>
       </w:r>
-      <w:hyperlink r:id="rId37">
+      <w:hyperlink r:id="rId38">
         <w:r>
           <w:rPr>
             <w:rStyle w:val="Hyperlink"/>
@@ -3858,7 +4011,7 @@
       <w:r>
         <w:t xml:space="preserve"> </w:t>
       </w:r>
-      <w:hyperlink r:id="rId38">
+      <w:hyperlink r:id="rId39">
         <w:r>
           <w:rPr>
             <w:rStyle w:val="Hyperlink"/>
@@ -3912,8 +4065,8 @@
         <w:t xml:space="preserve">all.</w:t>
       </w:r>
     </w:p>
-    <w:bookmarkEnd w:id="39"/>
-    <w:bookmarkStart w:id="40" w:name="Xba66da458291c5cb2f6035363062d9fbfdae140"/>
+    <w:bookmarkEnd w:id="40"/>
+    <w:bookmarkStart w:id="41" w:name="Xba66da458291c5cb2f6035363062d9fbfdae140"/>
     <w:p>
       <w:pPr>
         <w:pStyle w:val="Heading3"/>
@@ -4058,8 +4211,8 @@
         <w:t xml:space="preserve">running, and will usually not notice.</w:t>
       </w:r>
     </w:p>
-    <w:bookmarkEnd w:id="40"/>
-    <w:bookmarkStart w:id="41" w:name="X26aa5132e138ecc62a8d299d9f3dfd20cf364ca"/>
+    <w:bookmarkEnd w:id="41"/>
+    <w:bookmarkStart w:id="42" w:name="X26aa5132e138ecc62a8d299d9f3dfd20cf364ca"/>
     <w:p>
       <w:pPr>
         <w:pStyle w:val="Heading3"/>
@@ -4145,9 +4298,9 @@
         </w:pict>
       </w:r>
     </w:p>
-    <w:bookmarkEnd w:id="41"/>
     <w:bookmarkEnd w:id="42"/>
-    <w:bookmarkStart w:id="50" w:name="X68396da32d7e7661f8b5db42f36c9fa3c7f6c43"/>
+    <w:bookmarkEnd w:id="43"/>
+    <w:bookmarkStart w:id="51" w:name="X68396da32d7e7661f8b5db42f36c9fa3c7f6c43"/>
     <w:p>
       <w:pPr>
         <w:pStyle w:val="Heading2"/>
@@ -4170,7 +4323,7 @@
         <w:t xml:space="preserve">short on purpose, because most of what works here is not yours to own.</w:t>
       </w:r>
     </w:p>
-    <w:bookmarkStart w:id="43" w:name="X7c5c7fc1f27a20e0318566d9d7e427c27402d15"/>
+    <w:bookmarkStart w:id="44" w:name="X7c5c7fc1f27a20e0318566d9d7e427c27402d15"/>
     <w:p>
       <w:pPr>
         <w:pStyle w:val="Heading3"/>
@@ -4361,8 +4514,8 @@
         <w:t xml:space="preserve">than quoted.)</w:t>
       </w:r>
     </w:p>
-    <w:bookmarkEnd w:id="43"/>
-    <w:bookmarkStart w:id="45" w:name="X8490d261b93c710fde6ffcb512b11a80e8edc9f"/>
+    <w:bookmarkEnd w:id="44"/>
+    <w:bookmarkStart w:id="46" w:name="X8490d261b93c710fde6ffcb512b11a80e8edc9f"/>
     <w:p>
       <w:pPr>
         <w:pStyle w:val="Heading3"/>
@@ -4475,7 +4628,7 @@
       <w:r>
         <w:t xml:space="preserve">(</w:t>
       </w:r>
-      <w:hyperlink r:id="rId44">
+      <w:hyperlink r:id="rId45">
         <w:r>
           <w:rPr>
             <w:rStyle w:val="Hyperlink"/>
@@ -4493,8 +4646,8 @@
         <w:t xml:space="preserve">case.</w:t>
       </w:r>
     </w:p>
-    <w:bookmarkEnd w:id="45"/>
-    <w:bookmarkStart w:id="47" w:name="X03039a66da44c7154d14d988511a9288cf0ecd3"/>
+    <w:bookmarkEnd w:id="46"/>
+    <w:bookmarkStart w:id="48" w:name="X03039a66da44c7154d14d988511a9288cf0ecd3"/>
     <w:p>
       <w:pPr>
         <w:pStyle w:val="Heading3"/>
@@ -4682,7 +4835,7 @@
       <w:r>
         <w:t xml:space="preserve">(</w:t>
       </w:r>
-      <w:hyperlink r:id="rId46">
+      <w:hyperlink r:id="rId47">
         <w:r>
           <w:rPr>
             <w:rStyle w:val="Hyperlink"/>
@@ -4694,8 +4847,8 @@
         <w:t xml:space="preserve">).</w:t>
       </w:r>
     </w:p>
-    <w:bookmarkEnd w:id="47"/>
-    <w:bookmarkStart w:id="48" w:name="Xbd6ccebc4f1c25e1c1dbe5441b7d01d0eaaca76"/>
+    <w:bookmarkEnd w:id="48"/>
+    <w:bookmarkStart w:id="49" w:name="Xbd6ccebc4f1c25e1c1dbe5441b7d01d0eaaca76"/>
     <w:p>
       <w:pPr>
         <w:pStyle w:val="Heading3"/>
@@ -4764,8 +4917,8 @@
         <w:t xml:space="preserve">switched off permanently, and the second attempt is much harder to fund than the first.</w:t>
       </w:r>
     </w:p>
-    <w:bookmarkEnd w:id="48"/>
-    <w:bookmarkStart w:id="49" w:name="X6582a9b912f394d42f95d344ce57012a45aa8ec"/>
+    <w:bookmarkEnd w:id="49"/>
+    <w:bookmarkStart w:id="50" w:name="X6582a9b912f394d42f95d344ce57012a45aa8ec"/>
     <w:p>
       <w:pPr>
         <w:pStyle w:val="Heading3"/>
@@ -4831,9 +4984,9 @@
         </w:pict>
       </w:r>
     </w:p>
-    <w:bookmarkEnd w:id="49"/>
     <w:bookmarkEnd w:id="50"/>
-    <w:bookmarkStart w:id="51" w:name="X4fdd000ca92f28cec3e902993c5fed375f72e0d"/>
+    <w:bookmarkEnd w:id="51"/>
+    <w:bookmarkStart w:id="52" w:name="X4fdd000ca92f28cec3e902993c5fed375f72e0d"/>
     <w:p>
       <w:pPr>
         <w:pStyle w:val="Heading2"/>
@@ -5442,8 +5595,8 @@
         </w:pict>
       </w:r>
     </w:p>
-    <w:bookmarkEnd w:id="51"/>
-    <w:bookmarkStart w:id="52" w:name="in-one-table"/>
+    <w:bookmarkEnd w:id="52"/>
+    <w:bookmarkStart w:id="53" w:name="in-one-table"/>
     <w:p>
       <w:pPr>
         <w:pStyle w:val="Heading2"/>
@@ -6121,8 +6274,8 @@
         </w:pict>
       </w:r>
     </w:p>
-    <w:bookmarkEnd w:id="52"/>
-    <w:bookmarkStart w:id="54" w:name="adapting-this-to-your-project"/>
+    <w:bookmarkEnd w:id="53"/>
+    <w:bookmarkStart w:id="55" w:name="adapting-this-to-your-project"/>
     <w:p>
       <w:pPr>
         <w:pStyle w:val="Heading2"/>
@@ -6487,7 +6640,7 @@
       <w:r>
         <w:t xml:space="preserve">(</w:t>
       </w:r>
-      <w:hyperlink r:id="rId44">
+      <w:hyperlink r:id="rId45">
         <w:r>
           <w:rPr>
             <w:rStyle w:val="Hyperlink"/>
@@ -6510,7 +6663,7 @@
       <w:r>
         <w:t xml:space="preserve">(</w:t>
       </w:r>
-      <w:hyperlink r:id="rId53">
+      <w:hyperlink r:id="rId54">
         <w:r>
           <w:rPr>
             <w:rStyle w:val="Hyperlink"/>
@@ -6529,8 +6682,8 @@
         </w:pict>
       </w:r>
     </w:p>
-    <w:bookmarkEnd w:id="54"/>
-    <w:bookmarkStart w:id="60" w:name="related"/>
+    <w:bookmarkEnd w:id="55"/>
+    <w:bookmarkStart w:id="61" w:name="related"/>
     <w:p>
       <w:pPr>
         <w:pStyle w:val="Heading2"/>
@@ -6547,7 +6700,7 @@
           <w:numId w:val="1013"/>
         </w:numPr>
       </w:pPr>
-      <w:hyperlink r:id="rId55">
+      <w:hyperlink r:id="rId56">
         <w:r>
           <w:rPr>
             <w:rStyle w:val="Hyperlink"/>
@@ -6576,7 +6729,7 @@
           <w:numId w:val="1013"/>
         </w:numPr>
       </w:pPr>
-      <w:hyperlink r:id="rId56">
+      <w:hyperlink r:id="rId57">
         <w:r>
           <w:rPr>
             <w:rStyle w:val="Hyperlink"/>
@@ -6605,7 +6758,7 @@
           <w:numId w:val="1013"/>
         </w:numPr>
       </w:pPr>
-      <w:hyperlink r:id="rId57">
+      <w:hyperlink r:id="rId58">
         <w:r>
           <w:rPr>
             <w:rStyle w:val="Hyperlink"/>
@@ -6640,7 +6793,7 @@
           <w:numId w:val="1013"/>
         </w:numPr>
       </w:pPr>
-      <w:hyperlink r:id="rId58">
+      <w:hyperlink r:id="rId59">
         <w:r>
           <w:rPr>
             <w:rStyle w:val="Hyperlink"/>
@@ -6663,7 +6816,7 @@
           <w:numId w:val="1013"/>
         </w:numPr>
       </w:pPr>
-      <w:hyperlink r:id="rId59">
+      <w:hyperlink r:id="rId60">
         <w:r>
           <w:rPr>
             <w:rStyle w:val="Hyperlink"/>
@@ -6684,8 +6837,8 @@
         <w:t xml:space="preserve">proving a fix by deliberately mutating the shipped artifact</w:t>
       </w:r>
     </w:p>
-    <w:bookmarkEnd w:id="60"/>
     <w:bookmarkEnd w:id="61"/>
+    <w:bookmarkEnd w:id="62"/>
     <w:sectPr>
       <w:footnotePr>
         <w:numRestart w:val="eachSect"/>

--- a/docs/standards/word/DEPENDENCY-INTEGRITY.docx
+++ b/docs/standards/word/DEPENDENCY-INTEGRITY.docx
@@ -113,13 +113,13 @@
         </w:pict>
       </w:r>
     </w:p>
-    <w:bookmarkStart w:id="12" w:name="in-short"/>
+    <w:bookmarkStart w:id="12" w:name="tldrbluf"/>
     <w:p>
       <w:pPr>
         <w:pStyle w:val="Heading2"/>
       </w:pPr>
       <w:r>
-        <w:t xml:space="preserve">In short</w:t>
+        <w:t xml:space="preserve">TLDR/BLUF</w:t>
       </w:r>
     </w:p>
     <w:p>

--- a/docs/standards/word/DEPENDENCY-INTEGRITY.docx
+++ b/docs/standards/word/DEPENDENCY-INTEGRITY.docx
@@ -28,7 +28,7 @@
         </w:p>
       </w:sdtContent>
     </w:sdt>
-    <w:bookmarkStart w:id="62" w:name="dependency-and-artifact-integrity"/>
+    <w:bookmarkStart w:id="61" w:name="dependency-and-artifact-integrity"/>
     <w:p>
       <w:pPr>
         <w:pStyle w:val="Heading1"/>
@@ -338,13 +338,13 @@
       </w:r>
     </w:p>
     <w:bookmarkEnd w:id="12"/>
-    <w:bookmarkStart w:id="13" w:name="what-you-get"/>
+    <w:bookmarkStart w:id="13" w:name="Xeb4de11c7f9e84ded4ebc586203c6a5fc4cb3c1"/>
     <w:p>
       <w:pPr>
         <w:pStyle w:val="Heading2"/>
       </w:pPr>
       <w:r>
-        <w:t xml:space="preserve">What you get</w:t>
+        <w:t xml:space="preserve">What this costs you, and where it does not apply</w:t>
       </w:r>
     </w:p>
     <w:p>
@@ -360,25 +360,19 @@
           <w:b/>
           <w:bCs/>
         </w:rPr>
-        <w:t xml:space="preserve">A dependency discipline that never asks you to read library source.</w:t>
-      </w:r>
-      <w:r>
-        <w:t xml:space="preserve"> </w:t>
-      </w:r>
-      <w:r>
-        <w:t xml:space="preserve">The controls below manage</w:t>
-      </w:r>
-      <w:r>
-        <w:t xml:space="preserve"> </w:t>
-      </w:r>
-      <w:r>
-        <w:t xml:space="preserve">third-party code as the black box it is -- identify, vet at adoption, test at your own boundary,</w:t>
-      </w:r>
-      <w:r>
-        <w:t xml:space="preserve"> </w:t>
-      </w:r>
-      <w:r>
-        <w:t xml:space="preserve">surveil, pin -- so the obligation is finite instead of impossible.</w:t>
+        <w:t xml:space="preserve">This document ships no configuration.</w:t>
+      </w:r>
+      <w:r>
+        <w:t xml:space="preserve"> </w:t>
+      </w:r>
+      <w:r>
+        <w:t xml:space="preserve">No workflow, no lockfile, no publishing pipeline. It is</w:t>
+      </w:r>
+      <w:r>
+        <w:t xml:space="preserve"> </w:t>
+      </w:r>
+      <w:r>
+        <w:t xml:space="preserve">a set of rules and the failure each one answers.</w:t>
       </w:r>
     </w:p>
     <w:p>
@@ -394,25 +388,61 @@
           <w:b/>
           <w:bCs/>
         </w:rPr>
-        <w:t xml:space="preserve">Human effort concentrated at two moments: adoption and each version bump.</w:t>
-      </w:r>
-      <w:r>
-        <w:t xml:space="preserve"> </w:t>
-      </w:r>
-      <w:r>
-        <w:t xml:space="preserve">A few minutes of</w:t>
-      </w:r>
-      <w:r>
-        <w:t xml:space="preserve"> </w:t>
-      </w:r>
-      <w:r>
-        <w:t xml:space="preserve">provenance work when you add a dependency, a changelog-and-lock-delta read when you bump it.</w:t>
-      </w:r>
-      <w:r>
-        <w:t xml:space="preserve"> </w:t>
-      </w:r>
-      <w:r>
-        <w:t xml:space="preserve">Everything else runs unattended until it pings you.</w:t>
+        <w:t xml:space="preserve">Some of it is one ecosystem's mechanics, not a universal guarantee.</w:t>
+      </w:r>
+      <w:r>
+        <w:t xml:space="preserve"> </w:t>
+      </w:r>
+      <w:r>
+        <w:t xml:space="preserve">Lockfile semantics,</w:t>
+      </w:r>
+      <w:r>
+        <w:t xml:space="preserve"> </w:t>
+      </w:r>
+      <w:r>
+        <w:t xml:space="preserve">install-time digest enforcement, audit tooling and registry attestation differ per language, and</w:t>
+      </w:r>
+      <w:r>
+        <w:t xml:space="preserve"> </w:t>
+      </w:r>
+      <w:r>
+        <w:t xml:space="preserve">the differences are not cosmetic.</w:t>
+      </w:r>
+      <w:r>
+        <w:t xml:space="preserve"> </w:t>
+      </w:r>
+      <w:r>
+        <w:rPr>
+          <w:i/>
+          <w:iCs/>
+        </w:rPr>
+        <w:t xml:space="preserve">Which rules are universal, and which are one ecosystem's</w:t>
+      </w:r>
+      <w:r>
+        <w:rPr>
+          <w:i/>
+          <w:iCs/>
+        </w:rPr>
+        <w:t xml:space="preserve"> </w:t>
+      </w:r>
+      <w:r>
+        <w:rPr>
+          <w:i/>
+          <w:iCs/>
+        </w:rPr>
+        <w:t xml:space="preserve">mechanics</w:t>
+      </w:r>
+      <w:r>
+        <w:t xml:space="preserve"> </w:t>
+      </w:r>
+      <w:r>
+        <w:t xml:space="preserve">below marks the line explicitly, and every ecosystem-specific rule is tagged where it</w:t>
+      </w:r>
+      <w:r>
+        <w:t xml:space="preserve"> </w:t>
+      </w:r>
+      <w:r>
+        <w:t xml:space="preserve">appears.</w:t>
       </w:r>
     </w:p>
     <w:p>
@@ -428,25 +458,25 @@
           <w:b/>
           <w:bCs/>
         </w:rPr>
-        <w:t xml:space="preserve">A defense against a package name that looks right and is not.</w:t>
-      </w:r>
-      <w:r>
-        <w:t xml:space="preserve"> </w:t>
-      </w:r>
-      <w:r>
-        <w:t xml:space="preserve">Imports suggested by an AI coding</w:t>
-      </w:r>
-      <w:r>
-        <w:t xml:space="preserve"> </w:t>
-      </w:r>
-      <w:r>
-        <w:t xml:space="preserve">assistant make plausible-but-fake names a routine hazard rather than an exotic one, and the same</w:t>
-      </w:r>
-      <w:r>
-        <w:t xml:space="preserve"> </w:t>
-      </w:r>
-      <w:r>
-        <w:t xml:space="preserve">check that catches a fabricated name also catches a typosquat of a real one.</w:t>
+        <w:t xml:space="preserve">Recurring cost is small but real:</w:t>
+      </w:r>
+      <w:r>
+        <w:t xml:space="preserve"> </w:t>
+      </w:r>
+      <w:r>
+        <w:t xml:space="preserve">a few minutes of due diligence per new dependency, a review</w:t>
+      </w:r>
+      <w:r>
+        <w:t xml:space="preserve"> </w:t>
+      </w:r>
+      <w:r>
+        <w:t xml:space="preserve">per version bump, and one wiring exercise per manifest in the repository. Publishing controls are</w:t>
+      </w:r>
+      <w:r>
+        <w:t xml:space="preserve"> </w:t>
+      </w:r>
+      <w:r>
+        <w:t xml:space="preserve">mostly a one-time pipeline change.</w:t>
       </w:r>
     </w:p>
     <w:p>
@@ -462,25 +492,41 @@
           <w:b/>
           <w:bCs/>
         </w:rPr>
-        <w:t xml:space="preserve">An upstream behavior change that fails in your test suite instead of in production.</w:t>
-      </w:r>
-      <w:r>
-        <w:t xml:space="preserve"> </w:t>
-      </w:r>
-      <w:r>
-        <w:t xml:space="preserve">Tests</w:t>
-      </w:r>
-      <w:r>
-        <w:t xml:space="preserve"> </w:t>
-      </w:r>
-      <w:r>
-        <w:t xml:space="preserve">written at the integration boundary are the black-box substitute for reading the code, and they</w:t>
-      </w:r>
-      <w:r>
-        <w:t xml:space="preserve"> </w:t>
-      </w:r>
-      <w:r>
-        <w:t xml:space="preserve">turn a silent semantic change into a red bump.</w:t>
+        <w:t xml:space="preserve">None of this detects a malicious release from a legitimate maintainer.</w:t>
+      </w:r>
+      <w:r>
+        <w:t xml:space="preserve"> </w:t>
+      </w:r>
+      <w:r>
+        <w:t xml:space="preserve">A compromised upstream</w:t>
+      </w:r>
+      <w:r>
+        <w:t xml:space="preserve"> </w:t>
+      </w:r>
+      <w:r>
+        <w:t xml:space="preserve">that publishes a signed, canonically named, advisory-free release passes every control here. What</w:t>
+      </w:r>
+      <w:r>
+        <w:t xml:space="preserve"> </w:t>
+      </w:r>
+      <w:r>
+        <w:t xml:space="preserve">they buy you is that the change is</w:t>
+      </w:r>
+      <w:r>
+        <w:t xml:space="preserve"> </w:t>
+      </w:r>
+      <w:r>
+        <w:rPr>
+          <w:i/>
+          <w:iCs/>
+        </w:rPr>
+        <w:t xml:space="preserve">pinned, surveilled and reviewable</w:t>
+      </w:r>
+      <w:r>
+        <w:t xml:space="preserve"> </w:t>
+      </w:r>
+      <w:r>
+        <w:t xml:space="preserve">rather than silent.</w:t>
       </w:r>
     </w:p>
     <w:p>
@@ -496,25 +542,19 @@
           <w:b/>
           <w:bCs/>
         </w:rPr>
-        <w:t xml:space="preserve">A published build that contains only what you declared.</w:t>
-      </w:r>
-      <w:r>
-        <w:t xml:space="preserve"> </w:t>
-      </w:r>
-      <w:r>
-        <w:t xml:space="preserve">An allowlist checked before the upload</w:t>
-      </w:r>
-      <w:r>
-        <w:t xml:space="preserve"> </w:t>
-      </w:r>
-      <w:r>
-        <w:t xml:space="preserve">step, because the upload is irreversible and an exclusion list ships whatever nobody thought to</w:t>
-      </w:r>
-      <w:r>
-        <w:t xml:space="preserve"> </w:t>
-      </w:r>
-      <w:r>
-        <w:t xml:space="preserve">exclude.</w:t>
+        <w:t xml:space="preserve">If you publish nothing, skip the outbound half.</w:t>
+      </w:r>
+      <w:r>
+        <w:t xml:space="preserve"> </w:t>
+      </w:r>
+      <w:r>
+        <w:t xml:space="preserve">If nobody else runs your software on their own</w:t>
+      </w:r>
+      <w:r>
+        <w:t xml:space="preserve"> </w:t>
+      </w:r>
+      <w:r>
+        <w:t xml:space="preserve">host, skip the runtime section as well -- it is about a machine you do not control.</w:t>
       </w:r>
     </w:p>
     <w:p>
@@ -530,99 +570,16 @@
           <w:b/>
           <w:bCs/>
         </w:rPr>
-        <w:t xml:space="preserve">A one-command verification story for whoever installs your build.</w:t>
-      </w:r>
-      <w:r>
-        <w:t xml:space="preserve"> </w:t>
-      </w:r>
-      <w:r>
-        <w:t xml:space="preserve">Published digests, build</w:t>
-      </w:r>
-      <w:r>
-        <w:t xml:space="preserve"> </w:t>
-      </w:r>
-      <w:r>
-        <w:t xml:space="preserve">provenance tied to a repository and a commit, and an attestation over the artifact. An adopter can</w:t>
-      </w:r>
-      <w:r>
-        <w:t xml:space="preserve"> </w:t>
-      </w:r>
-      <w:r>
-        <w:t xml:space="preserve">check what you shipped without contacting you or trusting your description of your own process.</w:t>
-      </w:r>
-    </w:p>
-    <w:p>
-      <w:pPr>
-        <w:pStyle w:val="Compact"/>
-        <w:numPr>
-          <w:ilvl w:val="0"/>
-          <w:numId w:val="1001"/>
-        </w:numPr>
-      </w:pPr>
-      <w:r>
-        <w:rPr>
-          <w:b/>
-          <w:bCs/>
-        </w:rPr>
-        <w:t xml:space="preserve">Language given back to you for saying what these controls do not do.</w:t>
-      </w:r>
-      <w:r>
-        <w:t xml:space="preserve"> </w:t>
-      </w:r>
-      <w:r>
-        <w:t xml:space="preserve">Wording for the runtime</w:t>
-      </w:r>
-      <w:r>
-        <w:t xml:space="preserve"> </w:t>
-      </w:r>
-      <w:r>
-        <w:t xml:space="preserve">tamper question that neither oversells a self-check nor pretends the problem is unsolvable.</w:t>
-      </w:r>
-    </w:p>
-    <w:p>
-      <w:pPr>
-        <w:pStyle w:val="Compact"/>
-        <w:numPr>
-          <w:ilvl w:val="0"/>
-          <w:numId w:val="1001"/>
-        </w:numPr>
-      </w:pPr>
-      <w:r>
-        <w:rPr>
-          <w:b/>
-          <w:bCs/>
-        </w:rPr>
-        <w:t xml:space="preserve">An inventory a buyer can act on, and wording for the question it does not answer.</w:t>
-      </w:r>
-      <w:r>
-        <w:t xml:space="preserve"> </w:t>
-      </w:r>
-      <w:r>
-        <w:t xml:space="preserve">One per</w:t>
-      </w:r>
-      <w:r>
-        <w:t xml:space="preserve"> </w:t>
-      </w:r>
-      <w:r>
-        <w:t xml:space="preserve">released artifact, generated by the build, served where the artifact is served -- plus the two</w:t>
-      </w:r>
-      <w:r>
-        <w:t xml:space="preserve"> </w:t>
-      </w:r>
-      <w:r>
-        <w:t xml:space="preserve">boundaries that get misread: it states what is in the build and never what is exploitable in a</w:t>
-      </w:r>
-      <w:r>
-        <w:t xml:space="preserve"> </w:t>
-      </w:r>
-      <w:r>
-        <w:t xml:space="preserve">configuration, and for software you host rather than ship, the build manifest is the wrong document</w:t>
-      </w:r>
-      <w:r>
-        <w:t xml:space="preserve"> </w:t>
-      </w:r>
-      <w:r>
-        <w:t xml:space="preserve">entirely.</w:t>
+        <w:t xml:space="preserve">Obfuscating or compiling your build is not in scope as an integrity control</w:t>
+      </w:r>
+      <w:r>
+        <w:t xml:space="preserve">, and the section on</w:t>
+      </w:r>
+      <w:r>
+        <w:t xml:space="preserve"> </w:t>
+      </w:r>
+      <w:r>
+        <w:t xml:space="preserve">runtime tampering says why rather than leaving it implied.</w:t>
       </w:r>
     </w:p>
     <w:p>
@@ -633,13 +590,21 @@
       </w:r>
     </w:p>
     <w:bookmarkEnd w:id="13"/>
-    <w:bookmarkStart w:id="14" w:name="Xeb4de11c7f9e84ded4ebc586203c6a5fc4cb3c1"/>
+    <w:bookmarkStart w:id="15" w:name="how-to-adopt-this"/>
     <w:p>
       <w:pPr>
         <w:pStyle w:val="Heading2"/>
       </w:pPr>
       <w:r>
-        <w:t xml:space="preserve">What this costs you, and where it does not apply</w:t>
+        <w:t xml:space="preserve">How to adopt this</w:t>
+      </w:r>
+    </w:p>
+    <w:p>
+      <w:pPr>
+        <w:pStyle w:val="FirstParagraph"/>
+      </w:pPr>
+      <w:r>
+        <w:t xml:space="preserve">Smallest first step, which is a measurement and not a build:</w:t>
       </w:r>
     </w:p>
     <w:p>
@@ -655,266 +620,6 @@
           <w:b/>
           <w:bCs/>
         </w:rPr>
-        <w:t xml:space="preserve">This document ships no configuration.</w:t>
-      </w:r>
-      <w:r>
-        <w:t xml:space="preserve"> </w:t>
-      </w:r>
-      <w:r>
-        <w:t xml:space="preserve">No workflow, no lockfile, no publishing pipeline. It is</w:t>
-      </w:r>
-      <w:r>
-        <w:t xml:space="preserve"> </w:t>
-      </w:r>
-      <w:r>
-        <w:t xml:space="preserve">a set of rules and the failure each one answers.</w:t>
-      </w:r>
-    </w:p>
-    <w:p>
-      <w:pPr>
-        <w:pStyle w:val="Compact"/>
-        <w:numPr>
-          <w:ilvl w:val="0"/>
-          <w:numId w:val="1002"/>
-        </w:numPr>
-      </w:pPr>
-      <w:r>
-        <w:rPr>
-          <w:b/>
-          <w:bCs/>
-        </w:rPr>
-        <w:t xml:space="preserve">Some of it is one ecosystem's mechanics, not a universal guarantee.</w:t>
-      </w:r>
-      <w:r>
-        <w:t xml:space="preserve"> </w:t>
-      </w:r>
-      <w:r>
-        <w:t xml:space="preserve">Lockfile semantics,</w:t>
-      </w:r>
-      <w:r>
-        <w:t xml:space="preserve"> </w:t>
-      </w:r>
-      <w:r>
-        <w:t xml:space="preserve">install-time digest enforcement, audit tooling and registry attestation differ per language, and</w:t>
-      </w:r>
-      <w:r>
-        <w:t xml:space="preserve"> </w:t>
-      </w:r>
-      <w:r>
-        <w:t xml:space="preserve">the differences are not cosmetic.</w:t>
-      </w:r>
-      <w:r>
-        <w:t xml:space="preserve"> </w:t>
-      </w:r>
-      <w:r>
-        <w:rPr>
-          <w:i/>
-          <w:iCs/>
-        </w:rPr>
-        <w:t xml:space="preserve">Which rules are universal, and which are one ecosystem's</w:t>
-      </w:r>
-      <w:r>
-        <w:rPr>
-          <w:i/>
-          <w:iCs/>
-        </w:rPr>
-        <w:t xml:space="preserve"> </w:t>
-      </w:r>
-      <w:r>
-        <w:rPr>
-          <w:i/>
-          <w:iCs/>
-        </w:rPr>
-        <w:t xml:space="preserve">mechanics</w:t>
-      </w:r>
-      <w:r>
-        <w:t xml:space="preserve"> </w:t>
-      </w:r>
-      <w:r>
-        <w:t xml:space="preserve">below marks the line explicitly, and every ecosystem-specific rule is tagged where it</w:t>
-      </w:r>
-      <w:r>
-        <w:t xml:space="preserve"> </w:t>
-      </w:r>
-      <w:r>
-        <w:t xml:space="preserve">appears.</w:t>
-      </w:r>
-    </w:p>
-    <w:p>
-      <w:pPr>
-        <w:pStyle w:val="Compact"/>
-        <w:numPr>
-          <w:ilvl w:val="0"/>
-          <w:numId w:val="1002"/>
-        </w:numPr>
-      </w:pPr>
-      <w:r>
-        <w:rPr>
-          <w:b/>
-          <w:bCs/>
-        </w:rPr>
-        <w:t xml:space="preserve">Recurring cost is small but real:</w:t>
-      </w:r>
-      <w:r>
-        <w:t xml:space="preserve"> </w:t>
-      </w:r>
-      <w:r>
-        <w:t xml:space="preserve">a few minutes of due diligence per new dependency, a review</w:t>
-      </w:r>
-      <w:r>
-        <w:t xml:space="preserve"> </w:t>
-      </w:r>
-      <w:r>
-        <w:t xml:space="preserve">per version bump, and one wiring exercise per manifest in the repository. Publishing controls are</w:t>
-      </w:r>
-      <w:r>
-        <w:t xml:space="preserve"> </w:t>
-      </w:r>
-      <w:r>
-        <w:t xml:space="preserve">mostly a one-time pipeline change.</w:t>
-      </w:r>
-    </w:p>
-    <w:p>
-      <w:pPr>
-        <w:pStyle w:val="Compact"/>
-        <w:numPr>
-          <w:ilvl w:val="0"/>
-          <w:numId w:val="1002"/>
-        </w:numPr>
-      </w:pPr>
-      <w:r>
-        <w:rPr>
-          <w:b/>
-          <w:bCs/>
-        </w:rPr>
-        <w:t xml:space="preserve">None of this detects a malicious release from a legitimate maintainer.</w:t>
-      </w:r>
-      <w:r>
-        <w:t xml:space="preserve"> </w:t>
-      </w:r>
-      <w:r>
-        <w:t xml:space="preserve">A compromised upstream</w:t>
-      </w:r>
-      <w:r>
-        <w:t xml:space="preserve"> </w:t>
-      </w:r>
-      <w:r>
-        <w:t xml:space="preserve">that publishes a signed, canonically named, advisory-free release passes every control here. What</w:t>
-      </w:r>
-      <w:r>
-        <w:t xml:space="preserve"> </w:t>
-      </w:r>
-      <w:r>
-        <w:t xml:space="preserve">they buy you is that the change is</w:t>
-      </w:r>
-      <w:r>
-        <w:t xml:space="preserve"> </w:t>
-      </w:r>
-      <w:r>
-        <w:rPr>
-          <w:i/>
-          <w:iCs/>
-        </w:rPr>
-        <w:t xml:space="preserve">pinned, surveilled and reviewable</w:t>
-      </w:r>
-      <w:r>
-        <w:t xml:space="preserve"> </w:t>
-      </w:r>
-      <w:r>
-        <w:t xml:space="preserve">rather than silent.</w:t>
-      </w:r>
-    </w:p>
-    <w:p>
-      <w:pPr>
-        <w:pStyle w:val="Compact"/>
-        <w:numPr>
-          <w:ilvl w:val="0"/>
-          <w:numId w:val="1002"/>
-        </w:numPr>
-      </w:pPr>
-      <w:r>
-        <w:rPr>
-          <w:b/>
-          <w:bCs/>
-        </w:rPr>
-        <w:t xml:space="preserve">If you publish nothing, skip the outbound half.</w:t>
-      </w:r>
-      <w:r>
-        <w:t xml:space="preserve"> </w:t>
-      </w:r>
-      <w:r>
-        <w:t xml:space="preserve">If nobody else runs your software on their own</w:t>
-      </w:r>
-      <w:r>
-        <w:t xml:space="preserve"> </w:t>
-      </w:r>
-      <w:r>
-        <w:t xml:space="preserve">host, skip the runtime section as well -- it is about a machine you do not control.</w:t>
-      </w:r>
-    </w:p>
-    <w:p>
-      <w:pPr>
-        <w:pStyle w:val="Compact"/>
-        <w:numPr>
-          <w:ilvl w:val="0"/>
-          <w:numId w:val="1002"/>
-        </w:numPr>
-      </w:pPr>
-      <w:r>
-        <w:rPr>
-          <w:b/>
-          <w:bCs/>
-        </w:rPr>
-        <w:t xml:space="preserve">Obfuscating or compiling your build is not in scope as an integrity control</w:t>
-      </w:r>
-      <w:r>
-        <w:t xml:space="preserve">, and the section on</w:t>
-      </w:r>
-      <w:r>
-        <w:t xml:space="preserve"> </w:t>
-      </w:r>
-      <w:r>
-        <w:t xml:space="preserve">runtime tampering says why rather than leaving it implied.</w:t>
-      </w:r>
-    </w:p>
-    <w:p>
-      <w:r>
-        <w:pict>
-          <v:rect style="width:0;height:1.5pt" o:hralign="center" o:hrstd="t" o:hr="t"/>
-        </w:pict>
-      </w:r>
-    </w:p>
-    <w:bookmarkEnd w:id="14"/>
-    <w:bookmarkStart w:id="16" w:name="how-to-adopt-this"/>
-    <w:p>
-      <w:pPr>
-        <w:pStyle w:val="Heading2"/>
-      </w:pPr>
-      <w:r>
-        <w:t xml:space="preserve">How to adopt this</w:t>
-      </w:r>
-    </w:p>
-    <w:p>
-      <w:pPr>
-        <w:pStyle w:val="FirstParagraph"/>
-      </w:pPr>
-      <w:r>
-        <w:t xml:space="preserve">Smallest first step, which is a measurement and not a build:</w:t>
-      </w:r>
-    </w:p>
-    <w:p>
-      <w:pPr>
-        <w:pStyle w:val="Compact"/>
-        <w:numPr>
-          <w:ilvl w:val="0"/>
-          <w:numId w:val="1003"/>
-        </w:numPr>
-      </w:pPr>
-      <w:r>
-        <w:rPr>
-          <w:b/>
-          <w:bCs/>
-        </w:rPr>
         <w:t xml:space="preserve">List every dependency manifest in the repository, and write down which of them has an audit.</w:t>
       </w:r>
       <w:r>
@@ -941,7 +646,7 @@
       <w:r>
         <w:t xml:space="preserve">(</w:t>
       </w:r>
-      <w:hyperlink r:id="rId15">
+      <w:hyperlink r:id="rId14">
         <w:r>
           <w:rPr>
             <w:rStyle w:val="Hyperlink"/>
@@ -966,7 +671,7 @@
         <w:pStyle w:val="Compact"/>
         <w:numPr>
           <w:ilvl w:val="0"/>
-          <w:numId w:val="1004"/>
+          <w:numId w:val="1003"/>
         </w:numPr>
       </w:pPr>
       <w:r>
@@ -1000,7 +705,7 @@
         <w:pStyle w:val="Compact"/>
         <w:numPr>
           <w:ilvl w:val="0"/>
-          <w:numId w:val="1004"/>
+          <w:numId w:val="1003"/>
         </w:numPr>
       </w:pPr>
       <w:r>
@@ -1025,7 +730,7 @@
         <w:pStyle w:val="Compact"/>
         <w:numPr>
           <w:ilvl w:val="0"/>
-          <w:numId w:val="1004"/>
+          <w:numId w:val="1003"/>
         </w:numPr>
       </w:pPr>
       <w:r>
@@ -1037,7 +742,7 @@
         <w:pStyle w:val="Compact"/>
         <w:numPr>
           <w:ilvl w:val="0"/>
-          <w:numId w:val="1004"/>
+          <w:numId w:val="1003"/>
         </w:numPr>
       </w:pPr>
       <w:r>
@@ -1049,7 +754,7 @@
         <w:pStyle w:val="Compact"/>
         <w:numPr>
           <w:ilvl w:val="0"/>
-          <w:numId w:val="1004"/>
+          <w:numId w:val="1003"/>
         </w:numPr>
       </w:pPr>
       <w:r>
@@ -1077,7 +782,7 @@
         <w:pStyle w:val="Compact"/>
         <w:numPr>
           <w:ilvl w:val="0"/>
-          <w:numId w:val="1004"/>
+          <w:numId w:val="1003"/>
         </w:numPr>
       </w:pPr>
       <w:r>
@@ -1089,7 +794,7 @@
         <w:pStyle w:val="Compact"/>
         <w:numPr>
           <w:ilvl w:val="0"/>
-          <w:numId w:val="1004"/>
+          <w:numId w:val="1003"/>
         </w:numPr>
       </w:pPr>
       <w:r>
@@ -1103,8 +808,8 @@
         </w:pict>
       </w:r>
     </w:p>
-    <w:bookmarkEnd w:id="16"/>
-    <w:bookmarkStart w:id="30" w:name="Xe58dad9aad164552b8beaab76ef88667f2f463a"/>
+    <w:bookmarkEnd w:id="15"/>
+    <w:bookmarkStart w:id="29" w:name="Xe58dad9aad164552b8beaab76ef88667f2f463a"/>
     <w:p>
       <w:pPr>
         <w:pStyle w:val="Heading2"/>
@@ -1113,7 +818,7 @@
         <w:t xml:space="preserve">Inbound: code you deliberately do not read</w:t>
       </w:r>
     </w:p>
-    <w:bookmarkStart w:id="17" w:name="Xa030aef1173bcd463fb6f709c9836e3e97cc724"/>
+    <w:bookmarkStart w:id="16" w:name="Xa030aef1173bcd463fb6f709c9836e3e97cc724"/>
     <w:p>
       <w:pPr>
         <w:pStyle w:val="Heading3"/>
@@ -1459,8 +1164,8 @@
         <w:t xml:space="preserve">requires reading library internals -- because a control nobody can perform is not a control.</w:t>
       </w:r>
     </w:p>
-    <w:bookmarkEnd w:id="17"/>
-    <w:bookmarkStart w:id="18" w:name="Xec159e8c9f39965da83a99899fbee09b4578add"/>
+    <w:bookmarkEnd w:id="16"/>
+    <w:bookmarkStart w:id="17" w:name="Xec159e8c9f39965da83a99899fbee09b4578add"/>
     <w:p>
       <w:pPr>
         <w:pStyle w:val="Heading3"/>
@@ -1555,8 +1260,8 @@
         <w:t xml:space="preserve">seam, prefer the widely reviewed option to the clever one, and record why in the vet note.</w:t>
       </w:r>
     </w:p>
-    <w:bookmarkEnd w:id="18"/>
-    <w:bookmarkStart w:id="20" w:name="X87a94c3653a87b8fbcfd99a5118ea8f748a0b50"/>
+    <w:bookmarkEnd w:id="17"/>
+    <w:bookmarkStart w:id="19" w:name="X87a94c3653a87b8fbcfd99a5118ea8f748a0b50"/>
     <w:p>
       <w:pPr>
         <w:pStyle w:val="Heading3"/>
@@ -1615,7 +1320,7 @@
       <w:r>
         <w:t xml:space="preserve"> </w:t>
       </w:r>
-      <w:hyperlink r:id="rId19">
+      <w:hyperlink r:id="rId18">
         <w:r>
           <w:rPr>
             <w:rStyle w:val="Hyperlink"/>
@@ -1729,8 +1434,8 @@
         <w:t xml:space="preserve">assumption, so it is the one place a human is structurally required.</w:t>
       </w:r>
     </w:p>
-    <w:bookmarkEnd w:id="20"/>
-    <w:bookmarkStart w:id="22" w:name="Xa8562293275f416a1b9907dd79617d4f203a573"/>
+    <w:bookmarkEnd w:id="19"/>
+    <w:bookmarkStart w:id="21" w:name="Xa8562293275f416a1b9907dd79617d4f203a573"/>
     <w:p>
       <w:pPr>
         <w:pStyle w:val="Heading3"/>
@@ -1785,7 +1490,7 @@
       <w:r>
         <w:t xml:space="preserve"> </w:t>
       </w:r>
-      <w:hyperlink r:id="rId21">
+      <w:hyperlink r:id="rId20">
         <w:r>
           <w:rPr>
             <w:rStyle w:val="Hyperlink"/>
@@ -1996,8 +1701,8 @@
         <w:t xml:space="preserve">author to explain it cold. If that is uncomfortable to schedule, the bar has already slipped.</w:t>
       </w:r>
     </w:p>
-    <w:bookmarkEnd w:id="22"/>
-    <w:bookmarkStart w:id="24" w:name="Xd981c7d26b95270e2824ec5986e646b44ee97b5"/>
+    <w:bookmarkEnd w:id="21"/>
+    <w:bookmarkStart w:id="23" w:name="Xd981c7d26b95270e2824ec5986e646b44ee97b5"/>
     <w:p>
       <w:pPr>
         <w:pStyle w:val="Heading3"/>
@@ -2051,7 +1756,7 @@
       <w:r>
         <w:t xml:space="preserve">(</w:t>
       </w:r>
-      <w:hyperlink r:id="rId23">
+      <w:hyperlink r:id="rId22">
         <w:r>
           <w:rPr>
             <w:rStyle w:val="Hyperlink"/>
@@ -2092,11 +1797,289 @@
         <w:pStyle w:val="Compact"/>
         <w:numPr>
           <w:ilvl w:val="0"/>
-          <w:numId w:val="1005"/>
+          <w:numId w:val="1004"/>
         </w:numPr>
       </w:pPr>
       <w:r>
         <w:t xml:space="preserve">behavior tests over the vendored surface</w:t>
+      </w:r>
+    </w:p>
+    <w:p>
+      <w:pPr>
+        <w:pStyle w:val="Compact"/>
+        <w:numPr>
+          <w:ilvl w:val="0"/>
+          <w:numId w:val="1004"/>
+        </w:numPr>
+      </w:pPr>
+      <w:r>
+        <w:t xml:space="preserve">a header in each file recording what it mirrors and why, so drift is reviewable</w:t>
+      </w:r>
+    </w:p>
+    <w:p>
+      <w:pPr>
+        <w:pStyle w:val="Compact"/>
+        <w:numPr>
+          <w:ilvl w:val="0"/>
+          <w:numId w:val="1004"/>
+        </w:numPr>
+      </w:pPr>
+      <w:r>
+        <w:t xml:space="preserve">analysis scope extended to include the path, with any suppression carrying a per-line justification</w:t>
+      </w:r>
+      <w:r>
+        <w:t xml:space="preserve"> </w:t>
+      </w:r>
+      <w:r>
+        <w:t xml:space="preserve">that names the rule</w:t>
+      </w:r>
+    </w:p>
+    <w:p>
+      <w:pPr>
+        <w:pStyle w:val="FirstParagraph"/>
+      </w:pPr>
+      <w:r>
+        <w:t xml:space="preserve">Record the trade-off that justified vendoring and the concrete trigger that would reverse it, so the</w:t>
+      </w:r>
+      <w:r>
+        <w:t xml:space="preserve"> </w:t>
+      </w:r>
+      <w:r>
+        <w:t xml:space="preserve">decision is revisitable instead of permanent by default.</w:t>
+      </w:r>
+    </w:p>
+    <w:bookmarkEnd w:id="23"/>
+    <w:bookmarkStart w:id="24" w:name="X18915f3c43cce970c6a63bd651acc4604cadb7d"/>
+    <w:p>
+      <w:pPr>
+        <w:pStyle w:val="Heading3"/>
+      </w:pPr>
+      <w:r>
+        <w:t xml:space="preserve">Every manifest in the repository needs its own audit net</w:t>
+      </w:r>
+    </w:p>
+    <w:p>
+      <w:pPr>
+        <w:pStyle w:val="FirstParagraph"/>
+      </w:pPr>
+      <w:r>
+        <w:t xml:space="preserve">Advisory surveillance and blocking audits are configured per ecosystem. A repository that adds a</w:t>
+      </w:r>
+      <w:r>
+        <w:t xml:space="preserve"> </w:t>
+      </w:r>
+      <w:r>
+        <w:t xml:space="preserve">second language, a build tool with its own manifest, or a documentation site with its own dependency</w:t>
+      </w:r>
+      <w:r>
+        <w:t xml:space="preserve"> </w:t>
+      </w:r>
+      <w:r>
+        <w:t xml:space="preserve">tree grows a tree that nothing watches. The dashboard still says the repository is covered.</w:t>
+      </w:r>
+    </w:p>
+    <w:p>
+      <w:pPr>
+        <w:pStyle w:val="BodyText"/>
+      </w:pPr>
+      <w:r>
+        <w:rPr>
+          <w:b/>
+          <w:bCs/>
+        </w:rPr>
+        <w:t xml:space="preserve">Rule.</w:t>
+      </w:r>
+      <w:r>
+        <w:t xml:space="preserve"> </w:t>
+      </w:r>
+      <w:r>
+        <w:t xml:space="preserve">Enumerate the manifests and wire</w:t>
+      </w:r>
+      <w:r>
+        <w:t xml:space="preserve"> </w:t>
+      </w:r>
+      <w:r>
+        <w:rPr>
+          <w:b/>
+          <w:bCs/>
+        </w:rPr>
+        <w:t xml:space="preserve">both halves</w:t>
+      </w:r>
+      <w:r>
+        <w:t xml:space="preserve"> </w:t>
+      </w:r>
+      <w:r>
+        <w:t xml:space="preserve">for each: scheduled surveillance that</w:t>
+      </w:r>
+      <w:r>
+        <w:t xml:space="preserve"> </w:t>
+      </w:r>
+      <w:r>
+        <w:t xml:space="preserve">raises a change when an advisory lands, and a</w:t>
+      </w:r>
+      <w:r>
+        <w:t xml:space="preserve"> </w:t>
+      </w:r>
+      <w:r>
+        <w:rPr>
+          <w:b/>
+          <w:bCs/>
+        </w:rPr>
+        <w:t xml:space="preserve">blocking</w:t>
+      </w:r>
+      <w:r>
+        <w:t xml:space="preserve">, install-free audit that fails closed on</w:t>
+      </w:r>
+      <w:r>
+        <w:t xml:space="preserve"> </w:t>
+      </w:r>
+      <w:r>
+        <w:t xml:space="preserve">any advisory.</w:t>
+      </w:r>
+    </w:p>
+    <w:p>
+      <w:pPr>
+        <w:pStyle w:val="BodyText"/>
+      </w:pPr>
+      <w:r>
+        <w:t xml:space="preserve">Prefer one check that fails when a manifest exists with no corresponding audit entry, so the parity</w:t>
+      </w:r>
+      <w:r>
+        <w:t xml:space="preserve"> </w:t>
+      </w:r>
+      <w:r>
+        <w:t xml:space="preserve">is deterministic rather than a recurring manual sweep. Triage a transitive advisory by pinning it out</w:t>
+      </w:r>
+      <w:r>
+        <w:t xml:space="preserve"> </w:t>
+      </w:r>
+      <w:r>
+        <w:t xml:space="preserve">through the ecosystem's own override mechanism.</w:t>
+      </w:r>
+    </w:p>
+    <w:p>
+      <w:pPr>
+        <w:pStyle w:val="BodyText"/>
+      </w:pPr>
+      <w:r>
+        <w:rPr>
+          <w:b/>
+          <w:bCs/>
+        </w:rPr>
+        <w:t xml:space="preserve">Judging impact, not skipping it.</w:t>
+      </w:r>
+      <w:r>
+        <w:t xml:space="preserve"> </w:t>
+      </w:r>
+      <w:r>
+        <w:t xml:space="preserve">A tree that is build-time only -- bundlers, test runners, type</w:t>
+      </w:r>
+      <w:r>
+        <w:t xml:space="preserve"> </w:t>
+      </w:r>
+      <w:r>
+        <w:t xml:space="preserve">checkers -- is a build-supply-chain concern rather than a runtime exposure. That difference is worth</w:t>
+      </w:r>
+      <w:r>
+        <w:t xml:space="preserve"> </w:t>
+      </w:r>
+      <w:r>
+        <w:t xml:space="preserve">stating when you triage. It is not a reason to leave the tree unsurveilled: the build tooling is the</w:t>
+      </w:r>
+      <w:r>
+        <w:t xml:space="preserve"> </w:t>
+      </w:r>
+      <w:r>
+        <w:t xml:space="preserve">part that touches every line of code you ship.</w:t>
+      </w:r>
+    </w:p>
+    <w:bookmarkEnd w:id="24"/>
+    <w:bookmarkStart w:id="26" w:name="X7b85ea4da9beba24196a17fdd02d2babbf52ef5"/>
+    <w:p>
+      <w:pPr>
+        <w:pStyle w:val="Heading3"/>
+      </w:pPr>
+      <w:r>
+        <w:t xml:space="preserve">Pin the resolved graph, and enforce the pin at install</w:t>
+      </w:r>
+    </w:p>
+    <w:p>
+      <w:pPr>
+        <w:pStyle w:val="FirstParagraph"/>
+      </w:pPr>
+      <w:r>
+        <w:t xml:space="preserve">Both halves of the rule are load-bearing.</w:t>
+      </w:r>
+    </w:p>
+    <w:p>
+      <w:pPr>
+        <w:pStyle w:val="BodyText"/>
+      </w:pPr>
+      <w:r>
+        <w:rPr>
+          <w:b/>
+          <w:bCs/>
+        </w:rPr>
+        <w:t xml:space="preserve">Rule.</w:t>
+      </w:r>
+      <w:r>
+        <w:t xml:space="preserve"> </w:t>
+      </w:r>
+      <w:r>
+        <w:t xml:space="preserve">Pin the entire resolved dependency graph by cryptographic digest, in an artifact that is</w:t>
+      </w:r>
+      <w:r>
+        <w:t xml:space="preserve"> </w:t>
+      </w:r>
+      <w:r>
+        <w:t xml:space="preserve">checked in and reviewable. Then make the</w:t>
+      </w:r>
+      <w:r>
+        <w:t xml:space="preserve"> </w:t>
+      </w:r>
+      <w:r>
+        <w:rPr>
+          <w:b/>
+          <w:bCs/>
+        </w:rPr>
+        <w:t xml:space="preserve">install step refuse anything not in the pin</w:t>
+      </w:r>
+      <w:r>
+        <w:t xml:space="preserve">, so a</w:t>
+      </w:r>
+      <w:r>
+        <w:t xml:space="preserve"> </w:t>
+      </w:r>
+      <w:r>
+        <w:t xml:space="preserve">substituted artifact fails at install on every machine rather than at audit on whichever machine</w:t>
+      </w:r>
+      <w:r>
+        <w:t xml:space="preserve"> </w:t>
+      </w:r>
+      <w:r>
+        <w:t xml:space="preserve">happened to run the auditor.</w:t>
+      </w:r>
+    </w:p>
+    <w:p>
+      <w:pPr>
+        <w:pStyle w:val="BodyText"/>
+      </w:pPr>
+      <w:r>
+        <w:t xml:space="preserve">Resolution-time pinning without install-time enforcement is the common half-measure. It makes builds</w:t>
+      </w:r>
+      <w:r>
+        <w:t xml:space="preserve"> </w:t>
+      </w:r>
+      <w:r>
+        <w:t xml:space="preserve">reproducible, which is worth having, and it does not make them verified.</w:t>
+      </w:r>
+    </w:p>
+    <w:p>
+      <w:pPr>
+        <w:pStyle w:val="BodyText"/>
+      </w:pPr>
+      <w:r>
+        <w:t xml:space="preserve">Three questions to answer for your own ecosystem before assuming you have this:</w:t>
       </w:r>
     </w:p>
     <w:p>
@@ -2108,7 +2091,20 @@
         </w:numPr>
       </w:pPr>
       <w:r>
-        <w:t xml:space="preserve">a header in each file recording what it mirrors and why, so drift is reviewable</w:t>
+        <w:t xml:space="preserve">Does the lock record a</w:t>
+      </w:r>
+      <w:r>
+        <w:t xml:space="preserve"> </w:t>
+      </w:r>
+      <w:r>
+        <w:rPr>
+          <w:b/>
+          <w:bCs/>
+        </w:rPr>
+        <w:t xml:space="preserve">digest</w:t>
+      </w:r>
+      <w:r>
+        <w:t xml:space="preserve">, or only a version? A version pin is not a hash pin.</w:t>
       </w:r>
     </w:p>
     <w:p>
@@ -2120,261 +2116,23 @@
         </w:numPr>
       </w:pPr>
       <w:r>
-        <w:t xml:space="preserve">analysis scope extended to include the path, with any suppression carrying a per-line justification</w:t>
-      </w:r>
-      <w:r>
-        <w:t xml:space="preserve"> </w:t>
-      </w:r>
-      <w:r>
-        <w:t xml:space="preserve">that names the rule</w:t>
-      </w:r>
-    </w:p>
-    <w:p>
-      <w:pPr>
-        <w:pStyle w:val="FirstParagraph"/>
-      </w:pPr>
-      <w:r>
-        <w:t xml:space="preserve">Record the trade-off that justified vendoring and the concrete trigger that would reverse it, so the</w:t>
-      </w:r>
-      <w:r>
-        <w:t xml:space="preserve"> </w:t>
-      </w:r>
-      <w:r>
-        <w:t xml:space="preserve">decision is revisitable instead of permanent by default.</w:t>
-      </w:r>
-    </w:p>
-    <w:bookmarkEnd w:id="24"/>
-    <w:bookmarkStart w:id="25" w:name="X18915f3c43cce970c6a63bd651acc4604cadb7d"/>
-    <w:p>
-      <w:pPr>
-        <w:pStyle w:val="Heading3"/>
-      </w:pPr>
-      <w:r>
-        <w:t xml:space="preserve">Every manifest in the repository needs its own audit net</w:t>
-      </w:r>
-    </w:p>
-    <w:p>
-      <w:pPr>
-        <w:pStyle w:val="FirstParagraph"/>
-      </w:pPr>
-      <w:r>
-        <w:t xml:space="preserve">Advisory surveillance and blocking audits are configured per ecosystem. A repository that adds a</w:t>
-      </w:r>
-      <w:r>
-        <w:t xml:space="preserve"> </w:t>
-      </w:r>
-      <w:r>
-        <w:t xml:space="preserve">second language, a build tool with its own manifest, or a documentation site with its own dependency</w:t>
-      </w:r>
-      <w:r>
-        <w:t xml:space="preserve"> </w:t>
-      </w:r>
-      <w:r>
-        <w:t xml:space="preserve">tree grows a tree that nothing watches. The dashboard still says the repository is covered.</w:t>
-      </w:r>
-    </w:p>
-    <w:p>
-      <w:pPr>
-        <w:pStyle w:val="BodyText"/>
-      </w:pPr>
-      <w:r>
-        <w:rPr>
-          <w:b/>
-          <w:bCs/>
-        </w:rPr>
-        <w:t xml:space="preserve">Rule.</w:t>
-      </w:r>
-      <w:r>
-        <w:t xml:space="preserve"> </w:t>
-      </w:r>
-      <w:r>
-        <w:t xml:space="preserve">Enumerate the manifests and wire</w:t>
-      </w:r>
-      <w:r>
-        <w:t xml:space="preserve"> </w:t>
-      </w:r>
-      <w:r>
-        <w:rPr>
-          <w:b/>
-          <w:bCs/>
-        </w:rPr>
-        <w:t xml:space="preserve">both halves</w:t>
-      </w:r>
-      <w:r>
-        <w:t xml:space="preserve"> </w:t>
-      </w:r>
-      <w:r>
-        <w:t xml:space="preserve">for each: scheduled surveillance that</w:t>
-      </w:r>
-      <w:r>
-        <w:t xml:space="preserve"> </w:t>
-      </w:r>
-      <w:r>
-        <w:t xml:space="preserve">raises a change when an advisory lands, and a</w:t>
-      </w:r>
-      <w:r>
-        <w:t xml:space="preserve"> </w:t>
-      </w:r>
-      <w:r>
-        <w:rPr>
-          <w:b/>
-          <w:bCs/>
-        </w:rPr>
-        <w:t xml:space="preserve">blocking</w:t>
-      </w:r>
-      <w:r>
-        <w:t xml:space="preserve">, install-free audit that fails closed on</w:t>
-      </w:r>
-      <w:r>
-        <w:t xml:space="preserve"> </w:t>
-      </w:r>
-      <w:r>
-        <w:t xml:space="preserve">any advisory.</w:t>
-      </w:r>
-    </w:p>
-    <w:p>
-      <w:pPr>
-        <w:pStyle w:val="BodyText"/>
-      </w:pPr>
-      <w:r>
-        <w:t xml:space="preserve">Prefer one check that fails when a manifest exists with no corresponding audit entry, so the parity</w:t>
-      </w:r>
-      <w:r>
-        <w:t xml:space="preserve"> </w:t>
-      </w:r>
-      <w:r>
-        <w:t xml:space="preserve">is deterministic rather than a recurring manual sweep. Triage a transitive advisory by pinning it out</w:t>
-      </w:r>
-      <w:r>
-        <w:t xml:space="preserve"> </w:t>
-      </w:r>
-      <w:r>
-        <w:t xml:space="preserve">through the ecosystem's own override mechanism.</w:t>
-      </w:r>
-    </w:p>
-    <w:p>
-      <w:pPr>
-        <w:pStyle w:val="BodyText"/>
-      </w:pPr>
-      <w:r>
-        <w:rPr>
-          <w:b/>
-          <w:bCs/>
-        </w:rPr>
-        <w:t xml:space="preserve">Judging impact, not skipping it.</w:t>
-      </w:r>
-      <w:r>
-        <w:t xml:space="preserve"> </w:t>
-      </w:r>
-      <w:r>
-        <w:t xml:space="preserve">A tree that is build-time only -- bundlers, test runners, type</w:t>
-      </w:r>
-      <w:r>
-        <w:t xml:space="preserve"> </w:t>
-      </w:r>
-      <w:r>
-        <w:t xml:space="preserve">checkers -- is a build-supply-chain concern rather than a runtime exposure. That difference is worth</w:t>
-      </w:r>
-      <w:r>
-        <w:t xml:space="preserve"> </w:t>
-      </w:r>
-      <w:r>
-        <w:t xml:space="preserve">stating when you triage. It is not a reason to leave the tree unsurveilled: the build tooling is the</w:t>
-      </w:r>
-      <w:r>
-        <w:t xml:space="preserve"> </w:t>
-      </w:r>
-      <w:r>
-        <w:t xml:space="preserve">part that touches every line of code you ship.</w:t>
-      </w:r>
-    </w:p>
-    <w:bookmarkEnd w:id="25"/>
-    <w:bookmarkStart w:id="27" w:name="X7b85ea4da9beba24196a17fdd02d2babbf52ef5"/>
-    <w:p>
-      <w:pPr>
-        <w:pStyle w:val="Heading3"/>
-      </w:pPr>
-      <w:r>
-        <w:t xml:space="preserve">Pin the resolved graph, and enforce the pin at install</w:t>
-      </w:r>
-    </w:p>
-    <w:p>
-      <w:pPr>
-        <w:pStyle w:val="FirstParagraph"/>
-      </w:pPr>
-      <w:r>
-        <w:t xml:space="preserve">Both halves of the rule are load-bearing.</w:t>
-      </w:r>
-    </w:p>
-    <w:p>
-      <w:pPr>
-        <w:pStyle w:val="BodyText"/>
-      </w:pPr>
-      <w:r>
-        <w:rPr>
-          <w:b/>
-          <w:bCs/>
-        </w:rPr>
-        <w:t xml:space="preserve">Rule.</w:t>
-      </w:r>
-      <w:r>
-        <w:t xml:space="preserve"> </w:t>
-      </w:r>
-      <w:r>
-        <w:t xml:space="preserve">Pin the entire resolved dependency graph by cryptographic digest, in an artifact that is</w:t>
-      </w:r>
-      <w:r>
-        <w:t xml:space="preserve"> </w:t>
-      </w:r>
-      <w:r>
-        <w:t xml:space="preserve">checked in and reviewable. Then make the</w:t>
-      </w:r>
-      <w:r>
-        <w:t xml:space="preserve"> </w:t>
-      </w:r>
-      <w:r>
-        <w:rPr>
-          <w:b/>
-          <w:bCs/>
-        </w:rPr>
-        <w:t xml:space="preserve">install step refuse anything not in the pin</w:t>
-      </w:r>
-      <w:r>
-        <w:t xml:space="preserve">, so a</w:t>
-      </w:r>
-      <w:r>
-        <w:t xml:space="preserve"> </w:t>
-      </w:r>
-      <w:r>
-        <w:t xml:space="preserve">substituted artifact fails at install on every machine rather than at audit on whichever machine</w:t>
-      </w:r>
-      <w:r>
-        <w:t xml:space="preserve"> </w:t>
-      </w:r>
-      <w:r>
-        <w:t xml:space="preserve">happened to run the auditor.</w:t>
-      </w:r>
-    </w:p>
-    <w:p>
-      <w:pPr>
-        <w:pStyle w:val="BodyText"/>
-      </w:pPr>
-      <w:r>
-        <w:t xml:space="preserve">Resolution-time pinning without install-time enforcement is the common half-measure. It makes builds</w:t>
-      </w:r>
-      <w:r>
-        <w:t xml:space="preserve"> </w:t>
-      </w:r>
-      <w:r>
-        <w:t xml:space="preserve">reproducible, which is worth having, and it does not make them verified.</w:t>
-      </w:r>
-    </w:p>
-    <w:p>
-      <w:pPr>
-        <w:pStyle w:val="BodyText"/>
-      </w:pPr>
-      <w:r>
-        <w:t xml:space="preserve">Three questions to answer for your own ecosystem before assuming you have this:</w:t>
+        <w:t xml:space="preserve">Does the</w:t>
+      </w:r>
+      <w:r>
+        <w:t xml:space="preserve"> </w:t>
+      </w:r>
+      <w:r>
+        <w:rPr>
+          <w:b/>
+          <w:bCs/>
+        </w:rPr>
+        <w:t xml:space="preserve">default</w:t>
+      </w:r>
+      <w:r>
+        <w:t xml:space="preserve"> </w:t>
+      </w:r>
+      <w:r>
+        <w:t xml:space="preserve">install path verify that digest, or is verification opt-in behind a flag?</w:t>
       </w:r>
     </w:p>
     <w:p>
@@ -2382,63 +2140,10 @@
         <w:pStyle w:val="Compact"/>
         <w:numPr>
           <w:ilvl w:val="0"/>
-          <w:numId w:val="1006"/>
+          <w:numId w:val="1005"/>
         </w:numPr>
       </w:pPr>
       <w:r>
-        <w:t xml:space="preserve">Does the lock record a</w:t>
-      </w:r>
-      <w:r>
-        <w:t xml:space="preserve"> </w:t>
-      </w:r>
-      <w:r>
-        <w:rPr>
-          <w:b/>
-          <w:bCs/>
-        </w:rPr>
-        <w:t xml:space="preserve">digest</w:t>
-      </w:r>
-      <w:r>
-        <w:t xml:space="preserve">, or only a version? A version pin is not a hash pin.</w:t>
-      </w:r>
-    </w:p>
-    <w:p>
-      <w:pPr>
-        <w:pStyle w:val="Compact"/>
-        <w:numPr>
-          <w:ilvl w:val="0"/>
-          <w:numId w:val="1006"/>
-        </w:numPr>
-      </w:pPr>
-      <w:r>
-        <w:t xml:space="preserve">Does the</w:t>
-      </w:r>
-      <w:r>
-        <w:t xml:space="preserve"> </w:t>
-      </w:r>
-      <w:r>
-        <w:rPr>
-          <w:b/>
-          <w:bCs/>
-        </w:rPr>
-        <w:t xml:space="preserve">default</w:t>
-      </w:r>
-      <w:r>
-        <w:t xml:space="preserve"> </w:t>
-      </w:r>
-      <w:r>
-        <w:t xml:space="preserve">install path verify that digest, or is verification opt-in behind a flag?</w:t>
-      </w:r>
-    </w:p>
-    <w:p>
-      <w:pPr>
-        <w:pStyle w:val="Compact"/>
-        <w:numPr>
-          <w:ilvl w:val="0"/>
-          <w:numId w:val="1006"/>
-        </w:numPr>
-      </w:pPr>
-      <w:r>
         <w:t xml:space="preserve">Can a developer or a CI step bypass it -- an ad-hoc install, a floating tool install on the runner,</w:t>
       </w:r>
       <w:r>
@@ -2458,7 +2163,7 @@
       <w:r>
         <w:t xml:space="preserve"> </w:t>
       </w:r>
-      <w:hyperlink r:id="rId26">
+      <w:hyperlink r:id="rId25">
         <w:r>
           <w:rPr>
             <w:rStyle w:val="Hyperlink"/>
@@ -2604,8 +2309,8 @@
         <w:t xml:space="preserve">does not leak into the runtime exports.</w:t>
       </w:r>
     </w:p>
-    <w:bookmarkEnd w:id="27"/>
-    <w:bookmarkStart w:id="28" w:name="the-version-bump-is-a-bounded-review"/>
+    <w:bookmarkEnd w:id="26"/>
+    <w:bookmarkStart w:id="27" w:name="the-version-bump-is-a-bounded-review"/>
     <w:p>
       <w:pPr>
         <w:pStyle w:val="Heading3"/>
@@ -2690,8 +2395,8 @@
         <w:t xml:space="preserve">project ends up doing an emergency bump across several major versions under advisory pressure.</w:t>
       </w:r>
     </w:p>
-    <w:bookmarkEnd w:id="28"/>
-    <w:bookmarkStart w:id="29" w:name="contain-what-you-cannot-vouch-for"/>
+    <w:bookmarkEnd w:id="27"/>
+    <w:bookmarkStart w:id="28" w:name="contain-what-you-cannot-vouch-for"/>
     <w:p>
       <w:pPr>
         <w:pStyle w:val="Heading3"/>
@@ -2729,7 +2434,7 @@
         <w:pStyle w:val="Compact"/>
         <w:numPr>
           <w:ilvl w:val="0"/>
-          <w:numId w:val="1007"/>
+          <w:numId w:val="1006"/>
         </w:numPr>
       </w:pPr>
       <w:r>
@@ -2741,7 +2446,7 @@
         <w:pStyle w:val="Compact"/>
         <w:numPr>
           <w:ilvl w:val="0"/>
-          <w:numId w:val="1007"/>
+          <w:numId w:val="1006"/>
         </w:numPr>
       </w:pPr>
       <w:r>
@@ -2753,7 +2458,7 @@
         <w:pStyle w:val="Compact"/>
         <w:numPr>
           <w:ilvl w:val="0"/>
-          <w:numId w:val="1007"/>
+          <w:numId w:val="1006"/>
         </w:numPr>
       </w:pPr>
       <w:r>
@@ -2765,7 +2470,7 @@
         <w:pStyle w:val="Compact"/>
         <w:numPr>
           <w:ilvl w:val="0"/>
-          <w:numId w:val="1007"/>
+          <w:numId w:val="1006"/>
         </w:numPr>
       </w:pPr>
       <w:r>
@@ -2799,9 +2504,9 @@
         </w:pict>
       </w:r>
     </w:p>
+    <w:bookmarkEnd w:id="28"/>
     <w:bookmarkEnd w:id="29"/>
-    <w:bookmarkEnd w:id="30"/>
-    <w:bookmarkStart w:id="43" w:name="outbound-what-you-publish"/>
+    <w:bookmarkStart w:id="42" w:name="outbound-what-you-publish"/>
     <w:p>
       <w:pPr>
         <w:pStyle w:val="Heading2"/>
@@ -2810,7 +2515,7 @@
         <w:t xml:space="preserve">Outbound: what you publish</w:t>
       </w:r>
     </w:p>
-    <w:bookmarkStart w:id="32" w:name="Xaf99e512e67ea5e1a15b9a2df1729e151267c57"/>
+    <w:bookmarkStart w:id="31" w:name="Xaf99e512e67ea5e1a15b9a2df1729e151267c57"/>
     <w:p>
       <w:pPr>
         <w:pStyle w:val="Heading3"/>
@@ -2882,7 +2587,7 @@
       <w:r>
         <w:t xml:space="preserve"> </w:t>
       </w:r>
-      <w:hyperlink r:id="rId31">
+      <w:hyperlink r:id="rId30">
         <w:r>
           <w:rPr>
             <w:rStyle w:val="Hyperlink"/>
@@ -2906,8 +2611,8 @@
         <w:t xml:space="preserve">, and not restated.</w:t>
       </w:r>
     </w:p>
-    <w:bookmarkEnd w:id="32"/>
-    <w:bookmarkStart w:id="33" w:name="Xaeb0c680c4ee0d35d46c11fbaa8ce837b09ed7c"/>
+    <w:bookmarkEnd w:id="31"/>
+    <w:bookmarkStart w:id="32" w:name="Xaeb0c680c4ee0d35d46c11fbaa8ce837b09ed7c"/>
     <w:p>
       <w:pPr>
         <w:pStyle w:val="Heading3"/>
@@ -3064,90 +2769,90 @@
         <w:t xml:space="preserve">vocabulary differs. The property is general; the availability is not.)</w:t>
       </w:r>
     </w:p>
+    <w:bookmarkEnd w:id="32"/>
+    <w:bookmarkStart w:id="33" w:name="X9d273a7c3a90226886540ed986bc4e46bd66a33"/>
+    <w:p>
+      <w:pPr>
+        <w:pStyle w:val="Heading3"/>
+      </w:pPr>
+      <w:r>
+        <w:t xml:space="preserve">Publishing identity does not cover the artifact</w:t>
+      </w:r>
+    </w:p>
+    <w:p>
+      <w:pPr>
+        <w:pStyle w:val="FirstParagraph"/>
+      </w:pPr>
+      <w:r>
+        <w:t xml:space="preserve">Establishing that an upload came from your pipeline says nothing about whether the artifact was</w:t>
+      </w:r>
+      <w:r>
+        <w:t xml:space="preserve"> </w:t>
+      </w:r>
+      <w:r>
+        <w:t xml:space="preserve">modified before or after it was built. The registries that offer identity-based publishing say so in</w:t>
+      </w:r>
+      <w:r>
+        <w:t xml:space="preserve"> </w:t>
+      </w:r>
+      <w:r>
+        <w:t xml:space="preserve">their own documentation, which is the sort of caveat worth reading before crediting a control.</w:t>
+      </w:r>
+    </w:p>
+    <w:p>
+      <w:pPr>
+        <w:pStyle w:val="BodyText"/>
+      </w:pPr>
+      <w:r>
+        <w:rPr>
+          <w:b/>
+          <w:bCs/>
+        </w:rPr>
+        <w:t xml:space="preserve">Rule.</w:t>
+      </w:r>
+      <w:r>
+        <w:t xml:space="preserve"> </w:t>
+      </w:r>
+      <w:r>
+        <w:t xml:space="preserve">Pair the publishing identity with a</w:t>
+      </w:r>
+      <w:r>
+        <w:t xml:space="preserve"> </w:t>
+      </w:r>
+      <w:r>
+        <w:rPr>
+          <w:b/>
+          <w:bCs/>
+        </w:rPr>
+        <w:t xml:space="preserve">signed attestation</w:t>
+      </w:r>
+      <w:r>
+        <w:t xml:space="preserve"> </w:t>
+      </w:r>
+      <w:r>
+        <w:t xml:space="preserve">binding the distributed</w:t>
+      </w:r>
+      <w:r>
+        <w:t xml:space="preserve"> </w:t>
+      </w:r>
+      <w:r>
+        <w:t xml:space="preserve">filename and its digest to the source repository, workflow and commit that produced it. Record that</w:t>
+      </w:r>
+      <w:r>
+        <w:t xml:space="preserve"> </w:t>
+      </w:r>
+      <w:r>
+        <w:t xml:space="preserve">attestation in a public transparency log and have the registry serve it, so a consumer can check it</w:t>
+      </w:r>
+      <w:r>
+        <w:t xml:space="preserve"> </w:t>
+      </w:r>
+      <w:r>
+        <w:t xml:space="preserve">without contacting you. Neither the identity nor the attestation is sufficient alone.</w:t>
+      </w:r>
+    </w:p>
     <w:bookmarkEnd w:id="33"/>
-    <w:bookmarkStart w:id="34" w:name="X9d273a7c3a90226886540ed986bc4e46bd66a33"/>
-    <w:p>
-      <w:pPr>
-        <w:pStyle w:val="Heading3"/>
-      </w:pPr>
-      <w:r>
-        <w:t xml:space="preserve">Publishing identity does not cover the artifact</w:t>
-      </w:r>
-    </w:p>
-    <w:p>
-      <w:pPr>
-        <w:pStyle w:val="FirstParagraph"/>
-      </w:pPr>
-      <w:r>
-        <w:t xml:space="preserve">Establishing that an upload came from your pipeline says nothing about whether the artifact was</w:t>
-      </w:r>
-      <w:r>
-        <w:t xml:space="preserve"> </w:t>
-      </w:r>
-      <w:r>
-        <w:t xml:space="preserve">modified before or after it was built. The registries that offer identity-based publishing say so in</w:t>
-      </w:r>
-      <w:r>
-        <w:t xml:space="preserve"> </w:t>
-      </w:r>
-      <w:r>
-        <w:t xml:space="preserve">their own documentation, which is the sort of caveat worth reading before crediting a control.</w:t>
-      </w:r>
-    </w:p>
-    <w:p>
-      <w:pPr>
-        <w:pStyle w:val="BodyText"/>
-      </w:pPr>
-      <w:r>
-        <w:rPr>
-          <w:b/>
-          <w:bCs/>
-        </w:rPr>
-        <w:t xml:space="preserve">Rule.</w:t>
-      </w:r>
-      <w:r>
-        <w:t xml:space="preserve"> </w:t>
-      </w:r>
-      <w:r>
-        <w:t xml:space="preserve">Pair the publishing identity with a</w:t>
-      </w:r>
-      <w:r>
-        <w:t xml:space="preserve"> </w:t>
-      </w:r>
-      <w:r>
-        <w:rPr>
-          <w:b/>
-          <w:bCs/>
-        </w:rPr>
-        <w:t xml:space="preserve">signed attestation</w:t>
-      </w:r>
-      <w:r>
-        <w:t xml:space="preserve"> </w:t>
-      </w:r>
-      <w:r>
-        <w:t xml:space="preserve">binding the distributed</w:t>
-      </w:r>
-      <w:r>
-        <w:t xml:space="preserve"> </w:t>
-      </w:r>
-      <w:r>
-        <w:t xml:space="preserve">filename and its digest to the source repository, workflow and commit that produced it. Record that</w:t>
-      </w:r>
-      <w:r>
-        <w:t xml:space="preserve"> </w:t>
-      </w:r>
-      <w:r>
-        <w:t xml:space="preserve">attestation in a public transparency log and have the registry serve it, so a consumer can check it</w:t>
-      </w:r>
-      <w:r>
-        <w:t xml:space="preserve"> </w:t>
-      </w:r>
-      <w:r>
-        <w:t xml:space="preserve">without contacting you. Neither the identity nor the attestation is sufficient alone.</w:t>
-      </w:r>
-    </w:p>
-    <w:bookmarkEnd w:id="34"/>
-    <w:bookmarkStart w:id="35" w:name="Xb661f2ac61520aa5b3886076386a2876ae0c94b"/>
+    <w:bookmarkStart w:id="34" w:name="Xb661f2ac61520aa5b3886076386a2876ae0c94b"/>
     <w:p>
       <w:pPr>
         <w:pStyle w:val="Heading3"/>
@@ -3301,186 +3006,186 @@
         <w:t xml:space="preserve">signature path that this finding replaced.</w:t>
       </w:r>
     </w:p>
+    <w:bookmarkEnd w:id="34"/>
+    <w:bookmarkStart w:id="35" w:name="Xbda86a749f725d0b02727f173488e71281a1eda"/>
+    <w:p>
+      <w:pPr>
+        <w:pStyle w:val="Heading3"/>
+      </w:pPr>
+      <w:r>
+        <w:t xml:space="preserve">Build provenance, and the lowest-tech verification path</w:t>
+      </w:r>
+    </w:p>
+    <w:p>
+      <w:pPr>
+        <w:pStyle w:val="FirstParagraph"/>
+      </w:pPr>
+      <w:r>
+        <w:t xml:space="preserve">Two artifacts do most of the work for whoever installs your build.</w:t>
+      </w:r>
+    </w:p>
+    <w:p>
+      <w:pPr>
+        <w:pStyle w:val="BodyText"/>
+      </w:pPr>
+      <w:r>
+        <w:rPr>
+          <w:b/>
+          <w:bCs/>
+        </w:rPr>
+        <w:t xml:space="preserve">Rule.</w:t>
+      </w:r>
+      <w:r>
+        <w:t xml:space="preserve"> </w:t>
+      </w:r>
+      <w:r>
+        <w:t xml:space="preserve">Generate</w:t>
+      </w:r>
+      <w:r>
+        <w:t xml:space="preserve"> </w:t>
+      </w:r>
+      <w:r>
+        <w:rPr>
+          <w:b/>
+          <w:bCs/>
+        </w:rPr>
+        <w:t xml:space="preserve">build provenance</w:t>
+      </w:r>
+      <w:r>
+        <w:t xml:space="preserve"> </w:t>
+      </w:r>
+      <w:r>
+        <w:t xml:space="preserve">in the pipeline, proving the artifact traces to a specific</w:t>
+      </w:r>
+      <w:r>
+        <w:t xml:space="preserve"> </w:t>
+      </w:r>
+      <w:r>
+        <w:t xml:space="preserve">repository, workflow and commit rather than to somebody's machine. Isolating the build behind a</w:t>
+      </w:r>
+      <w:r>
+        <w:t xml:space="preserve"> </w:t>
+      </w:r>
+      <w:r>
+        <w:t xml:space="preserve">dedicated reusable workflow raises the assurance further. The published build-level frameworks are</w:t>
+      </w:r>
+      <w:r>
+        <w:t xml:space="preserve"> </w:t>
+      </w:r>
+      <w:r>
+        <w:t xml:space="preserve">what let you say which level you reached without inventing a scale.</w:t>
+      </w:r>
+    </w:p>
+    <w:p>
+      <w:pPr>
+        <w:pStyle w:val="BodyText"/>
+      </w:pPr>
+      <w:r>
+        <w:rPr>
+          <w:b/>
+          <w:bCs/>
+        </w:rPr>
+        <w:t xml:space="preserve">Rule.</w:t>
+      </w:r>
+      <w:r>
+        <w:t xml:space="preserve"> </w:t>
+      </w:r>
+      <w:r>
+        <w:t xml:space="preserve">Publish a</w:t>
+      </w:r>
+      <w:r>
+        <w:t xml:space="preserve"> </w:t>
+      </w:r>
+      <w:r>
+        <w:rPr>
+          <w:b/>
+          <w:bCs/>
+        </w:rPr>
+        <w:t xml:space="preserve">signed digest manifest</w:t>
+      </w:r>
+      <w:r>
+        <w:t xml:space="preserve"> </w:t>
+      </w:r>
+      <w:r>
+        <w:t xml:space="preserve">with every release, and document the exact</w:t>
+      </w:r>
+      <w:r>
+        <w:t xml:space="preserve"> </w:t>
+      </w:r>
+      <w:r>
+        <w:t xml:space="preserve">verification commands including the offline path. This is the one route a reviewer on a restricted or</w:t>
+      </w:r>
+      <w:r>
+        <w:t xml:space="preserve"> </w:t>
+      </w:r>
+      <w:r>
+        <w:t xml:space="preserve">disconnected network can always run, and it should be the documented baseline rather than an</w:t>
+      </w:r>
+      <w:r>
+        <w:t xml:space="preserve"> </w:t>
+      </w:r>
+      <w:r>
+        <w:t xml:space="preserve">afterthought. If your signing scheme supports bundling a transparency-log inclusion proof with the</w:t>
+      </w:r>
+      <w:r>
+        <w:t xml:space="preserve"> </w:t>
+      </w:r>
+      <w:r>
+        <w:t xml:space="preserve">artifact, bundle it, for the same reason.</w:t>
+      </w:r>
+    </w:p>
+    <w:p>
+      <w:pPr>
+        <w:pStyle w:val="BodyText"/>
+      </w:pPr>
+      <w:r>
+        <w:rPr>
+          <w:b/>
+          <w:bCs/>
+        </w:rPr>
+        <w:t xml:space="preserve">Keyless signing moves the threat model, it does not remove it.</w:t>
+      </w:r>
+      <w:r>
+        <w:t xml:space="preserve"> </w:t>
+      </w:r>
+      <w:r>
+        <w:t xml:space="preserve">Identity-based signing removes</w:t>
+      </w:r>
+      <w:r>
+        <w:t xml:space="preserve"> </w:t>
+      </w:r>
+      <w:r>
+        <w:t xml:space="preserve">long-lived key management, which is a real win. Be clear about what it does to the threat model</w:t>
+      </w:r>
+      <w:r>
+        <w:t xml:space="preserve"> </w:t>
+      </w:r>
+      <w:r>
+        <w:t xml:space="preserve">rather than what it removes from it.</w:t>
+      </w:r>
+    </w:p>
+    <w:p>
+      <w:pPr>
+        <w:pStyle w:val="BodyText"/>
+      </w:pPr>
+      <w:r>
+        <w:t xml:space="preserve">You are no longer protecting a key, you are protecting the pipeline identity. Account multi-factor,</w:t>
+      </w:r>
+      <w:r>
+        <w:t xml:space="preserve"> </w:t>
+      </w:r>
+      <w:r>
+        <w:t xml:space="preserve">branch protection and pipeline hardening become the load-bearing controls. A project that adopts</w:t>
+      </w:r>
+      <w:r>
+        <w:t xml:space="preserve"> </w:t>
+      </w:r>
+      <w:r>
+        <w:t xml:space="preserve">keyless signing and leaves the pipeline unhardened has moved the target, not removed it.</w:t>
+      </w:r>
+    </w:p>
     <w:bookmarkEnd w:id="35"/>
-    <w:bookmarkStart w:id="36" w:name="Xbda86a749f725d0b02727f173488e71281a1eda"/>
-    <w:p>
-      <w:pPr>
-        <w:pStyle w:val="Heading3"/>
-      </w:pPr>
-      <w:r>
-        <w:t xml:space="preserve">Build provenance, and the lowest-tech verification path</w:t>
-      </w:r>
-    </w:p>
-    <w:p>
-      <w:pPr>
-        <w:pStyle w:val="FirstParagraph"/>
-      </w:pPr>
-      <w:r>
-        <w:t xml:space="preserve">Two artifacts do most of the work for whoever installs your build.</w:t>
-      </w:r>
-    </w:p>
-    <w:p>
-      <w:pPr>
-        <w:pStyle w:val="BodyText"/>
-      </w:pPr>
-      <w:r>
-        <w:rPr>
-          <w:b/>
-          <w:bCs/>
-        </w:rPr>
-        <w:t xml:space="preserve">Rule.</w:t>
-      </w:r>
-      <w:r>
-        <w:t xml:space="preserve"> </w:t>
-      </w:r>
-      <w:r>
-        <w:t xml:space="preserve">Generate</w:t>
-      </w:r>
-      <w:r>
-        <w:t xml:space="preserve"> </w:t>
-      </w:r>
-      <w:r>
-        <w:rPr>
-          <w:b/>
-          <w:bCs/>
-        </w:rPr>
-        <w:t xml:space="preserve">build provenance</w:t>
-      </w:r>
-      <w:r>
-        <w:t xml:space="preserve"> </w:t>
-      </w:r>
-      <w:r>
-        <w:t xml:space="preserve">in the pipeline, proving the artifact traces to a specific</w:t>
-      </w:r>
-      <w:r>
-        <w:t xml:space="preserve"> </w:t>
-      </w:r>
-      <w:r>
-        <w:t xml:space="preserve">repository, workflow and commit rather than to somebody's machine. Isolating the build behind a</w:t>
-      </w:r>
-      <w:r>
-        <w:t xml:space="preserve"> </w:t>
-      </w:r>
-      <w:r>
-        <w:t xml:space="preserve">dedicated reusable workflow raises the assurance further. The published build-level frameworks are</w:t>
-      </w:r>
-      <w:r>
-        <w:t xml:space="preserve"> </w:t>
-      </w:r>
-      <w:r>
-        <w:t xml:space="preserve">what let you say which level you reached without inventing a scale.</w:t>
-      </w:r>
-    </w:p>
-    <w:p>
-      <w:pPr>
-        <w:pStyle w:val="BodyText"/>
-      </w:pPr>
-      <w:r>
-        <w:rPr>
-          <w:b/>
-          <w:bCs/>
-        </w:rPr>
-        <w:t xml:space="preserve">Rule.</w:t>
-      </w:r>
-      <w:r>
-        <w:t xml:space="preserve"> </w:t>
-      </w:r>
-      <w:r>
-        <w:t xml:space="preserve">Publish a</w:t>
-      </w:r>
-      <w:r>
-        <w:t xml:space="preserve"> </w:t>
-      </w:r>
-      <w:r>
-        <w:rPr>
-          <w:b/>
-          <w:bCs/>
-        </w:rPr>
-        <w:t xml:space="preserve">signed digest manifest</w:t>
-      </w:r>
-      <w:r>
-        <w:t xml:space="preserve"> </w:t>
-      </w:r>
-      <w:r>
-        <w:t xml:space="preserve">with every release, and document the exact</w:t>
-      </w:r>
-      <w:r>
-        <w:t xml:space="preserve"> </w:t>
-      </w:r>
-      <w:r>
-        <w:t xml:space="preserve">verification commands including the offline path. This is the one route a reviewer on a restricted or</w:t>
-      </w:r>
-      <w:r>
-        <w:t xml:space="preserve"> </w:t>
-      </w:r>
-      <w:r>
-        <w:t xml:space="preserve">disconnected network can always run, and it should be the documented baseline rather than an</w:t>
-      </w:r>
-      <w:r>
-        <w:t xml:space="preserve"> </w:t>
-      </w:r>
-      <w:r>
-        <w:t xml:space="preserve">afterthought. If your signing scheme supports bundling a transparency-log inclusion proof with the</w:t>
-      </w:r>
-      <w:r>
-        <w:t xml:space="preserve"> </w:t>
-      </w:r>
-      <w:r>
-        <w:t xml:space="preserve">artifact, bundle it, for the same reason.</w:t>
-      </w:r>
-    </w:p>
-    <w:p>
-      <w:pPr>
-        <w:pStyle w:val="BodyText"/>
-      </w:pPr>
-      <w:r>
-        <w:rPr>
-          <w:b/>
-          <w:bCs/>
-        </w:rPr>
-        <w:t xml:space="preserve">Keyless signing moves the threat model, it does not remove it.</w:t>
-      </w:r>
-      <w:r>
-        <w:t xml:space="preserve"> </w:t>
-      </w:r>
-      <w:r>
-        <w:t xml:space="preserve">Identity-based signing removes</w:t>
-      </w:r>
-      <w:r>
-        <w:t xml:space="preserve"> </w:t>
-      </w:r>
-      <w:r>
-        <w:t xml:space="preserve">long-lived key management, which is a real win. Be clear about what it does to the threat model</w:t>
-      </w:r>
-      <w:r>
-        <w:t xml:space="preserve"> </w:t>
-      </w:r>
-      <w:r>
-        <w:t xml:space="preserve">rather than what it removes from it.</w:t>
-      </w:r>
-    </w:p>
-    <w:p>
-      <w:pPr>
-        <w:pStyle w:val="BodyText"/>
-      </w:pPr>
-      <w:r>
-        <w:t xml:space="preserve">You are no longer protecting a key, you are protecting the pipeline identity. Account multi-factor,</w:t>
-      </w:r>
-      <w:r>
-        <w:t xml:space="preserve"> </w:t>
-      </w:r>
-      <w:r>
-        <w:t xml:space="preserve">branch protection and pipeline hardening become the load-bearing controls. A project that adopts</w:t>
-      </w:r>
-      <w:r>
-        <w:t xml:space="preserve"> </w:t>
-      </w:r>
-      <w:r>
-        <w:t xml:space="preserve">keyless signing and leaves the pipeline unhardened has moved the target, not removed it.</w:t>
-      </w:r>
-    </w:p>
-    <w:bookmarkEnd w:id="36"/>
-    <w:bookmarkStart w:id="37" w:name="Xb2ca732e68918a323bde614cc4852c113116a3a"/>
+    <w:bookmarkStart w:id="36" w:name="Xb2ca732e68918a323bde614cc4852c113116a3a"/>
     <w:p>
       <w:pPr>
         <w:pStyle w:val="Heading3"/>
@@ -3532,7 +3237,7 @@
         <w:pStyle w:val="Compact"/>
         <w:numPr>
           <w:ilvl w:val="0"/>
-          <w:numId w:val="1008"/>
+          <w:numId w:val="1007"/>
         </w:numPr>
       </w:pPr>
       <w:r>
@@ -3560,7 +3265,7 @@
         <w:pStyle w:val="Compact"/>
         <w:numPr>
           <w:ilvl w:val="0"/>
-          <w:numId w:val="1008"/>
+          <w:numId w:val="1007"/>
         </w:numPr>
       </w:pPr>
       <w:r>
@@ -3572,7 +3277,7 @@
         <w:pStyle w:val="Compact"/>
         <w:numPr>
           <w:ilvl w:val="0"/>
-          <w:numId w:val="1008"/>
+          <w:numId w:val="1007"/>
         </w:numPr>
       </w:pPr>
       <w:r>
@@ -3587,8 +3292,8 @@
         <w:t xml:space="preserve">It does not detect tampering with your own code. Nothing about it is a signature.</w:t>
       </w:r>
     </w:p>
-    <w:bookmarkEnd w:id="37"/>
-    <w:bookmarkStart w:id="40" w:name="X42bc8ea013f50cd03313a76621802c865003691"/>
+    <w:bookmarkEnd w:id="36"/>
+    <w:bookmarkStart w:id="39" w:name="X42bc8ea013f50cd03313a76621802c865003691"/>
     <w:p>
       <w:pPr>
         <w:pStyle w:val="Heading3"/>
@@ -3654,7 +3359,7 @@
       <w:r>
         <w:t xml:space="preserve"> </w:t>
       </w:r>
-      <w:hyperlink r:id="rId38">
+      <w:hyperlink r:id="rId37">
         <w:r>
           <w:rPr>
             <w:rStyle w:val="Hyperlink"/>
@@ -4011,7 +3716,7 @@
       <w:r>
         <w:t xml:space="preserve"> </w:t>
       </w:r>
-      <w:hyperlink r:id="rId39">
+      <w:hyperlink r:id="rId38">
         <w:r>
           <w:rPr>
             <w:rStyle w:val="Hyperlink"/>
@@ -4065,154 +3770,154 @@
         <w:t xml:space="preserve">all.</w:t>
       </w:r>
     </w:p>
+    <w:bookmarkEnd w:id="39"/>
+    <w:bookmarkStart w:id="40" w:name="Xba66da458291c5cb2f6035363062d9fbfdae140"/>
+    <w:p>
+      <w:pPr>
+        <w:pStyle w:val="Heading3"/>
+      </w:pPr>
+      <w:r>
+        <w:t xml:space="preserve">If you host the software, the useful inventory is of the runtime</w:t>
+      </w:r>
+    </w:p>
+    <w:p>
+      <w:pPr>
+        <w:pStyle w:val="FirstParagraph"/>
+      </w:pPr>
+      <w:r>
+        <w:t xml:space="preserve">This distinction is the one most SBOM advice skips, and it changes which document is the right one to</w:t>
+      </w:r>
+      <w:r>
+        <w:t xml:space="preserve"> </w:t>
+      </w:r>
+      <w:r>
+        <w:t xml:space="preserve">hand over.</w:t>
+      </w:r>
+    </w:p>
+    <w:p>
+      <w:pPr>
+        <w:pStyle w:val="BodyText"/>
+      </w:pPr>
+      <w:r>
+        <w:t xml:space="preserve">For</w:t>
+      </w:r>
+      <w:r>
+        <w:t xml:space="preserve"> </w:t>
+      </w:r>
+      <w:r>
+        <w:rPr>
+          <w:b/>
+          <w:bCs/>
+        </w:rPr>
+        <w:t xml:space="preserve">software you distribute</w:t>
+      </w:r>
+      <w:r>
+        <w:t xml:space="preserve">, a build-time inventory of the released artifact is exactly right:</w:t>
+      </w:r>
+      <w:r>
+        <w:t xml:space="preserve"> </w:t>
+      </w:r>
+      <w:r>
+        <w:t xml:space="preserve">the adopter installs that artifact, so its inventory describes what they are running.</w:t>
+      </w:r>
+    </w:p>
+    <w:p>
+      <w:pPr>
+        <w:pStyle w:val="BodyText"/>
+      </w:pPr>
+      <w:r>
+        <w:t xml:space="preserve">For</w:t>
+      </w:r>
+      <w:r>
+        <w:t xml:space="preserve"> </w:t>
+      </w:r>
+      <w:r>
+        <w:rPr>
+          <w:b/>
+          <w:bCs/>
+        </w:rPr>
+        <w:t xml:space="preserve">software you operate on their behalf</w:t>
+      </w:r>
+      <w:r>
+        <w:t xml:space="preserve">, it is the wrong document. What is running is a deployed</w:t>
+      </w:r>
+      <w:r>
+        <w:t xml:space="preserve"> </w:t>
+      </w:r>
+      <w:r>
+        <w:t xml:space="preserve">environment -- base images, operating-system packages, sidecar and agent processes, and whatever was</w:t>
+      </w:r>
+      <w:r>
+        <w:t xml:space="preserve"> </w:t>
+      </w:r>
+      <w:r>
+        <w:t xml:space="preserve">patched in place since the build -- and a manifest of your source dependencies describes none of it.</w:t>
+      </w:r>
+    </w:p>
+    <w:p>
+      <w:pPr>
+        <w:pStyle w:val="BodyText"/>
+      </w:pPr>
+      <w:r>
+        <w:t xml:space="preserve">This is not a niche reading. A US federal memorandum of 2026-01-23 tells agencies they may adopt a</w:t>
+      </w:r>
+      <w:r>
+        <w:t xml:space="preserve"> </w:t>
+      </w:r>
+      <w:r>
+        <w:t xml:space="preserve">contract term requiring a producer to supply an SBOM on request, and attaches a footnote for the</w:t>
+      </w:r>
+      <w:r>
+        <w:t xml:space="preserve"> </w:t>
+      </w:r>
+      <w:r>
+        <w:t xml:space="preserve">cloud case: an agency adopting that term should specify that the producer must provide an SBOM "of</w:t>
+      </w:r>
+      <w:r>
+        <w:t xml:space="preserve"> </w:t>
+      </w:r>
+      <w:r>
+        <w:t xml:space="preserve">the runtime production environment".</w:t>
+      </w:r>
+    </w:p>
+    <w:p>
+      <w:pPr>
+        <w:pStyle w:val="BodyText"/>
+      </w:pPr>
+      <w:r>
+        <w:rPr>
+          <w:b/>
+          <w:bCs/>
+        </w:rPr>
+        <w:t xml:space="preserve">Rule.</w:t>
+      </w:r>
+      <w:r>
+        <w:t xml:space="preserve"> </w:t>
+      </w:r>
+      <w:r>
+        <w:t xml:space="preserve">If you distribute software, publish the inventory of the released artifact. If you host it,</w:t>
+      </w:r>
+      <w:r>
+        <w:t xml:space="preserve"> </w:t>
+      </w:r>
+      <w:r>
+        <w:t xml:space="preserve">publish an inventory of the runtime production environment as well, and label each for what it is. A</w:t>
+      </w:r>
+      <w:r>
+        <w:t xml:space="preserve"> </w:t>
+      </w:r>
+      <w:r>
+        <w:t xml:space="preserve">buyer who asked a hosted service for an SBOM and received a build manifest has not learned what is</w:t>
+      </w:r>
+      <w:r>
+        <w:t xml:space="preserve"> </w:t>
+      </w:r>
+      <w:r>
+        <w:t xml:space="preserve">running, and will usually not notice.</w:t>
+      </w:r>
+    </w:p>
     <w:bookmarkEnd w:id="40"/>
-    <w:bookmarkStart w:id="41" w:name="Xba66da458291c5cb2f6035363062d9fbfdae140"/>
-    <w:p>
-      <w:pPr>
-        <w:pStyle w:val="Heading3"/>
-      </w:pPr>
-      <w:r>
-        <w:t xml:space="preserve">If you host the software, the useful inventory is of the runtime</w:t>
-      </w:r>
-    </w:p>
-    <w:p>
-      <w:pPr>
-        <w:pStyle w:val="FirstParagraph"/>
-      </w:pPr>
-      <w:r>
-        <w:t xml:space="preserve">This distinction is the one most SBOM advice skips, and it changes which document is the right one to</w:t>
-      </w:r>
-      <w:r>
-        <w:t xml:space="preserve"> </w:t>
-      </w:r>
-      <w:r>
-        <w:t xml:space="preserve">hand over.</w:t>
-      </w:r>
-    </w:p>
-    <w:p>
-      <w:pPr>
-        <w:pStyle w:val="BodyText"/>
-      </w:pPr>
-      <w:r>
-        <w:t xml:space="preserve">For</w:t>
-      </w:r>
-      <w:r>
-        <w:t xml:space="preserve"> </w:t>
-      </w:r>
-      <w:r>
-        <w:rPr>
-          <w:b/>
-          <w:bCs/>
-        </w:rPr>
-        <w:t xml:space="preserve">software you distribute</w:t>
-      </w:r>
-      <w:r>
-        <w:t xml:space="preserve">, a build-time inventory of the released artifact is exactly right:</w:t>
-      </w:r>
-      <w:r>
-        <w:t xml:space="preserve"> </w:t>
-      </w:r>
-      <w:r>
-        <w:t xml:space="preserve">the adopter installs that artifact, so its inventory describes what they are running.</w:t>
-      </w:r>
-    </w:p>
-    <w:p>
-      <w:pPr>
-        <w:pStyle w:val="BodyText"/>
-      </w:pPr>
-      <w:r>
-        <w:t xml:space="preserve">For</w:t>
-      </w:r>
-      <w:r>
-        <w:t xml:space="preserve"> </w:t>
-      </w:r>
-      <w:r>
-        <w:rPr>
-          <w:b/>
-          <w:bCs/>
-        </w:rPr>
-        <w:t xml:space="preserve">software you operate on their behalf</w:t>
-      </w:r>
-      <w:r>
-        <w:t xml:space="preserve">, it is the wrong document. What is running is a deployed</w:t>
-      </w:r>
-      <w:r>
-        <w:t xml:space="preserve"> </w:t>
-      </w:r>
-      <w:r>
-        <w:t xml:space="preserve">environment -- base images, operating-system packages, sidecar and agent processes, and whatever was</w:t>
-      </w:r>
-      <w:r>
-        <w:t xml:space="preserve"> </w:t>
-      </w:r>
-      <w:r>
-        <w:t xml:space="preserve">patched in place since the build -- and a manifest of your source dependencies describes none of it.</w:t>
-      </w:r>
-    </w:p>
-    <w:p>
-      <w:pPr>
-        <w:pStyle w:val="BodyText"/>
-      </w:pPr>
-      <w:r>
-        <w:t xml:space="preserve">This is not a niche reading. A US federal memorandum of 2026-01-23 tells agencies they may adopt a</w:t>
-      </w:r>
-      <w:r>
-        <w:t xml:space="preserve"> </w:t>
-      </w:r>
-      <w:r>
-        <w:t xml:space="preserve">contract term requiring a producer to supply an SBOM on request, and attaches a footnote for the</w:t>
-      </w:r>
-      <w:r>
-        <w:t xml:space="preserve"> </w:t>
-      </w:r>
-      <w:r>
-        <w:t xml:space="preserve">cloud case: an agency adopting that term should specify that the producer must provide an SBOM "of</w:t>
-      </w:r>
-      <w:r>
-        <w:t xml:space="preserve"> </w:t>
-      </w:r>
-      <w:r>
-        <w:t xml:space="preserve">the runtime production environment".</w:t>
-      </w:r>
-    </w:p>
-    <w:p>
-      <w:pPr>
-        <w:pStyle w:val="BodyText"/>
-      </w:pPr>
-      <w:r>
-        <w:rPr>
-          <w:b/>
-          <w:bCs/>
-        </w:rPr>
-        <w:t xml:space="preserve">Rule.</w:t>
-      </w:r>
-      <w:r>
-        <w:t xml:space="preserve"> </w:t>
-      </w:r>
-      <w:r>
-        <w:t xml:space="preserve">If you distribute software, publish the inventory of the released artifact. If you host it,</w:t>
-      </w:r>
-      <w:r>
-        <w:t xml:space="preserve"> </w:t>
-      </w:r>
-      <w:r>
-        <w:t xml:space="preserve">publish an inventory of the runtime production environment as well, and label each for what it is. A</w:t>
-      </w:r>
-      <w:r>
-        <w:t xml:space="preserve"> </w:t>
-      </w:r>
-      <w:r>
-        <w:t xml:space="preserve">buyer who asked a hosted service for an SBOM and received a build manifest has not learned what is</w:t>
-      </w:r>
-      <w:r>
-        <w:t xml:space="preserve"> </w:t>
-      </w:r>
-      <w:r>
-        <w:t xml:space="preserve">running, and will usually not notice.</w:t>
-      </w:r>
-    </w:p>
-    <w:bookmarkEnd w:id="41"/>
-    <w:bookmarkStart w:id="42" w:name="X26aa5132e138ecc62a8d299d9f3dfd20cf364ca"/>
+    <w:bookmarkStart w:id="41" w:name="X26aa5132e138ecc62a8d299d9f3dfd20cf364ca"/>
     <w:p>
       <w:pPr>
         <w:pStyle w:val="Heading3"/>
@@ -4298,9 +4003,9 @@
         </w:pict>
       </w:r>
     </w:p>
+    <w:bookmarkEnd w:id="41"/>
     <w:bookmarkEnd w:id="42"/>
-    <w:bookmarkEnd w:id="43"/>
-    <w:bookmarkStart w:id="51" w:name="X68396da32d7e7661f8b5db42f36c9fa3c7f6c43"/>
+    <w:bookmarkStart w:id="50" w:name="X68396da32d7e7661f8b5db42f36c9fa3c7f6c43"/>
     <w:p>
       <w:pPr>
         <w:pStyle w:val="Heading2"/>
@@ -4323,7 +4028,7 @@
         <w:t xml:space="preserve">short on purpose, because most of what works here is not yours to own.</w:t>
       </w:r>
     </w:p>
-    <w:bookmarkStart w:id="44" w:name="X7c5c7fc1f27a20e0318566d9d7e427c27402d15"/>
+    <w:bookmarkStart w:id="43" w:name="X7c5c7fc1f27a20e0318566d9d7e427c27402d15"/>
     <w:p>
       <w:pPr>
         <w:pStyle w:val="Heading3"/>
@@ -4351,7 +4056,7 @@
         <w:pStyle w:val="Compact"/>
         <w:numPr>
           <w:ilvl w:val="0"/>
-          <w:numId w:val="1009"/>
+          <w:numId w:val="1008"/>
         </w:numPr>
       </w:pPr>
       <w:r>
@@ -4363,7 +4068,7 @@
         <w:pStyle w:val="Compact"/>
         <w:numPr>
           <w:ilvl w:val="0"/>
-          <w:numId w:val="1009"/>
+          <w:numId w:val="1008"/>
         </w:numPr>
       </w:pPr>
       <w:r>
@@ -4381,7 +4086,7 @@
         <w:pStyle w:val="Compact"/>
         <w:numPr>
           <w:ilvl w:val="0"/>
-          <w:numId w:val="1009"/>
+          <w:numId w:val="1008"/>
         </w:numPr>
       </w:pPr>
       <w:r>
@@ -4514,8 +4219,8 @@
         <w:t xml:space="preserve">than quoted.)</w:t>
       </w:r>
     </w:p>
-    <w:bookmarkEnd w:id="44"/>
-    <w:bookmarkStart w:id="46" w:name="X8490d261b93c710fde6ffcb512b11a80e8edc9f"/>
+    <w:bookmarkEnd w:id="43"/>
+    <w:bookmarkStart w:id="45" w:name="X8490d261b93c710fde6ffcb512b11a80e8edc9f"/>
     <w:p>
       <w:pPr>
         <w:pStyle w:val="Heading3"/>
@@ -4628,7 +4333,7 @@
       <w:r>
         <w:t xml:space="preserve">(</w:t>
       </w:r>
-      <w:hyperlink r:id="rId45">
+      <w:hyperlink r:id="rId44">
         <w:r>
           <w:rPr>
             <w:rStyle w:val="Hyperlink"/>
@@ -4646,8 +4351,8 @@
         <w:t xml:space="preserve">case.</w:t>
       </w:r>
     </w:p>
-    <w:bookmarkEnd w:id="46"/>
-    <w:bookmarkStart w:id="48" w:name="X03039a66da44c7154d14d988511a9288cf0ecd3"/>
+    <w:bookmarkEnd w:id="45"/>
+    <w:bookmarkStart w:id="47" w:name="X03039a66da44c7154d14d988511a9288cf0ecd3"/>
     <w:p>
       <w:pPr>
         <w:pStyle w:val="Heading3"/>
@@ -4669,7 +4374,7 @@
         <w:pStyle w:val="Compact"/>
         <w:numPr>
           <w:ilvl w:val="0"/>
-          <w:numId w:val="1010"/>
+          <w:numId w:val="1009"/>
         </w:numPr>
       </w:pPr>
       <w:r>
@@ -4681,7 +4386,7 @@
         <w:pStyle w:val="Compact"/>
         <w:numPr>
           <w:ilvl w:val="0"/>
-          <w:numId w:val="1010"/>
+          <w:numId w:val="1009"/>
         </w:numPr>
       </w:pPr>
       <w:r>
@@ -4693,7 +4398,7 @@
         <w:pStyle w:val="Compact"/>
         <w:numPr>
           <w:ilvl w:val="0"/>
-          <w:numId w:val="1010"/>
+          <w:numId w:val="1009"/>
         </w:numPr>
       </w:pPr>
       <w:r>
@@ -4705,7 +4410,7 @@
         <w:pStyle w:val="Compact"/>
         <w:numPr>
           <w:ilvl w:val="0"/>
-          <w:numId w:val="1010"/>
+          <w:numId w:val="1009"/>
         </w:numPr>
       </w:pPr>
       <w:r>
@@ -4717,7 +4422,7 @@
         <w:pStyle w:val="Compact"/>
         <w:numPr>
           <w:ilvl w:val="0"/>
-          <w:numId w:val="1010"/>
+          <w:numId w:val="1009"/>
         </w:numPr>
       </w:pPr>
       <w:r>
@@ -4835,7 +4540,7 @@
       <w:r>
         <w:t xml:space="preserve">(</w:t>
       </w:r>
-      <w:hyperlink r:id="rId47">
+      <w:hyperlink r:id="rId46">
         <w:r>
           <w:rPr>
             <w:rStyle w:val="Hyperlink"/>
@@ -4847,8 +4552,8 @@
         <w:t xml:space="preserve">).</w:t>
       </w:r>
     </w:p>
-    <w:bookmarkEnd w:id="48"/>
-    <w:bookmarkStart w:id="49" w:name="Xbd6ccebc4f1c25e1c1dbe5441b7d01d0eaaca76"/>
+    <w:bookmarkEnd w:id="47"/>
+    <w:bookmarkStart w:id="48" w:name="Xbd6ccebc4f1c25e1c1dbe5441b7d01d0eaaca76"/>
     <w:p>
       <w:pPr>
         <w:pStyle w:val="Heading3"/>
@@ -4917,8 +4622,8 @@
         <w:t xml:space="preserve">switched off permanently, and the second attempt is much harder to fund than the first.</w:t>
       </w:r>
     </w:p>
-    <w:bookmarkEnd w:id="49"/>
-    <w:bookmarkStart w:id="50" w:name="X6582a9b912f394d42f95d344ce57012a45aa8ec"/>
+    <w:bookmarkEnd w:id="48"/>
+    <w:bookmarkStart w:id="49" w:name="X6582a9b912f394d42f95d344ce57012a45aa8ec"/>
     <w:p>
       <w:pPr>
         <w:pStyle w:val="Heading3"/>
@@ -4984,9 +4689,9 @@
         </w:pict>
       </w:r>
     </w:p>
+    <w:bookmarkEnd w:id="49"/>
     <w:bookmarkEnd w:id="50"/>
-    <w:bookmarkEnd w:id="51"/>
-    <w:bookmarkStart w:id="52" w:name="X4fdd000ca92f28cec3e902993c5fed375f72e0d"/>
+    <w:bookmarkStart w:id="51" w:name="X4fdd000ca92f28cec3e902993c5fed375f72e0d"/>
     <w:p>
       <w:pPr>
         <w:pStyle w:val="Heading2"/>
@@ -5595,8 +5300,8 @@
         </w:pict>
       </w:r>
     </w:p>
-    <w:bookmarkEnd w:id="52"/>
-    <w:bookmarkStart w:id="53" w:name="in-one-table"/>
+    <w:bookmarkEnd w:id="51"/>
+    <w:bookmarkStart w:id="52" w:name="in-one-table"/>
     <w:p>
       <w:pPr>
         <w:pStyle w:val="Heading2"/>
@@ -6274,8 +5979,8 @@
         </w:pict>
       </w:r>
     </w:p>
-    <w:bookmarkEnd w:id="53"/>
-    <w:bookmarkStart w:id="55" w:name="adapting-this-to-your-project"/>
+    <w:bookmarkEnd w:id="52"/>
+    <w:bookmarkStart w:id="54" w:name="adapting-this-to-your-project"/>
     <w:p>
       <w:pPr>
         <w:pStyle w:val="Heading2"/>
@@ -6294,6 +5999,130 @@
           <w:bCs/>
         </w:rPr>
         <w:t xml:space="preserve">Change freely:</w:t>
+      </w:r>
+    </w:p>
+    <w:p>
+      <w:pPr>
+        <w:pStyle w:val="Compact"/>
+        <w:numPr>
+          <w:ilvl w:val="0"/>
+          <w:numId w:val="1010"/>
+        </w:numPr>
+      </w:pPr>
+      <w:r>
+        <w:rPr>
+          <w:b/>
+          <w:bCs/>
+        </w:rPr>
+        <w:t xml:space="preserve">The mechanics, everywhere they are tagged ecosystem-specific.</w:t>
+      </w:r>
+      <w:r>
+        <w:t xml:space="preserve"> </w:t>
+      </w:r>
+      <w:r>
+        <w:t xml:space="preserve">Substitute your lock format,</w:t>
+      </w:r>
+      <w:r>
+        <w:t xml:space="preserve"> </w:t>
+      </w:r>
+      <w:r>
+        <w:t xml:space="preserve">your audit tool, your override mechanism, your registry's publishing model.</w:t>
+      </w:r>
+    </w:p>
+    <w:p>
+      <w:pPr>
+        <w:pStyle w:val="Compact"/>
+        <w:numPr>
+          <w:ilvl w:val="0"/>
+          <w:numId w:val="1010"/>
+        </w:numPr>
+      </w:pPr>
+      <w:r>
+        <w:rPr>
+          <w:b/>
+          <w:bCs/>
+        </w:rPr>
+        <w:t xml:space="preserve">The order of adoption.</w:t>
+      </w:r>
+      <w:r>
+        <w:t xml:space="preserve"> </w:t>
+      </w:r>
+      <w:r>
+        <w:t xml:space="preserve">The list above is ordered by value per unit of effort in one setting.</w:t>
+      </w:r>
+      <w:r>
+        <w:t xml:space="preserve"> </w:t>
+      </w:r>
+      <w:r>
+        <w:t xml:space="preserve">If your repository already hash-locks but publishes by hand, start at the outbound half.</w:t>
+      </w:r>
+    </w:p>
+    <w:p>
+      <w:pPr>
+        <w:pStyle w:val="Compact"/>
+        <w:numPr>
+          <w:ilvl w:val="0"/>
+          <w:numId w:val="1010"/>
+        </w:numPr>
+      </w:pPr>
+      <w:r>
+        <w:rPr>
+          <w:b/>
+          <w:bCs/>
+        </w:rPr>
+        <w:t xml:space="preserve">How much of the outbound half you build.</w:t>
+      </w:r>
+      <w:r>
+        <w:t xml:space="preserve"> </w:t>
+      </w:r>
+      <w:r>
+        <w:t xml:space="preserve">Digests are cheap and universally useful. Provenance</w:t>
+      </w:r>
+      <w:r>
+        <w:t xml:space="preserve"> </w:t>
+      </w:r>
+      <w:r>
+        <w:t xml:space="preserve">and attestation are worth more but depend on what your pipeline and registry support.</w:t>
+      </w:r>
+    </w:p>
+    <w:p>
+      <w:pPr>
+        <w:pStyle w:val="Compact"/>
+        <w:numPr>
+          <w:ilvl w:val="0"/>
+          <w:numId w:val="1010"/>
+        </w:numPr>
+      </w:pPr>
+      <w:r>
+        <w:rPr>
+          <w:b/>
+          <w:bCs/>
+        </w:rPr>
+        <w:t xml:space="preserve">Whether you ship a self-integrity check at all.</w:t>
+      </w:r>
+      <w:r>
+        <w:t xml:space="preserve"> </w:t>
+      </w:r>
+      <w:r>
+        <w:t xml:space="preserve">It is the lowest-value control here, and it is</w:t>
+      </w:r>
+      <w:r>
+        <w:t xml:space="preserve"> </w:t>
+      </w:r>
+      <w:r>
+        <w:t xml:space="preserve">reasonable to skip it and spend the effort on publishing controls instead.</w:t>
+      </w:r>
+    </w:p>
+    <w:p>
+      <w:pPr>
+        <w:pStyle w:val="FirstParagraph"/>
+      </w:pPr>
+      <w:r>
+        <w:rPr>
+          <w:b/>
+          <w:bCs/>
+        </w:rPr>
+        <w:t xml:space="preserve">Do not weaken:</w:t>
       </w:r>
     </w:p>
     <w:p>
@@ -6309,19 +6138,32 @@
           <w:b/>
           <w:bCs/>
         </w:rPr>
-        <w:t xml:space="preserve">The mechanics, everywhere they are tagged ecosystem-specific.</w:t>
-      </w:r>
-      <w:r>
-        <w:t xml:space="preserve"> </w:t>
-      </w:r>
-      <w:r>
-        <w:t xml:space="preserve">Substitute your lock format,</w:t>
-      </w:r>
-      <w:r>
-        <w:t xml:space="preserve"> </w:t>
-      </w:r>
-      <w:r>
-        <w:t xml:space="preserve">your audit tool, your override mechanism, your registry's publishing model.</w:t>
+        <w:t xml:space="preserve">Verify-before-add stays human.</w:t>
+      </w:r>
+      <w:r>
+        <w:t xml:space="preserve"> </w:t>
+      </w:r>
+      <w:r>
+        <w:t xml:space="preserve">Automation covers existence, age and canonical name. It does not</w:t>
+      </w:r>
+      <w:r>
+        <w:t xml:space="preserve"> </w:t>
+      </w:r>
+      <w:r>
+        <w:t xml:space="preserve">cover</w:t>
+      </w:r>
+      <w:r>
+        <w:t xml:space="preserve"> </w:t>
+      </w:r>
+      <w:r>
+        <w:rPr>
+          <w:i/>
+          <w:iCs/>
+        </w:rPr>
+        <w:t xml:space="preserve">is this the project I meant</w:t>
+      </w:r>
+      <w:r>
+        <w:t xml:space="preserve">, and no amount of tooling will.</w:t>
       </w:r>
     </w:p>
     <w:p>
@@ -6337,19 +6179,19 @@
           <w:b/>
           <w:bCs/>
         </w:rPr>
-        <w:t xml:space="preserve">The order of adoption.</w:t>
-      </w:r>
-      <w:r>
-        <w:t xml:space="preserve"> </w:t>
-      </w:r>
-      <w:r>
-        <w:t xml:space="preserve">The list above is ordered by value per unit of effort in one setting.</w:t>
-      </w:r>
-      <w:r>
-        <w:t xml:space="preserve"> </w:t>
-      </w:r>
-      <w:r>
-        <w:t xml:space="preserve">If your repository already hash-locks but publishes by hand, start at the outbound half.</w:t>
+        <w:t xml:space="preserve">Every manifest keeps an audit.</w:t>
+      </w:r>
+      <w:r>
+        <w:t xml:space="preserve"> </w:t>
+      </w:r>
+      <w:r>
+        <w:t xml:space="preserve">A repository that reports coverage while a whole manifest goes</w:t>
+      </w:r>
+      <w:r>
+        <w:t xml:space="preserve"> </w:t>
+      </w:r>
+      <w:r>
+        <w:t xml:space="preserve">unwatched is worse than one that admits the gap, because the gap is invisible.</w:t>
       </w:r>
     </w:p>
     <w:p>
@@ -6365,19 +6207,19 @@
           <w:b/>
           <w:bCs/>
         </w:rPr>
-        <w:t xml:space="preserve">How much of the outbound half you build.</w:t>
-      </w:r>
-      <w:r>
-        <w:t xml:space="preserve"> </w:t>
-      </w:r>
-      <w:r>
-        <w:t xml:space="preserve">Digests are cheap and universally useful. Provenance</w:t>
-      </w:r>
-      <w:r>
-        <w:t xml:space="preserve"> </w:t>
-      </w:r>
-      <w:r>
-        <w:t xml:space="preserve">and attestation are worth more but depend on what your pipeline and registry support.</w:t>
+        <w:t xml:space="preserve">The install step keeps enforcing the pin.</w:t>
+      </w:r>
+      <w:r>
+        <w:t xml:space="preserve"> </w:t>
+      </w:r>
+      <w:r>
+        <w:t xml:space="preserve">Dropping enforcement to unblock a build is how a</w:t>
+      </w:r>
+      <w:r>
+        <w:t xml:space="preserve"> </w:t>
+      </w:r>
+      <w:r>
+        <w:t xml:space="preserve">hash-locked project silently becomes a version-pinned one.</w:t>
       </w:r>
     </w:p>
     <w:p>
@@ -6393,31 +6235,19 @@
           <w:b/>
           <w:bCs/>
         </w:rPr>
-        <w:t xml:space="preserve">Whether you ship a self-integrity check at all.</w:t>
-      </w:r>
-      <w:r>
-        <w:t xml:space="preserve"> </w:t>
-      </w:r>
-      <w:r>
-        <w:t xml:space="preserve">It is the lowest-value control here, and it is</w:t>
-      </w:r>
-      <w:r>
-        <w:t xml:space="preserve"> </w:t>
-      </w:r>
-      <w:r>
-        <w:t xml:space="preserve">reasonable to skip it and spend the effort on publishing controls instead.</w:t>
-      </w:r>
-    </w:p>
-    <w:p>
-      <w:pPr>
-        <w:pStyle w:val="FirstParagraph"/>
-      </w:pPr>
-      <w:r>
-        <w:rPr>
-          <w:b/>
-          <w:bCs/>
-        </w:rPr>
-        <w:t xml:space="preserve">Do not weaken:</w:t>
+        <w:t xml:space="preserve">Vendored code keeps the first-party gates.</w:t>
+      </w:r>
+      <w:r>
+        <w:t xml:space="preserve"> </w:t>
+      </w:r>
+      <w:r>
+        <w:t xml:space="preserve">The moment it is exempt, it is a blind spot with</w:t>
+      </w:r>
+      <w:r>
+        <w:t xml:space="preserve"> </w:t>
+      </w:r>
+      <w:r>
+        <w:t xml:space="preserve">every dependency control still green.</w:t>
       </w:r>
     </w:p>
     <w:p>
@@ -6425,7 +6255,7 @@
         <w:pStyle w:val="Compact"/>
         <w:numPr>
           <w:ilvl w:val="0"/>
-          <w:numId w:val="1012"/>
+          <w:numId w:val="1011"/>
         </w:numPr>
       </w:pPr>
       <w:r>
@@ -6433,32 +6263,19 @@
           <w:b/>
           <w:bCs/>
         </w:rPr>
-        <w:t xml:space="preserve">Verify-before-add stays human.</w:t>
-      </w:r>
-      <w:r>
-        <w:t xml:space="preserve"> </w:t>
-      </w:r>
-      <w:r>
-        <w:t xml:space="preserve">Automation covers existence, age and canonical name. It does not</w:t>
-      </w:r>
-      <w:r>
-        <w:t xml:space="preserve"> </w:t>
-      </w:r>
-      <w:r>
-        <w:t xml:space="preserve">cover</w:t>
-      </w:r>
-      <w:r>
-        <w:t xml:space="preserve"> </w:t>
-      </w:r>
-      <w:r>
-        <w:rPr>
-          <w:i/>
-          <w:iCs/>
-        </w:rPr>
-        <w:t xml:space="preserve">is this the project I meant</w:t>
-      </w:r>
-      <w:r>
-        <w:t xml:space="preserve">, and no amount of tooling will.</w:t>
+        <w:t xml:space="preserve">The allowlist gate stays before the upload.</w:t>
+      </w:r>
+      <w:r>
+        <w:t xml:space="preserve"> </w:t>
+      </w:r>
+      <w:r>
+        <w:t xml:space="preserve">The upload is irreversible; the gate is the only</w:t>
+      </w:r>
+      <w:r>
+        <w:t xml:space="preserve"> </w:t>
+      </w:r>
+      <w:r>
+        <w:t xml:space="preserve">point at which it is still a decision.</w:t>
       </w:r>
     </w:p>
     <w:p>
@@ -6466,7 +6283,7 @@
         <w:pStyle w:val="Compact"/>
         <w:numPr>
           <w:ilvl w:val="0"/>
-          <w:numId w:val="1012"/>
+          <w:numId w:val="1011"/>
         </w:numPr>
       </w:pPr>
       <w:r>
@@ -6474,19 +6291,19 @@
           <w:b/>
           <w:bCs/>
         </w:rPr>
-        <w:t xml:space="preserve">Every manifest keeps an audit.</w:t>
-      </w:r>
-      <w:r>
-        <w:t xml:space="preserve"> </w:t>
-      </w:r>
-      <w:r>
-        <w:t xml:space="preserve">A repository that reports coverage while a whole manifest goes</w:t>
-      </w:r>
-      <w:r>
-        <w:t xml:space="preserve"> </w:t>
-      </w:r>
-      <w:r>
-        <w:t xml:space="preserve">unwatched is worse than one that admits the gap, because the gap is invisible.</w:t>
+        <w:t xml:space="preserve">The inventory stays per-artifact and build-generated.</w:t>
+      </w:r>
+      <w:r>
+        <w:t xml:space="preserve"> </w:t>
+      </w:r>
+      <w:r>
+        <w:t xml:space="preserve">A hand-maintained one is correct until</w:t>
+      </w:r>
+      <w:r>
+        <w:t xml:space="preserve"> </w:t>
+      </w:r>
+      <w:r>
+        <w:t xml:space="preserve">the first change nobody remembered to record, and it is correct-looking forever after.</w:t>
       </w:r>
     </w:p>
     <w:p>
@@ -6494,7 +6311,7 @@
         <w:pStyle w:val="Compact"/>
         <w:numPr>
           <w:ilvl w:val="0"/>
-          <w:numId w:val="1012"/>
+          <w:numId w:val="1011"/>
         </w:numPr>
       </w:pPr>
       <w:r>
@@ -6502,118 +6319,6 @@
           <w:b/>
           <w:bCs/>
         </w:rPr>
-        <w:t xml:space="preserve">The install step keeps enforcing the pin.</w:t>
-      </w:r>
-      <w:r>
-        <w:t xml:space="preserve"> </w:t>
-      </w:r>
-      <w:r>
-        <w:t xml:space="preserve">Dropping enforcement to unblock a build is how a</w:t>
-      </w:r>
-      <w:r>
-        <w:t xml:space="preserve"> </w:t>
-      </w:r>
-      <w:r>
-        <w:t xml:space="preserve">hash-locked project silently becomes a version-pinned one.</w:t>
-      </w:r>
-    </w:p>
-    <w:p>
-      <w:pPr>
-        <w:pStyle w:val="Compact"/>
-        <w:numPr>
-          <w:ilvl w:val="0"/>
-          <w:numId w:val="1012"/>
-        </w:numPr>
-      </w:pPr>
-      <w:r>
-        <w:rPr>
-          <w:b/>
-          <w:bCs/>
-        </w:rPr>
-        <w:t xml:space="preserve">Vendored code keeps the first-party gates.</w:t>
-      </w:r>
-      <w:r>
-        <w:t xml:space="preserve"> </w:t>
-      </w:r>
-      <w:r>
-        <w:t xml:space="preserve">The moment it is exempt, it is a blind spot with</w:t>
-      </w:r>
-      <w:r>
-        <w:t xml:space="preserve"> </w:t>
-      </w:r>
-      <w:r>
-        <w:t xml:space="preserve">every dependency control still green.</w:t>
-      </w:r>
-    </w:p>
-    <w:p>
-      <w:pPr>
-        <w:pStyle w:val="Compact"/>
-        <w:numPr>
-          <w:ilvl w:val="0"/>
-          <w:numId w:val="1012"/>
-        </w:numPr>
-      </w:pPr>
-      <w:r>
-        <w:rPr>
-          <w:b/>
-          <w:bCs/>
-        </w:rPr>
-        <w:t xml:space="preserve">The allowlist gate stays before the upload.</w:t>
-      </w:r>
-      <w:r>
-        <w:t xml:space="preserve"> </w:t>
-      </w:r>
-      <w:r>
-        <w:t xml:space="preserve">The upload is irreversible; the gate is the only</w:t>
-      </w:r>
-      <w:r>
-        <w:t xml:space="preserve"> </w:t>
-      </w:r>
-      <w:r>
-        <w:t xml:space="preserve">point at which it is still a decision.</w:t>
-      </w:r>
-    </w:p>
-    <w:p>
-      <w:pPr>
-        <w:pStyle w:val="Compact"/>
-        <w:numPr>
-          <w:ilvl w:val="0"/>
-          <w:numId w:val="1012"/>
-        </w:numPr>
-      </w:pPr>
-      <w:r>
-        <w:rPr>
-          <w:b/>
-          <w:bCs/>
-        </w:rPr>
-        <w:t xml:space="preserve">The inventory stays per-artifact and build-generated.</w:t>
-      </w:r>
-      <w:r>
-        <w:t xml:space="preserve"> </w:t>
-      </w:r>
-      <w:r>
-        <w:t xml:space="preserve">A hand-maintained one is correct until</w:t>
-      </w:r>
-      <w:r>
-        <w:t xml:space="preserve"> </w:t>
-      </w:r>
-      <w:r>
-        <w:t xml:space="preserve">the first change nobody remembered to record, and it is correct-looking forever after.</w:t>
-      </w:r>
-    </w:p>
-    <w:p>
-      <w:pPr>
-        <w:pStyle w:val="Compact"/>
-        <w:numPr>
-          <w:ilvl w:val="0"/>
-          <w:numId w:val="1012"/>
-        </w:numPr>
-      </w:pPr>
-      <w:r>
-        <w:rPr>
-          <w:b/>
-          <w:bCs/>
-        </w:rPr>
         <w:t xml:space="preserve">Do not let any control here be described as more than it is.</w:t>
       </w:r>
       <w:r>
@@ -6640,7 +6345,7 @@
       <w:r>
         <w:t xml:space="preserve">(</w:t>
       </w:r>
-      <w:hyperlink r:id="rId45">
+      <w:hyperlink r:id="rId44">
         <w:r>
           <w:rPr>
             <w:rStyle w:val="Hyperlink"/>
@@ -6663,7 +6368,7 @@
       <w:r>
         <w:t xml:space="preserve">(</w:t>
       </w:r>
-      <w:hyperlink r:id="rId54">
+      <w:hyperlink r:id="rId53">
         <w:r>
           <w:rPr>
             <w:rStyle w:val="Hyperlink"/>
@@ -6682,8 +6387,8 @@
         </w:pict>
       </w:r>
     </w:p>
-    <w:bookmarkEnd w:id="55"/>
-    <w:bookmarkStart w:id="61" w:name="related"/>
+    <w:bookmarkEnd w:id="54"/>
+    <w:bookmarkStart w:id="60" w:name="related"/>
     <w:p>
       <w:pPr>
         <w:pStyle w:val="Heading2"/>
@@ -6697,10 +6402,10 @@
         <w:pStyle w:val="Compact"/>
         <w:numPr>
           <w:ilvl w:val="0"/>
-          <w:numId w:val="1013"/>
+          <w:numId w:val="1012"/>
         </w:numPr>
       </w:pPr>
-      <w:hyperlink r:id="rId56">
+      <w:hyperlink r:id="rId55">
         <w:r>
           <w:rPr>
             <w:rStyle w:val="Hyperlink"/>
@@ -6726,10 +6431,10 @@
         <w:pStyle w:val="Compact"/>
         <w:numPr>
           <w:ilvl w:val="0"/>
-          <w:numId w:val="1013"/>
+          <w:numId w:val="1012"/>
         </w:numPr>
       </w:pPr>
-      <w:hyperlink r:id="rId57">
+      <w:hyperlink r:id="rId56">
         <w:r>
           <w:rPr>
             <w:rStyle w:val="Hyperlink"/>
@@ -6755,10 +6460,10 @@
         <w:pStyle w:val="Compact"/>
         <w:numPr>
           <w:ilvl w:val="0"/>
-          <w:numId w:val="1013"/>
+          <w:numId w:val="1012"/>
         </w:numPr>
       </w:pPr>
-      <w:hyperlink r:id="rId58">
+      <w:hyperlink r:id="rId57">
         <w:r>
           <w:rPr>
             <w:rStyle w:val="Hyperlink"/>
@@ -6790,10 +6495,10 @@
         <w:pStyle w:val="Compact"/>
         <w:numPr>
           <w:ilvl w:val="0"/>
-          <w:numId w:val="1013"/>
+          <w:numId w:val="1012"/>
         </w:numPr>
       </w:pPr>
-      <w:hyperlink r:id="rId59">
+      <w:hyperlink r:id="rId58">
         <w:r>
           <w:rPr>
             <w:rStyle w:val="Hyperlink"/>
@@ -6813,10 +6518,10 @@
         <w:pStyle w:val="Compact"/>
         <w:numPr>
           <w:ilvl w:val="0"/>
-          <w:numId w:val="1013"/>
+          <w:numId w:val="1012"/>
         </w:numPr>
       </w:pPr>
-      <w:hyperlink r:id="rId60">
+      <w:hyperlink r:id="rId59">
         <w:r>
           <w:rPr>
             <w:rStyle w:val="Hyperlink"/>
@@ -6837,8 +6542,8 @@
         <w:t xml:space="preserve">proving a fix by deliberately mutating the shipped artifact</w:t>
       </w:r>
     </w:p>
+    <w:bookmarkEnd w:id="60"/>
     <w:bookmarkEnd w:id="61"/>
-    <w:bookmarkEnd w:id="62"/>
     <w:sectPr>
       <w:footnotePr>
         <w:numRestart w:val="eachSect"/>
@@ -7229,9 +6934,6 @@
     <w:abstractNumId w:val="991"/>
   </w:num>
   <w:num w:numId="1002">
-    <w:abstractNumId w:val="991"/>
-  </w:num>
-  <w:num w:numId="1003">
     <w:abstractNumId w:val="99411"/>
     <w:lvlOverride w:ilvl="0">
       <w:startOverride w:val="1"/>
@@ -7261,7 +6963,7 @@
       <w:startOverride w:val="1"/>
     </w:lvlOverride>
   </w:num>
-  <w:num w:numId="1004">
+  <w:num w:numId="1003">
     <w:abstractNumId w:val="99412"/>
     <w:lvlOverride w:ilvl="0">
       <w:startOverride w:val="2"/>
@@ -7291,6 +6993,9 @@
       <w:startOverride w:val="2"/>
     </w:lvlOverride>
   </w:num>
+  <w:num w:numId="1004">
+    <w:abstractNumId w:val="991"/>
+  </w:num>
   <w:num w:numId="1005">
     <w:abstractNumId w:val="991"/>
   </w:num>
@@ -7313,9 +7018,6 @@
     <w:abstractNumId w:val="991"/>
   </w:num>
   <w:num w:numId="1012">
-    <w:abstractNumId w:val="991"/>
-  </w:num>
-  <w:num w:numId="1013">
     <w:abstractNumId w:val="991"/>
   </w:num>
 </w:numbering>

--- a/docs/standards/word/DEPENDENCY-INTEGRITY.docx
+++ b/docs/standards/word/DEPENDENCY-INTEGRITY.docx
@@ -28,7 +28,7 @@
         </w:p>
       </w:sdtContent>
     </w:sdt>
-    <w:bookmarkStart w:id="62" w:name="dependency-and-artifact-integrity"/>
+    <w:bookmarkStart w:id="61" w:name="dependency-and-artifact-integrity"/>
     <w:p>
       <w:pPr>
         <w:pStyle w:val="Heading1"/>
@@ -1620,19 +1620,7 @@
           <w:rPr>
             <w:rStyle w:val="Hyperlink"/>
           </w:rPr>
-          <w:t xml:space="preserve">Verify a dependency before adding it, and know what verification</w:t>
-        </w:r>
-        <w:r>
-          <w:rPr>
-            <w:rStyle w:val="Hyperlink"/>
-          </w:rPr>
-          <w:t xml:space="preserve"> </w:t>
-        </w:r>
-        <w:r>
-          <w:rPr>
-            <w:rStyle w:val="Hyperlink"/>
-          </w:rPr>
-          <w:t xml:space="preserve">cannot see</w:t>
+          <w:t xml:space="preserve">Verify a dependency before adding it, and know what verification cannot see</w:t>
         </w:r>
       </w:hyperlink>
       <w:r>
@@ -1780,7 +1768,7 @@
         <w:t xml:space="preserve"> </w:t>
       </w:r>
       <w:r>
-        <w:t xml:space="preserve">even with help is discarded, and you capture it durably. It is stated at</w:t>
+        <w:t xml:space="preserve">even with help is discarded, and you capture it durably. It is stated in</w:t>
       </w:r>
       <w:r>
         <w:t xml:space="preserve"> </w:t>
@@ -1790,33 +1778,22 @@
           <w:rPr>
             <w:rStyle w:val="Hyperlink"/>
           </w:rPr>
-          <w:t xml:space="preserve">Reject code you cannot</w:t>
-        </w:r>
-        <w:r>
-          <w:rPr>
-            <w:rStyle w:val="Hyperlink"/>
-          </w:rPr>
-          <w:t xml:space="preserve"> </w:t>
-        </w:r>
-        <w:r>
-          <w:rPr>
-            <w:rStyle w:val="Hyperlink"/>
-          </w:rPr>
-          <w:t xml:space="preserve">explain -- assistance in reaching the explanation is</w:t>
-        </w:r>
-        <w:r>
-          <w:rPr>
-            <w:rStyle w:val="Hyperlink"/>
-          </w:rPr>
-          <w:t xml:space="preserve"> </w:t>
-        </w:r>
-        <w:r>
-          <w:rPr>
-            <w:rStyle w:val="Hyperlink"/>
-          </w:rPr>
-          <w:t xml:space="preserve">fine</w:t>
+          <w:t xml:space="preserve">CI and standards</w:t>
         </w:r>
       </w:hyperlink>
+      <w:r>
+        <w:t xml:space="preserve">,</w:t>
+      </w:r>
+      <w:r>
+        <w:t xml:space="preserve"> </w:t>
+      </w:r>
+      <w:r>
+        <w:rPr>
+          <w:i/>
+          <w:iCs/>
+        </w:rPr>
+        <w:t xml:space="preserve">"Reject code you cannot explain -- assistance in reaching the explanation is fine"</w:t>
+      </w:r>
       <w:r>
         <w:t xml:space="preserve">.</w:t>
       </w:r>
@@ -2463,38 +2440,20 @@
           <w:rPr>
             <w:rStyle w:val="Hyperlink"/>
           </w:rPr>
-          <w:t xml:space="preserve">Constrain every install site from a checked-in</w:t>
-        </w:r>
-        <w:r>
-          <w:rPr>
-            <w:rStyle w:val="Hyperlink"/>
-          </w:rPr>
-          <w:t xml:space="preserve"> </w:t>
-        </w:r>
-        <w:r>
-          <w:rPr>
-            <w:rStyle w:val="Hyperlink"/>
-          </w:rPr>
-          <w:t xml:space="preserve">lock</w:t>
+          <w:t xml:space="preserve">Constrain every install site from a checked-in lock</w:t>
         </w:r>
       </w:hyperlink>
       <w:r>
         <w:t xml:space="preserve"> </w:t>
       </w:r>
       <w:r>
-        <w:t xml:space="preserve">covers the</w:t>
-      </w:r>
-      <w:r>
-        <w:t xml:space="preserve"> </w:t>
-      </w:r>
-      <w:r>
-        <w:t xml:space="preserve">CI-facing half, including the regenerate-and-diff gate that keeps the lock honest. Two deltas belong</w:t>
-      </w:r>
-      <w:r>
-        <w:t xml:space="preserve"> </w:t>
-      </w:r>
-      <w:r>
-        <w:t xml:space="preserve">here rather than there.</w:t>
+        <w:t xml:space="preserve">covers the CI-facing half, including the regenerate-and-diff gate that keeps the lock honest. Two</w:t>
+      </w:r>
+      <w:r>
+        <w:t xml:space="preserve"> </w:t>
+      </w:r>
+      <w:r>
+        <w:t xml:space="preserve">deltas belong here rather than there.</w:t>
       </w:r>
     </w:p>
     <w:p>
@@ -2887,23 +2846,17 @@
           <w:rPr>
             <w:rStyle w:val="Hyperlink"/>
           </w:rPr>
-          <w:t xml:space="preserve">Package manifests are allowlists, not</w:t>
-        </w:r>
-        <w:r>
-          <w:rPr>
-            <w:rStyle w:val="Hyperlink"/>
-          </w:rPr>
-          <w:t xml:space="preserve"> </w:t>
-        </w:r>
-        <w:r>
-          <w:rPr>
-            <w:rStyle w:val="Hyperlink"/>
-          </w:rPr>
-          <w:t xml:space="preserve">sweeps</w:t>
+          <w:t xml:space="preserve">Package manifests are allowlists, not sweeps</w:t>
         </w:r>
       </w:hyperlink>
       <w:r>
-        <w:t xml:space="preserve">, and not restated.</w:t>
+        <w:t xml:space="preserve">,</w:t>
+      </w:r>
+      <w:r>
+        <w:t xml:space="preserve"> </w:t>
+      </w:r>
+      <w:r>
+        <w:t xml:space="preserve">and not restated.</w:t>
       </w:r>
     </w:p>
     <w:bookmarkEnd w:id="32"/>
@@ -6683,7 +6636,7 @@
       </w:r>
     </w:p>
     <w:bookmarkEnd w:id="55"/>
-    <w:bookmarkStart w:id="61" w:name="related"/>
+    <w:bookmarkStart w:id="60" w:name="related"/>
     <w:p>
       <w:pPr>
         <w:pStyle w:val="Heading2"/>
@@ -6700,7 +6653,7 @@
           <w:numId w:val="1013"/>
         </w:numPr>
       </w:pPr>
-      <w:hyperlink r:id="rId56">
+      <w:hyperlink r:id="rId21">
         <w:r>
           <w:rPr>
             <w:rStyle w:val="Hyperlink"/>
@@ -6729,7 +6682,7 @@
           <w:numId w:val="1013"/>
         </w:numPr>
       </w:pPr>
-      <w:hyperlink r:id="rId57">
+      <w:hyperlink r:id="rId56">
         <w:r>
           <w:rPr>
             <w:rStyle w:val="Hyperlink"/>
@@ -6758,7 +6711,7 @@
           <w:numId w:val="1013"/>
         </w:numPr>
       </w:pPr>
-      <w:hyperlink r:id="rId58">
+      <w:hyperlink r:id="rId57">
         <w:r>
           <w:rPr>
             <w:rStyle w:val="Hyperlink"/>
@@ -6793,7 +6746,7 @@
           <w:numId w:val="1013"/>
         </w:numPr>
       </w:pPr>
-      <w:hyperlink r:id="rId59">
+      <w:hyperlink r:id="rId58">
         <w:r>
           <w:rPr>
             <w:rStyle w:val="Hyperlink"/>
@@ -6816,7 +6769,7 @@
           <w:numId w:val="1013"/>
         </w:numPr>
       </w:pPr>
-      <w:hyperlink r:id="rId60">
+      <w:hyperlink r:id="rId59">
         <w:r>
           <w:rPr>
             <w:rStyle w:val="Hyperlink"/>
@@ -6837,8 +6790,8 @@
         <w:t xml:space="preserve">proving a fix by deliberately mutating the shipped artifact</w:t>
       </w:r>
     </w:p>
+    <w:bookmarkEnd w:id="60"/>
     <w:bookmarkEnd w:id="61"/>
-    <w:bookmarkEnd w:id="62"/>
     <w:sectPr>
       <w:footnotePr>
         <w:numRestart w:val="eachSect"/>

--- a/docs/standards/word/DEPENDENCY-INTEGRITY.docx
+++ b/docs/standards/word/DEPENDENCY-INTEGRITY.docx
@@ -28,7 +28,7 @@
         </w:p>
       </w:sdtContent>
     </w:sdt>
-    <w:bookmarkStart w:id="61" w:name="dependency-and-artifact-integrity"/>
+    <w:bookmarkStart w:id="60" w:name="dependency-and-artifact-integrity"/>
     <w:p>
       <w:pPr>
         <w:pStyle w:val="Heading1"/>
@@ -1325,19 +1325,7 @@
           <w:rPr>
             <w:rStyle w:val="Hyperlink"/>
           </w:rPr>
-          <w:t xml:space="preserve">Verify a dependency before adding it, and know what verification</w:t>
-        </w:r>
-        <w:r>
-          <w:rPr>
-            <w:rStyle w:val="Hyperlink"/>
-          </w:rPr>
-          <w:t xml:space="preserve"> </w:t>
-        </w:r>
-        <w:r>
-          <w:rPr>
-            <w:rStyle w:val="Hyperlink"/>
-          </w:rPr>
-          <w:t xml:space="preserve">cannot see</w:t>
+          <w:t xml:space="preserve">Verify a dependency before adding it, and know what verification cannot see</w:t>
         </w:r>
       </w:hyperlink>
       <w:r>
@@ -1485,7 +1473,7 @@
         <w:t xml:space="preserve"> </w:t>
       </w:r>
       <w:r>
-        <w:t xml:space="preserve">even with help is discarded, and you capture it durably. It is stated at</w:t>
+        <w:t xml:space="preserve">even with help is discarded, and you capture it durably. It is stated in</w:t>
       </w:r>
       <w:r>
         <w:t xml:space="preserve"> </w:t>
@@ -1495,33 +1483,22 @@
           <w:rPr>
             <w:rStyle w:val="Hyperlink"/>
           </w:rPr>
-          <w:t xml:space="preserve">Reject code you cannot</w:t>
-        </w:r>
-        <w:r>
-          <w:rPr>
-            <w:rStyle w:val="Hyperlink"/>
-          </w:rPr>
-          <w:t xml:space="preserve"> </w:t>
-        </w:r>
-        <w:r>
-          <w:rPr>
-            <w:rStyle w:val="Hyperlink"/>
-          </w:rPr>
-          <w:t xml:space="preserve">explain -- assistance in reaching the explanation is</w:t>
-        </w:r>
-        <w:r>
-          <w:rPr>
-            <w:rStyle w:val="Hyperlink"/>
-          </w:rPr>
-          <w:t xml:space="preserve"> </w:t>
-        </w:r>
-        <w:r>
-          <w:rPr>
-            <w:rStyle w:val="Hyperlink"/>
-          </w:rPr>
-          <w:t xml:space="preserve">fine</w:t>
+          <w:t xml:space="preserve">CI and standards</w:t>
         </w:r>
       </w:hyperlink>
+      <w:r>
+        <w:t xml:space="preserve">,</w:t>
+      </w:r>
+      <w:r>
+        <w:t xml:space="preserve"> </w:t>
+      </w:r>
+      <w:r>
+        <w:rPr>
+          <w:i/>
+          <w:iCs/>
+        </w:rPr>
+        <w:t xml:space="preserve">"Reject code you cannot explain -- assistance in reaching the explanation is fine"</w:t>
+      </w:r>
       <w:r>
         <w:t xml:space="preserve">.</w:t>
       </w:r>
@@ -2168,38 +2145,20 @@
           <w:rPr>
             <w:rStyle w:val="Hyperlink"/>
           </w:rPr>
-          <w:t xml:space="preserve">Constrain every install site from a checked-in</w:t>
-        </w:r>
-        <w:r>
-          <w:rPr>
-            <w:rStyle w:val="Hyperlink"/>
-          </w:rPr>
-          <w:t xml:space="preserve"> </w:t>
-        </w:r>
-        <w:r>
-          <w:rPr>
-            <w:rStyle w:val="Hyperlink"/>
-          </w:rPr>
-          <w:t xml:space="preserve">lock</w:t>
+          <w:t xml:space="preserve">Constrain every install site from a checked-in lock</w:t>
         </w:r>
       </w:hyperlink>
       <w:r>
         <w:t xml:space="preserve"> </w:t>
       </w:r>
       <w:r>
-        <w:t xml:space="preserve">covers the</w:t>
-      </w:r>
-      <w:r>
-        <w:t xml:space="preserve"> </w:t>
-      </w:r>
-      <w:r>
-        <w:t xml:space="preserve">CI-facing half, including the regenerate-and-diff gate that keeps the lock honest. Two deltas belong</w:t>
-      </w:r>
-      <w:r>
-        <w:t xml:space="preserve"> </w:t>
-      </w:r>
-      <w:r>
-        <w:t xml:space="preserve">here rather than there.</w:t>
+        <w:t xml:space="preserve">covers the CI-facing half, including the regenerate-and-diff gate that keeps the lock honest. Two</w:t>
+      </w:r>
+      <w:r>
+        <w:t xml:space="preserve"> </w:t>
+      </w:r>
+      <w:r>
+        <w:t xml:space="preserve">deltas belong here rather than there.</w:t>
       </w:r>
     </w:p>
     <w:p>
@@ -2592,23 +2551,17 @@
           <w:rPr>
             <w:rStyle w:val="Hyperlink"/>
           </w:rPr>
-          <w:t xml:space="preserve">Package manifests are allowlists, not</w:t>
-        </w:r>
-        <w:r>
-          <w:rPr>
-            <w:rStyle w:val="Hyperlink"/>
-          </w:rPr>
-          <w:t xml:space="preserve"> </w:t>
-        </w:r>
-        <w:r>
-          <w:rPr>
-            <w:rStyle w:val="Hyperlink"/>
-          </w:rPr>
-          <w:t xml:space="preserve">sweeps</w:t>
+          <w:t xml:space="preserve">Package manifests are allowlists, not sweeps</w:t>
         </w:r>
       </w:hyperlink>
       <w:r>
-        <w:t xml:space="preserve">, and not restated.</w:t>
+        <w:t xml:space="preserve">,</w:t>
+      </w:r>
+      <w:r>
+        <w:t xml:space="preserve"> </w:t>
+      </w:r>
+      <w:r>
+        <w:t xml:space="preserve">and not restated.</w:t>
       </w:r>
     </w:p>
     <w:bookmarkEnd w:id="31"/>
@@ -6388,7 +6341,7 @@
       </w:r>
     </w:p>
     <w:bookmarkEnd w:id="54"/>
-    <w:bookmarkStart w:id="60" w:name="related"/>
+    <w:bookmarkStart w:id="59" w:name="related"/>
     <w:p>
       <w:pPr>
         <w:pStyle w:val="Heading2"/>
@@ -6405,7 +6358,7 @@
           <w:numId w:val="1012"/>
         </w:numPr>
       </w:pPr>
-      <w:hyperlink r:id="rId55">
+      <w:hyperlink r:id="rId20">
         <w:r>
           <w:rPr>
             <w:rStyle w:val="Hyperlink"/>
@@ -6434,7 +6387,7 @@
           <w:numId w:val="1012"/>
         </w:numPr>
       </w:pPr>
-      <w:hyperlink r:id="rId56">
+      <w:hyperlink r:id="rId55">
         <w:r>
           <w:rPr>
             <w:rStyle w:val="Hyperlink"/>
@@ -6463,7 +6416,7 @@
           <w:numId w:val="1012"/>
         </w:numPr>
       </w:pPr>
-      <w:hyperlink r:id="rId57">
+      <w:hyperlink r:id="rId56">
         <w:r>
           <w:rPr>
             <w:rStyle w:val="Hyperlink"/>
@@ -6498,7 +6451,7 @@
           <w:numId w:val="1012"/>
         </w:numPr>
       </w:pPr>
-      <w:hyperlink r:id="rId58">
+      <w:hyperlink r:id="rId57">
         <w:r>
           <w:rPr>
             <w:rStyle w:val="Hyperlink"/>
@@ -6521,7 +6474,7 @@
           <w:numId w:val="1012"/>
         </w:numPr>
       </w:pPr>
-      <w:hyperlink r:id="rId59">
+      <w:hyperlink r:id="rId58">
         <w:r>
           <w:rPr>
             <w:rStyle w:val="Hyperlink"/>
@@ -6542,8 +6495,8 @@
         <w:t xml:space="preserve">proving a fix by deliberately mutating the shipped artifact</w:t>
       </w:r>
     </w:p>
+    <w:bookmarkEnd w:id="59"/>
     <w:bookmarkEnd w:id="60"/>
-    <w:bookmarkEnd w:id="61"/>
     <w:sectPr>
       <w:footnotePr>
         <w:numRestart w:val="eachSect"/>
